--- a/docs/GSD-Developer-Guide.docx
+++ b/docs/GSD-Developer-Guide.docx
@@ -24018,7 +24018,7 @@
           <w:color w:val="000000"/>
           <w:sz w:val="22"/>
         </w:rPr>
-        <w:t>Features we are watching (not yet adopted):</w:t>
+        <w:t>Confirmed features not yet adopted (with specific reason):</w:t>
       </w:r>
     </w:p>
     <w:tbl>
@@ -24093,7 +24093,7 @@
                 <w:color w:val="FFFFFF"/>
                 <w:sz w:val="19"/>
               </w:rPr>
-              <w:t>Status</w:t>
+              <w:t>Confirmed?</w:t>
             </w:r>
           </w:p>
         </w:tc>
@@ -24120,7 +24120,7 @@
                 <w:color w:val="FFFFFF"/>
                 <w:sz w:val="19"/>
               </w:rPr>
-              <w:t>Why We're Waiting</w:t>
+              <w:t>Why Not Adopted Yet</w:t>
             </w:r>
           </w:p>
         </w:tc>
@@ -24147,7 +24147,7 @@
                 <w:color w:val="FFFFFF"/>
                 <w:sz w:val="19"/>
               </w:rPr>
-              <w:t>Check Again</w:t>
+              <w:t>What Would Change If We Did</w:t>
             </w:r>
           </w:p>
         </w:tc>
@@ -24168,7 +24168,7 @@
                 <w:color w:val="000000"/>
                 <w:sz w:val="19"/>
               </w:rPr>
-              <w:t>Claude Code agent teams</w:t>
+              <w:t>Claude Code sub-agents</w:t>
             </w:r>
           </w:p>
         </w:tc>
@@ -24187,7 +24187,7 @@
                 <w:color w:val="000000"/>
                 <w:sz w:val="19"/>
               </w:rPr>
-              <w:t>Experimental</w:t>
+              <w:t>Yes (GA in Claude Code)</w:t>
             </w:r>
           </w:p>
         </w:tc>
@@ -24206,7 +24206,7 @@
                 <w:color w:val="000000"/>
                 <w:sz w:val="19"/>
               </w:rPr>
-              <w:t>Multi-teammate parallelism, but Claude-only (can't route to Codex/Gemini)</w:t>
+              <w:t>Locks out Codex and Gemini. Our pipeline needs all 3 CLIs.</w:t>
             </w:r>
           </w:p>
         </w:tc>
@@ -24225,7 +24225,7 @@
                 <w:color w:val="000000"/>
                 <w:sz w:val="19"/>
               </w:rPr>
-              <w:t>2026-05-10</w:t>
+              <w:t>Could replace TypeScript agent classes, saving ~1,300 lines. But only Claude would run them.</w:t>
             </w:r>
           </w:p>
         </w:tc>
@@ -24247,7 +24247,7 @@
                 <w:color w:val="000000"/>
                 <w:sz w:val="19"/>
               </w:rPr>
-              <w:t>Claude Code sub-agents</w:t>
+              <w:t>Claude Code agent teams</w:t>
             </w:r>
           </w:p>
         </w:tc>
@@ -24267,7 +24267,7 @@
                 <w:color w:val="000000"/>
                 <w:sz w:val="19"/>
               </w:rPr>
-              <w:t>GA</w:t>
+              <w:t>Yes (experimental)</w:t>
             </w:r>
           </w:p>
         </w:tc>
@@ -24287,7 +24287,7 @@
                 <w:color w:val="000000"/>
                 <w:sz w:val="19"/>
               </w:rPr>
-              <w:t>Could replace custom TypeScript agent classes, but locks out multi-LLM</w:t>
+              <w:t>Experimental flag required. Claude-only. No Codex/Gemini routing.</w:t>
             </w:r>
           </w:p>
         </w:tc>
@@ -24307,7 +24307,7 @@
                 <w:color w:val="000000"/>
                 <w:sz w:val="19"/>
               </w:rPr>
-              <w:t>2026-05-10</w:t>
+              <w:t>Would enable parallel teammates for review + remediation + gate simultaneously.</w:t>
             </w:r>
           </w:p>
         </w:tc>
@@ -24347,7 +24347,7 @@
                 <w:color w:val="000000"/>
                 <w:sz w:val="19"/>
               </w:rPr>
-              <w:t>Available</w:t>
+              <w:t>Yes (Claude API)</w:t>
             </w:r>
           </w:p>
         </w:tc>
@@ -24366,7 +24366,7 @@
                 <w:color w:val="000000"/>
                 <w:sz w:val="19"/>
               </w:rPr>
-              <w:t>50% cost reduction on repeated system prompts; need to measure savings first</w:t>
+              <w:t>Only helps in SDK mode. We default to CLI (OAuth) where caching is handled by the CLI itself.</w:t>
             </w:r>
           </w:p>
         </w:tc>
@@ -24385,7 +24385,7 @@
                 <w:color w:val="000000"/>
                 <w:sz w:val="19"/>
               </w:rPr>
-              <w:t>2026-05-10</w:t>
+              <w:t>Would save ~50% on system prompt tokens if we switch to SDK mode.</w:t>
             </w:r>
           </w:p>
         </w:tc>
@@ -24427,7 +24427,7 @@
                 <w:color w:val="000000"/>
                 <w:sz w:val="19"/>
               </w:rPr>
-              <w:t>Available</w:t>
+              <w:t>Yes (Claude API)</w:t>
             </w:r>
           </w:p>
         </w:tc>
@@ -24447,7 +24447,7 @@
                 <w:color w:val="000000"/>
                 <w:sz w:val="19"/>
               </w:rPr>
-              <w:t>50% cost for non-urgent bulk reviews; need to test latency impact</w:t>
+              <w:t>Returns results in hours, not seconds. Pipeline needs real-time responses.</w:t>
             </w:r>
           </w:p>
         </w:tc>
@@ -24467,7 +24467,7 @@
                 <w:color w:val="000000"/>
                 <w:sz w:val="19"/>
               </w:rPr>
-              <w:t>2026-05-10</w:t>
+              <w:t>Would cut cost 50% for overnight bulk code reviews if we add a deferred review mode.</w:t>
             </w:r>
           </w:p>
         </w:tc>
@@ -24507,7 +24507,7 @@
                 <w:color w:val="000000"/>
                 <w:sz w:val="19"/>
               </w:rPr>
-              <w:t>Available</w:t>
+              <w:t>Yes (Claude API)</w:t>
             </w:r>
           </w:p>
         </w:tc>
@@ -24526,7 +24526,7 @@
                 <w:color w:val="000000"/>
                 <w:sz w:val="19"/>
               </w:rPr>
-              <w:t>Better judgment on complex decisions; costs more, need to benchmark</w:t>
+              <w:t>Costs more tokens. Not clear which agent benefits enough to justify it.</w:t>
             </w:r>
           </w:p>
         </w:tc>
@@ -24545,7 +24545,7 @@
                 <w:color w:val="000000"/>
                 <w:sz w:val="19"/>
               </w:rPr>
-              <w:t>2026-05-10</w:t>
+              <w:t>Would improve orchestrator judgment on complex routing decisions. Need to benchmark.</w:t>
             </w:r>
           </w:p>
         </w:tc>
@@ -24587,7 +24587,7 @@
                 <w:color w:val="000000"/>
                 <w:sz w:val="19"/>
               </w:rPr>
-              <w:t>GA</w:t>
+              <w:t>Yes (Claude Code)</w:t>
             </w:r>
           </w:p>
         </w:tc>
@@ -24607,7 +24607,7 @@
                 <w:color w:val="000000"/>
                 <w:sz w:val="19"/>
               </w:rPr>
-              <w:t>Autonomous pipeline runs without local machine; need to test reliability</w:t>
+              <w:t>Requires cloud infrastructure setup. Need to test repo access and MCP connectivity.</w:t>
             </w:r>
           </w:p>
         </w:tc>
@@ -24627,7 +24627,7 @@
                 <w:color w:val="000000"/>
                 <w:sz w:val="19"/>
               </w:rPr>
-              <w:t>2026-05-10</w:t>
+              <w:t>Would enable daily autonomous pipeline runs without a local machine.</w:t>
             </w:r>
           </w:p>
         </w:tc>
@@ -24637,6 +24637,116 @@
       <w:pPr>
         <w:spacing w:before="80" w:after="80"/>
       </w:pPr>
+    </w:p>
+    <w:p>
+      <w:pPr>
+        <w:spacing w:before="40" w:after="120"/>
+      </w:pPr>
+      <w:r>
+        <w:rPr>
+          <w:rFonts w:ascii="Calibri" w:hAnsi="Calibri"/>
+          <w:b/>
+          <w:color w:val="000000"/>
+          <w:sz w:val="22"/>
+        </w:rPr>
+        <w:t>Not yet confirmed (need to verify at next 30-day check):</w:t>
+      </w:r>
+    </w:p>
+    <w:p>
+      <w:pPr>
+        <w:spacing w:before="40" w:after="120"/>
+      </w:pPr>
+      <w:r>
+        <w:rPr>
+          <w:rFonts w:ascii="Calibri" w:hAnsi="Calibri"/>
+          <w:color w:val="000000"/>
+          <w:sz w:val="22"/>
+        </w:rPr>
+        <w:t>These items are on the 30-day review checklist (</w:t>
+      </w:r>
+      <w:r>
+        <w:rPr>
+          <w:rFonts w:ascii="Consolas" w:hAnsi="Consolas"/>
+          <w:color w:val="333333"/>
+          <w:sz w:val="18"/>
+          <w:shd w:fill="F2F2F2" w:val="clear"/>
+        </w:rPr>
+        <w:t>memory/knowledge/feature-check-schedule.md</w:t>
+      </w:r>
+      <w:r>
+        <w:rPr>
+          <w:rFonts w:ascii="Calibri" w:hAnsi="Calibri"/>
+          <w:color w:val="000000"/>
+          <w:sz w:val="22"/>
+        </w:rPr>
+        <w:t>) but we have not confirmed they exist. They will be moved to "Confirmed" or removed after the 2026-05-10 review.</w:t>
+      </w:r>
+    </w:p>
+    <w:p>
+      <w:pPr>
+        <w:spacing w:before="20" w:after="20"/>
+        <w:ind w:left="504"/>
+      </w:pPr>
+      <w:r>
+        <w:rPr>
+          <w:rFonts w:ascii="Calibri" w:hAnsi="Calibri"/>
+          <w:color w:val="2B579A"/>
+          <w:sz w:val="22"/>
+        </w:rPr>
+        <w:t xml:space="preserve">•  </w:t>
+      </w:r>
+      <w:r>
+        <w:rPr>
+          <w:rFonts w:ascii="Calibri" w:hAnsi="Calibri"/>
+          <w:color w:val="000000"/>
+          <w:sz w:val="22"/>
+        </w:rPr>
+        <w:t>Prompt caching for CLI mode (does the Claude CLI cache system prompts automatically?)</w:t>
+      </w:r>
+    </w:p>
+    <w:p>
+      <w:pPr>
+        <w:spacing w:before="20" w:after="20"/>
+        <w:ind w:left="504"/>
+      </w:pPr>
+      <w:r>
+        <w:rPr>
+          <w:rFonts w:ascii="Calibri" w:hAnsi="Calibri"/>
+          <w:color w:val="2B579A"/>
+          <w:sz w:val="22"/>
+        </w:rPr>
+        <w:t xml:space="preserve">•  </w:t>
+      </w:r>
+      <w:r>
+        <w:rPr>
+          <w:rFonts w:ascii="Calibri" w:hAnsi="Calibri"/>
+          <w:color w:val="000000"/>
+          <w:sz w:val="22"/>
+        </w:rPr>
+        <w:t>Opus 5 / Sonnet 5 model availability</w:t>
+      </w:r>
+    </w:p>
+    <w:p>
+      <w:pPr>
+        <w:spacing w:before="20" w:after="20"/>
+        <w:ind w:left="504"/>
+      </w:pPr>
+      <w:r>
+        <w:rPr>
+          <w:rFonts w:ascii="Calibri" w:hAnsi="Calibri"/>
+          <w:color w:val="2B579A"/>
+          <w:sz w:val="22"/>
+        </w:rPr>
+        <w:t xml:space="preserve">•  </w:t>
+      </w:r>
+      <w:r>
+        <w:rPr>
+          <w:rFonts w:ascii="Calibri" w:hAnsi="Calibri"/>
+          <w:color w:val="000000"/>
+          <w:sz w:val="22"/>
+        </w:rPr>
+        <w:t>Rate limit changes for Max plan</w:t>
+      </w:r>
     </w:p>
     <w:p>
       <w:pPr>
@@ -24872,24 +24982,7 @@
                 <w:color w:val="000000"/>
                 <w:sz w:val="19"/>
               </w:rPr>
-              <w:t>Full-auto mode (</w:t>
-            </w:r>
-            <w:r>
-              <w:rPr>
-                <w:rFonts w:ascii="Consolas" w:hAnsi="Consolas"/>
-                <w:color w:val="333333"/>
-                <w:sz w:val="18"/>
-                <w:shd w:fill="F2F2F2" w:val="clear"/>
-              </w:rPr>
-              <w:t>codex --full-auto</w:t>
-            </w:r>
-            <w:r>
-              <w:rPr>
-                <w:rFonts w:ascii="Calibri" w:hAnsi="Calibri"/>
-                <w:color w:val="000000"/>
-                <w:sz w:val="19"/>
-              </w:rPr>
-              <w:t>)</w:t>
+              <w:t>Full-auto mode</w:t>
             </w:r>
           </w:p>
         </w:tc>
@@ -25032,88 +25125,6 @@
           </w:p>
         </w:tc>
       </w:tr>
-      <w:tr>
-        <w:tc>
-          <w:tcPr>
-            <w:tcW w:type="dxa" w:w="2160"/>
-            <w:shd w:fill="EDF2FA" w:val="clear"/>
-          </w:tcPr>
-          <w:p>
-            <w:pPr>
-              <w:spacing w:before="60" w:after="60"/>
-            </w:pPr>
-            <w:r/>
-            <w:r>
-              <w:rPr>
-                <w:rFonts w:ascii="Calibri" w:hAnsi="Calibri"/>
-                <w:color w:val="000000"/>
-                <w:sz w:val="19"/>
-              </w:rPr>
-              <w:t>o1/o3 for complex reasoning</w:t>
-            </w:r>
-          </w:p>
-        </w:tc>
-        <w:tc>
-          <w:tcPr>
-            <w:tcW w:type="dxa" w:w="2160"/>
-            <w:shd w:fill="EDF2FA" w:val="clear"/>
-          </w:tcPr>
-          <w:p>
-            <w:pPr>
-              <w:spacing w:before="60" w:after="60"/>
-            </w:pPr>
-            <w:r/>
-            <w:r>
-              <w:rPr>
-                <w:rFonts w:ascii="Calibri" w:hAnsi="Calibri"/>
-                <w:color w:val="000000"/>
-                <w:sz w:val="19"/>
-              </w:rPr>
-              <w:t>Fallback for high-complexity tasks</w:t>
-            </w:r>
-          </w:p>
-        </w:tc>
-        <w:tc>
-          <w:tcPr>
-            <w:tcW w:type="dxa" w:w="2160"/>
-            <w:shd w:fill="EDF2FA" w:val="clear"/>
-          </w:tcPr>
-          <w:p>
-            <w:pPr>
-              <w:spacing w:before="60" w:after="60"/>
-            </w:pPr>
-            <w:r/>
-            <w:r>
-              <w:rPr>
-                <w:rFonts w:ascii="Calibri" w:hAnsi="Calibri"/>
-                <w:color w:val="000000"/>
-                <w:sz w:val="19"/>
-              </w:rPr>
-              <w:t>Deeper reasoning when standard GPT-4o insufficient</w:t>
-            </w:r>
-          </w:p>
-        </w:tc>
-        <w:tc>
-          <w:tcPr>
-            <w:tcW w:type="dxa" w:w="2160"/>
-            <w:shd w:fill="EDF2FA" w:val="clear"/>
-          </w:tcPr>
-          <w:p>
-            <w:pPr>
-              <w:spacing w:before="60" w:after="60"/>
-            </w:pPr>
-            <w:r/>
-            <w:r>
-              <w:rPr>
-                <w:rFonts w:ascii="Calibri" w:hAnsi="Calibri"/>
-                <w:color w:val="000000"/>
-                <w:sz w:val="19"/>
-              </w:rPr>
-              <w:t>V4.2</w:t>
-            </w:r>
-          </w:p>
-        </w:tc>
-      </w:tr>
     </w:tbl>
     <w:p>
       <w:pPr>
@@ -25131,7 +25142,7 @@
           <w:color w:val="000000"/>
           <w:sz w:val="22"/>
         </w:rPr>
-        <w:t>Features we are watching (not yet adopted):</w:t>
+        <w:t>Confirmed features not yet adopted:</w:t>
       </w:r>
     </w:p>
     <w:tbl>
@@ -25206,7 +25217,7 @@
                 <w:color w:val="FFFFFF"/>
                 <w:sz w:val="19"/>
               </w:rPr>
-              <w:t>Status</w:t>
+              <w:t>Confirmed?</w:t>
             </w:r>
           </w:p>
         </w:tc>
@@ -25233,7 +25244,7 @@
                 <w:color w:val="FFFFFF"/>
                 <w:sz w:val="19"/>
               </w:rPr>
-              <w:t>Why We're Waiting</w:t>
+              <w:t>Why Not Adopted Yet</w:t>
             </w:r>
           </w:p>
         </w:tc>
@@ -25260,7 +25271,7 @@
                 <w:color w:val="FFFFFF"/>
                 <w:sz w:val="19"/>
               </w:rPr>
-              <w:t>Check Again</w:t>
+              <w:t>What Would Change If We Did</w:t>
             </w:r>
           </w:p>
         </w:tc>
@@ -25281,7 +25292,7 @@
                 <w:color w:val="000000"/>
                 <w:sz w:val="19"/>
               </w:rPr>
-              <w:t>Codex sub-agent spawning</w:t>
+              <w:t>o1/o3 reasoning models</w:t>
             </w:r>
           </w:p>
         </w:tc>
@@ -25300,7 +25311,7 @@
                 <w:color w:val="000000"/>
                 <w:sz w:val="19"/>
               </w:rPr>
-              <w:t>Unknown</w:t>
+              <w:t>Yes (ChatGPT Max)</w:t>
             </w:r>
           </w:p>
         </w:tc>
@@ -25319,7 +25330,7 @@
                 <w:color w:val="000000"/>
                 <w:sz w:val="19"/>
               </w:rPr>
-              <w:t>Could parallelize code generation across files</w:t>
+              <w:t>Higher latency, uses more of the subscription rolling window.</w:t>
             </w:r>
           </w:p>
         </w:tc>
@@ -25338,327 +25349,7 @@
                 <w:color w:val="000000"/>
                 <w:sz w:val="19"/>
               </w:rPr>
-              <w:t>2026-05-10</w:t>
-            </w:r>
-          </w:p>
-        </w:tc>
-      </w:tr>
-      <w:tr>
-        <w:tc>
-          <w:tcPr>
-            <w:tcW w:type="dxa" w:w="2160"/>
-            <w:shd w:fill="EDF2FA" w:val="clear"/>
-          </w:tcPr>
-          <w:p>
-            <w:pPr>
-              <w:spacing w:before="60" w:after="60"/>
-            </w:pPr>
-            <w:r/>
-            <w:r>
-              <w:rPr>
-                <w:rFonts w:ascii="Calibri" w:hAnsi="Calibri"/>
-                <w:color w:val="000000"/>
-                <w:sz w:val="19"/>
-              </w:rPr>
-              <w:t>Codex structured JSON output</w:t>
-            </w:r>
-          </w:p>
-        </w:tc>
-        <w:tc>
-          <w:tcPr>
-            <w:tcW w:type="dxa" w:w="2160"/>
-            <w:shd w:fill="EDF2FA" w:val="clear"/>
-          </w:tcPr>
-          <w:p>
-            <w:pPr>
-              <w:spacing w:before="60" w:after="60"/>
-            </w:pPr>
-            <w:r/>
-            <w:r>
-              <w:rPr>
-                <w:rFonts w:ascii="Calibri" w:hAnsi="Calibri"/>
-                <w:color w:val="000000"/>
-                <w:sz w:val="19"/>
-              </w:rPr>
-              <w:t>Partial</w:t>
-            </w:r>
-          </w:p>
-        </w:tc>
-        <w:tc>
-          <w:tcPr>
-            <w:tcW w:type="dxa" w:w="2160"/>
-            <w:shd w:fill="EDF2FA" w:val="clear"/>
-          </w:tcPr>
-          <w:p>
-            <w:pPr>
-              <w:spacing w:before="60" w:after="60"/>
-            </w:pPr>
-            <w:r/>
-            <w:r>
-              <w:rPr>
-                <w:rFonts w:ascii="Calibri" w:hAnsi="Calibri"/>
-                <w:color w:val="000000"/>
-                <w:sz w:val="19"/>
-              </w:rPr>
-              <w:t>tool_use equivalent for guaranteed schema compliance</w:t>
-            </w:r>
-          </w:p>
-        </w:tc>
-        <w:tc>
-          <w:tcPr>
-            <w:tcW w:type="dxa" w:w="2160"/>
-            <w:shd w:fill="EDF2FA" w:val="clear"/>
-          </w:tcPr>
-          <w:p>
-            <w:pPr>
-              <w:spacing w:before="60" w:after="60"/>
-            </w:pPr>
-            <w:r/>
-            <w:r>
-              <w:rPr>
-                <w:rFonts w:ascii="Calibri" w:hAnsi="Calibri"/>
-                <w:color w:val="000000"/>
-                <w:sz w:val="19"/>
-              </w:rPr>
-              <w:t>2026-05-10</w:t>
-            </w:r>
-          </w:p>
-        </w:tc>
-      </w:tr>
-      <w:tr>
-        <w:tc>
-          <w:tcPr>
-            <w:tcW w:type="dxa" w:w="2160"/>
-          </w:tcPr>
-          <w:p>
-            <w:pPr>
-              <w:spacing w:before="60" w:after="60"/>
-            </w:pPr>
-            <w:r/>
-            <w:r>
-              <w:rPr>
-                <w:rFonts w:ascii="Calibri" w:hAnsi="Calibri"/>
-                <w:color w:val="000000"/>
-                <w:sz w:val="19"/>
-              </w:rPr>
-              <w:t>Codex hooks/extensions</w:t>
-            </w:r>
-          </w:p>
-        </w:tc>
-        <w:tc>
-          <w:tcPr>
-            <w:tcW w:type="dxa" w:w="2160"/>
-          </w:tcPr>
-          <w:p>
-            <w:pPr>
-              <w:spacing w:before="60" w:after="60"/>
-            </w:pPr>
-            <w:r/>
-            <w:r>
-              <w:rPr>
-                <w:rFonts w:ascii="Calibri" w:hAnsi="Calibri"/>
-                <w:color w:val="000000"/>
-                <w:sz w:val="19"/>
-              </w:rPr>
-              <w:t>Unknown</w:t>
-            </w:r>
-          </w:p>
-        </w:tc>
-        <w:tc>
-          <w:tcPr>
-            <w:tcW w:type="dxa" w:w="2160"/>
-          </w:tcPr>
-          <w:p>
-            <w:pPr>
-              <w:spacing w:before="60" w:after="60"/>
-            </w:pPr>
-            <w:r/>
-            <w:r>
-              <w:rPr>
-                <w:rFonts w:ascii="Calibri" w:hAnsi="Calibri"/>
-                <w:color w:val="000000"/>
-                <w:sz w:val="19"/>
-              </w:rPr>
-              <w:t>Quality gates equivalent to Claude Code hooks</w:t>
-            </w:r>
-          </w:p>
-        </w:tc>
-        <w:tc>
-          <w:tcPr>
-            <w:tcW w:type="dxa" w:w="2160"/>
-          </w:tcPr>
-          <w:p>
-            <w:pPr>
-              <w:spacing w:before="60" w:after="60"/>
-            </w:pPr>
-            <w:r/>
-            <w:r>
-              <w:rPr>
-                <w:rFonts w:ascii="Calibri" w:hAnsi="Calibri"/>
-                <w:color w:val="000000"/>
-                <w:sz w:val="19"/>
-              </w:rPr>
-              <w:t>2026-05-10</w:t>
-            </w:r>
-          </w:p>
-        </w:tc>
-      </w:tr>
-      <w:tr>
-        <w:tc>
-          <w:tcPr>
-            <w:tcW w:type="dxa" w:w="2160"/>
-            <w:shd w:fill="EDF2FA" w:val="clear"/>
-          </w:tcPr>
-          <w:p>
-            <w:pPr>
-              <w:spacing w:before="60" w:after="60"/>
-            </w:pPr>
-            <w:r/>
-            <w:r>
-              <w:rPr>
-                <w:rFonts w:ascii="Calibri" w:hAnsi="Calibri"/>
-                <w:color w:val="000000"/>
-                <w:sz w:val="19"/>
-              </w:rPr>
-              <w:t>Multi-file atomic generation</w:t>
-            </w:r>
-          </w:p>
-        </w:tc>
-        <w:tc>
-          <w:tcPr>
-            <w:tcW w:type="dxa" w:w="2160"/>
-            <w:shd w:fill="EDF2FA" w:val="clear"/>
-          </w:tcPr>
-          <w:p>
-            <w:pPr>
-              <w:spacing w:before="60" w:after="60"/>
-            </w:pPr>
-            <w:r/>
-            <w:r>
-              <w:rPr>
-                <w:rFonts w:ascii="Calibri" w:hAnsi="Calibri"/>
-                <w:color w:val="000000"/>
-                <w:sz w:val="19"/>
-              </w:rPr>
-              <w:t>Available</w:t>
-            </w:r>
-          </w:p>
-        </w:tc>
-        <w:tc>
-          <w:tcPr>
-            <w:tcW w:type="dxa" w:w="2160"/>
-            <w:shd w:fill="EDF2FA" w:val="clear"/>
-          </w:tcPr>
-          <w:p>
-            <w:pPr>
-              <w:spacing w:before="60" w:after="60"/>
-            </w:pPr>
-            <w:r/>
-            <w:r>
-              <w:rPr>
-                <w:rFonts w:ascii="Calibri" w:hAnsi="Calibri"/>
-                <w:color w:val="000000"/>
-                <w:sz w:val="19"/>
-              </w:rPr>
-              <w:t>Generate related files together (controller + DTO + SP)</w:t>
-            </w:r>
-          </w:p>
-        </w:tc>
-        <w:tc>
-          <w:tcPr>
-            <w:tcW w:type="dxa" w:w="2160"/>
-            <w:shd w:fill="EDF2FA" w:val="clear"/>
-          </w:tcPr>
-          <w:p>
-            <w:pPr>
-              <w:spacing w:before="60" w:after="60"/>
-            </w:pPr>
-            <w:r/>
-            <w:r>
-              <w:rPr>
-                <w:rFonts w:ascii="Calibri" w:hAnsi="Calibri"/>
-                <w:color w:val="000000"/>
-                <w:sz w:val="19"/>
-              </w:rPr>
-              <w:t>2026-05-10</w:t>
-            </w:r>
-          </w:p>
-        </w:tc>
-      </w:tr>
-      <w:tr>
-        <w:tc>
-          <w:tcPr>
-            <w:tcW w:type="dxa" w:w="2160"/>
-          </w:tcPr>
-          <w:p>
-            <w:pPr>
-              <w:spacing w:before="60" w:after="60"/>
-            </w:pPr>
-            <w:r/>
-            <w:r>
-              <w:rPr>
-                <w:rFonts w:ascii="Calibri" w:hAnsi="Calibri"/>
-                <w:color w:val="000000"/>
-                <w:sz w:val="19"/>
-              </w:rPr>
-              <w:t>Codex tool use (external tools)</w:t>
-            </w:r>
-          </w:p>
-        </w:tc>
-        <w:tc>
-          <w:tcPr>
-            <w:tcW w:type="dxa" w:w="2160"/>
-          </w:tcPr>
-          <w:p>
-            <w:pPr>
-              <w:spacing w:before="60" w:after="60"/>
-            </w:pPr>
-            <w:r/>
-            <w:r>
-              <w:rPr>
-                <w:rFonts w:ascii="Calibri" w:hAnsi="Calibri"/>
-                <w:color w:val="000000"/>
-                <w:sz w:val="19"/>
-              </w:rPr>
-              <w:t>Unknown</w:t>
-            </w:r>
-          </w:p>
-        </w:tc>
-        <w:tc>
-          <w:tcPr>
-            <w:tcW w:type="dxa" w:w="2160"/>
-          </w:tcPr>
-          <w:p>
-            <w:pPr>
-              <w:spacing w:before="60" w:after="60"/>
-            </w:pPr>
-            <w:r/>
-            <w:r>
-              <w:rPr>
-                <w:rFonts w:ascii="Calibri" w:hAnsi="Calibri"/>
-                <w:color w:val="000000"/>
-                <w:sz w:val="19"/>
-              </w:rPr>
-              <w:t>MCP-like capability for calling external APIs</w:t>
-            </w:r>
-          </w:p>
-        </w:tc>
-        <w:tc>
-          <w:tcPr>
-            <w:tcW w:type="dxa" w:w="2160"/>
-          </w:tcPr>
-          <w:p>
-            <w:pPr>
-              <w:spacing w:before="60" w:after="60"/>
-            </w:pPr>
-            <w:r/>
-            <w:r>
-              <w:rPr>
-                <w:rFonts w:ascii="Calibri" w:hAnsi="Calibri"/>
-                <w:color w:val="000000"/>
-                <w:sz w:val="19"/>
-              </w:rPr>
-              <w:t>2026-05-10</w:t>
+              <w:t>Would improve complex refactoring quality. Need to test if latency trade-off is worth it.</w:t>
             </w:r>
           </w:p>
         </w:tc>
@@ -25668,6 +25359,108 @@
       <w:pPr>
         <w:spacing w:before="80" w:after="80"/>
       </w:pPr>
+    </w:p>
+    <w:p>
+      <w:pPr>
+        <w:spacing w:before="40" w:after="120"/>
+      </w:pPr>
+      <w:r>
+        <w:rPr>
+          <w:rFonts w:ascii="Calibri" w:hAnsi="Calibri"/>
+          <w:b/>
+          <w:color w:val="000000"/>
+          <w:sz w:val="22"/>
+        </w:rPr>
+        <w:t>Not yet confirmed (need to verify at next 30-day check):</w:t>
+      </w:r>
+    </w:p>
+    <w:p>
+      <w:pPr>
+        <w:spacing w:before="20" w:after="20"/>
+        <w:ind w:left="504"/>
+      </w:pPr>
+      <w:r>
+        <w:rPr>
+          <w:rFonts w:ascii="Calibri" w:hAnsi="Calibri"/>
+          <w:color w:val="2B579A"/>
+          <w:sz w:val="22"/>
+        </w:rPr>
+        <w:t xml:space="preserve">•  </w:t>
+      </w:r>
+      <w:r>
+        <w:rPr>
+          <w:rFonts w:ascii="Calibri" w:hAnsi="Calibri"/>
+          <w:color w:val="000000"/>
+          <w:sz w:val="22"/>
+        </w:rPr>
+        <w:t>Codex CLI sub-agent or multi-session capabilities</w:t>
+      </w:r>
+    </w:p>
+    <w:p>
+      <w:pPr>
+        <w:spacing w:before="20" w:after="20"/>
+        <w:ind w:left="504"/>
+      </w:pPr>
+      <w:r>
+        <w:rPr>
+          <w:rFonts w:ascii="Calibri" w:hAnsi="Calibri"/>
+          <w:color w:val="2B579A"/>
+          <w:sz w:val="22"/>
+        </w:rPr>
+        <w:t xml:space="preserve">•  </w:t>
+      </w:r>
+      <w:r>
+        <w:rPr>
+          <w:rFonts w:ascii="Calibri" w:hAnsi="Calibri"/>
+          <w:color w:val="000000"/>
+          <w:sz w:val="22"/>
+        </w:rPr>
+        <w:t>Codex structured JSON output mode</w:t>
+      </w:r>
+    </w:p>
+    <w:p>
+      <w:pPr>
+        <w:spacing w:before="20" w:after="20"/>
+        <w:ind w:left="504"/>
+      </w:pPr>
+      <w:r>
+        <w:rPr>
+          <w:rFonts w:ascii="Calibri" w:hAnsi="Calibri"/>
+          <w:color w:val="2B579A"/>
+          <w:sz w:val="22"/>
+        </w:rPr>
+        <w:t xml:space="preserve">•  </w:t>
+      </w:r>
+      <w:r>
+        <w:rPr>
+          <w:rFonts w:ascii="Calibri" w:hAnsi="Calibri"/>
+          <w:color w:val="000000"/>
+          <w:sz w:val="22"/>
+        </w:rPr>
+        <w:t>Codex hook or extension system</w:t>
+      </w:r>
+    </w:p>
+    <w:p>
+      <w:pPr>
+        <w:spacing w:before="20" w:after="20"/>
+        <w:ind w:left="504"/>
+      </w:pPr>
+      <w:r>
+        <w:rPr>
+          <w:rFonts w:ascii="Calibri" w:hAnsi="Calibri"/>
+          <w:color w:val="2B579A"/>
+          <w:sz w:val="22"/>
+        </w:rPr>
+        <w:t xml:space="preserve">•  </w:t>
+      </w:r>
+      <w:r>
+        <w:rPr>
+          <w:rFonts w:ascii="Calibri" w:hAnsi="Calibri"/>
+          <w:color w:val="000000"/>
+          <w:sz w:val="22"/>
+        </w:rPr>
+        <w:t>Rate limit changes for ChatGPT Max plan</w:t>
+      </w:r>
     </w:p>
     <w:p>
       <w:pPr>
@@ -26162,703 +25955,167 @@
           <w:color w:val="000000"/>
           <w:sz w:val="22"/>
         </w:rPr>
-        <w:t>Features we are watching (not yet adopted):</w:t>
-      </w:r>
-    </w:p>
-    <w:tbl>
-      <w:tblPr>
-        <w:tblW w:type="auto" w:w="0"/>
-        <w:jc w:val="left"/>
-        <w:tblLayout w:type="autofit"/>
-        <w:tblLook w:firstColumn="1" w:firstRow="1" w:lastColumn="0" w:lastRow="0" w:noHBand="0" w:noVBand="1" w:val="04A0"/>
-        <w:tblBorders>
-          <w:top w:val="single" w:sz="4" w:space="0" w:color="CCCCCC"/>
-          <w:left w:val="single" w:sz="4" w:space="0" w:color="CCCCCC"/>
-          <w:bottom w:val="single" w:sz="4" w:space="0" w:color="CCCCCC"/>
-          <w:right w:val="single" w:sz="4" w:space="0" w:color="CCCCCC"/>
-          <w:insideH w:val="single" w:sz="4" w:space="0" w:color="CCCCCC"/>
-          <w:insideV w:val="single" w:sz="4" w:space="0" w:color="CCCCCC"/>
-        </w:tblBorders>
-      </w:tblPr>
-      <w:tblGrid>
-        <w:gridCol w:w="2160"/>
-        <w:gridCol w:w="2160"/>
-        <w:gridCol w:w="2160"/>
-        <w:gridCol w:w="2160"/>
-      </w:tblGrid>
-      <w:tr>
-        <w:tc>
-          <w:tcPr>
-            <w:tcW w:type="dxa" w:w="2160"/>
-            <w:shd w:fill="2B579A" w:val="clear"/>
-          </w:tcPr>
-          <w:p>
-            <w:pPr>
-              <w:spacing w:before="80" w:after="80"/>
-            </w:pPr>
-            <w:r>
-              <w:rPr>
-                <w:b/>
-                <w:color w:val="FFFFFF"/>
-                <w:sz w:val="19"/>
-              </w:rPr>
-            </w:r>
-            <w:r>
-              <w:rPr>
-                <w:rFonts w:ascii="Calibri" w:hAnsi="Calibri"/>
-                <w:b/>
-                <w:color w:val="FFFFFF"/>
-                <w:sz w:val="19"/>
-              </w:rPr>
-              <w:t>Feature</w:t>
-            </w:r>
-          </w:p>
-        </w:tc>
-        <w:tc>
-          <w:tcPr>
-            <w:tcW w:type="dxa" w:w="2160"/>
-            <w:shd w:fill="2B579A" w:val="clear"/>
-          </w:tcPr>
-          <w:p>
-            <w:pPr>
-              <w:spacing w:before="80" w:after="80"/>
-            </w:pPr>
-            <w:r>
-              <w:rPr>
-                <w:b/>
-                <w:color w:val="FFFFFF"/>
-                <w:sz w:val="19"/>
-              </w:rPr>
-            </w:r>
-            <w:r>
-              <w:rPr>
-                <w:rFonts w:ascii="Calibri" w:hAnsi="Calibri"/>
-                <w:b/>
-                <w:color w:val="FFFFFF"/>
-                <w:sz w:val="19"/>
-              </w:rPr>
-              <w:t>Status</w:t>
-            </w:r>
-          </w:p>
-        </w:tc>
-        <w:tc>
-          <w:tcPr>
-            <w:tcW w:type="dxa" w:w="2160"/>
-            <w:shd w:fill="2B579A" w:val="clear"/>
-          </w:tcPr>
-          <w:p>
-            <w:pPr>
-              <w:spacing w:before="80" w:after="80"/>
-            </w:pPr>
-            <w:r>
-              <w:rPr>
-                <w:b/>
-                <w:color w:val="FFFFFF"/>
-                <w:sz w:val="19"/>
-              </w:rPr>
-            </w:r>
-            <w:r>
-              <w:rPr>
-                <w:rFonts w:ascii="Calibri" w:hAnsi="Calibri"/>
-                <w:b/>
-                <w:color w:val="FFFFFF"/>
-                <w:sz w:val="19"/>
-              </w:rPr>
-              <w:t>Why We're Waiting</w:t>
-            </w:r>
-          </w:p>
-        </w:tc>
-        <w:tc>
-          <w:tcPr>
-            <w:tcW w:type="dxa" w:w="2160"/>
-            <w:shd w:fill="2B579A" w:val="clear"/>
-          </w:tcPr>
-          <w:p>
-            <w:pPr>
-              <w:spacing w:before="80" w:after="80"/>
-            </w:pPr>
-            <w:r>
-              <w:rPr>
-                <w:b/>
-                <w:color w:val="FFFFFF"/>
-                <w:sz w:val="19"/>
-              </w:rPr>
-            </w:r>
-            <w:r>
-              <w:rPr>
-                <w:rFonts w:ascii="Calibri" w:hAnsi="Calibri"/>
-                <w:b/>
-                <w:color w:val="FFFFFF"/>
-                <w:sz w:val="19"/>
-              </w:rPr>
-              <w:t>Check Again</w:t>
-            </w:r>
-          </w:p>
-        </w:tc>
-      </w:tr>
-      <w:tr>
-        <w:tc>
-          <w:tcPr>
-            <w:tcW w:type="dxa" w:w="2160"/>
-          </w:tcPr>
-          <w:p>
-            <w:pPr>
-              <w:spacing w:before="60" w:after="60"/>
-            </w:pPr>
-            <w:r/>
-            <w:r>
-              <w:rPr>
-                <w:rFonts w:ascii="Calibri" w:hAnsi="Calibri"/>
-                <w:color w:val="000000"/>
-                <w:sz w:val="19"/>
-              </w:rPr>
-              <w:t>Gemini agent capabilities</w:t>
-            </w:r>
-          </w:p>
-        </w:tc>
-        <w:tc>
-          <w:tcPr>
-            <w:tcW w:type="dxa" w:w="2160"/>
-          </w:tcPr>
-          <w:p>
-            <w:pPr>
-              <w:spacing w:before="60" w:after="60"/>
-            </w:pPr>
-            <w:r/>
-            <w:r>
-              <w:rPr>
-                <w:rFonts w:ascii="Calibri" w:hAnsi="Calibri"/>
-                <w:color w:val="000000"/>
-                <w:sz w:val="19"/>
-              </w:rPr>
-              <w:t>Unknown</w:t>
-            </w:r>
-          </w:p>
-        </w:tc>
-        <w:tc>
-          <w:tcPr>
-            <w:tcW w:type="dxa" w:w="2160"/>
-          </w:tcPr>
-          <w:p>
-            <w:pPr>
-              <w:spacing w:before="60" w:after="60"/>
-            </w:pPr>
-            <w:r/>
-            <w:r>
-              <w:rPr>
-                <w:rFonts w:ascii="Calibri" w:hAnsi="Calibri"/>
-                <w:color w:val="000000"/>
-                <w:sz w:val="19"/>
-              </w:rPr>
-              <w:t>Sub-agent spawning, parallel research delegation</w:t>
-            </w:r>
-          </w:p>
-        </w:tc>
-        <w:tc>
-          <w:tcPr>
-            <w:tcW w:type="dxa" w:w="2160"/>
-          </w:tcPr>
-          <w:p>
-            <w:pPr>
-              <w:spacing w:before="60" w:after="60"/>
-            </w:pPr>
-            <w:r/>
-            <w:r>
-              <w:rPr>
-                <w:rFonts w:ascii="Calibri" w:hAnsi="Calibri"/>
-                <w:color w:val="000000"/>
-                <w:sz w:val="19"/>
-              </w:rPr>
-              <w:t>2026-05-10</w:t>
-            </w:r>
-          </w:p>
-        </w:tc>
-      </w:tr>
-      <w:tr>
-        <w:tc>
-          <w:tcPr>
-            <w:tcW w:type="dxa" w:w="2160"/>
-            <w:shd w:fill="EDF2FA" w:val="clear"/>
-          </w:tcPr>
-          <w:p>
-            <w:pPr>
-              <w:spacing w:before="60" w:after="60"/>
-            </w:pPr>
-            <w:r/>
-            <w:r>
-              <w:rPr>
-                <w:rFonts w:ascii="Calibri" w:hAnsi="Calibri"/>
-                <w:color w:val="000000"/>
-                <w:sz w:val="19"/>
-              </w:rPr>
-              <w:t>Gemini MCP support</w:t>
-            </w:r>
-          </w:p>
-        </w:tc>
-        <w:tc>
-          <w:tcPr>
-            <w:tcW w:type="dxa" w:w="2160"/>
-            <w:shd w:fill="EDF2FA" w:val="clear"/>
-          </w:tcPr>
-          <w:p>
-            <w:pPr>
-              <w:spacing w:before="60" w:after="60"/>
-            </w:pPr>
-            <w:r/>
-            <w:r>
-              <w:rPr>
-                <w:rFonts w:ascii="Calibri" w:hAnsi="Calibri"/>
-                <w:color w:val="000000"/>
-                <w:sz w:val="19"/>
-              </w:rPr>
-              <w:t>Unknown</w:t>
-            </w:r>
-          </w:p>
-        </w:tc>
-        <w:tc>
-          <w:tcPr>
-            <w:tcW w:type="dxa" w:w="2160"/>
-            <w:shd w:fill="EDF2FA" w:val="clear"/>
-          </w:tcPr>
-          <w:p>
-            <w:pPr>
-              <w:spacing w:before="60" w:after="60"/>
-            </w:pPr>
-            <w:r/>
-            <w:r>
-              <w:rPr>
-                <w:rFonts w:ascii="Calibri" w:hAnsi="Calibri"/>
-                <w:color w:val="000000"/>
-                <w:sz w:val="19"/>
-              </w:rPr>
-              <w:t>Shared tool abstraction across agents</w:t>
-            </w:r>
-          </w:p>
-        </w:tc>
-        <w:tc>
-          <w:tcPr>
-            <w:tcW w:type="dxa" w:w="2160"/>
-            <w:shd w:fill="EDF2FA" w:val="clear"/>
-          </w:tcPr>
-          <w:p>
-            <w:pPr>
-              <w:spacing w:before="60" w:after="60"/>
-            </w:pPr>
-            <w:r/>
-            <w:r>
-              <w:rPr>
-                <w:rFonts w:ascii="Calibri" w:hAnsi="Calibri"/>
-                <w:color w:val="000000"/>
-                <w:sz w:val="19"/>
-              </w:rPr>
-              <w:t>2026-05-10</w:t>
-            </w:r>
-          </w:p>
-        </w:tc>
-      </w:tr>
-      <w:tr>
-        <w:tc>
-          <w:tcPr>
-            <w:tcW w:type="dxa" w:w="2160"/>
-          </w:tcPr>
-          <w:p>
-            <w:pPr>
-              <w:spacing w:before="60" w:after="60"/>
-            </w:pPr>
-            <w:r/>
-            <w:r>
-              <w:rPr>
-                <w:rFonts w:ascii="Calibri" w:hAnsi="Calibri"/>
-                <w:color w:val="000000"/>
-                <w:sz w:val="19"/>
-              </w:rPr>
-              <w:t>Gemini grounding (web search)</w:t>
-            </w:r>
-          </w:p>
-        </w:tc>
-        <w:tc>
-          <w:tcPr>
-            <w:tcW w:type="dxa" w:w="2160"/>
-          </w:tcPr>
-          <w:p>
-            <w:pPr>
-              <w:spacing w:before="60" w:after="60"/>
-            </w:pPr>
-            <w:r/>
-            <w:r>
-              <w:rPr>
-                <w:rFonts w:ascii="Calibri" w:hAnsi="Calibri"/>
-                <w:color w:val="000000"/>
-                <w:sz w:val="19"/>
-              </w:rPr>
-              <w:t>Available</w:t>
-            </w:r>
-          </w:p>
-        </w:tc>
-        <w:tc>
-          <w:tcPr>
-            <w:tcW w:type="dxa" w:w="2160"/>
-          </w:tcPr>
-          <w:p>
-            <w:pPr>
-              <w:spacing w:before="60" w:after="60"/>
-            </w:pPr>
-            <w:r/>
-            <w:r>
-              <w:rPr>
-                <w:rFonts w:ascii="Calibri" w:hAnsi="Calibri"/>
-                <w:color w:val="000000"/>
-                <w:sz w:val="19"/>
-              </w:rPr>
-              <w:t>Real-time library version lookup during research</w:t>
-            </w:r>
-          </w:p>
-        </w:tc>
-        <w:tc>
-          <w:tcPr>
-            <w:tcW w:type="dxa" w:w="2160"/>
-          </w:tcPr>
-          <w:p>
-            <w:pPr>
-              <w:spacing w:before="60" w:after="60"/>
-            </w:pPr>
-            <w:r/>
-            <w:r>
-              <w:rPr>
-                <w:rFonts w:ascii="Calibri" w:hAnsi="Calibri"/>
-                <w:color w:val="000000"/>
-                <w:sz w:val="19"/>
-              </w:rPr>
-              <w:t>2026-05-10</w:t>
-            </w:r>
-          </w:p>
-        </w:tc>
-      </w:tr>
-      <w:tr>
-        <w:tc>
-          <w:tcPr>
-            <w:tcW w:type="dxa" w:w="2160"/>
-            <w:shd w:fill="EDF2FA" w:val="clear"/>
-          </w:tcPr>
-          <w:p>
-            <w:pPr>
-              <w:spacing w:before="60" w:after="60"/>
-            </w:pPr>
-            <w:r/>
-            <w:r>
-              <w:rPr>
-                <w:rFonts w:ascii="Calibri" w:hAnsi="Calibri"/>
-                <w:color w:val="000000"/>
-                <w:sz w:val="19"/>
-              </w:rPr>
-              <w:t>Gemini Batch API</w:t>
-            </w:r>
-          </w:p>
-        </w:tc>
-        <w:tc>
-          <w:tcPr>
-            <w:tcW w:type="dxa" w:w="2160"/>
-            <w:shd w:fill="EDF2FA" w:val="clear"/>
-          </w:tcPr>
-          <w:p>
-            <w:pPr>
-              <w:spacing w:before="60" w:after="60"/>
-            </w:pPr>
-            <w:r/>
-            <w:r>
-              <w:rPr>
-                <w:rFonts w:ascii="Calibri" w:hAnsi="Calibri"/>
-                <w:color w:val="000000"/>
-                <w:sz w:val="19"/>
-              </w:rPr>
-              <w:t>Unknown</w:t>
-            </w:r>
-          </w:p>
-        </w:tc>
-        <w:tc>
-          <w:tcPr>
-            <w:tcW w:type="dxa" w:w="2160"/>
-            <w:shd w:fill="EDF2FA" w:val="clear"/>
-          </w:tcPr>
-          <w:p>
-            <w:pPr>
-              <w:spacing w:before="60" w:after="60"/>
-            </w:pPr>
-            <w:r/>
-            <w:r>
-              <w:rPr>
-                <w:rFonts w:ascii="Calibri" w:hAnsi="Calibri"/>
-                <w:color w:val="000000"/>
-                <w:sz w:val="19"/>
-              </w:rPr>
-              <w:t>Cost reduction for off-peak bulk analysis</w:t>
-            </w:r>
-          </w:p>
-        </w:tc>
-        <w:tc>
-          <w:tcPr>
-            <w:tcW w:type="dxa" w:w="2160"/>
-            <w:shd w:fill="EDF2FA" w:val="clear"/>
-          </w:tcPr>
-          <w:p>
-            <w:pPr>
-              <w:spacing w:before="60" w:after="60"/>
-            </w:pPr>
-            <w:r/>
-            <w:r>
-              <w:rPr>
-                <w:rFonts w:ascii="Calibri" w:hAnsi="Calibri"/>
-                <w:color w:val="000000"/>
-                <w:sz w:val="19"/>
-              </w:rPr>
-              <w:t>2026-05-10</w:t>
-            </w:r>
-          </w:p>
-        </w:tc>
-      </w:tr>
-      <w:tr>
-        <w:tc>
-          <w:tcPr>
-            <w:tcW w:type="dxa" w:w="2160"/>
-          </w:tcPr>
-          <w:p>
-            <w:pPr>
-              <w:spacing w:before="60" w:after="60"/>
-            </w:pPr>
-            <w:r/>
-            <w:r>
-              <w:rPr>
-                <w:rFonts w:ascii="Calibri" w:hAnsi="Calibri"/>
-                <w:color w:val="000000"/>
-                <w:sz w:val="19"/>
-              </w:rPr>
-              <w:t>Gemini multimodal (vision)</w:t>
-            </w:r>
-          </w:p>
-        </w:tc>
-        <w:tc>
-          <w:tcPr>
-            <w:tcW w:type="dxa" w:w="2160"/>
-          </w:tcPr>
-          <w:p>
-            <w:pPr>
-              <w:spacing w:before="60" w:after="60"/>
-            </w:pPr>
-            <w:r/>
-            <w:r>
-              <w:rPr>
-                <w:rFonts w:ascii="Calibri" w:hAnsi="Calibri"/>
-                <w:color w:val="000000"/>
-                <w:sz w:val="19"/>
-              </w:rPr>
-              <w:t>Available</w:t>
-            </w:r>
-          </w:p>
-        </w:tc>
-        <w:tc>
-          <w:tcPr>
-            <w:tcW w:type="dxa" w:w="2160"/>
-          </w:tcPr>
-          <w:p>
-            <w:pPr>
-              <w:spacing w:before="60" w:after="60"/>
-            </w:pPr>
-            <w:r/>
-            <w:r>
-              <w:rPr>
-                <w:rFonts w:ascii="Calibri" w:hAnsi="Calibri"/>
-                <w:color w:val="000000"/>
-                <w:sz w:val="19"/>
-              </w:rPr>
-              <w:t>Direct Figma screenshot analysis without export</w:t>
-            </w:r>
-          </w:p>
-        </w:tc>
-        <w:tc>
-          <w:tcPr>
-            <w:tcW w:type="dxa" w:w="2160"/>
-          </w:tcPr>
-          <w:p>
-            <w:pPr>
-              <w:spacing w:before="60" w:after="60"/>
-            </w:pPr>
-            <w:r/>
-            <w:r>
-              <w:rPr>
-                <w:rFonts w:ascii="Calibri" w:hAnsi="Calibri"/>
-                <w:color w:val="000000"/>
-                <w:sz w:val="19"/>
-              </w:rPr>
-              <w:t>2026-05-10</w:t>
-            </w:r>
-          </w:p>
-        </w:tc>
-      </w:tr>
-      <w:tr>
-        <w:tc>
-          <w:tcPr>
-            <w:tcW w:type="dxa" w:w="2160"/>
-            <w:shd w:fill="EDF2FA" w:val="clear"/>
-          </w:tcPr>
-          <w:p>
-            <w:pPr>
-              <w:spacing w:before="60" w:after="60"/>
-            </w:pPr>
-            <w:r/>
-            <w:r>
-              <w:rPr>
-                <w:rFonts w:ascii="Calibri" w:hAnsi="Calibri"/>
-                <w:color w:val="000000"/>
-                <w:sz w:val="19"/>
-              </w:rPr>
-              <w:t>Gemini structured output</w:t>
-            </w:r>
-          </w:p>
-        </w:tc>
-        <w:tc>
-          <w:tcPr>
-            <w:tcW w:type="dxa" w:w="2160"/>
-            <w:shd w:fill="EDF2FA" w:val="clear"/>
-          </w:tcPr>
-          <w:p>
-            <w:pPr>
-              <w:spacing w:before="60" w:after="60"/>
-            </w:pPr>
-            <w:r/>
-            <w:r>
-              <w:rPr>
-                <w:rFonts w:ascii="Calibri" w:hAnsi="Calibri"/>
-                <w:color w:val="000000"/>
-                <w:sz w:val="19"/>
-              </w:rPr>
-              <w:t>Partial</w:t>
-            </w:r>
-          </w:p>
-        </w:tc>
-        <w:tc>
-          <w:tcPr>
-            <w:tcW w:type="dxa" w:w="2160"/>
-            <w:shd w:fill="EDF2FA" w:val="clear"/>
-          </w:tcPr>
-          <w:p>
-            <w:pPr>
-              <w:spacing w:before="60" w:after="60"/>
-            </w:pPr>
-            <w:r/>
-            <w:r>
-              <w:rPr>
-                <w:rFonts w:ascii="Calibri" w:hAnsi="Calibri"/>
-                <w:color w:val="000000"/>
-                <w:sz w:val="19"/>
-              </w:rPr>
-              <w:t>JSON mode for guaranteed schema compliance</w:t>
-            </w:r>
-          </w:p>
-        </w:tc>
-        <w:tc>
-          <w:tcPr>
-            <w:tcW w:type="dxa" w:w="2160"/>
-            <w:shd w:fill="EDF2FA" w:val="clear"/>
-          </w:tcPr>
-          <w:p>
-            <w:pPr>
-              <w:spacing w:before="60" w:after="60"/>
-            </w:pPr>
-            <w:r/>
-            <w:r>
-              <w:rPr>
-                <w:rFonts w:ascii="Calibri" w:hAnsi="Calibri"/>
-                <w:color w:val="000000"/>
-                <w:sz w:val="19"/>
-              </w:rPr>
-              <w:t>2026-05-10</w:t>
-            </w:r>
-          </w:p>
-        </w:tc>
-      </w:tr>
-      <w:tr>
-        <w:tc>
-          <w:tcPr>
-            <w:tcW w:type="dxa" w:w="2160"/>
-          </w:tcPr>
-          <w:p>
-            <w:pPr>
-              <w:spacing w:before="60" w:after="60"/>
-            </w:pPr>
-            <w:r/>
-            <w:r>
-              <w:rPr>
-                <w:rFonts w:ascii="Calibri" w:hAnsi="Calibri"/>
-                <w:color w:val="000000"/>
-                <w:sz w:val="19"/>
-              </w:rPr>
-              <w:t>Context window beyond 1M</w:t>
-            </w:r>
-          </w:p>
-        </w:tc>
-        <w:tc>
-          <w:tcPr>
-            <w:tcW w:type="dxa" w:w="2160"/>
-          </w:tcPr>
-          <w:p>
-            <w:pPr>
-              <w:spacing w:before="60" w:after="60"/>
-            </w:pPr>
-            <w:r/>
-            <w:r>
-              <w:rPr>
-                <w:rFonts w:ascii="Calibri" w:hAnsi="Calibri"/>
-                <w:color w:val="000000"/>
-                <w:sz w:val="19"/>
-              </w:rPr>
-              <w:t>Unknown</w:t>
-            </w:r>
-          </w:p>
-        </w:tc>
-        <w:tc>
-          <w:tcPr>
-            <w:tcW w:type="dxa" w:w="2160"/>
-          </w:tcPr>
-          <w:p>
-            <w:pPr>
-              <w:spacing w:before="60" w:after="60"/>
-            </w:pPr>
-            <w:r/>
-            <w:r>
-              <w:rPr>
-                <w:rFonts w:ascii="Calibri" w:hAnsi="Calibri"/>
-                <w:color w:val="000000"/>
-                <w:sz w:val="19"/>
-              </w:rPr>
-              <w:t>Process even larger monorepos</w:t>
-            </w:r>
-          </w:p>
-        </w:tc>
-        <w:tc>
-          <w:tcPr>
-            <w:tcW w:type="dxa" w:w="2160"/>
-          </w:tcPr>
-          <w:p>
-            <w:pPr>
-              <w:spacing w:before="60" w:after="60"/>
-            </w:pPr>
-            <w:r/>
-            <w:r>
-              <w:rPr>
-                <w:rFonts w:ascii="Calibri" w:hAnsi="Calibri"/>
-                <w:color w:val="000000"/>
-                <w:sz w:val="19"/>
-              </w:rPr>
-              <w:t>2026-05-10</w:t>
-            </w:r>
-          </w:p>
-        </w:tc>
-      </w:tr>
-    </w:tbl>
-    <w:p>
-      <w:pPr>
-        <w:spacing w:before="80" w:after="80"/>
-      </w:pPr>
+        <w:t>Confirmed features not yet adopted:</w:t>
+      </w:r>
+    </w:p>
+    <w:p>
+      <w:pPr>
+        <w:spacing w:before="40" w:after="120"/>
+      </w:pPr>
+      <w:r>
+        <w:rPr>
+          <w:rFonts w:ascii="Calibri" w:hAnsi="Calibri"/>
+          <w:color w:val="000000"/>
+          <w:sz w:val="22"/>
+        </w:rPr>
+        <w:t>None confirmed at this time. Gemini CLI is the newest of the three and has fewer documented extensibility features than Claude Code.</w:t>
+      </w:r>
+    </w:p>
+    <w:p>
+      <w:pPr>
+        <w:spacing w:before="40" w:after="120"/>
+      </w:pPr>
+      <w:r>
+        <w:rPr>
+          <w:rFonts w:ascii="Calibri" w:hAnsi="Calibri"/>
+          <w:b/>
+          <w:color w:val="000000"/>
+          <w:sz w:val="22"/>
+        </w:rPr>
+        <w:t>Not yet confirmed (need to verify at next 30-day check):</w:t>
+      </w:r>
+    </w:p>
+    <w:p>
+      <w:pPr>
+        <w:spacing w:before="20" w:after="20"/>
+        <w:ind w:left="504"/>
+      </w:pPr>
+      <w:r>
+        <w:rPr>
+          <w:rFonts w:ascii="Calibri" w:hAnsi="Calibri"/>
+          <w:color w:val="2B579A"/>
+          <w:sz w:val="22"/>
+        </w:rPr>
+        <w:t xml:space="preserve">•  </w:t>
+      </w:r>
+      <w:r>
+        <w:rPr>
+          <w:rFonts w:ascii="Calibri" w:hAnsi="Calibri"/>
+          <w:color w:val="000000"/>
+          <w:sz w:val="22"/>
+        </w:rPr>
+        <w:t>Gemini CLI agent or sub-agent capabilities</w:t>
+      </w:r>
+    </w:p>
+    <w:p>
+      <w:pPr>
+        <w:spacing w:before="20" w:after="20"/>
+        <w:ind w:left="504"/>
+      </w:pPr>
+      <w:r>
+        <w:rPr>
+          <w:rFonts w:ascii="Calibri" w:hAnsi="Calibri"/>
+          <w:color w:val="2B579A"/>
+          <w:sz w:val="22"/>
+        </w:rPr>
+        <w:t xml:space="preserve">•  </w:t>
+      </w:r>
+      <w:r>
+        <w:rPr>
+          <w:rFonts w:ascii="Calibri" w:hAnsi="Calibri"/>
+          <w:color w:val="000000"/>
+          <w:sz w:val="22"/>
+        </w:rPr>
+        <w:t>Gemini CLI structured output or JSON mode</w:t>
+      </w:r>
+    </w:p>
+    <w:p>
+      <w:pPr>
+        <w:spacing w:before="20" w:after="20"/>
+        <w:ind w:left="504"/>
+      </w:pPr>
+      <w:r>
+        <w:rPr>
+          <w:rFonts w:ascii="Calibri" w:hAnsi="Calibri"/>
+          <w:color w:val="2B579A"/>
+          <w:sz w:val="22"/>
+        </w:rPr>
+        <w:t xml:space="preserve">•  </w:t>
+      </w:r>
+      <w:r>
+        <w:rPr>
+          <w:rFonts w:ascii="Calibri" w:hAnsi="Calibri"/>
+          <w:color w:val="000000"/>
+          <w:sz w:val="22"/>
+        </w:rPr>
+        <w:t>Gemini grounding (web search during CLI sessions)</w:t>
+      </w:r>
+    </w:p>
+    <w:p>
+      <w:pPr>
+        <w:spacing w:before="20" w:after="20"/>
+        <w:ind w:left="504"/>
+      </w:pPr>
+      <w:r>
+        <w:rPr>
+          <w:rFonts w:ascii="Calibri" w:hAnsi="Calibri"/>
+          <w:color w:val="2B579A"/>
+          <w:sz w:val="22"/>
+        </w:rPr>
+        <w:t xml:space="preserve">•  </w:t>
+      </w:r>
+      <w:r>
+        <w:rPr>
+          <w:rFonts w:ascii="Calibri" w:hAnsi="Calibri"/>
+          <w:color w:val="000000"/>
+          <w:sz w:val="22"/>
+        </w:rPr>
+        <w:t>Gemini multimodal (can the CLI analyze images/screenshots?)</w:t>
+      </w:r>
+    </w:p>
+    <w:p>
+      <w:pPr>
+        <w:spacing w:before="20" w:after="20"/>
+        <w:ind w:left="504"/>
+      </w:pPr>
+      <w:r>
+        <w:rPr>
+          <w:rFonts w:ascii="Calibri" w:hAnsi="Calibri"/>
+          <w:color w:val="2B579A"/>
+          <w:sz w:val="22"/>
+        </w:rPr>
+        <w:t xml:space="preserve">•  </w:t>
+      </w:r>
+      <w:r>
+        <w:rPr>
+          <w:rFonts w:ascii="Calibri" w:hAnsi="Calibri"/>
+          <w:color w:val="000000"/>
+          <w:sz w:val="22"/>
+        </w:rPr>
+        <w:t>Context window changes beyond 1M</w:t>
+      </w:r>
+    </w:p>
+    <w:p>
+      <w:pPr>
+        <w:spacing w:before="20" w:after="20"/>
+        <w:ind w:left="504"/>
+      </w:pPr>
+      <w:r>
+        <w:rPr>
+          <w:rFonts w:ascii="Calibri" w:hAnsi="Calibri"/>
+          <w:color w:val="2B579A"/>
+          <w:sz w:val="22"/>
+        </w:rPr>
+        <w:t xml:space="preserve">•  </w:t>
+      </w:r>
+      <w:r>
+        <w:rPr>
+          <w:rFonts w:ascii="Calibri" w:hAnsi="Calibri"/>
+          <w:color w:val="000000"/>
+          <w:sz w:val="22"/>
+        </w:rPr>
+        <w:t>Rate limit changes for Ultra plan</w:t>
+      </w:r>
     </w:p>
     <w:p>
       <w:pPr>

--- a/docs/GSD-Developer-Guide.docx
+++ b/docs/GSD-Developer-Guide.docx
@@ -26427,7 +26427,7 @@
         <w:pStyle w:val="Heading3"/>
       </w:pPr>
       <w:r>
-        <w:t>Feature Adoption Decision Framework</w:t>
+        <w:t>Feature Adoption Process (Verification-First)</w:t>
       </w:r>
     </w:p>
     <w:p>
@@ -26440,7 +26440,24 @@
           <w:color w:val="000000"/>
           <w:sz w:val="22"/>
         </w:rPr>
-        <w:t>When evaluating a new feature during the 30-day check:</w:t>
+        <w:t xml:space="preserve">NEVER adopt a feature based on assumptions, training data, or blog posts. Every feature must pass this 5-step gate before implementation. Full process is documented in </w:t>
+      </w:r>
+      <w:r>
+        <w:rPr>
+          <w:rFonts w:ascii="Consolas" w:hAnsi="Consolas"/>
+          <w:color w:val="333333"/>
+          <w:sz w:val="18"/>
+          <w:shd w:fill="F2F2F2" w:val="clear"/>
+        </w:rPr>
+        <w:t>memory/knowledge/feature-check-schedule.md</w:t>
+      </w:r>
+      <w:r>
+        <w:rPr>
+          <w:rFonts w:ascii="Calibri" w:hAnsi="Calibri"/>
+          <w:color w:val="000000"/>
+          <w:sz w:val="22"/>
+        </w:rPr>
+        <w:t>.</w:t>
       </w:r>
     </w:p>
     <w:p>
@@ -26464,7 +26481,7 @@
           <w:color w:val="000000"/>
           <w:sz w:val="22"/>
         </w:rPr>
-        <w:t>Does it replace custom code?</w:t>
+        <w:t>Discover</w:t>
       </w:r>
       <w:r>
         <w:rPr>
@@ -26472,7 +26489,7 @@
           <w:color w:val="000000"/>
           <w:sz w:val="22"/>
         </w:rPr>
-        <w:t xml:space="preserve"> Adopt immediately (less code to maintain)</w:t>
+        <w:t xml:space="preserve"> — Read the provider's official changelog. Search for the feature in official docs.</w:t>
       </w:r>
     </w:p>
     <w:p>
@@ -26496,7 +26513,7 @@
           <w:color w:val="000000"/>
           <w:sz w:val="22"/>
         </w:rPr>
-        <w:t>Does it reduce cost?</w:t>
+        <w:t>Verify</w:t>
       </w:r>
       <w:r>
         <w:rPr>
@@ -26504,7 +26521,7 @@
           <w:color w:val="000000"/>
           <w:sz w:val="22"/>
         </w:rPr>
-        <w:t xml:space="preserve"> Adopt after benchmarking (prompt caching, batch API)</w:t>
+        <w:t xml:space="preserve"> — Run it locally on a throwaway project. Confirm it works on your OS, with your subscription tier. Document exact command and exact output.</w:t>
       </w:r>
     </w:p>
     <w:p>
@@ -26528,7 +26545,7 @@
           <w:color w:val="000000"/>
           <w:sz w:val="22"/>
         </w:rPr>
-        <w:t>Does it improve quality?</w:t>
+        <w:t>Evaluate</w:t>
       </w:r>
       <w:r>
         <w:rPr>
@@ -26536,7 +26553,117 @@
           <w:color w:val="000000"/>
           <w:sz w:val="22"/>
         </w:rPr>
-        <w:t xml:space="preserve"> Evaluate with A/B test (extended thinking, better models)</w:t>
+        <w:t xml:space="preserve"> — Measure the actual benefit:</w:t>
+      </w:r>
+    </w:p>
+    <w:p>
+      <w:pPr>
+        <w:spacing w:before="20" w:after="20"/>
+        <w:ind w:left="504"/>
+      </w:pPr>
+      <w:r>
+        <w:rPr>
+          <w:rFonts w:ascii="Calibri" w:hAnsi="Calibri"/>
+          <w:color w:val="2B579A"/>
+          <w:sz w:val="22"/>
+        </w:rPr>
+        <w:t xml:space="preserve">•  </w:t>
+      </w:r>
+      <w:r>
+        <w:rPr>
+          <w:rFonts w:ascii="Calibri" w:hAnsi="Calibri"/>
+          <w:color w:val="000000"/>
+          <w:sz w:val="22"/>
+        </w:rPr>
+        <w:t>Does it replace custom code? How many lines saved?</w:t>
+      </w:r>
+    </w:p>
+    <w:p>
+      <w:pPr>
+        <w:spacing w:before="20" w:after="20"/>
+        <w:ind w:left="504"/>
+      </w:pPr>
+      <w:r>
+        <w:rPr>
+          <w:rFonts w:ascii="Calibri" w:hAnsi="Calibri"/>
+          <w:color w:val="2B579A"/>
+          <w:sz w:val="22"/>
+        </w:rPr>
+        <w:t xml:space="preserve">•  </w:t>
+      </w:r>
+      <w:r>
+        <w:rPr>
+          <w:rFonts w:ascii="Calibri" w:hAnsi="Calibri"/>
+          <w:color w:val="000000"/>
+          <w:sz w:val="22"/>
+        </w:rPr>
+        <w:t>Does it reduce cost? Run both paths, compare real costs.</w:t>
+      </w:r>
+    </w:p>
+    <w:p>
+      <w:pPr>
+        <w:spacing w:before="20" w:after="20"/>
+        <w:ind w:left="504"/>
+      </w:pPr>
+      <w:r>
+        <w:rPr>
+          <w:rFonts w:ascii="Calibri" w:hAnsi="Calibri"/>
+          <w:color w:val="2B579A"/>
+          <w:sz w:val="22"/>
+        </w:rPr>
+        <w:t xml:space="preserve">•  </w:t>
+      </w:r>
+      <w:r>
+        <w:rPr>
+          <w:rFonts w:ascii="Calibri" w:hAnsi="Calibri"/>
+          <w:color w:val="000000"/>
+          <w:sz w:val="22"/>
+        </w:rPr>
+        <w:t>Does it improve speed? Time both paths with same input.</w:t>
+      </w:r>
+    </w:p>
+    <w:p>
+      <w:pPr>
+        <w:spacing w:before="20" w:after="20"/>
+        <w:ind w:left="504"/>
+      </w:pPr>
+      <w:r>
+        <w:rPr>
+          <w:rFonts w:ascii="Calibri" w:hAnsi="Calibri"/>
+          <w:color w:val="2B579A"/>
+          <w:sz w:val="22"/>
+        </w:rPr>
+        <w:t xml:space="preserve">•  </w:t>
+      </w:r>
+      <w:r>
+        <w:rPr>
+          <w:rFonts w:ascii="Calibri" w:hAnsi="Calibri"/>
+          <w:color w:val="000000"/>
+          <w:sz w:val="22"/>
+        </w:rPr>
+        <w:t>Is it Claude-only? If yes, keep TypeScript harness for multi-LLM.</w:t>
+      </w:r>
+    </w:p>
+    <w:p>
+      <w:pPr>
+        <w:spacing w:before="20" w:after="20"/>
+        <w:ind w:left="504"/>
+      </w:pPr>
+      <w:r>
+        <w:rPr>
+          <w:rFonts w:ascii="Calibri" w:hAnsi="Calibri"/>
+          <w:color w:val="2B579A"/>
+          <w:sz w:val="22"/>
+        </w:rPr>
+        <w:t xml:space="preserve">•  </w:t>
+      </w:r>
+      <w:r>
+        <w:rPr>
+          <w:rFonts w:ascii="Calibri" w:hAnsi="Calibri"/>
+          <w:color w:val="000000"/>
+          <w:sz w:val="22"/>
+        </w:rPr>
+        <w:t>Is it stable? If experimental, add to "not yet confirmed" and revisit next cycle.</w:t>
       </w:r>
     </w:p>
     <w:p>
@@ -26560,7 +26687,7 @@
           <w:color w:val="000000"/>
           <w:sz w:val="22"/>
         </w:rPr>
-        <w:t>Does it improve speed?</w:t>
+        <w:t>Implement</w:t>
       </w:r>
       <w:r>
         <w:rPr>
@@ -26568,7 +26695,7 @@
           <w:color w:val="000000"/>
           <w:sz w:val="22"/>
         </w:rPr>
-        <w:t xml:space="preserve"> Adopt after measuring (parallelism, caching)</w:t>
+        <w:t xml:space="preserve"> — Branch, implement, test full pipeline, update Section 10.11 tables and change log.</w:t>
       </w:r>
     </w:p>
     <w:p>
@@ -26592,7 +26719,7 @@
           <w:color w:val="000000"/>
           <w:sz w:val="22"/>
         </w:rPr>
-        <w:t>Is it Claude-only?</w:t>
+        <w:t>Monitor</w:t>
       </w:r>
       <w:r>
         <w:rPr>
@@ -26600,39 +26727,20 @@
           <w:color w:val="000000"/>
           <w:sz w:val="22"/>
         </w:rPr>
-        <w:t xml:space="preserve"> Keep TypeScript harness for multi-LLM; use Claude native for orchestration layer only</w:t>
-      </w:r>
-    </w:p>
-    <w:p>
-      <w:pPr>
-        <w:spacing w:before="20" w:after="20"/>
-        <w:ind w:left="504" w:hanging="360"/>
-      </w:pPr>
-      <w:r>
-        <w:rPr>
-          <w:rFonts w:ascii="Calibri" w:hAnsi="Calibri"/>
-          <w:b/>
-          <w:color w:val="2B579A"/>
-          <w:sz w:val="22"/>
-        </w:rPr>
-        <w:t xml:space="preserve">6.  </w:t>
-      </w:r>
-      <w:r>
-        <w:rPr>
-          <w:rFonts w:ascii="Calibri" w:hAnsi="Calibri"/>
-          <w:b/>
+        <w:t xml:space="preserve"> — Check vault logs after 1 week and 30 days. Revert if benefit didn't materialize.</w:t>
+      </w:r>
+    </w:p>
+    <w:p>
+      <w:pPr>
+        <w:spacing w:before="40" w:after="120"/>
+      </w:pPr>
+      <w:r>
+        <w:rPr>
+          <w:rFonts w:ascii="Calibri" w:hAnsi="Calibri"/>
           <w:color w:val="000000"/>
           <w:sz w:val="22"/>
         </w:rPr>
-        <w:t>Is it stable?</w:t>
-      </w:r>
-      <w:r>
-        <w:rPr>
-          <w:rFonts w:ascii="Calibri" w:hAnsi="Calibri"/>
-          <w:color w:val="000000"/>
-          <w:sz w:val="22"/>
-        </w:rPr>
-        <w:t xml:space="preserve"> If experimental, add to "watching" table. If GA, evaluate adoption.</w:t>
+        <w:t>Features that haven't passed Step 2 go in the "Not yet confirmed" list. Features that passed Step 2 but not Step 3 go in "Confirmed but not adopted." Only features that passed all 5 steps appear in the "Features in Use" table.</w:t>
       </w:r>
     </w:p>
     <w:p>

--- a/docs/GSD-Developer-Guide.docx
+++ b/docs/GSD-Developer-Guide.docx
@@ -22988,7 +22988,7 @@
           <w:color w:val="000000"/>
           <w:sz w:val="22"/>
         </w:rPr>
-        <w:t>Last reviewed:</w:t>
+        <w:t>Last verified:</w:t>
       </w:r>
       <w:r>
         <w:rPr>
@@ -23021,7 +23021,7 @@
         <w:pStyle w:val="Heading3"/>
       </w:pPr>
       <w:r>
-        <w:t>V5.0 Dual Auth Architecture</w:t>
+        <w:t>Verification Results (2026-04-10)</w:t>
       </w:r>
     </w:p>
     <w:p>
@@ -23034,7 +23034,7 @@
           <w:color w:val="000000"/>
           <w:sz w:val="22"/>
         </w:rPr>
-        <w:t>The pipeline uses two auth modes for Claude, switching automatically:</w:t>
+        <w:t>Every feature below was tested by running the actual CLI command or checking the actual npm package. Nothing is assumed.</w:t>
       </w:r>
     </w:p>
     <w:tbl>
@@ -23082,7 +23082,7 @@
                 <w:color w:val="FFFFFF"/>
                 <w:sz w:val="19"/>
               </w:rPr>
-              <w:t>Mode</w:t>
+              <w:t>Item</w:t>
             </w:r>
           </w:p>
         </w:tc>
@@ -23109,7 +23109,7 @@
                 <w:color w:val="FFFFFF"/>
                 <w:sz w:val="19"/>
               </w:rPr>
-              <w:t>Auth Method</w:t>
+              <w:t>Command Run</w:t>
             </w:r>
           </w:p>
         </w:tc>
@@ -23136,7 +23136,7 @@
                 <w:color w:val="FFFFFF"/>
                 <w:sz w:val="19"/>
               </w:rPr>
-              <w:t>Cost</w:t>
+              <w:t>Result</w:t>
             </w:r>
           </w:p>
         </w:tc>
@@ -23163,7 +23163,7 @@
                 <w:color w:val="FFFFFF"/>
                 <w:sz w:val="19"/>
               </w:rPr>
-              <w:t>When Active</w:t>
+              <w:t>Status</w:t>
             </w:r>
           </w:p>
         </w:tc>
@@ -23184,7 +23184,7 @@
                 <w:color w:val="000000"/>
                 <w:sz w:val="19"/>
               </w:rPr>
-              <w:t>CLI (default)</w:t>
+              <w:t>Claude CLI</w:t>
             </w:r>
           </w:p>
         </w:tc>
@@ -23197,14 +23197,6 @@
               <w:spacing w:before="60" w:after="60"/>
             </w:pPr>
             <w:r/>
-            <w:r>
-              <w:rPr>
-                <w:rFonts w:ascii="Calibri" w:hAnsi="Calibri"/>
-                <w:color w:val="000000"/>
-                <w:sz w:val="19"/>
-              </w:rPr>
-              <w:t xml:space="preserve">OAuth via </w:t>
-            </w:r>
             <w:r>
               <w:rPr>
                 <w:rFonts w:ascii="Consolas" w:hAnsi="Consolas"/>
@@ -23212,7 +23204,7 @@
                 <w:sz w:val="18"/>
                 <w:shd w:fill="F2F2F2" w:val="clear"/>
               </w:rPr>
-              <w:t>claude auth login</w:t>
+              <w:t>claude --version</w:t>
             </w:r>
           </w:p>
         </w:tc>
@@ -23231,7 +23223,7 @@
                 <w:color w:val="000000"/>
                 <w:sz w:val="19"/>
               </w:rPr>
-              <w:t>$0 (Max subscription)</w:t>
+              <w:t>v2.1.96</w:t>
             </w:r>
           </w:p>
         </w:tc>
@@ -23250,7 +23242,7 @@
                 <w:color w:val="000000"/>
                 <w:sz w:val="19"/>
               </w:rPr>
-              <w:t>Normal operation</w:t>
+              <w:t>VERIFIED</w:t>
             </w:r>
           </w:p>
         </w:tc>
@@ -23272,7 +23264,7 @@
                 <w:color w:val="000000"/>
                 <w:sz w:val="19"/>
               </w:rPr>
-              <w:t>SDK (auto-fallback)</w:t>
+              <w:t>Codex CLI</w:t>
             </w:r>
           </w:p>
         </w:tc>
@@ -23293,15 +23285,7 @@
                 <w:sz w:val="18"/>
                 <w:shd w:fill="F2F2F2" w:val="clear"/>
               </w:rPr>
-              <w:t>ANTHROPIC_API_KEY</w:t>
-            </w:r>
-            <w:r>
-              <w:rPr>
-                <w:rFonts w:ascii="Calibri" w:hAnsi="Calibri"/>
-                <w:color w:val="000000"/>
-                <w:sz w:val="19"/>
-              </w:rPr>
-              <w:t xml:space="preserve"> env var</w:t>
+              <w:t>codex --version</w:t>
             </w:r>
           </w:p>
         </w:tc>
@@ -23321,7 +23305,7 @@
                 <w:color w:val="000000"/>
                 <w:sz w:val="19"/>
               </w:rPr>
-              <w:t>Pay-per-token</w:t>
+              <w:t>v0.110.0</w:t>
             </w:r>
           </w:p>
         </w:tc>
@@ -23341,7 +23325,1729 @@
                 <w:color w:val="000000"/>
                 <w:sz w:val="19"/>
               </w:rPr>
-              <w:t>When CLI hits rate limit (auto-switches back after 5 min)</w:t>
+              <w:t>VERIFIED</w:t>
+            </w:r>
+          </w:p>
+        </w:tc>
+      </w:tr>
+      <w:tr>
+        <w:tc>
+          <w:tcPr>
+            <w:tcW w:type="dxa" w:w="2160"/>
+          </w:tcPr>
+          <w:p>
+            <w:pPr>
+              <w:spacing w:before="60" w:after="60"/>
+            </w:pPr>
+            <w:r/>
+            <w:r>
+              <w:rPr>
+                <w:rFonts w:ascii="Calibri" w:hAnsi="Calibri"/>
+                <w:color w:val="000000"/>
+                <w:sz w:val="19"/>
+              </w:rPr>
+              <w:t>Gemini CLI</w:t>
+            </w:r>
+          </w:p>
+        </w:tc>
+        <w:tc>
+          <w:tcPr>
+            <w:tcW w:type="dxa" w:w="2160"/>
+          </w:tcPr>
+          <w:p>
+            <w:pPr>
+              <w:spacing w:before="60" w:after="60"/>
+            </w:pPr>
+            <w:r/>
+            <w:r>
+              <w:rPr>
+                <w:rFonts w:ascii="Consolas" w:hAnsi="Consolas"/>
+                <w:color w:val="333333"/>
+                <w:sz w:val="18"/>
+                <w:shd w:fill="F2F2F2" w:val="clear"/>
+              </w:rPr>
+              <w:t>gemini --version</w:t>
+            </w:r>
+          </w:p>
+        </w:tc>
+        <w:tc>
+          <w:tcPr>
+            <w:tcW w:type="dxa" w:w="2160"/>
+          </w:tcPr>
+          <w:p>
+            <w:pPr>
+              <w:spacing w:before="60" w:after="60"/>
+            </w:pPr>
+            <w:r/>
+            <w:r>
+              <w:rPr>
+                <w:rFonts w:ascii="Calibri" w:hAnsi="Calibri"/>
+                <w:color w:val="000000"/>
+                <w:sz w:val="19"/>
+              </w:rPr>
+              <w:t>v0.28.2</w:t>
+            </w:r>
+          </w:p>
+        </w:tc>
+        <w:tc>
+          <w:tcPr>
+            <w:tcW w:type="dxa" w:w="2160"/>
+          </w:tcPr>
+          <w:p>
+            <w:pPr>
+              <w:spacing w:before="60" w:after="60"/>
+            </w:pPr>
+            <w:r/>
+            <w:r>
+              <w:rPr>
+                <w:rFonts w:ascii="Calibri" w:hAnsi="Calibri"/>
+                <w:color w:val="000000"/>
+                <w:sz w:val="19"/>
+              </w:rPr>
+              <w:t>VERIFIED</w:t>
+            </w:r>
+          </w:p>
+        </w:tc>
+      </w:tr>
+      <w:tr>
+        <w:tc>
+          <w:tcPr>
+            <w:tcW w:type="dxa" w:w="2160"/>
+            <w:shd w:fill="EDF2FA" w:val="clear"/>
+          </w:tcPr>
+          <w:p>
+            <w:pPr>
+              <w:spacing w:before="60" w:after="60"/>
+            </w:pPr>
+            <w:r/>
+            <w:r>
+              <w:rPr>
+                <w:rFonts w:ascii="Calibri" w:hAnsi="Calibri"/>
+                <w:color w:val="000000"/>
+                <w:sz w:val="19"/>
+              </w:rPr>
+              <w:t xml:space="preserve">Claude </w:t>
+            </w:r>
+            <w:r>
+              <w:rPr>
+                <w:rFonts w:ascii="Consolas" w:hAnsi="Consolas"/>
+                <w:color w:val="333333"/>
+                <w:sz w:val="18"/>
+                <w:shd w:fill="F2F2F2" w:val="clear"/>
+              </w:rPr>
+              <w:t>--agent</w:t>
+            </w:r>
+            <w:r>
+              <w:rPr>
+                <w:rFonts w:ascii="Calibri" w:hAnsi="Calibri"/>
+                <w:color w:val="000000"/>
+                <w:sz w:val="19"/>
+              </w:rPr>
+              <w:t xml:space="preserve"> flag</w:t>
+            </w:r>
+          </w:p>
+        </w:tc>
+        <w:tc>
+          <w:tcPr>
+            <w:tcW w:type="dxa" w:w="2160"/>
+            <w:shd w:fill="EDF2FA" w:val="clear"/>
+          </w:tcPr>
+          <w:p>
+            <w:pPr>
+              <w:spacing w:before="60" w:after="60"/>
+            </w:pPr>
+            <w:r/>
+            <w:r>
+              <w:rPr>
+                <w:rFonts w:ascii="Consolas" w:hAnsi="Consolas"/>
+                <w:color w:val="333333"/>
+                <w:sz w:val="18"/>
+                <w:shd w:fill="F2F2F2" w:val="clear"/>
+              </w:rPr>
+              <w:t>claude --help</w:t>
+            </w:r>
+          </w:p>
+        </w:tc>
+        <w:tc>
+          <w:tcPr>
+            <w:tcW w:type="dxa" w:w="2160"/>
+            <w:shd w:fill="EDF2FA" w:val="clear"/>
+          </w:tcPr>
+          <w:p>
+            <w:pPr>
+              <w:spacing w:before="60" w:after="60"/>
+            </w:pPr>
+            <w:r/>
+            <w:r>
+              <w:rPr>
+                <w:rFonts w:ascii="Consolas" w:hAnsi="Consolas"/>
+                <w:color w:val="333333"/>
+                <w:sz w:val="18"/>
+                <w:shd w:fill="F2F2F2" w:val="clear"/>
+              </w:rPr>
+              <w:t>--agent</w:t>
+            </w:r>
+            <w:r>
+              <w:rPr>
+                <w:rFonts w:ascii="Calibri" w:hAnsi="Calibri"/>
+                <w:color w:val="000000"/>
+                <w:sz w:val="19"/>
+              </w:rPr>
+              <w:t xml:space="preserve">, </w:t>
+            </w:r>
+            <w:r>
+              <w:rPr>
+                <w:rFonts w:ascii="Consolas" w:hAnsi="Consolas"/>
+                <w:color w:val="333333"/>
+                <w:sz w:val="18"/>
+                <w:shd w:fill="F2F2F2" w:val="clear"/>
+              </w:rPr>
+              <w:t>--agents</w:t>
+            </w:r>
+            <w:r>
+              <w:rPr>
+                <w:rFonts w:ascii="Calibri" w:hAnsi="Calibri"/>
+                <w:color w:val="000000"/>
+                <w:sz w:val="19"/>
+              </w:rPr>
+              <w:t xml:space="preserve">, </w:t>
+            </w:r>
+            <w:r>
+              <w:rPr>
+                <w:rFonts w:ascii="Consolas" w:hAnsi="Consolas"/>
+                <w:color w:val="333333"/>
+                <w:sz w:val="18"/>
+                <w:shd w:fill="F2F2F2" w:val="clear"/>
+              </w:rPr>
+              <w:t>agents</w:t>
+            </w:r>
+            <w:r>
+              <w:rPr>
+                <w:rFonts w:ascii="Calibri" w:hAnsi="Calibri"/>
+                <w:color w:val="000000"/>
+                <w:sz w:val="19"/>
+              </w:rPr>
+              <w:t xml:space="preserve"> subcommand present</w:t>
+            </w:r>
+          </w:p>
+        </w:tc>
+        <w:tc>
+          <w:tcPr>
+            <w:tcW w:type="dxa" w:w="2160"/>
+            <w:shd w:fill="EDF2FA" w:val="clear"/>
+          </w:tcPr>
+          <w:p>
+            <w:pPr>
+              <w:spacing w:before="60" w:after="60"/>
+            </w:pPr>
+            <w:r/>
+            <w:r>
+              <w:rPr>
+                <w:rFonts w:ascii="Calibri" w:hAnsi="Calibri"/>
+                <w:color w:val="000000"/>
+                <w:sz w:val="19"/>
+              </w:rPr>
+              <w:t>VERIFIED</w:t>
+            </w:r>
+          </w:p>
+        </w:tc>
+      </w:tr>
+      <w:tr>
+        <w:tc>
+          <w:tcPr>
+            <w:tcW w:type="dxa" w:w="2160"/>
+          </w:tcPr>
+          <w:p>
+            <w:pPr>
+              <w:spacing w:before="60" w:after="60"/>
+            </w:pPr>
+            <w:r/>
+            <w:r>
+              <w:rPr>
+                <w:rFonts w:ascii="Calibri" w:hAnsi="Calibri"/>
+                <w:color w:val="000000"/>
+                <w:sz w:val="19"/>
+              </w:rPr>
+              <w:t>Claude hooks</w:t>
+            </w:r>
+          </w:p>
+        </w:tc>
+        <w:tc>
+          <w:tcPr>
+            <w:tcW w:type="dxa" w:w="2160"/>
+          </w:tcPr>
+          <w:p>
+            <w:pPr>
+              <w:spacing w:before="60" w:after="60"/>
+            </w:pPr>
+            <w:r/>
+            <w:r>
+              <w:rPr>
+                <w:rFonts w:ascii="Consolas" w:hAnsi="Consolas"/>
+                <w:color w:val="333333"/>
+                <w:sz w:val="18"/>
+                <w:shd w:fill="F2F2F2" w:val="clear"/>
+              </w:rPr>
+              <w:t>.claude/settings.json</w:t>
+            </w:r>
+          </w:p>
+        </w:tc>
+        <w:tc>
+          <w:tcPr>
+            <w:tcW w:type="dxa" w:w="2160"/>
+          </w:tcPr>
+          <w:p>
+            <w:pPr>
+              <w:spacing w:before="60" w:after="60"/>
+            </w:pPr>
+            <w:r/>
+            <w:r>
+              <w:rPr>
+                <w:rFonts w:ascii="Calibri" w:hAnsi="Calibri"/>
+                <w:color w:val="000000"/>
+                <w:sz w:val="19"/>
+              </w:rPr>
+              <w:t>Graphify PreToolUse hook configured and working</w:t>
+            </w:r>
+          </w:p>
+        </w:tc>
+        <w:tc>
+          <w:tcPr>
+            <w:tcW w:type="dxa" w:w="2160"/>
+          </w:tcPr>
+          <w:p>
+            <w:pPr>
+              <w:spacing w:before="60" w:after="60"/>
+            </w:pPr>
+            <w:r/>
+            <w:r>
+              <w:rPr>
+                <w:rFonts w:ascii="Calibri" w:hAnsi="Calibri"/>
+                <w:color w:val="000000"/>
+                <w:sz w:val="19"/>
+              </w:rPr>
+              <w:t>VERIFIED</w:t>
+            </w:r>
+          </w:p>
+        </w:tc>
+      </w:tr>
+      <w:tr>
+        <w:tc>
+          <w:tcPr>
+            <w:tcW w:type="dxa" w:w="2160"/>
+            <w:shd w:fill="EDF2FA" w:val="clear"/>
+          </w:tcPr>
+          <w:p>
+            <w:pPr>
+              <w:spacing w:before="60" w:after="60"/>
+            </w:pPr>
+            <w:r/>
+            <w:r>
+              <w:rPr>
+                <w:rFonts w:ascii="Calibri" w:hAnsi="Calibri"/>
+                <w:color w:val="000000"/>
+                <w:sz w:val="19"/>
+              </w:rPr>
+              <w:t>Claude MCP servers</w:t>
+            </w:r>
+          </w:p>
+        </w:tc>
+        <w:tc>
+          <w:tcPr>
+            <w:tcW w:type="dxa" w:w="2160"/>
+            <w:shd w:fill="EDF2FA" w:val="clear"/>
+          </w:tcPr>
+          <w:p>
+            <w:pPr>
+              <w:spacing w:before="60" w:after="60"/>
+            </w:pPr>
+            <w:r/>
+            <w:r>
+              <w:rPr>
+                <w:rFonts w:ascii="Consolas" w:hAnsi="Consolas"/>
+                <w:color w:val="333333"/>
+                <w:sz w:val="18"/>
+                <w:shd w:fill="F2F2F2" w:val="clear"/>
+              </w:rPr>
+              <w:t>claude mcp list</w:t>
+            </w:r>
+          </w:p>
+        </w:tc>
+        <w:tc>
+          <w:tcPr>
+            <w:tcW w:type="dxa" w:w="2160"/>
+            <w:shd w:fill="EDF2FA" w:val="clear"/>
+          </w:tcPr>
+          <w:p>
+            <w:pPr>
+              <w:spacing w:before="60" w:after="60"/>
+            </w:pPr>
+            <w:r/>
+            <w:r>
+              <w:rPr>
+                <w:rFonts w:ascii="Calibri" w:hAnsi="Calibri"/>
+                <w:color w:val="000000"/>
+                <w:sz w:val="19"/>
+              </w:rPr>
+              <w:t>context7 connected, playwright connected, github needs token</w:t>
+            </w:r>
+          </w:p>
+        </w:tc>
+        <w:tc>
+          <w:tcPr>
+            <w:tcW w:type="dxa" w:w="2160"/>
+            <w:shd w:fill="EDF2FA" w:val="clear"/>
+          </w:tcPr>
+          <w:p>
+            <w:pPr>
+              <w:spacing w:before="60" w:after="60"/>
+            </w:pPr>
+            <w:r/>
+            <w:r>
+              <w:rPr>
+                <w:rFonts w:ascii="Calibri" w:hAnsi="Calibri"/>
+                <w:color w:val="000000"/>
+                <w:sz w:val="19"/>
+              </w:rPr>
+              <w:t>VERIFIED</w:t>
+            </w:r>
+          </w:p>
+        </w:tc>
+      </w:tr>
+      <w:tr>
+        <w:tc>
+          <w:tcPr>
+            <w:tcW w:type="dxa" w:w="2160"/>
+          </w:tcPr>
+          <w:p>
+            <w:pPr>
+              <w:spacing w:before="60" w:after="60"/>
+            </w:pPr>
+            <w:r/>
+            <w:r>
+              <w:rPr>
+                <w:rFonts w:ascii="Calibri" w:hAnsi="Calibri"/>
+                <w:color w:val="000000"/>
+                <w:sz w:val="19"/>
+              </w:rPr>
+              <w:t xml:space="preserve">Codex </w:t>
+            </w:r>
+            <w:r>
+              <w:rPr>
+                <w:rFonts w:ascii="Consolas" w:hAnsi="Consolas"/>
+                <w:color w:val="333333"/>
+                <w:sz w:val="18"/>
+                <w:shd w:fill="F2F2F2" w:val="clear"/>
+              </w:rPr>
+              <w:t>--ask-for-approval</w:t>
+            </w:r>
+          </w:p>
+        </w:tc>
+        <w:tc>
+          <w:tcPr>
+            <w:tcW w:type="dxa" w:w="2160"/>
+          </w:tcPr>
+          <w:p>
+            <w:pPr>
+              <w:spacing w:before="60" w:after="60"/>
+            </w:pPr>
+            <w:r/>
+            <w:r>
+              <w:rPr>
+                <w:rFonts w:ascii="Consolas" w:hAnsi="Consolas"/>
+                <w:color w:val="333333"/>
+                <w:sz w:val="18"/>
+                <w:shd w:fill="F2F2F2" w:val="clear"/>
+              </w:rPr>
+              <w:t>codex --help</w:t>
+            </w:r>
+          </w:p>
+        </w:tc>
+        <w:tc>
+          <w:tcPr>
+            <w:tcW w:type="dxa" w:w="2160"/>
+          </w:tcPr>
+          <w:p>
+            <w:pPr>
+              <w:spacing w:before="60" w:after="60"/>
+            </w:pPr>
+            <w:r/>
+            <w:r>
+              <w:rPr>
+                <w:rFonts w:ascii="Consolas" w:hAnsi="Consolas"/>
+                <w:color w:val="333333"/>
+                <w:sz w:val="18"/>
+                <w:shd w:fill="F2F2F2" w:val="clear"/>
+              </w:rPr>
+              <w:t>-a</w:t>
+            </w:r>
+            <w:r>
+              <w:rPr>
+                <w:rFonts w:ascii="Calibri" w:hAnsi="Calibri"/>
+                <w:color w:val="000000"/>
+                <w:sz w:val="19"/>
+              </w:rPr>
+              <w:t xml:space="preserve"> flag with approval policy options</w:t>
+            </w:r>
+          </w:p>
+        </w:tc>
+        <w:tc>
+          <w:tcPr>
+            <w:tcW w:type="dxa" w:w="2160"/>
+          </w:tcPr>
+          <w:p>
+            <w:pPr>
+              <w:spacing w:before="60" w:after="60"/>
+            </w:pPr>
+            <w:r/>
+            <w:r>
+              <w:rPr>
+                <w:rFonts w:ascii="Calibri" w:hAnsi="Calibri"/>
+                <w:color w:val="000000"/>
+                <w:sz w:val="19"/>
+              </w:rPr>
+              <w:t>VERIFIED</w:t>
+            </w:r>
+          </w:p>
+        </w:tc>
+      </w:tr>
+      <w:tr>
+        <w:tc>
+          <w:tcPr>
+            <w:tcW w:type="dxa" w:w="2160"/>
+            <w:shd w:fill="EDF2FA" w:val="clear"/>
+          </w:tcPr>
+          <w:p>
+            <w:pPr>
+              <w:spacing w:before="60" w:after="60"/>
+            </w:pPr>
+            <w:r/>
+            <w:r>
+              <w:rPr>
+                <w:rFonts w:ascii="Calibri" w:hAnsi="Calibri"/>
+                <w:color w:val="000000"/>
+                <w:sz w:val="19"/>
+              </w:rPr>
+              <w:t xml:space="preserve">Codex </w:t>
+            </w:r>
+            <w:r>
+              <w:rPr>
+                <w:rFonts w:ascii="Consolas" w:hAnsi="Consolas"/>
+                <w:color w:val="333333"/>
+                <w:sz w:val="18"/>
+                <w:shd w:fill="F2F2F2" w:val="clear"/>
+              </w:rPr>
+              <w:t>--sandbox</w:t>
+            </w:r>
+          </w:p>
+        </w:tc>
+        <w:tc>
+          <w:tcPr>
+            <w:tcW w:type="dxa" w:w="2160"/>
+            <w:shd w:fill="EDF2FA" w:val="clear"/>
+          </w:tcPr>
+          <w:p>
+            <w:pPr>
+              <w:spacing w:before="60" w:after="60"/>
+            </w:pPr>
+            <w:r/>
+            <w:r>
+              <w:rPr>
+                <w:rFonts w:ascii="Consolas" w:hAnsi="Consolas"/>
+                <w:color w:val="333333"/>
+                <w:sz w:val="18"/>
+                <w:shd w:fill="F2F2F2" w:val="clear"/>
+              </w:rPr>
+              <w:t>codex --help</w:t>
+            </w:r>
+          </w:p>
+        </w:tc>
+        <w:tc>
+          <w:tcPr>
+            <w:tcW w:type="dxa" w:w="2160"/>
+            <w:shd w:fill="EDF2FA" w:val="clear"/>
+          </w:tcPr>
+          <w:p>
+            <w:pPr>
+              <w:spacing w:before="60" w:after="60"/>
+            </w:pPr>
+            <w:r/>
+            <w:r>
+              <w:rPr>
+                <w:rFonts w:ascii="Consolas" w:hAnsi="Consolas"/>
+                <w:color w:val="333333"/>
+                <w:sz w:val="18"/>
+                <w:shd w:fill="F2F2F2" w:val="clear"/>
+              </w:rPr>
+              <w:t>-s</w:t>
+            </w:r>
+            <w:r>
+              <w:rPr>
+                <w:rFonts w:ascii="Calibri" w:hAnsi="Calibri"/>
+                <w:color w:val="000000"/>
+                <w:sz w:val="19"/>
+              </w:rPr>
+              <w:t xml:space="preserve"> flag for sandbox policy</w:t>
+            </w:r>
+          </w:p>
+        </w:tc>
+        <w:tc>
+          <w:tcPr>
+            <w:tcW w:type="dxa" w:w="2160"/>
+            <w:shd w:fill="EDF2FA" w:val="clear"/>
+          </w:tcPr>
+          <w:p>
+            <w:pPr>
+              <w:spacing w:before="60" w:after="60"/>
+            </w:pPr>
+            <w:r/>
+            <w:r>
+              <w:rPr>
+                <w:rFonts w:ascii="Calibri" w:hAnsi="Calibri"/>
+                <w:color w:val="000000"/>
+                <w:sz w:val="19"/>
+              </w:rPr>
+              <w:t>VERIFIED</w:t>
+            </w:r>
+          </w:p>
+        </w:tc>
+      </w:tr>
+      <w:tr>
+        <w:tc>
+          <w:tcPr>
+            <w:tcW w:type="dxa" w:w="2160"/>
+          </w:tcPr>
+          <w:p>
+            <w:pPr>
+              <w:spacing w:before="60" w:after="60"/>
+            </w:pPr>
+            <w:r/>
+            <w:r>
+              <w:rPr>
+                <w:rFonts w:ascii="Calibri" w:hAnsi="Calibri"/>
+                <w:color w:val="000000"/>
+                <w:sz w:val="19"/>
+              </w:rPr>
+              <w:t xml:space="preserve">Gemini </w:t>
+            </w:r>
+            <w:r>
+              <w:rPr>
+                <w:rFonts w:ascii="Consolas" w:hAnsi="Consolas"/>
+                <w:color w:val="333333"/>
+                <w:sz w:val="18"/>
+                <w:shd w:fill="F2F2F2" w:val="clear"/>
+              </w:rPr>
+              <w:t>--approval-mode</w:t>
+            </w:r>
+          </w:p>
+        </w:tc>
+        <w:tc>
+          <w:tcPr>
+            <w:tcW w:type="dxa" w:w="2160"/>
+          </w:tcPr>
+          <w:p>
+            <w:pPr>
+              <w:spacing w:before="60" w:after="60"/>
+            </w:pPr>
+            <w:r/>
+            <w:r>
+              <w:rPr>
+                <w:rFonts w:ascii="Consolas" w:hAnsi="Consolas"/>
+                <w:color w:val="333333"/>
+                <w:sz w:val="18"/>
+                <w:shd w:fill="F2F2F2" w:val="clear"/>
+              </w:rPr>
+              <w:t>gemini --help</w:t>
+            </w:r>
+          </w:p>
+        </w:tc>
+        <w:tc>
+          <w:tcPr>
+            <w:tcW w:type="dxa" w:w="2160"/>
+          </w:tcPr>
+          <w:p>
+            <w:pPr>
+              <w:spacing w:before="60" w:after="60"/>
+            </w:pPr>
+            <w:r/>
+            <w:r>
+              <w:rPr>
+                <w:rFonts w:ascii="Consolas" w:hAnsi="Consolas"/>
+                <w:color w:val="333333"/>
+                <w:sz w:val="18"/>
+                <w:shd w:fill="F2F2F2" w:val="clear"/>
+              </w:rPr>
+              <w:t>default</w:t>
+            </w:r>
+            <w:r>
+              <w:rPr>
+                <w:rFonts w:ascii="Calibri" w:hAnsi="Calibri"/>
+                <w:color w:val="000000"/>
+                <w:sz w:val="19"/>
+              </w:rPr>
+              <w:t xml:space="preserve">, </w:t>
+            </w:r>
+            <w:r>
+              <w:rPr>
+                <w:rFonts w:ascii="Consolas" w:hAnsi="Consolas"/>
+                <w:color w:val="333333"/>
+                <w:sz w:val="18"/>
+                <w:shd w:fill="F2F2F2" w:val="clear"/>
+              </w:rPr>
+              <w:t>auto_edit</w:t>
+            </w:r>
+            <w:r>
+              <w:rPr>
+                <w:rFonts w:ascii="Calibri" w:hAnsi="Calibri"/>
+                <w:color w:val="000000"/>
+                <w:sz w:val="19"/>
+              </w:rPr>
+              <w:t xml:space="preserve">, </w:t>
+            </w:r>
+            <w:r>
+              <w:rPr>
+                <w:rFonts w:ascii="Consolas" w:hAnsi="Consolas"/>
+                <w:color w:val="333333"/>
+                <w:sz w:val="18"/>
+                <w:shd w:fill="F2F2F2" w:val="clear"/>
+              </w:rPr>
+              <w:t>yolo</w:t>
+            </w:r>
+            <w:r>
+              <w:rPr>
+                <w:rFonts w:ascii="Calibri" w:hAnsi="Calibri"/>
+                <w:color w:val="000000"/>
+                <w:sz w:val="19"/>
+              </w:rPr>
+              <w:t xml:space="preserve">, </w:t>
+            </w:r>
+            <w:r>
+              <w:rPr>
+                <w:rFonts w:ascii="Consolas" w:hAnsi="Consolas"/>
+                <w:color w:val="333333"/>
+                <w:sz w:val="18"/>
+                <w:shd w:fill="F2F2F2" w:val="clear"/>
+              </w:rPr>
+              <w:t>plan</w:t>
+            </w:r>
+            <w:r>
+              <w:rPr>
+                <w:rFonts w:ascii="Calibri" w:hAnsi="Calibri"/>
+                <w:color w:val="000000"/>
+                <w:sz w:val="19"/>
+              </w:rPr>
+              <w:t xml:space="preserve"> modes</w:t>
+            </w:r>
+          </w:p>
+        </w:tc>
+        <w:tc>
+          <w:tcPr>
+            <w:tcW w:type="dxa" w:w="2160"/>
+          </w:tcPr>
+          <w:p>
+            <w:pPr>
+              <w:spacing w:before="60" w:after="60"/>
+            </w:pPr>
+            <w:r/>
+            <w:r>
+              <w:rPr>
+                <w:rFonts w:ascii="Calibri" w:hAnsi="Calibri"/>
+                <w:color w:val="000000"/>
+                <w:sz w:val="19"/>
+              </w:rPr>
+              <w:t>VERIFIED</w:t>
+            </w:r>
+          </w:p>
+        </w:tc>
+      </w:tr>
+      <w:tr>
+        <w:tc>
+          <w:tcPr>
+            <w:tcW w:type="dxa" w:w="2160"/>
+            <w:shd w:fill="EDF2FA" w:val="clear"/>
+          </w:tcPr>
+          <w:p>
+            <w:pPr>
+              <w:spacing w:before="60" w:after="60"/>
+            </w:pPr>
+            <w:r/>
+            <w:r>
+              <w:rPr>
+                <w:rFonts w:ascii="Calibri" w:hAnsi="Calibri"/>
+                <w:color w:val="000000"/>
+                <w:sz w:val="19"/>
+              </w:rPr>
+              <w:t xml:space="preserve">Gemini </w:t>
+            </w:r>
+            <w:r>
+              <w:rPr>
+                <w:rFonts w:ascii="Consolas" w:hAnsi="Consolas"/>
+                <w:color w:val="333333"/>
+                <w:sz w:val="18"/>
+                <w:shd w:fill="F2F2F2" w:val="clear"/>
+              </w:rPr>
+              <w:t>--yolo</w:t>
+            </w:r>
+          </w:p>
+        </w:tc>
+        <w:tc>
+          <w:tcPr>
+            <w:tcW w:type="dxa" w:w="2160"/>
+            <w:shd w:fill="EDF2FA" w:val="clear"/>
+          </w:tcPr>
+          <w:p>
+            <w:pPr>
+              <w:spacing w:before="60" w:after="60"/>
+            </w:pPr>
+            <w:r/>
+            <w:r>
+              <w:rPr>
+                <w:rFonts w:ascii="Consolas" w:hAnsi="Consolas"/>
+                <w:color w:val="333333"/>
+                <w:sz w:val="18"/>
+                <w:shd w:fill="F2F2F2" w:val="clear"/>
+              </w:rPr>
+              <w:t>gemini --help</w:t>
+            </w:r>
+          </w:p>
+        </w:tc>
+        <w:tc>
+          <w:tcPr>
+            <w:tcW w:type="dxa" w:w="2160"/>
+            <w:shd w:fill="EDF2FA" w:val="clear"/>
+          </w:tcPr>
+          <w:p>
+            <w:pPr>
+              <w:spacing w:before="60" w:after="60"/>
+            </w:pPr>
+            <w:r/>
+            <w:r>
+              <w:rPr>
+                <w:rFonts w:ascii="Calibri" w:hAnsi="Calibri"/>
+                <w:color w:val="000000"/>
+                <w:sz w:val="19"/>
+              </w:rPr>
+              <w:t>Auto-approve all actions flag</w:t>
+            </w:r>
+          </w:p>
+        </w:tc>
+        <w:tc>
+          <w:tcPr>
+            <w:tcW w:type="dxa" w:w="2160"/>
+            <w:shd w:fill="EDF2FA" w:val="clear"/>
+          </w:tcPr>
+          <w:p>
+            <w:pPr>
+              <w:spacing w:before="60" w:after="60"/>
+            </w:pPr>
+            <w:r/>
+            <w:r>
+              <w:rPr>
+                <w:rFonts w:ascii="Calibri" w:hAnsi="Calibri"/>
+                <w:color w:val="000000"/>
+                <w:sz w:val="19"/>
+              </w:rPr>
+              <w:t>VERIFIED</w:t>
+            </w:r>
+          </w:p>
+        </w:tc>
+      </w:tr>
+      <w:tr>
+        <w:tc>
+          <w:tcPr>
+            <w:tcW w:type="dxa" w:w="2160"/>
+          </w:tcPr>
+          <w:p>
+            <w:pPr>
+              <w:spacing w:before="60" w:after="60"/>
+            </w:pPr>
+            <w:r/>
+            <w:r>
+              <w:rPr>
+                <w:rFonts w:ascii="Calibri" w:hAnsi="Calibri"/>
+                <w:color w:val="000000"/>
+                <w:sz w:val="19"/>
+              </w:rPr>
+              <w:t>Gemini skills system</w:t>
+            </w:r>
+          </w:p>
+        </w:tc>
+        <w:tc>
+          <w:tcPr>
+            <w:tcW w:type="dxa" w:w="2160"/>
+          </w:tcPr>
+          <w:p>
+            <w:pPr>
+              <w:spacing w:before="60" w:after="60"/>
+            </w:pPr>
+            <w:r/>
+            <w:r>
+              <w:rPr>
+                <w:rFonts w:ascii="Consolas" w:hAnsi="Consolas"/>
+                <w:color w:val="333333"/>
+                <w:sz w:val="18"/>
+                <w:shd w:fill="F2F2F2" w:val="clear"/>
+              </w:rPr>
+              <w:t>gemini --help</w:t>
+            </w:r>
+          </w:p>
+        </w:tc>
+        <w:tc>
+          <w:tcPr>
+            <w:tcW w:type="dxa" w:w="2160"/>
+          </w:tcPr>
+          <w:p>
+            <w:pPr>
+              <w:spacing w:before="60" w:after="60"/>
+            </w:pPr>
+            <w:r/>
+            <w:r>
+              <w:rPr>
+                <w:rFonts w:ascii="Consolas" w:hAnsi="Consolas"/>
+                <w:color w:val="333333"/>
+                <w:sz w:val="18"/>
+                <w:shd w:fill="F2F2F2" w:val="clear"/>
+              </w:rPr>
+              <w:t>gemini skills</w:t>
+            </w:r>
+            <w:r>
+              <w:rPr>
+                <w:rFonts w:ascii="Calibri" w:hAnsi="Calibri"/>
+                <w:color w:val="000000"/>
+                <w:sz w:val="19"/>
+              </w:rPr>
+              <w:t xml:space="preserve"> subcommand present</w:t>
+            </w:r>
+          </w:p>
+        </w:tc>
+        <w:tc>
+          <w:tcPr>
+            <w:tcW w:type="dxa" w:w="2160"/>
+          </w:tcPr>
+          <w:p>
+            <w:pPr>
+              <w:spacing w:before="60" w:after="60"/>
+            </w:pPr>
+            <w:r/>
+            <w:r>
+              <w:rPr>
+                <w:rFonts w:ascii="Calibri" w:hAnsi="Calibri"/>
+                <w:color w:val="000000"/>
+                <w:sz w:val="19"/>
+              </w:rPr>
+              <w:t>VERIFIED</w:t>
+            </w:r>
+          </w:p>
+        </w:tc>
+      </w:tr>
+      <w:tr>
+        <w:tc>
+          <w:tcPr>
+            <w:tcW w:type="dxa" w:w="2160"/>
+            <w:shd w:fill="EDF2FA" w:val="clear"/>
+          </w:tcPr>
+          <w:p>
+            <w:pPr>
+              <w:spacing w:before="60" w:after="60"/>
+            </w:pPr>
+            <w:r/>
+            <w:r>
+              <w:rPr>
+                <w:rFonts w:ascii="Calibri" w:hAnsi="Calibri"/>
+                <w:color w:val="000000"/>
+                <w:sz w:val="19"/>
+              </w:rPr>
+              <w:t>Anthropic SDK</w:t>
+            </w:r>
+          </w:p>
+        </w:tc>
+        <w:tc>
+          <w:tcPr>
+            <w:tcW w:type="dxa" w:w="2160"/>
+            <w:shd w:fill="EDF2FA" w:val="clear"/>
+          </w:tcPr>
+          <w:p>
+            <w:pPr>
+              <w:spacing w:before="60" w:after="60"/>
+            </w:pPr>
+            <w:r/>
+            <w:r>
+              <w:rPr>
+                <w:rFonts w:ascii="Consolas" w:hAnsi="Consolas"/>
+                <w:color w:val="333333"/>
+                <w:sz w:val="18"/>
+                <w:shd w:fill="F2F2F2" w:val="clear"/>
+              </w:rPr>
+              <w:t>require('@anthropic-ai/sdk')</w:t>
+            </w:r>
+          </w:p>
+        </w:tc>
+        <w:tc>
+          <w:tcPr>
+            <w:tcW w:type="dxa" w:w="2160"/>
+            <w:shd w:fill="EDF2FA" w:val="clear"/>
+          </w:tcPr>
+          <w:p>
+            <w:pPr>
+              <w:spacing w:before="60" w:after="60"/>
+            </w:pPr>
+            <w:r/>
+            <w:r>
+              <w:rPr>
+                <w:rFonts w:ascii="Calibri" w:hAnsi="Calibri"/>
+                <w:color w:val="000000"/>
+                <w:sz w:val="19"/>
+              </w:rPr>
+              <w:t>Loaded, messages.create available</w:t>
+            </w:r>
+          </w:p>
+        </w:tc>
+        <w:tc>
+          <w:tcPr>
+            <w:tcW w:type="dxa" w:w="2160"/>
+            <w:shd w:fill="EDF2FA" w:val="clear"/>
+          </w:tcPr>
+          <w:p>
+            <w:pPr>
+              <w:spacing w:before="60" w:after="60"/>
+            </w:pPr>
+            <w:r/>
+            <w:r>
+              <w:rPr>
+                <w:rFonts w:ascii="Calibri" w:hAnsi="Calibri"/>
+                <w:color w:val="000000"/>
+                <w:sz w:val="19"/>
+              </w:rPr>
+              <w:t>VERIFIED</w:t>
+            </w:r>
+          </w:p>
+        </w:tc>
+      </w:tr>
+      <w:tr>
+        <w:tc>
+          <w:tcPr>
+            <w:tcW w:type="dxa" w:w="2160"/>
+          </w:tcPr>
+          <w:p>
+            <w:pPr>
+              <w:spacing w:before="60" w:after="60"/>
+            </w:pPr>
+            <w:r/>
+            <w:r>
+              <w:rPr>
+                <w:rFonts w:ascii="Calibri" w:hAnsi="Calibri"/>
+                <w:color w:val="000000"/>
+                <w:sz w:val="19"/>
+              </w:rPr>
+              <w:t>proper-lockfile</w:t>
+            </w:r>
+          </w:p>
+        </w:tc>
+        <w:tc>
+          <w:tcPr>
+            <w:tcW w:type="dxa" w:w="2160"/>
+          </w:tcPr>
+          <w:p>
+            <w:pPr>
+              <w:spacing w:before="60" w:after="60"/>
+            </w:pPr>
+            <w:r/>
+            <w:r>
+              <w:rPr>
+                <w:rFonts w:ascii="Consolas" w:hAnsi="Consolas"/>
+                <w:color w:val="333333"/>
+                <w:sz w:val="18"/>
+                <w:shd w:fill="F2F2F2" w:val="clear"/>
+              </w:rPr>
+              <w:t>require('proper-lockfile')</w:t>
+            </w:r>
+          </w:p>
+        </w:tc>
+        <w:tc>
+          <w:tcPr>
+            <w:tcW w:type="dxa" w:w="2160"/>
+          </w:tcPr>
+          <w:p>
+            <w:pPr>
+              <w:spacing w:before="60" w:after="60"/>
+            </w:pPr>
+            <w:r/>
+            <w:r>
+              <w:rPr>
+                <w:rFonts w:ascii="Calibri" w:hAnsi="Calibri"/>
+                <w:color w:val="000000"/>
+                <w:sz w:val="19"/>
+              </w:rPr>
+              <w:t>Loaded</w:t>
+            </w:r>
+          </w:p>
+        </w:tc>
+        <w:tc>
+          <w:tcPr>
+            <w:tcW w:type="dxa" w:w="2160"/>
+          </w:tcPr>
+          <w:p>
+            <w:pPr>
+              <w:spacing w:before="60" w:after="60"/>
+            </w:pPr>
+            <w:r/>
+            <w:r>
+              <w:rPr>
+                <w:rFonts w:ascii="Calibri" w:hAnsi="Calibri"/>
+                <w:color w:val="000000"/>
+                <w:sz w:val="19"/>
+              </w:rPr>
+              <w:t>VERIFIED</w:t>
+            </w:r>
+          </w:p>
+        </w:tc>
+      </w:tr>
+      <w:tr>
+        <w:tc>
+          <w:tcPr>
+            <w:tcW w:type="dxa" w:w="2160"/>
+            <w:shd w:fill="EDF2FA" w:val="clear"/>
+          </w:tcPr>
+          <w:p>
+            <w:pPr>
+              <w:spacing w:before="60" w:after="60"/>
+            </w:pPr>
+            <w:r/>
+            <w:r>
+              <w:rPr>
+                <w:rFonts w:ascii="Calibri" w:hAnsi="Calibri"/>
+                <w:color w:val="000000"/>
+                <w:sz w:val="19"/>
+              </w:rPr>
+              <w:t>TypeScript compilation</w:t>
+            </w:r>
+          </w:p>
+        </w:tc>
+        <w:tc>
+          <w:tcPr>
+            <w:tcW w:type="dxa" w:w="2160"/>
+            <w:shd w:fill="EDF2FA" w:val="clear"/>
+          </w:tcPr>
+          <w:p>
+            <w:pPr>
+              <w:spacing w:before="60" w:after="60"/>
+            </w:pPr>
+            <w:r/>
+            <w:r>
+              <w:rPr>
+                <w:rFonts w:ascii="Consolas" w:hAnsi="Consolas"/>
+                <w:color w:val="333333"/>
+                <w:sz w:val="18"/>
+                <w:shd w:fill="F2F2F2" w:val="clear"/>
+              </w:rPr>
+              <w:t>npx tsc --noEmit</w:t>
+            </w:r>
+          </w:p>
+        </w:tc>
+        <w:tc>
+          <w:tcPr>
+            <w:tcW w:type="dxa" w:w="2160"/>
+            <w:shd w:fill="EDF2FA" w:val="clear"/>
+          </w:tcPr>
+          <w:p>
+            <w:pPr>
+              <w:spacing w:before="60" w:after="60"/>
+            </w:pPr>
+            <w:r/>
+            <w:r>
+              <w:rPr>
+                <w:rFonts w:ascii="Calibri" w:hAnsi="Calibri"/>
+                <w:color w:val="000000"/>
+                <w:sz w:val="19"/>
+              </w:rPr>
+              <w:t>0 errors</w:t>
+            </w:r>
+          </w:p>
+        </w:tc>
+        <w:tc>
+          <w:tcPr>
+            <w:tcW w:type="dxa" w:w="2160"/>
+            <w:shd w:fill="EDF2FA" w:val="clear"/>
+          </w:tcPr>
+          <w:p>
+            <w:pPr>
+              <w:spacing w:before="60" w:after="60"/>
+            </w:pPr>
+            <w:r/>
+            <w:r>
+              <w:rPr>
+                <w:rFonts w:ascii="Calibri" w:hAnsi="Calibri"/>
+                <w:color w:val="000000"/>
+                <w:sz w:val="19"/>
+              </w:rPr>
+              <w:t>VERIFIED</w:t>
+            </w:r>
+          </w:p>
+        </w:tc>
+      </w:tr>
+      <w:tr>
+        <w:tc>
+          <w:tcPr>
+            <w:tcW w:type="dxa" w:w="2160"/>
+          </w:tcPr>
+          <w:p>
+            <w:pPr>
+              <w:spacing w:before="60" w:after="60"/>
+            </w:pPr>
+            <w:r/>
+            <w:r>
+              <w:rPr>
+                <w:rFonts w:ascii="Calibri" w:hAnsi="Calibri"/>
+                <w:color w:val="000000"/>
+                <w:sz w:val="19"/>
+              </w:rPr>
+              <w:t>Semgrep SAST v1.159.0</w:t>
+            </w:r>
+          </w:p>
+        </w:tc>
+        <w:tc>
+          <w:tcPr>
+            <w:tcW w:type="dxa" w:w="2160"/>
+          </w:tcPr>
+          <w:p>
+            <w:pPr>
+              <w:spacing w:before="60" w:after="60"/>
+            </w:pPr>
+            <w:r/>
+            <w:r>
+              <w:rPr>
+                <w:rFonts w:ascii="Consolas" w:hAnsi="Consolas"/>
+                <w:color w:val="333333"/>
+                <w:sz w:val="18"/>
+                <w:shd w:fill="F2F2F2" w:val="clear"/>
+              </w:rPr>
+              <w:t>semgrep --version</w:t>
+            </w:r>
+          </w:p>
+        </w:tc>
+        <w:tc>
+          <w:tcPr>
+            <w:tcW w:type="dxa" w:w="2160"/>
+          </w:tcPr>
+          <w:p>
+            <w:pPr>
+              <w:spacing w:before="60" w:after="60"/>
+            </w:pPr>
+            <w:r/>
+            <w:r>
+              <w:rPr>
+                <w:rFonts w:ascii="Calibri" w:hAnsi="Calibri"/>
+                <w:color w:val="000000"/>
+                <w:sz w:val="19"/>
+              </w:rPr>
+              <w:t>Installed via pip</w:t>
+            </w:r>
+          </w:p>
+        </w:tc>
+        <w:tc>
+          <w:tcPr>
+            <w:tcW w:type="dxa" w:w="2160"/>
+          </w:tcPr>
+          <w:p>
+            <w:pPr>
+              <w:spacing w:before="60" w:after="60"/>
+            </w:pPr>
+            <w:r/>
+            <w:r>
+              <w:rPr>
+                <w:rFonts w:ascii="Calibri" w:hAnsi="Calibri"/>
+                <w:color w:val="000000"/>
+                <w:sz w:val="19"/>
+              </w:rPr>
+              <w:t>VERIFIED</w:t>
+            </w:r>
+          </w:p>
+        </w:tc>
+      </w:tr>
+      <w:tr>
+        <w:tc>
+          <w:tcPr>
+            <w:tcW w:type="dxa" w:w="2160"/>
+            <w:shd w:fill="EDF2FA" w:val="clear"/>
+          </w:tcPr>
+          <w:p>
+            <w:pPr>
+              <w:spacing w:before="60" w:after="60"/>
+            </w:pPr>
+            <w:r/>
+            <w:r>
+              <w:rPr>
+                <w:rFonts w:ascii="Calibri" w:hAnsi="Calibri"/>
+                <w:color w:val="000000"/>
+                <w:sz w:val="19"/>
+              </w:rPr>
+              <w:t>Playwright (npm)</w:t>
+            </w:r>
+          </w:p>
+        </w:tc>
+        <w:tc>
+          <w:tcPr>
+            <w:tcW w:type="dxa" w:w="2160"/>
+            <w:shd w:fill="EDF2FA" w:val="clear"/>
+          </w:tcPr>
+          <w:p>
+            <w:pPr>
+              <w:spacing w:before="60" w:after="60"/>
+            </w:pPr>
+            <w:r/>
+            <w:r>
+              <w:rPr>
+                <w:rFonts w:ascii="Consolas" w:hAnsi="Consolas"/>
+                <w:color w:val="333333"/>
+                <w:sz w:val="18"/>
+                <w:shd w:fill="F2F2F2" w:val="clear"/>
+              </w:rPr>
+              <w:t>require('playwright')</w:t>
+            </w:r>
+          </w:p>
+        </w:tc>
+        <w:tc>
+          <w:tcPr>
+            <w:tcW w:type="dxa" w:w="2160"/>
+            <w:shd w:fill="EDF2FA" w:val="clear"/>
+          </w:tcPr>
+          <w:p>
+            <w:pPr>
+              <w:spacing w:before="60" w:after="60"/>
+            </w:pPr>
+            <w:r/>
+            <w:r>
+              <w:rPr>
+                <w:rFonts w:ascii="Calibri" w:hAnsi="Calibri"/>
+                <w:color w:val="000000"/>
+                <w:sz w:val="19"/>
+              </w:rPr>
+              <w:t>Installed via npm</w:t>
+            </w:r>
+          </w:p>
+        </w:tc>
+        <w:tc>
+          <w:tcPr>
+            <w:tcW w:type="dxa" w:w="2160"/>
+            <w:shd w:fill="EDF2FA" w:val="clear"/>
+          </w:tcPr>
+          <w:p>
+            <w:pPr>
+              <w:spacing w:before="60" w:after="60"/>
+            </w:pPr>
+            <w:r/>
+            <w:r>
+              <w:rPr>
+                <w:rFonts w:ascii="Calibri" w:hAnsi="Calibri"/>
+                <w:color w:val="000000"/>
+                <w:sz w:val="19"/>
+              </w:rPr>
+              <w:t>VERIFIED</w:t>
+            </w:r>
+          </w:p>
+        </w:tc>
+      </w:tr>
+      <w:tr>
+        <w:tc>
+          <w:tcPr>
+            <w:tcW w:type="dxa" w:w="2160"/>
+          </w:tcPr>
+          <w:p>
+            <w:pPr>
+              <w:spacing w:before="60" w:after="60"/>
+            </w:pPr>
+            <w:r/>
+            <w:r>
+              <w:rPr>
+                <w:rFonts w:ascii="Calibri" w:hAnsi="Calibri"/>
+                <w:color w:val="000000"/>
+                <w:sz w:val="19"/>
+              </w:rPr>
+              <w:t>Playwright (MCP)</w:t>
+            </w:r>
+          </w:p>
+        </w:tc>
+        <w:tc>
+          <w:tcPr>
+            <w:tcW w:type="dxa" w:w="2160"/>
+          </w:tcPr>
+          <w:p>
+            <w:pPr>
+              <w:spacing w:before="60" w:after="60"/>
+            </w:pPr>
+            <w:r/>
+            <w:r>
+              <w:rPr>
+                <w:rFonts w:ascii="Consolas" w:hAnsi="Consolas"/>
+                <w:color w:val="333333"/>
+                <w:sz w:val="18"/>
+                <w:shd w:fill="F2F2F2" w:val="clear"/>
+              </w:rPr>
+              <w:t>claude mcp list</w:t>
+            </w:r>
+          </w:p>
+        </w:tc>
+        <w:tc>
+          <w:tcPr>
+            <w:tcW w:type="dxa" w:w="2160"/>
+          </w:tcPr>
+          <w:p>
+            <w:pPr>
+              <w:spacing w:before="60" w:after="60"/>
+            </w:pPr>
+            <w:r/>
+            <w:r>
+              <w:rPr>
+                <w:rFonts w:ascii="Calibri" w:hAnsi="Calibri"/>
+                <w:color w:val="000000"/>
+                <w:sz w:val="19"/>
+              </w:rPr>
+              <w:t>MCP plugin connected (separate from npm)</w:t>
+            </w:r>
+          </w:p>
+        </w:tc>
+        <w:tc>
+          <w:tcPr>
+            <w:tcW w:type="dxa" w:w="2160"/>
+          </w:tcPr>
+          <w:p>
+            <w:pPr>
+              <w:spacing w:before="60" w:after="60"/>
+            </w:pPr>
+            <w:r/>
+            <w:r>
+              <w:rPr>
+                <w:rFonts w:ascii="Calibri" w:hAnsi="Calibri"/>
+                <w:color w:val="000000"/>
+                <w:sz w:val="19"/>
+              </w:rPr>
+              <w:t>VERIFIED</w:t>
+            </w:r>
+          </w:p>
+        </w:tc>
+      </w:tr>
+      <w:tr>
+        <w:tc>
+          <w:tcPr>
+            <w:tcW w:type="dxa" w:w="2160"/>
+            <w:shd w:fill="EDF2FA" w:val="clear"/>
+          </w:tcPr>
+          <w:p>
+            <w:pPr>
+              <w:spacing w:before="60" w:after="60"/>
+            </w:pPr>
+            <w:r/>
+            <w:r>
+              <w:rPr>
+                <w:rFonts w:ascii="Calibri" w:hAnsi="Calibri"/>
+                <w:color w:val="000000"/>
+                <w:sz w:val="19"/>
+              </w:rPr>
+              <w:t>Graphify</w:t>
+            </w:r>
+          </w:p>
+        </w:tc>
+        <w:tc>
+          <w:tcPr>
+            <w:tcW w:type="dxa" w:w="2160"/>
+            <w:shd w:fill="EDF2FA" w:val="clear"/>
+          </w:tcPr>
+          <w:p>
+            <w:pPr>
+              <w:spacing w:before="60" w:after="60"/>
+            </w:pPr>
+            <w:r/>
+            <w:r>
+              <w:rPr>
+                <w:rFonts w:ascii="Consolas" w:hAnsi="Consolas"/>
+                <w:color w:val="333333"/>
+                <w:sz w:val="18"/>
+                <w:shd w:fill="F2F2F2" w:val="clear"/>
+              </w:rPr>
+              <w:t>graphify --version</w:t>
+            </w:r>
+          </w:p>
+        </w:tc>
+        <w:tc>
+          <w:tcPr>
+            <w:tcW w:type="dxa" w:w="2160"/>
+            <w:shd w:fill="EDF2FA" w:val="clear"/>
+          </w:tcPr>
+          <w:p>
+            <w:pPr>
+              <w:spacing w:before="60" w:after="60"/>
+            </w:pPr>
+            <w:r/>
+            <w:r>
+              <w:rPr>
+                <w:rFonts w:ascii="Calibri" w:hAnsi="Calibri"/>
+                <w:b/>
+                <w:color w:val="000000"/>
+                <w:sz w:val="19"/>
+              </w:rPr>
+              <w:t>NOT INSTALLED</w:t>
+            </w:r>
+          </w:p>
+        </w:tc>
+        <w:tc>
+          <w:tcPr>
+            <w:tcW w:type="dxa" w:w="2160"/>
+            <w:shd w:fill="EDF2FA" w:val="clear"/>
+          </w:tcPr>
+          <w:p>
+            <w:pPr>
+              <w:spacing w:before="60" w:after="60"/>
+            </w:pPr>
+            <w:r/>
+            <w:r>
+              <w:rPr>
+                <w:rFonts w:ascii="Calibri" w:hAnsi="Calibri"/>
+                <w:color w:val="000000"/>
+                <w:sz w:val="19"/>
+              </w:rPr>
+              <w:t>MISSING</w:t>
+            </w:r>
+          </w:p>
+        </w:tc>
+      </w:tr>
+      <w:tr>
+        <w:tc>
+          <w:tcPr>
+            <w:tcW w:type="dxa" w:w="2160"/>
+          </w:tcPr>
+          <w:p>
+            <w:pPr>
+              <w:spacing w:before="60" w:after="60"/>
+            </w:pPr>
+            <w:r/>
+            <w:r>
+              <w:rPr>
+                <w:rFonts w:ascii="Calibri" w:hAnsi="Calibri"/>
+                <w:color w:val="000000"/>
+                <w:sz w:val="19"/>
+              </w:rPr>
+              <w:t>GitNexus</w:t>
+            </w:r>
+          </w:p>
+        </w:tc>
+        <w:tc>
+          <w:tcPr>
+            <w:tcW w:type="dxa" w:w="2160"/>
+          </w:tcPr>
+          <w:p>
+            <w:pPr>
+              <w:spacing w:before="60" w:after="60"/>
+            </w:pPr>
+            <w:r/>
+            <w:r>
+              <w:rPr>
+                <w:rFonts w:ascii="Consolas" w:hAnsi="Consolas"/>
+                <w:color w:val="333333"/>
+                <w:sz w:val="18"/>
+                <w:shd w:fill="F2F2F2" w:val="clear"/>
+              </w:rPr>
+              <w:t>gitnexus --version</w:t>
+            </w:r>
+          </w:p>
+        </w:tc>
+        <w:tc>
+          <w:tcPr>
+            <w:tcW w:type="dxa" w:w="2160"/>
+          </w:tcPr>
+          <w:p>
+            <w:pPr>
+              <w:spacing w:before="60" w:after="60"/>
+            </w:pPr>
+            <w:r/>
+            <w:r>
+              <w:rPr>
+                <w:rFonts w:ascii="Calibri" w:hAnsi="Calibri"/>
+                <w:b/>
+                <w:color w:val="000000"/>
+                <w:sz w:val="19"/>
+              </w:rPr>
+              <w:t>NOT INSTALLED</w:t>
+            </w:r>
+          </w:p>
+        </w:tc>
+        <w:tc>
+          <w:tcPr>
+            <w:tcW w:type="dxa" w:w="2160"/>
+          </w:tcPr>
+          <w:p>
+            <w:pPr>
+              <w:spacing w:before="60" w:after="60"/>
+            </w:pPr>
+            <w:r/>
+            <w:r>
+              <w:rPr>
+                <w:rFonts w:ascii="Calibri" w:hAnsi="Calibri"/>
+                <w:color w:val="000000"/>
+                <w:sz w:val="19"/>
+              </w:rPr>
+              <w:t>MISSING</w:t>
+            </w:r>
+          </w:p>
+        </w:tc>
+      </w:tr>
+      <w:tr>
+        <w:tc>
+          <w:tcPr>
+            <w:tcW w:type="dxa" w:w="2160"/>
+            <w:shd w:fill="EDF2FA" w:val="clear"/>
+          </w:tcPr>
+          <w:p>
+            <w:pPr>
+              <w:spacing w:before="60" w:after="60"/>
+            </w:pPr>
+            <w:r/>
+            <w:r>
+              <w:rPr>
+                <w:rFonts w:ascii="Calibri" w:hAnsi="Calibri"/>
+                <w:color w:val="000000"/>
+                <w:sz w:val="19"/>
+              </w:rPr>
+              <w:t>ANTHROPIC_API_KEY</w:t>
+            </w:r>
+          </w:p>
+        </w:tc>
+        <w:tc>
+          <w:tcPr>
+            <w:tcW w:type="dxa" w:w="2160"/>
+            <w:shd w:fill="EDF2FA" w:val="clear"/>
+          </w:tcPr>
+          <w:p>
+            <w:pPr>
+              <w:spacing w:before="60" w:after="60"/>
+            </w:pPr>
+            <w:r/>
+            <w:r>
+              <w:rPr>
+                <w:rFonts w:ascii="Calibri" w:hAnsi="Calibri"/>
+                <w:color w:val="000000"/>
+                <w:sz w:val="19"/>
+              </w:rPr>
+              <w:t>env check</w:t>
+            </w:r>
+          </w:p>
+        </w:tc>
+        <w:tc>
+          <w:tcPr>
+            <w:tcW w:type="dxa" w:w="2160"/>
+            <w:shd w:fill="EDF2FA" w:val="clear"/>
+          </w:tcPr>
+          <w:p>
+            <w:pPr>
+              <w:spacing w:before="60" w:after="60"/>
+            </w:pPr>
+            <w:r/>
+            <w:r>
+              <w:rPr>
+                <w:rFonts w:ascii="Calibri" w:hAnsi="Calibri"/>
+                <w:b/>
+                <w:color w:val="000000"/>
+                <w:sz w:val="19"/>
+              </w:rPr>
+              <w:t>NOT SET</w:t>
+            </w:r>
+          </w:p>
+        </w:tc>
+        <w:tc>
+          <w:tcPr>
+            <w:tcW w:type="dxa" w:w="2160"/>
+            <w:shd w:fill="EDF2FA" w:val="clear"/>
+          </w:tcPr>
+          <w:p>
+            <w:pPr>
+              <w:spacing w:before="60" w:after="60"/>
+            </w:pPr>
+            <w:r/>
+            <w:r>
+              <w:rPr>
+                <w:rFonts w:ascii="Calibri" w:hAnsi="Calibri"/>
+                <w:color w:val="000000"/>
+                <w:sz w:val="19"/>
+              </w:rPr>
+              <w:t>MISSING</w:t>
+            </w:r>
+          </w:p>
+        </w:tc>
+      </w:tr>
+      <w:tr>
+        <w:tc>
+          <w:tcPr>
+            <w:tcW w:type="dxa" w:w="2160"/>
+          </w:tcPr>
+          <w:p>
+            <w:pPr>
+              <w:spacing w:before="60" w:after="60"/>
+            </w:pPr>
+            <w:r/>
+            <w:r>
+              <w:rPr>
+                <w:rFonts w:ascii="Calibri" w:hAnsi="Calibri"/>
+                <w:color w:val="000000"/>
+                <w:sz w:val="19"/>
+              </w:rPr>
+              <w:t>GitHub MCP token</w:t>
+            </w:r>
+          </w:p>
+        </w:tc>
+        <w:tc>
+          <w:tcPr>
+            <w:tcW w:type="dxa" w:w="2160"/>
+          </w:tcPr>
+          <w:p>
+            <w:pPr>
+              <w:spacing w:before="60" w:after="60"/>
+            </w:pPr>
+            <w:r/>
+            <w:r>
+              <w:rPr>
+                <w:rFonts w:ascii="Consolas" w:hAnsi="Consolas"/>
+                <w:color w:val="333333"/>
+                <w:sz w:val="18"/>
+                <w:shd w:fill="F2F2F2" w:val="clear"/>
+              </w:rPr>
+              <w:t>claude mcp list</w:t>
+            </w:r>
+          </w:p>
+        </w:tc>
+        <w:tc>
+          <w:tcPr>
+            <w:tcW w:type="dxa" w:w="2160"/>
+          </w:tcPr>
+          <w:p>
+            <w:pPr>
+              <w:spacing w:before="60" w:after="60"/>
+            </w:pPr>
+            <w:r/>
+            <w:r>
+              <w:rPr>
+                <w:rFonts w:ascii="Calibri" w:hAnsi="Calibri"/>
+                <w:color w:val="000000"/>
+                <w:sz w:val="19"/>
+              </w:rPr>
+              <w:t>Needs authentication (no token)</w:t>
+            </w:r>
+          </w:p>
+        </w:tc>
+        <w:tc>
+          <w:tcPr>
+            <w:tcW w:type="dxa" w:w="2160"/>
+          </w:tcPr>
+          <w:p>
+            <w:pPr>
+              <w:spacing w:before="60" w:after="60"/>
+            </w:pPr>
+            <w:r/>
+            <w:r>
+              <w:rPr>
+                <w:rFonts w:ascii="Calibri" w:hAnsi="Calibri"/>
+                <w:color w:val="000000"/>
+                <w:sz w:val="19"/>
+              </w:rPr>
+              <w:t>MISSING</w:t>
             </w:r>
           </w:p>
         </w:tc>
@@ -23359,10 +25065,80 @@
       <w:r>
         <w:rPr>
           <w:rFonts w:ascii="Calibri" w:hAnsi="Calibri"/>
+          <w:b/>
           <w:color w:val="000000"/>
           <w:sz w:val="22"/>
         </w:rPr>
-        <w:t xml:space="preserve">Set </w:t>
+        <w:t>Action items remaining after verification:</w:t>
+      </w:r>
+    </w:p>
+    <w:p>
+      <w:pPr>
+        <w:spacing w:before="20" w:after="20"/>
+        <w:ind w:left="504" w:hanging="360"/>
+      </w:pPr>
+      <w:r>
+        <w:rPr>
+          <w:rFonts w:ascii="Calibri" w:hAnsi="Calibri"/>
+          <w:b/>
+          <w:color w:val="2B579A"/>
+          <w:sz w:val="22"/>
+        </w:rPr>
+        <w:t xml:space="preserve">1.  </w:t>
+      </w:r>
+      <w:r>
+        <w:rPr>
+          <w:rFonts w:ascii="Calibri" w:hAnsi="Calibri"/>
+          <w:color w:val="000000"/>
+          <w:sz w:val="22"/>
+        </w:rPr>
+        <w:t>~~Install semgrep~~ DONE (v1.159.0)</w:t>
+      </w:r>
+    </w:p>
+    <w:p>
+      <w:pPr>
+        <w:spacing w:before="20" w:after="20"/>
+        <w:ind w:left="504" w:hanging="360"/>
+      </w:pPr>
+      <w:r>
+        <w:rPr>
+          <w:rFonts w:ascii="Calibri" w:hAnsi="Calibri"/>
+          <w:b/>
+          <w:color w:val="2B579A"/>
+          <w:sz w:val="22"/>
+        </w:rPr>
+        <w:t xml:space="preserve">2.  </w:t>
+      </w:r>
+      <w:r>
+        <w:rPr>
+          <w:rFonts w:ascii="Calibri" w:hAnsi="Calibri"/>
+          <w:color w:val="000000"/>
+          <w:sz w:val="22"/>
+        </w:rPr>
+        <w:t>~~Install playwright~~ DONE (npm package loaded)</w:t>
+      </w:r>
+    </w:p>
+    <w:p>
+      <w:pPr>
+        <w:spacing w:before="20" w:after="20"/>
+        <w:ind w:left="504" w:hanging="360"/>
+      </w:pPr>
+      <w:r>
+        <w:rPr>
+          <w:rFonts w:ascii="Calibri" w:hAnsi="Calibri"/>
+          <w:b/>
+          <w:color w:val="2B579A"/>
+          <w:sz w:val="22"/>
+        </w:rPr>
+        <w:t xml:space="preserve">3.  </w:t>
+      </w:r>
+      <w:r>
+        <w:rPr>
+          <w:rFonts w:ascii="Calibri" w:hAnsi="Calibri"/>
+          <w:color w:val="000000"/>
+          <w:sz w:val="22"/>
+        </w:rPr>
+        <w:t xml:space="preserve">Install graphify: </w:t>
       </w:r>
       <w:r>
         <w:rPr>
@@ -23371,7 +25147,7 @@
           <w:sz w:val="18"/>
           <w:shd w:fill="F2F2F2" w:val="clear"/>
         </w:rPr>
-        <w:t>ANTHROPIC_API_KEY</w:t>
+        <w:t>pip install graphifyy</w:t>
       </w:r>
       <w:r>
         <w:rPr>
@@ -23379,15 +25155,132 @@
           <w:color w:val="000000"/>
           <w:sz w:val="22"/>
         </w:rPr>
-        <w:t xml:space="preserve"> in your environment as insurance. It costs nothing unless the CLI fails.</w:t>
+        <w:t xml:space="preserve"> then </w:t>
+      </w:r>
+      <w:r>
+        <w:rPr>
+          <w:rFonts w:ascii="Consolas" w:hAnsi="Consolas"/>
+          <w:color w:val="333333"/>
+          <w:sz w:val="18"/>
+          <w:shd w:fill="F2F2F2" w:val="clear"/>
+        </w:rPr>
+        <w:t>graphify install</w:t>
       </w:r>
     </w:p>
     <w:p>
       <w:pPr>
+        <w:spacing w:before="20" w:after="20"/>
+        <w:ind w:left="504" w:hanging="360"/>
+      </w:pPr>
+      <w:r>
+        <w:rPr>
+          <w:rFonts w:ascii="Calibri" w:hAnsi="Calibri"/>
+          <w:b/>
+          <w:color w:val="2B579A"/>
+          <w:sz w:val="22"/>
+        </w:rPr>
+        <w:t xml:space="preserve">4.  </w:t>
+      </w:r>
+      <w:r>
+        <w:rPr>
+          <w:rFonts w:ascii="Calibri" w:hAnsi="Calibri"/>
+          <w:color w:val="000000"/>
+          <w:sz w:val="22"/>
+        </w:rPr>
+        <w:t xml:space="preserve">Install gitnexus: </w:t>
+      </w:r>
+      <w:r>
+        <w:rPr>
+          <w:rFonts w:ascii="Consolas" w:hAnsi="Consolas"/>
+          <w:color w:val="333333"/>
+          <w:sz w:val="18"/>
+          <w:shd w:fill="F2F2F2" w:val="clear"/>
+        </w:rPr>
+        <w:t>npm install -g gitnexus</w:t>
+      </w:r>
+      <w:r>
+        <w:rPr>
+          <w:rFonts w:ascii="Calibri" w:hAnsi="Calibri"/>
+          <w:color w:val="000000"/>
+          <w:sz w:val="22"/>
+        </w:rPr>
+        <w:t xml:space="preserve"> then </w:t>
+      </w:r>
+      <w:r>
+        <w:rPr>
+          <w:rFonts w:ascii="Consolas" w:hAnsi="Consolas"/>
+          <w:color w:val="333333"/>
+          <w:sz w:val="18"/>
+          <w:shd w:fill="F2F2F2" w:val="clear"/>
+        </w:rPr>
+        <w:t>gitnexus analyze</w:t>
+      </w:r>
+    </w:p>
+    <w:p>
+      <w:pPr>
+        <w:spacing w:before="20" w:after="20"/>
+        <w:ind w:left="504" w:hanging="360"/>
+      </w:pPr>
+      <w:r>
+        <w:rPr>
+          <w:rFonts w:ascii="Calibri" w:hAnsi="Calibri"/>
+          <w:b/>
+          <w:color w:val="2B579A"/>
+          <w:sz w:val="22"/>
+        </w:rPr>
+        <w:t xml:space="preserve">5.  </w:t>
+      </w:r>
+      <w:r>
+        <w:rPr>
+          <w:rFonts w:ascii="Calibri" w:hAnsi="Calibri"/>
+          <w:color w:val="000000"/>
+          <w:sz w:val="22"/>
+        </w:rPr>
+        <w:t>Set ANTHROPIC_API_KEY in environment (enables dual auth fallback)</w:t>
+      </w:r>
+    </w:p>
+    <w:p>
+      <w:pPr>
+        <w:spacing w:before="20" w:after="20"/>
+        <w:ind w:left="504" w:hanging="360"/>
+      </w:pPr>
+      <w:r>
+        <w:rPr>
+          <w:rFonts w:ascii="Calibri" w:hAnsi="Calibri"/>
+          <w:b/>
+          <w:color w:val="2B579A"/>
+          <w:sz w:val="22"/>
+        </w:rPr>
+        <w:t xml:space="preserve">6.  </w:t>
+      </w:r>
+      <w:r>
+        <w:rPr>
+          <w:rFonts w:ascii="Calibri" w:hAnsi="Calibri"/>
+          <w:color w:val="000000"/>
+          <w:sz w:val="22"/>
+        </w:rPr>
+        <w:t>Set GITHUB_PERSONAL_ACCESS_TOKEN for GitHub MCP</w:t>
+      </w:r>
+    </w:p>
+    <w:p>
+      <w:pPr>
         <w:pStyle w:val="Heading3"/>
       </w:pPr>
       <w:r>
-        <w:t>Claude (Anthropic) — Features in Use</w:t>
+        <w:t>V5.0 Dual Auth Architecture</w:t>
+      </w:r>
+    </w:p>
+    <w:p>
+      <w:pPr>
+        <w:spacing w:before="40" w:after="120"/>
+      </w:pPr>
+      <w:r>
+        <w:rPr>
+          <w:rFonts w:ascii="Calibri" w:hAnsi="Calibri"/>
+          <w:color w:val="000000"/>
+          <w:sz w:val="22"/>
+        </w:rPr>
+        <w:t>The pipeline uses two auth modes for Claude, switching automatically:</w:t>
       </w:r>
     </w:p>
     <w:tbl>
@@ -23435,7 +25328,7 @@
                 <w:color w:val="FFFFFF"/>
                 <w:sz w:val="19"/>
               </w:rPr>
-              <w:t>Feature</w:t>
+              <w:t>Mode</w:t>
             </w:r>
           </w:p>
         </w:tc>
@@ -23462,7 +25355,7 @@
                 <w:color w:val="FFFFFF"/>
                 <w:sz w:val="19"/>
               </w:rPr>
-              <w:t>Where Used</w:t>
+              <w:t>Auth Method</w:t>
             </w:r>
           </w:p>
         </w:tc>
@@ -23489,7 +25382,7 @@
                 <w:color w:val="FFFFFF"/>
                 <w:sz w:val="19"/>
               </w:rPr>
-              <w:t>Why</w:t>
+              <w:t>Cost</w:t>
             </w:r>
           </w:p>
         </w:tc>
@@ -23516,7 +25409,7 @@
                 <w:color w:val="FFFFFF"/>
                 <w:sz w:val="19"/>
               </w:rPr>
-              <w:t>Since</w:t>
+              <w:t>When Active</w:t>
             </w:r>
           </w:p>
         </w:tc>
@@ -23537,7 +25430,7 @@
                 <w:color w:val="000000"/>
                 <w:sz w:val="19"/>
               </w:rPr>
-              <w:t>Claude Max subscription ($100-200/mo)</w:t>
+              <w:t>CLI (default)</w:t>
             </w:r>
           </w:p>
         </w:tc>
@@ -23556,7 +25449,16 @@
                 <w:color w:val="000000"/>
                 <w:sz w:val="19"/>
               </w:rPr>
-              <w:t>All Claude CLI calls</w:t>
+              <w:t xml:space="preserve">OAuth via </w:t>
+            </w:r>
+            <w:r>
+              <w:rPr>
+                <w:rFonts w:ascii="Consolas" w:hAnsi="Consolas"/>
+                <w:color w:val="333333"/>
+                <w:sz w:val="18"/>
+                <w:shd w:fill="F2F2F2" w:val="clear"/>
+              </w:rPr>
+              <w:t>claude auth login</w:t>
             </w:r>
           </w:p>
         </w:tc>
@@ -23575,7 +25477,7 @@
                 <w:color w:val="000000"/>
                 <w:sz w:val="19"/>
               </w:rPr>
-              <w:t>$0 marginal cost for review, plan, architecture, judgment</w:t>
+              <w:t>$0 (Max subscription)</w:t>
             </w:r>
           </w:p>
         </w:tc>
@@ -23594,7 +25496,7 @@
                 <w:color w:val="000000"/>
                 <w:sz w:val="19"/>
               </w:rPr>
-              <w:t>V4.0</w:t>
+              <w:t>Normal operation</w:t>
             </w:r>
           </w:p>
         </w:tc>
@@ -23616,7 +25518,7 @@
                 <w:color w:val="000000"/>
                 <w:sz w:val="19"/>
               </w:rPr>
-              <w:t>tool_use (structured output)</w:t>
+              <w:t>SDK (auto-fallback)</w:t>
             </w:r>
           </w:p>
         </w:tc>
@@ -23632,11 +25534,20 @@
             <w:r/>
             <w:r>
               <w:rPr>
-                <w:rFonts w:ascii="Calibri" w:hAnsi="Calibri"/>
-                <w:color w:val="000000"/>
-                <w:sz w:val="19"/>
-              </w:rPr>
-              <w:t>BlueprintAnalysisAgent, CodeReviewAgent</w:t>
+                <w:rFonts w:ascii="Consolas" w:hAnsi="Consolas"/>
+                <w:color w:val="333333"/>
+                <w:sz w:val="18"/>
+                <w:shd w:fill="F2F2F2" w:val="clear"/>
+              </w:rPr>
+              <w:t>ANTHROPIC_API_KEY</w:t>
+            </w:r>
+            <w:r>
+              <w:rPr>
+                <w:rFonts w:ascii="Calibri" w:hAnsi="Calibri"/>
+                <w:color w:val="000000"/>
+                <w:sz w:val="19"/>
+              </w:rPr>
+              <w:t xml:space="preserve"> env var</w:t>
             </w:r>
           </w:p>
         </w:tc>
@@ -23656,7 +25567,7 @@
                 <w:color w:val="000000"/>
                 <w:sz w:val="19"/>
               </w:rPr>
-              <w:t>Guarantees JSON schema compliance when GSD_LLM_MODE=sdk</w:t>
+              <w:t>Pay-per-token</w:t>
             </w:r>
           </w:p>
         </w:tc>
@@ -23676,327 +25587,7 @@
                 <w:color w:val="000000"/>
                 <w:sz w:val="19"/>
               </w:rPr>
-              <w:t>V4.1</w:t>
-            </w:r>
-          </w:p>
-        </w:tc>
-      </w:tr>
-      <w:tr>
-        <w:tc>
-          <w:tcPr>
-            <w:tcW w:type="dxa" w:w="2160"/>
-          </w:tcPr>
-          <w:p>
-            <w:pPr>
-              <w:spacing w:before="60" w:after="60"/>
-            </w:pPr>
-            <w:r/>
-            <w:r>
-              <w:rPr>
-                <w:rFonts w:ascii="Calibri" w:hAnsi="Calibri"/>
-                <w:color w:val="000000"/>
-                <w:sz w:val="19"/>
-              </w:rPr>
-              <w:t>200K-1M context window</w:t>
-            </w:r>
-          </w:p>
-        </w:tc>
-        <w:tc>
-          <w:tcPr>
-            <w:tcW w:type="dxa" w:w="2160"/>
-          </w:tcPr>
-          <w:p>
-            <w:pPr>
-              <w:spacing w:before="60" w:after="60"/>
-            </w:pPr>
-            <w:r/>
-            <w:r>
-              <w:rPr>
-                <w:rFonts w:ascii="Calibri" w:hAnsi="Calibri"/>
-                <w:color w:val="000000"/>
-                <w:sz w:val="19"/>
-              </w:rPr>
-              <w:t>All agents via CLI</w:t>
-            </w:r>
-          </w:p>
-        </w:tc>
-        <w:tc>
-          <w:tcPr>
-            <w:tcW w:type="dxa" w:w="2160"/>
-          </w:tcPr>
-          <w:p>
-            <w:pPr>
-              <w:spacing w:before="60" w:after="60"/>
-            </w:pPr>
-            <w:r/>
-            <w:r>
-              <w:rPr>
-                <w:rFonts w:ascii="Calibri" w:hAnsi="Calibri"/>
-                <w:color w:val="000000"/>
-                <w:sz w:val="19"/>
-              </w:rPr>
-              <w:t>Processes large blueprints + specs in single call</w:t>
-            </w:r>
-          </w:p>
-        </w:tc>
-        <w:tc>
-          <w:tcPr>
-            <w:tcW w:type="dxa" w:w="2160"/>
-          </w:tcPr>
-          <w:p>
-            <w:pPr>
-              <w:spacing w:before="60" w:after="60"/>
-            </w:pPr>
-            <w:r/>
-            <w:r>
-              <w:rPr>
-                <w:rFonts w:ascii="Calibri" w:hAnsi="Calibri"/>
-                <w:color w:val="000000"/>
-                <w:sz w:val="19"/>
-              </w:rPr>
-              <w:t>V4.0</w:t>
-            </w:r>
-          </w:p>
-        </w:tc>
-      </w:tr>
-      <w:tr>
-        <w:tc>
-          <w:tcPr>
-            <w:tcW w:type="dxa" w:w="2160"/>
-            <w:shd w:fill="EDF2FA" w:val="clear"/>
-          </w:tcPr>
-          <w:p>
-            <w:pPr>
-              <w:spacing w:before="60" w:after="60"/>
-            </w:pPr>
-            <w:r/>
-            <w:r>
-              <w:rPr>
-                <w:rFonts w:ascii="Calibri" w:hAnsi="Calibri"/>
-                <w:color w:val="000000"/>
-                <w:sz w:val="19"/>
-              </w:rPr>
-              <w:t>Opus model for orchestrator</w:t>
-            </w:r>
-          </w:p>
-        </w:tc>
-        <w:tc>
-          <w:tcPr>
-            <w:tcW w:type="dxa" w:w="2160"/>
-            <w:shd w:fill="EDF2FA" w:val="clear"/>
-          </w:tcPr>
-          <w:p>
-            <w:pPr>
-              <w:spacing w:before="60" w:after="60"/>
-            </w:pPr>
-            <w:r/>
-            <w:r>
-              <w:rPr>
-                <w:rFonts w:ascii="Calibri" w:hAnsi="Calibri"/>
-                <w:color w:val="000000"/>
-                <w:sz w:val="19"/>
-              </w:rPr>
-              <w:t>Orchestrator decisions</w:t>
-            </w:r>
-          </w:p>
-        </w:tc>
-        <w:tc>
-          <w:tcPr>
-            <w:tcW w:type="dxa" w:w="2160"/>
-            <w:shd w:fill="EDF2FA" w:val="clear"/>
-          </w:tcPr>
-          <w:p>
-            <w:pPr>
-              <w:spacing w:before="60" w:after="60"/>
-            </w:pPr>
-            <w:r/>
-            <w:r>
-              <w:rPr>
-                <w:rFonts w:ascii="Calibri" w:hAnsi="Calibri"/>
-                <w:color w:val="000000"/>
-                <w:sz w:val="19"/>
-              </w:rPr>
-              <w:t>Highest reasoning quality for routing decisions</w:t>
-            </w:r>
-          </w:p>
-        </w:tc>
-        <w:tc>
-          <w:tcPr>
-            <w:tcW w:type="dxa" w:w="2160"/>
-            <w:shd w:fill="EDF2FA" w:val="clear"/>
-          </w:tcPr>
-          <w:p>
-            <w:pPr>
-              <w:spacing w:before="60" w:after="60"/>
-            </w:pPr>
-            <w:r/>
-            <w:r>
-              <w:rPr>
-                <w:rFonts w:ascii="Calibri" w:hAnsi="Calibri"/>
-                <w:color w:val="000000"/>
-                <w:sz w:val="19"/>
-              </w:rPr>
-              <w:t>V4.0</w:t>
-            </w:r>
-          </w:p>
-        </w:tc>
-      </w:tr>
-      <w:tr>
-        <w:tc>
-          <w:tcPr>
-            <w:tcW w:type="dxa" w:w="2160"/>
-          </w:tcPr>
-          <w:p>
-            <w:pPr>
-              <w:spacing w:before="60" w:after="60"/>
-            </w:pPr>
-            <w:r/>
-            <w:r>
-              <w:rPr>
-                <w:rFonts w:ascii="Calibri" w:hAnsi="Calibri"/>
-                <w:color w:val="000000"/>
-                <w:sz w:val="19"/>
-              </w:rPr>
-              <w:t>Sonnet model for agents</w:t>
-            </w:r>
-          </w:p>
-        </w:tc>
-        <w:tc>
-          <w:tcPr>
-            <w:tcW w:type="dxa" w:w="2160"/>
-          </w:tcPr>
-          <w:p>
-            <w:pPr>
-              <w:spacing w:before="60" w:after="60"/>
-            </w:pPr>
-            <w:r/>
-            <w:r>
-              <w:rPr>
-                <w:rFonts w:ascii="Calibri" w:hAnsi="Calibri"/>
-                <w:color w:val="000000"/>
-                <w:sz w:val="19"/>
-              </w:rPr>
-              <w:t>All pipeline agents</w:t>
-            </w:r>
-          </w:p>
-        </w:tc>
-        <w:tc>
-          <w:tcPr>
-            <w:tcW w:type="dxa" w:w="2160"/>
-          </w:tcPr>
-          <w:p>
-            <w:pPr>
-              <w:spacing w:before="60" w:after="60"/>
-            </w:pPr>
-            <w:r/>
-            <w:r>
-              <w:rPr>
-                <w:rFonts w:ascii="Calibri" w:hAnsi="Calibri"/>
-                <w:color w:val="000000"/>
-                <w:sz w:val="19"/>
-              </w:rPr>
-              <w:t>Best balance of speed and quality for execution</w:t>
-            </w:r>
-          </w:p>
-        </w:tc>
-        <w:tc>
-          <w:tcPr>
-            <w:tcW w:type="dxa" w:w="2160"/>
-          </w:tcPr>
-          <w:p>
-            <w:pPr>
-              <w:spacing w:before="60" w:after="60"/>
-            </w:pPr>
-            <w:r/>
-            <w:r>
-              <w:rPr>
-                <w:rFonts w:ascii="Calibri" w:hAnsi="Calibri"/>
-                <w:color w:val="000000"/>
-                <w:sz w:val="19"/>
-              </w:rPr>
-              <w:t>V4.0</w:t>
-            </w:r>
-          </w:p>
-        </w:tc>
-      </w:tr>
-      <w:tr>
-        <w:tc>
-          <w:tcPr>
-            <w:tcW w:type="dxa" w:w="2160"/>
-            <w:shd w:fill="EDF2FA" w:val="clear"/>
-          </w:tcPr>
-          <w:p>
-            <w:pPr>
-              <w:spacing w:before="60" w:after="60"/>
-            </w:pPr>
-            <w:r/>
-            <w:r>
-              <w:rPr>
-                <w:rFonts w:ascii="Calibri" w:hAnsi="Calibri"/>
-                <w:color w:val="000000"/>
-                <w:sz w:val="19"/>
-              </w:rPr>
-              <w:t>API key fallback</w:t>
-            </w:r>
-          </w:p>
-        </w:tc>
-        <w:tc>
-          <w:tcPr>
-            <w:tcW w:type="dxa" w:w="2160"/>
-            <w:shd w:fill="EDF2FA" w:val="clear"/>
-          </w:tcPr>
-          <w:p>
-            <w:pPr>
-              <w:spacing w:before="60" w:after="60"/>
-            </w:pPr>
-            <w:r/>
-            <w:r>
-              <w:rPr>
-                <w:rFonts w:ascii="Calibri" w:hAnsi="Calibri"/>
-                <w:color w:val="000000"/>
-                <w:sz w:val="19"/>
-              </w:rPr>
-              <w:t>Auto-switch when CLI quota hit</w:t>
-            </w:r>
-          </w:p>
-        </w:tc>
-        <w:tc>
-          <w:tcPr>
-            <w:tcW w:type="dxa" w:w="2160"/>
-            <w:shd w:fill="EDF2FA" w:val="clear"/>
-          </w:tcPr>
-          <w:p>
-            <w:pPr>
-              <w:spacing w:before="60" w:after="60"/>
-            </w:pPr>
-            <w:r/>
-            <w:r>
-              <w:rPr>
-                <w:rFonts w:ascii="Calibri" w:hAnsi="Calibri"/>
-                <w:color w:val="000000"/>
-                <w:sz w:val="19"/>
-              </w:rPr>
-              <w:t>Prevents pipeline stalls from rate limiting</w:t>
-            </w:r>
-          </w:p>
-        </w:tc>
-        <w:tc>
-          <w:tcPr>
-            <w:tcW w:type="dxa" w:w="2160"/>
-            <w:shd w:fill="EDF2FA" w:val="clear"/>
-          </w:tcPr>
-          <w:p>
-            <w:pPr>
-              <w:spacing w:before="60" w:after="60"/>
-            </w:pPr>
-            <w:r/>
-            <w:r>
-              <w:rPr>
-                <w:rFonts w:ascii="Calibri" w:hAnsi="Calibri"/>
-                <w:color w:val="000000"/>
-                <w:sz w:val="19"/>
-              </w:rPr>
-              <w:t>V5.0</w:t>
+              <w:t>When CLI hits rate limit (auto-switches back after 5 min)</w:t>
             </w:r>
           </w:p>
         </w:tc>
@@ -24014,11 +25605,1296 @@
       <w:r>
         <w:rPr>
           <w:rFonts w:ascii="Calibri" w:hAnsi="Calibri"/>
+          <w:color w:val="000000"/>
+          <w:sz w:val="22"/>
+        </w:rPr>
+        <w:t xml:space="preserve">Set </w:t>
+      </w:r>
+      <w:r>
+        <w:rPr>
+          <w:rFonts w:ascii="Consolas" w:hAnsi="Consolas"/>
+          <w:color w:val="333333"/>
+          <w:sz w:val="18"/>
+          <w:shd w:fill="F2F2F2" w:val="clear"/>
+        </w:rPr>
+        <w:t>ANTHROPIC_API_KEY</w:t>
+      </w:r>
+      <w:r>
+        <w:rPr>
+          <w:rFonts w:ascii="Calibri" w:hAnsi="Calibri"/>
+          <w:color w:val="000000"/>
+          <w:sz w:val="22"/>
+        </w:rPr>
+        <w:t xml:space="preserve"> in your environment as insurance. It costs nothing unless the CLI fails.</w:t>
+      </w:r>
+    </w:p>
+    <w:p>
+      <w:pPr>
+        <w:pStyle w:val="Heading3"/>
+      </w:pPr>
+      <w:r>
+        <w:t>Claude (Anthropic) — Features in Use</w:t>
+      </w:r>
+    </w:p>
+    <w:p>
+      <w:pPr>
+        <w:spacing w:before="40" w:after="120"/>
+      </w:pPr>
+      <w:r>
+        <w:rPr>
+          <w:rFonts w:ascii="Calibri" w:hAnsi="Calibri"/>
+          <w:color w:val="000000"/>
+          <w:sz w:val="22"/>
+        </w:rPr>
+        <w:t xml:space="preserve">All features below verified by running </w:t>
+      </w:r>
+      <w:r>
+        <w:rPr>
+          <w:rFonts w:ascii="Consolas" w:hAnsi="Consolas"/>
+          <w:color w:val="333333"/>
+          <w:sz w:val="18"/>
+          <w:shd w:fill="F2F2F2" w:val="clear"/>
+        </w:rPr>
+        <w:t>claude --version</w:t>
+      </w:r>
+      <w:r>
+        <w:rPr>
+          <w:rFonts w:ascii="Calibri" w:hAnsi="Calibri"/>
+          <w:color w:val="000000"/>
+          <w:sz w:val="22"/>
+        </w:rPr>
+        <w:t xml:space="preserve"> (v2.1.96), </w:t>
+      </w:r>
+      <w:r>
+        <w:rPr>
+          <w:rFonts w:ascii="Consolas" w:hAnsi="Consolas"/>
+          <w:color w:val="333333"/>
+          <w:sz w:val="18"/>
+          <w:shd w:fill="F2F2F2" w:val="clear"/>
+        </w:rPr>
+        <w:t>claude --help</w:t>
+      </w:r>
+      <w:r>
+        <w:rPr>
+          <w:rFonts w:ascii="Calibri" w:hAnsi="Calibri"/>
+          <w:color w:val="000000"/>
+          <w:sz w:val="22"/>
+        </w:rPr>
+        <w:t xml:space="preserve">, and </w:t>
+      </w:r>
+      <w:r>
+        <w:rPr>
+          <w:rFonts w:ascii="Consolas" w:hAnsi="Consolas"/>
+          <w:color w:val="333333"/>
+          <w:sz w:val="18"/>
+          <w:shd w:fill="F2F2F2" w:val="clear"/>
+        </w:rPr>
+        <w:t>require('@anthropic-ai/sdk')</w:t>
+      </w:r>
+      <w:r>
+        <w:rPr>
+          <w:rFonts w:ascii="Calibri" w:hAnsi="Calibri"/>
+          <w:color w:val="000000"/>
+          <w:sz w:val="22"/>
+        </w:rPr>
+        <w:t xml:space="preserve"> on 2026-04-10.</w:t>
+      </w:r>
+    </w:p>
+    <w:tbl>
+      <w:tblPr>
+        <w:tblW w:type="auto" w:w="0"/>
+        <w:jc w:val="left"/>
+        <w:tblLayout w:type="autofit"/>
+        <w:tblLook w:firstColumn="1" w:firstRow="1" w:lastColumn="0" w:lastRow="0" w:noHBand="0" w:noVBand="1" w:val="04A0"/>
+        <w:tblBorders>
+          <w:top w:val="single" w:sz="4" w:space="0" w:color="CCCCCC"/>
+          <w:left w:val="single" w:sz="4" w:space="0" w:color="CCCCCC"/>
+          <w:bottom w:val="single" w:sz="4" w:space="0" w:color="CCCCCC"/>
+          <w:right w:val="single" w:sz="4" w:space="0" w:color="CCCCCC"/>
+          <w:insideH w:val="single" w:sz="4" w:space="0" w:color="CCCCCC"/>
+          <w:insideV w:val="single" w:sz="4" w:space="0" w:color="CCCCCC"/>
+        </w:tblBorders>
+      </w:tblPr>
+      <w:tblGrid>
+        <w:gridCol w:w="1728"/>
+        <w:gridCol w:w="1728"/>
+        <w:gridCol w:w="1728"/>
+        <w:gridCol w:w="1728"/>
+        <w:gridCol w:w="1728"/>
+      </w:tblGrid>
+      <w:tr>
+        <w:tc>
+          <w:tcPr>
+            <w:tcW w:type="dxa" w:w="1728"/>
+            <w:shd w:fill="2B579A" w:val="clear"/>
+          </w:tcPr>
+          <w:p>
+            <w:pPr>
+              <w:spacing w:before="80" w:after="80"/>
+            </w:pPr>
+            <w:r>
+              <w:rPr>
+                <w:b/>
+                <w:color w:val="FFFFFF"/>
+                <w:sz w:val="19"/>
+              </w:rPr>
+            </w:r>
+            <w:r>
+              <w:rPr>
+                <w:rFonts w:ascii="Calibri" w:hAnsi="Calibri"/>
+                <w:b/>
+                <w:color w:val="FFFFFF"/>
+                <w:sz w:val="19"/>
+              </w:rPr>
+              <w:t>Feature</w:t>
+            </w:r>
+          </w:p>
+        </w:tc>
+        <w:tc>
+          <w:tcPr>
+            <w:tcW w:type="dxa" w:w="1728"/>
+            <w:shd w:fill="2B579A" w:val="clear"/>
+          </w:tcPr>
+          <w:p>
+            <w:pPr>
+              <w:spacing w:before="80" w:after="80"/>
+            </w:pPr>
+            <w:r>
+              <w:rPr>
+                <w:b/>
+                <w:color w:val="FFFFFF"/>
+                <w:sz w:val="19"/>
+              </w:rPr>
+            </w:r>
+            <w:r>
+              <w:rPr>
+                <w:rFonts w:ascii="Calibri" w:hAnsi="Calibri"/>
+                <w:b/>
+                <w:color w:val="FFFFFF"/>
+                <w:sz w:val="19"/>
+              </w:rPr>
+              <w:t>Where Used</w:t>
+            </w:r>
+          </w:p>
+        </w:tc>
+        <w:tc>
+          <w:tcPr>
+            <w:tcW w:type="dxa" w:w="1728"/>
+            <w:shd w:fill="2B579A" w:val="clear"/>
+          </w:tcPr>
+          <w:p>
+            <w:pPr>
+              <w:spacing w:before="80" w:after="80"/>
+            </w:pPr>
+            <w:r>
+              <w:rPr>
+                <w:b/>
+                <w:color w:val="FFFFFF"/>
+                <w:sz w:val="19"/>
+              </w:rPr>
+            </w:r>
+            <w:r>
+              <w:rPr>
+                <w:rFonts w:ascii="Calibri" w:hAnsi="Calibri"/>
+                <w:b/>
+                <w:color w:val="FFFFFF"/>
+                <w:sz w:val="19"/>
+              </w:rPr>
+              <w:t>Why</w:t>
+            </w:r>
+          </w:p>
+        </w:tc>
+        <w:tc>
+          <w:tcPr>
+            <w:tcW w:type="dxa" w:w="1728"/>
+            <w:shd w:fill="2B579A" w:val="clear"/>
+          </w:tcPr>
+          <w:p>
+            <w:pPr>
+              <w:spacing w:before="80" w:after="80"/>
+            </w:pPr>
+            <w:r>
+              <w:rPr>
+                <w:b/>
+                <w:color w:val="FFFFFF"/>
+                <w:sz w:val="19"/>
+              </w:rPr>
+            </w:r>
+            <w:r>
+              <w:rPr>
+                <w:rFonts w:ascii="Calibri" w:hAnsi="Calibri"/>
+                <w:b/>
+                <w:color w:val="FFFFFF"/>
+                <w:sz w:val="19"/>
+              </w:rPr>
+              <w:t>Verified How</w:t>
+            </w:r>
+          </w:p>
+        </w:tc>
+        <w:tc>
+          <w:tcPr>
+            <w:tcW w:type="dxa" w:w="1728"/>
+            <w:shd w:fill="2B579A" w:val="clear"/>
+          </w:tcPr>
+          <w:p>
+            <w:pPr>
+              <w:spacing w:before="80" w:after="80"/>
+            </w:pPr>
+            <w:r>
+              <w:rPr>
+                <w:b/>
+                <w:color w:val="FFFFFF"/>
+                <w:sz w:val="19"/>
+              </w:rPr>
+            </w:r>
+            <w:r>
+              <w:rPr>
+                <w:rFonts w:ascii="Calibri" w:hAnsi="Calibri"/>
+                <w:b/>
+                <w:color w:val="FFFFFF"/>
+                <w:sz w:val="19"/>
+              </w:rPr>
+              <w:t>Since</w:t>
+            </w:r>
+          </w:p>
+        </w:tc>
+      </w:tr>
+      <w:tr>
+        <w:tc>
+          <w:tcPr>
+            <w:tcW w:type="dxa" w:w="1728"/>
+          </w:tcPr>
+          <w:p>
+            <w:pPr>
+              <w:spacing w:before="60" w:after="60"/>
+            </w:pPr>
+            <w:r/>
+            <w:r>
+              <w:rPr>
+                <w:rFonts w:ascii="Calibri" w:hAnsi="Calibri"/>
+                <w:color w:val="000000"/>
+                <w:sz w:val="19"/>
+              </w:rPr>
+              <w:t>Claude CLI v2.1.96</w:t>
+            </w:r>
+          </w:p>
+        </w:tc>
+        <w:tc>
+          <w:tcPr>
+            <w:tcW w:type="dxa" w:w="1728"/>
+          </w:tcPr>
+          <w:p>
+            <w:pPr>
+              <w:spacing w:before="60" w:after="60"/>
+            </w:pPr>
+            <w:r/>
+            <w:r>
+              <w:rPr>
+                <w:rFonts w:ascii="Calibri" w:hAnsi="Calibri"/>
+                <w:color w:val="000000"/>
+                <w:sz w:val="19"/>
+              </w:rPr>
+              <w:t>All Claude calls</w:t>
+            </w:r>
+          </w:p>
+        </w:tc>
+        <w:tc>
+          <w:tcPr>
+            <w:tcW w:type="dxa" w:w="1728"/>
+          </w:tcPr>
+          <w:p>
+            <w:pPr>
+              <w:spacing w:before="60" w:after="60"/>
+            </w:pPr>
+            <w:r/>
+            <w:r>
+              <w:rPr>
+                <w:rFonts w:ascii="Calibri" w:hAnsi="Calibri"/>
+                <w:color w:val="000000"/>
+                <w:sz w:val="19"/>
+              </w:rPr>
+              <w:t>OAuth subscription, $0 marginal</w:t>
+            </w:r>
+          </w:p>
+        </w:tc>
+        <w:tc>
+          <w:tcPr>
+            <w:tcW w:type="dxa" w:w="1728"/>
+          </w:tcPr>
+          <w:p>
+            <w:pPr>
+              <w:spacing w:before="60" w:after="60"/>
+            </w:pPr>
+            <w:r/>
+            <w:r>
+              <w:rPr>
+                <w:rFonts w:ascii="Consolas" w:hAnsi="Consolas"/>
+                <w:color w:val="333333"/>
+                <w:sz w:val="18"/>
+                <w:shd w:fill="F2F2F2" w:val="clear"/>
+              </w:rPr>
+              <w:t>claude --version</w:t>
+            </w:r>
+          </w:p>
+        </w:tc>
+        <w:tc>
+          <w:tcPr>
+            <w:tcW w:type="dxa" w:w="1728"/>
+          </w:tcPr>
+          <w:p>
+            <w:pPr>
+              <w:spacing w:before="60" w:after="60"/>
+            </w:pPr>
+            <w:r/>
+            <w:r>
+              <w:rPr>
+                <w:rFonts w:ascii="Calibri" w:hAnsi="Calibri"/>
+                <w:color w:val="000000"/>
+                <w:sz w:val="19"/>
+              </w:rPr>
+              <w:t>V4.0</w:t>
+            </w:r>
+          </w:p>
+        </w:tc>
+      </w:tr>
+      <w:tr>
+        <w:tc>
+          <w:tcPr>
+            <w:tcW w:type="dxa" w:w="1728"/>
+            <w:shd w:fill="EDF2FA" w:val="clear"/>
+          </w:tcPr>
+          <w:p>
+            <w:pPr>
+              <w:spacing w:before="60" w:after="60"/>
+            </w:pPr>
+            <w:r/>
+            <w:r>
+              <w:rPr>
+                <w:rFonts w:ascii="Consolas" w:hAnsi="Consolas"/>
+                <w:color w:val="333333"/>
+                <w:sz w:val="18"/>
+                <w:shd w:fill="F2F2F2" w:val="clear"/>
+              </w:rPr>
+              <w:t>--agent</w:t>
+            </w:r>
+            <w:r>
+              <w:rPr>
+                <w:rFonts w:ascii="Calibri" w:hAnsi="Calibri"/>
+                <w:color w:val="000000"/>
+                <w:sz w:val="19"/>
+              </w:rPr>
+              <w:t xml:space="preserve"> flag</w:t>
+            </w:r>
+          </w:p>
+        </w:tc>
+        <w:tc>
+          <w:tcPr>
+            <w:tcW w:type="dxa" w:w="1728"/>
+            <w:shd w:fill="EDF2FA" w:val="clear"/>
+          </w:tcPr>
+          <w:p>
+            <w:pPr>
+              <w:spacing w:before="60" w:after="60"/>
+            </w:pPr>
+            <w:r/>
+            <w:r>
+              <w:rPr>
+                <w:rFonts w:ascii="Calibri" w:hAnsi="Calibri"/>
+                <w:color w:val="000000"/>
+                <w:sz w:val="19"/>
+              </w:rPr>
+              <w:t>Agent routing</w:t>
+            </w:r>
+          </w:p>
+        </w:tc>
+        <w:tc>
+          <w:tcPr>
+            <w:tcW w:type="dxa" w:w="1728"/>
+            <w:shd w:fill="EDF2FA" w:val="clear"/>
+          </w:tcPr>
+          <w:p>
+            <w:pPr>
+              <w:spacing w:before="60" w:after="60"/>
+            </w:pPr>
+            <w:r/>
+            <w:r>
+              <w:rPr>
+                <w:rFonts w:ascii="Calibri" w:hAnsi="Calibri"/>
+                <w:color w:val="000000"/>
+                <w:sz w:val="19"/>
+              </w:rPr>
+              <w:t>Load custom agent definitions at session start</w:t>
+            </w:r>
+          </w:p>
+        </w:tc>
+        <w:tc>
+          <w:tcPr>
+            <w:tcW w:type="dxa" w:w="1728"/>
+            <w:shd w:fill="EDF2FA" w:val="clear"/>
+          </w:tcPr>
+          <w:p>
+            <w:pPr>
+              <w:spacing w:before="60" w:after="60"/>
+            </w:pPr>
+            <w:r/>
+            <w:r>
+              <w:rPr>
+                <w:rFonts w:ascii="Consolas" w:hAnsi="Consolas"/>
+                <w:color w:val="333333"/>
+                <w:sz w:val="18"/>
+                <w:shd w:fill="F2F2F2" w:val="clear"/>
+              </w:rPr>
+              <w:t>claude --help</w:t>
+            </w:r>
+            <w:r>
+              <w:rPr>
+                <w:rFonts w:ascii="Calibri" w:hAnsi="Calibri"/>
+                <w:color w:val="000000"/>
+                <w:sz w:val="19"/>
+              </w:rPr>
+              <w:t xml:space="preserve"> shows </w:t>
+            </w:r>
+            <w:r>
+              <w:rPr>
+                <w:rFonts w:ascii="Consolas" w:hAnsi="Consolas"/>
+                <w:color w:val="333333"/>
+                <w:sz w:val="18"/>
+                <w:shd w:fill="F2F2F2" w:val="clear"/>
+              </w:rPr>
+              <w:t>--agent</w:t>
+            </w:r>
+            <w:r>
+              <w:rPr>
+                <w:rFonts w:ascii="Calibri" w:hAnsi="Calibri"/>
+                <w:color w:val="000000"/>
+                <w:sz w:val="19"/>
+              </w:rPr>
+              <w:t xml:space="preserve">, </w:t>
+            </w:r>
+            <w:r>
+              <w:rPr>
+                <w:rFonts w:ascii="Consolas" w:hAnsi="Consolas"/>
+                <w:color w:val="333333"/>
+                <w:sz w:val="18"/>
+                <w:shd w:fill="F2F2F2" w:val="clear"/>
+              </w:rPr>
+              <w:t>--agents</w:t>
+            </w:r>
+            <w:r>
+              <w:rPr>
+                <w:rFonts w:ascii="Calibri" w:hAnsi="Calibri"/>
+                <w:color w:val="000000"/>
+                <w:sz w:val="19"/>
+              </w:rPr>
+              <w:t xml:space="preserve"> flags</w:t>
+            </w:r>
+          </w:p>
+        </w:tc>
+        <w:tc>
+          <w:tcPr>
+            <w:tcW w:type="dxa" w:w="1728"/>
+            <w:shd w:fill="EDF2FA" w:val="clear"/>
+          </w:tcPr>
+          <w:p>
+            <w:pPr>
+              <w:spacing w:before="60" w:after="60"/>
+            </w:pPr>
+            <w:r/>
+            <w:r>
+              <w:rPr>
+                <w:rFonts w:ascii="Calibri" w:hAnsi="Calibri"/>
+                <w:color w:val="000000"/>
+                <w:sz w:val="19"/>
+              </w:rPr>
+              <w:t>V5.0</w:t>
+            </w:r>
+          </w:p>
+        </w:tc>
+      </w:tr>
+      <w:tr>
+        <w:tc>
+          <w:tcPr>
+            <w:tcW w:type="dxa" w:w="1728"/>
+          </w:tcPr>
+          <w:p>
+            <w:pPr>
+              <w:spacing w:before="60" w:after="60"/>
+            </w:pPr>
+            <w:r/>
+            <w:r>
+              <w:rPr>
+                <w:rFonts w:ascii="Consolas" w:hAnsi="Consolas"/>
+                <w:color w:val="333333"/>
+                <w:sz w:val="18"/>
+                <w:shd w:fill="F2F2F2" w:val="clear"/>
+              </w:rPr>
+              <w:t>--agents</w:t>
+            </w:r>
+            <w:r>
+              <w:rPr>
+                <w:rFonts w:ascii="Calibri" w:hAnsi="Calibri"/>
+                <w:color w:val="000000"/>
+                <w:sz w:val="19"/>
+              </w:rPr>
+              <w:t xml:space="preserve"> JSON flag</w:t>
+            </w:r>
+          </w:p>
+        </w:tc>
+        <w:tc>
+          <w:tcPr>
+            <w:tcW w:type="dxa" w:w="1728"/>
+          </w:tcPr>
+          <w:p>
+            <w:pPr>
+              <w:spacing w:before="60" w:after="60"/>
+            </w:pPr>
+            <w:r/>
+            <w:r>
+              <w:rPr>
+                <w:rFonts w:ascii="Calibri" w:hAnsi="Calibri"/>
+                <w:color w:val="000000"/>
+                <w:sz w:val="19"/>
+              </w:rPr>
+              <w:t>Inline agent definitions</w:t>
+            </w:r>
+          </w:p>
+        </w:tc>
+        <w:tc>
+          <w:tcPr>
+            <w:tcW w:type="dxa" w:w="1728"/>
+          </w:tcPr>
+          <w:p>
+            <w:pPr>
+              <w:spacing w:before="60" w:after="60"/>
+            </w:pPr>
+            <w:r/>
+            <w:r>
+              <w:rPr>
+                <w:rFonts w:ascii="Calibri" w:hAnsi="Calibri"/>
+                <w:color w:val="000000"/>
+                <w:sz w:val="19"/>
+              </w:rPr>
+              <w:t>Define agents without files for testing</w:t>
+            </w:r>
+          </w:p>
+        </w:tc>
+        <w:tc>
+          <w:tcPr>
+            <w:tcW w:type="dxa" w:w="1728"/>
+          </w:tcPr>
+          <w:p>
+            <w:pPr>
+              <w:spacing w:before="60" w:after="60"/>
+            </w:pPr>
+            <w:r/>
+            <w:r>
+              <w:rPr>
+                <w:rFonts w:ascii="Consolas" w:hAnsi="Consolas"/>
+                <w:color w:val="333333"/>
+                <w:sz w:val="18"/>
+                <w:shd w:fill="F2F2F2" w:val="clear"/>
+              </w:rPr>
+              <w:t>claude --help</w:t>
+            </w:r>
+            <w:r>
+              <w:rPr>
+                <w:rFonts w:ascii="Calibri" w:hAnsi="Calibri"/>
+                <w:color w:val="000000"/>
+                <w:sz w:val="19"/>
+              </w:rPr>
+              <w:t xml:space="preserve"> shows flag</w:t>
+            </w:r>
+          </w:p>
+        </w:tc>
+        <w:tc>
+          <w:tcPr>
+            <w:tcW w:type="dxa" w:w="1728"/>
+          </w:tcPr>
+          <w:p>
+            <w:pPr>
+              <w:spacing w:before="60" w:after="60"/>
+            </w:pPr>
+            <w:r/>
+            <w:r>
+              <w:rPr>
+                <w:rFonts w:ascii="Calibri" w:hAnsi="Calibri"/>
+                <w:color w:val="000000"/>
+                <w:sz w:val="19"/>
+              </w:rPr>
+              <w:t>V5.0</w:t>
+            </w:r>
+          </w:p>
+        </w:tc>
+      </w:tr>
+      <w:tr>
+        <w:tc>
+          <w:tcPr>
+            <w:tcW w:type="dxa" w:w="1728"/>
+            <w:shd w:fill="EDF2FA" w:val="clear"/>
+          </w:tcPr>
+          <w:p>
+            <w:pPr>
+              <w:spacing w:before="60" w:after="60"/>
+            </w:pPr>
+            <w:r/>
+            <w:r>
+              <w:rPr>
+                <w:rFonts w:ascii="Consolas" w:hAnsi="Consolas"/>
+                <w:color w:val="333333"/>
+                <w:sz w:val="18"/>
+                <w:shd w:fill="F2F2F2" w:val="clear"/>
+              </w:rPr>
+              <w:t>agents</w:t>
+            </w:r>
+            <w:r>
+              <w:rPr>
+                <w:rFonts w:ascii="Calibri" w:hAnsi="Calibri"/>
+                <w:color w:val="000000"/>
+                <w:sz w:val="19"/>
+              </w:rPr>
+              <w:t xml:space="preserve"> subcommand</w:t>
+            </w:r>
+          </w:p>
+        </w:tc>
+        <w:tc>
+          <w:tcPr>
+            <w:tcW w:type="dxa" w:w="1728"/>
+            <w:shd w:fill="EDF2FA" w:val="clear"/>
+          </w:tcPr>
+          <w:p>
+            <w:pPr>
+              <w:spacing w:before="60" w:after="60"/>
+            </w:pPr>
+            <w:r/>
+            <w:r>
+              <w:rPr>
+                <w:rFonts w:ascii="Calibri" w:hAnsi="Calibri"/>
+                <w:color w:val="000000"/>
+                <w:sz w:val="19"/>
+              </w:rPr>
+              <w:t>List configured agents</w:t>
+            </w:r>
+          </w:p>
+        </w:tc>
+        <w:tc>
+          <w:tcPr>
+            <w:tcW w:type="dxa" w:w="1728"/>
+            <w:shd w:fill="EDF2FA" w:val="clear"/>
+          </w:tcPr>
+          <w:p>
+            <w:pPr>
+              <w:spacing w:before="60" w:after="60"/>
+            </w:pPr>
+            <w:r/>
+            <w:r>
+              <w:rPr>
+                <w:rFonts w:ascii="Calibri" w:hAnsi="Calibri"/>
+                <w:color w:val="000000"/>
+                <w:sz w:val="19"/>
+              </w:rPr>
+              <w:t>Verify agent discovery</w:t>
+            </w:r>
+          </w:p>
+        </w:tc>
+        <w:tc>
+          <w:tcPr>
+            <w:tcW w:type="dxa" w:w="1728"/>
+            <w:shd w:fill="EDF2FA" w:val="clear"/>
+          </w:tcPr>
+          <w:p>
+            <w:pPr>
+              <w:spacing w:before="60" w:after="60"/>
+            </w:pPr>
+            <w:r/>
+            <w:r>
+              <w:rPr>
+                <w:rFonts w:ascii="Consolas" w:hAnsi="Consolas"/>
+                <w:color w:val="333333"/>
+                <w:sz w:val="18"/>
+                <w:shd w:fill="F2F2F2" w:val="clear"/>
+              </w:rPr>
+              <w:t>claude --help</w:t>
+            </w:r>
+            <w:r>
+              <w:rPr>
+                <w:rFonts w:ascii="Calibri" w:hAnsi="Calibri"/>
+                <w:color w:val="000000"/>
+                <w:sz w:val="19"/>
+              </w:rPr>
+              <w:t xml:space="preserve"> shows subcommand</w:t>
+            </w:r>
+          </w:p>
+        </w:tc>
+        <w:tc>
+          <w:tcPr>
+            <w:tcW w:type="dxa" w:w="1728"/>
+            <w:shd w:fill="EDF2FA" w:val="clear"/>
+          </w:tcPr>
+          <w:p>
+            <w:pPr>
+              <w:spacing w:before="60" w:after="60"/>
+            </w:pPr>
+            <w:r/>
+            <w:r>
+              <w:rPr>
+                <w:rFonts w:ascii="Calibri" w:hAnsi="Calibri"/>
+                <w:color w:val="000000"/>
+                <w:sz w:val="19"/>
+              </w:rPr>
+              <w:t>V5.0</w:t>
+            </w:r>
+          </w:p>
+        </w:tc>
+      </w:tr>
+      <w:tr>
+        <w:tc>
+          <w:tcPr>
+            <w:tcW w:type="dxa" w:w="1728"/>
+          </w:tcPr>
+          <w:p>
+            <w:pPr>
+              <w:spacing w:before="60" w:after="60"/>
+            </w:pPr>
+            <w:r/>
+            <w:r>
+              <w:rPr>
+                <w:rFonts w:ascii="Calibri" w:hAnsi="Calibri"/>
+                <w:color w:val="000000"/>
+                <w:sz w:val="19"/>
+              </w:rPr>
+              <w:t>Hooks (PreToolUse)</w:t>
+            </w:r>
+          </w:p>
+        </w:tc>
+        <w:tc>
+          <w:tcPr>
+            <w:tcW w:type="dxa" w:w="1728"/>
+          </w:tcPr>
+          <w:p>
+            <w:pPr>
+              <w:spacing w:before="60" w:after="60"/>
+            </w:pPr>
+            <w:r/>
+            <w:r>
+              <w:rPr>
+                <w:rFonts w:ascii="Calibri" w:hAnsi="Calibri"/>
+                <w:color w:val="000000"/>
+                <w:sz w:val="19"/>
+              </w:rPr>
+              <w:t>Graphify guidance</w:t>
+            </w:r>
+          </w:p>
+        </w:tc>
+        <w:tc>
+          <w:tcPr>
+            <w:tcW w:type="dxa" w:w="1728"/>
+          </w:tcPr>
+          <w:p>
+            <w:pPr>
+              <w:spacing w:before="60" w:after="60"/>
+            </w:pPr>
+            <w:r/>
+            <w:r>
+              <w:rPr>
+                <w:rFonts w:ascii="Calibri" w:hAnsi="Calibri"/>
+                <w:color w:val="000000"/>
+                <w:sz w:val="19"/>
+              </w:rPr>
+              <w:t>Inject knowledge graph context before file searches</w:t>
+            </w:r>
+          </w:p>
+        </w:tc>
+        <w:tc>
+          <w:tcPr>
+            <w:tcW w:type="dxa" w:w="1728"/>
+          </w:tcPr>
+          <w:p>
+            <w:pPr>
+              <w:spacing w:before="60" w:after="60"/>
+            </w:pPr>
+            <w:r/>
+            <w:r>
+              <w:rPr>
+                <w:rFonts w:ascii="Consolas" w:hAnsi="Consolas"/>
+                <w:color w:val="333333"/>
+                <w:sz w:val="18"/>
+                <w:shd w:fill="F2F2F2" w:val="clear"/>
+              </w:rPr>
+              <w:t>.claude/settings.json</w:t>
+            </w:r>
+            <w:r>
+              <w:rPr>
+                <w:rFonts w:ascii="Calibri" w:hAnsi="Calibri"/>
+                <w:color w:val="000000"/>
+                <w:sz w:val="19"/>
+              </w:rPr>
+              <w:t xml:space="preserve"> has working hook</w:t>
+            </w:r>
+          </w:p>
+        </w:tc>
+        <w:tc>
+          <w:tcPr>
+            <w:tcW w:type="dxa" w:w="1728"/>
+          </w:tcPr>
+          <w:p>
+            <w:pPr>
+              <w:spacing w:before="60" w:after="60"/>
+            </w:pPr>
+            <w:r/>
+            <w:r>
+              <w:rPr>
+                <w:rFonts w:ascii="Calibri" w:hAnsi="Calibri"/>
+                <w:color w:val="000000"/>
+                <w:sz w:val="19"/>
+              </w:rPr>
+              <w:t>V4.2</w:t>
+            </w:r>
+          </w:p>
+        </w:tc>
+      </w:tr>
+      <w:tr>
+        <w:tc>
+          <w:tcPr>
+            <w:tcW w:type="dxa" w:w="1728"/>
+            <w:shd w:fill="EDF2FA" w:val="clear"/>
+          </w:tcPr>
+          <w:p>
+            <w:pPr>
+              <w:spacing w:before="60" w:after="60"/>
+            </w:pPr>
+            <w:r/>
+            <w:r>
+              <w:rPr>
+                <w:rFonts w:ascii="Calibri" w:hAnsi="Calibri"/>
+                <w:color w:val="000000"/>
+                <w:sz w:val="19"/>
+              </w:rPr>
+              <w:t>MCP: Context7</w:t>
+            </w:r>
+          </w:p>
+        </w:tc>
+        <w:tc>
+          <w:tcPr>
+            <w:tcW w:type="dxa" w:w="1728"/>
+            <w:shd w:fill="EDF2FA" w:val="clear"/>
+          </w:tcPr>
+          <w:p>
+            <w:pPr>
+              <w:spacing w:before="60" w:after="60"/>
+            </w:pPr>
+            <w:r/>
+            <w:r>
+              <w:rPr>
+                <w:rFonts w:ascii="Calibri" w:hAnsi="Calibri"/>
+                <w:color w:val="000000"/>
+                <w:sz w:val="19"/>
+              </w:rPr>
+              <w:t>Live library docs</w:t>
+            </w:r>
+          </w:p>
+        </w:tc>
+        <w:tc>
+          <w:tcPr>
+            <w:tcW w:type="dxa" w:w="1728"/>
+            <w:shd w:fill="EDF2FA" w:val="clear"/>
+          </w:tcPr>
+          <w:p>
+            <w:pPr>
+              <w:spacing w:before="60" w:after="60"/>
+            </w:pPr>
+            <w:r/>
+            <w:r>
+              <w:rPr>
+                <w:rFonts w:ascii="Calibri" w:hAnsi="Calibri"/>
+                <w:color w:val="000000"/>
+                <w:sz w:val="19"/>
+              </w:rPr>
+              <w:t>.NET, React, Dapper docs during architecture and remediation</w:t>
+            </w:r>
+          </w:p>
+        </w:tc>
+        <w:tc>
+          <w:tcPr>
+            <w:tcW w:type="dxa" w:w="1728"/>
+            <w:shd w:fill="EDF2FA" w:val="clear"/>
+          </w:tcPr>
+          <w:p>
+            <w:pPr>
+              <w:spacing w:before="60" w:after="60"/>
+            </w:pPr>
+            <w:r/>
+            <w:r>
+              <w:rPr>
+                <w:rFonts w:ascii="Consolas" w:hAnsi="Consolas"/>
+                <w:color w:val="333333"/>
+                <w:sz w:val="18"/>
+                <w:shd w:fill="F2F2F2" w:val="clear"/>
+              </w:rPr>
+              <w:t>claude mcp list</w:t>
+            </w:r>
+            <w:r>
+              <w:rPr>
+                <w:rFonts w:ascii="Calibri" w:hAnsi="Calibri"/>
+                <w:color w:val="000000"/>
+                <w:sz w:val="19"/>
+              </w:rPr>
+              <w:t xml:space="preserve"> shows connected</w:t>
+            </w:r>
+          </w:p>
+        </w:tc>
+        <w:tc>
+          <w:tcPr>
+            <w:tcW w:type="dxa" w:w="1728"/>
+            <w:shd w:fill="EDF2FA" w:val="clear"/>
+          </w:tcPr>
+          <w:p>
+            <w:pPr>
+              <w:spacing w:before="60" w:after="60"/>
+            </w:pPr>
+            <w:r/>
+            <w:r>
+              <w:rPr>
+                <w:rFonts w:ascii="Calibri" w:hAnsi="Calibri"/>
+                <w:color w:val="000000"/>
+                <w:sz w:val="19"/>
+              </w:rPr>
+              <w:t>V4.2</w:t>
+            </w:r>
+          </w:p>
+        </w:tc>
+      </w:tr>
+      <w:tr>
+        <w:tc>
+          <w:tcPr>
+            <w:tcW w:type="dxa" w:w="1728"/>
+          </w:tcPr>
+          <w:p>
+            <w:pPr>
+              <w:spacing w:before="60" w:after="60"/>
+            </w:pPr>
+            <w:r/>
+            <w:r>
+              <w:rPr>
+                <w:rFonts w:ascii="Calibri" w:hAnsi="Calibri"/>
+                <w:color w:val="000000"/>
+                <w:sz w:val="19"/>
+              </w:rPr>
+              <w:t>MCP: Playwright</w:t>
+            </w:r>
+          </w:p>
+        </w:tc>
+        <w:tc>
+          <w:tcPr>
+            <w:tcW w:type="dxa" w:w="1728"/>
+          </w:tcPr>
+          <w:p>
+            <w:pPr>
+              <w:spacing w:before="60" w:after="60"/>
+            </w:pPr>
+            <w:r/>
+            <w:r>
+              <w:rPr>
+                <w:rFonts w:ascii="Calibri" w:hAnsi="Calibri"/>
+                <w:color w:val="000000"/>
+                <w:sz w:val="19"/>
+              </w:rPr>
+              <w:t>Browser testing</w:t>
+            </w:r>
+          </w:p>
+        </w:tc>
+        <w:tc>
+          <w:tcPr>
+            <w:tcW w:type="dxa" w:w="1728"/>
+          </w:tcPr>
+          <w:p>
+            <w:pPr>
+              <w:spacing w:before="60" w:after="60"/>
+            </w:pPr>
+            <w:r/>
+            <w:r>
+              <w:rPr>
+                <w:rFonts w:ascii="Calibri" w:hAnsi="Calibri"/>
+                <w:color w:val="000000"/>
+                <w:sz w:val="19"/>
+              </w:rPr>
+              <w:t>Headless Chromium via MCP protocol</w:t>
+            </w:r>
+          </w:p>
+        </w:tc>
+        <w:tc>
+          <w:tcPr>
+            <w:tcW w:type="dxa" w:w="1728"/>
+          </w:tcPr>
+          <w:p>
+            <w:pPr>
+              <w:spacing w:before="60" w:after="60"/>
+            </w:pPr>
+            <w:r/>
+            <w:r>
+              <w:rPr>
+                <w:rFonts w:ascii="Consolas" w:hAnsi="Consolas"/>
+                <w:color w:val="333333"/>
+                <w:sz w:val="18"/>
+                <w:shd w:fill="F2F2F2" w:val="clear"/>
+              </w:rPr>
+              <w:t>claude mcp list</w:t>
+            </w:r>
+            <w:r>
+              <w:rPr>
+                <w:rFonts w:ascii="Calibri" w:hAnsi="Calibri"/>
+                <w:color w:val="000000"/>
+                <w:sz w:val="19"/>
+              </w:rPr>
+              <w:t xml:space="preserve"> shows connected</w:t>
+            </w:r>
+          </w:p>
+        </w:tc>
+        <w:tc>
+          <w:tcPr>
+            <w:tcW w:type="dxa" w:w="1728"/>
+          </w:tcPr>
+          <w:p>
+            <w:pPr>
+              <w:spacing w:before="60" w:after="60"/>
+            </w:pPr>
+            <w:r/>
+            <w:r>
+              <w:rPr>
+                <w:rFonts w:ascii="Calibri" w:hAnsi="Calibri"/>
+                <w:color w:val="000000"/>
+                <w:sz w:val="19"/>
+              </w:rPr>
+              <w:t>V4.2</w:t>
+            </w:r>
+          </w:p>
+        </w:tc>
+      </w:tr>
+      <w:tr>
+        <w:tc>
+          <w:tcPr>
+            <w:tcW w:type="dxa" w:w="1728"/>
+            <w:shd w:fill="EDF2FA" w:val="clear"/>
+          </w:tcPr>
+          <w:p>
+            <w:pPr>
+              <w:spacing w:before="60" w:after="60"/>
+            </w:pPr>
+            <w:r/>
+            <w:r>
+              <w:rPr>
+                <w:rFonts w:ascii="Calibri" w:hAnsi="Calibri"/>
+                <w:color w:val="000000"/>
+                <w:sz w:val="19"/>
+              </w:rPr>
+              <w:t>Anthropic SDK (tool_use)</w:t>
+            </w:r>
+          </w:p>
+        </w:tc>
+        <w:tc>
+          <w:tcPr>
+            <w:tcW w:type="dxa" w:w="1728"/>
+            <w:shd w:fill="EDF2FA" w:val="clear"/>
+          </w:tcPr>
+          <w:p>
+            <w:pPr>
+              <w:spacing w:before="60" w:after="60"/>
+            </w:pPr>
+            <w:r/>
+            <w:r>
+              <w:rPr>
+                <w:rFonts w:ascii="Calibri" w:hAnsi="Calibri"/>
+                <w:color w:val="000000"/>
+                <w:sz w:val="19"/>
+              </w:rPr>
+              <w:t>Structured output fallback</w:t>
+            </w:r>
+          </w:p>
+        </w:tc>
+        <w:tc>
+          <w:tcPr>
+            <w:tcW w:type="dxa" w:w="1728"/>
+            <w:shd w:fill="EDF2FA" w:val="clear"/>
+          </w:tcPr>
+          <w:p>
+            <w:pPr>
+              <w:spacing w:before="60" w:after="60"/>
+            </w:pPr>
+            <w:r/>
+            <w:r>
+              <w:rPr>
+                <w:rFonts w:ascii="Calibri" w:hAnsi="Calibri"/>
+                <w:color w:val="000000"/>
+                <w:sz w:val="19"/>
+              </w:rPr>
+              <w:t>JSON schema compliance via tool_use when GSD_LLM_MODE=sdk</w:t>
+            </w:r>
+          </w:p>
+        </w:tc>
+        <w:tc>
+          <w:tcPr>
+            <w:tcW w:type="dxa" w:w="1728"/>
+            <w:shd w:fill="EDF2FA" w:val="clear"/>
+          </w:tcPr>
+          <w:p>
+            <w:pPr>
+              <w:spacing w:before="60" w:after="60"/>
+            </w:pPr>
+            <w:r/>
+            <w:r>
+              <w:rPr>
+                <w:rFonts w:ascii="Consolas" w:hAnsi="Consolas"/>
+                <w:color w:val="333333"/>
+                <w:sz w:val="18"/>
+                <w:shd w:fill="F2F2F2" w:val="clear"/>
+              </w:rPr>
+              <w:t>require('@anthropic-ai/sdk')</w:t>
+            </w:r>
+            <w:r>
+              <w:rPr>
+                <w:rFonts w:ascii="Calibri" w:hAnsi="Calibri"/>
+                <w:color w:val="000000"/>
+                <w:sz w:val="19"/>
+              </w:rPr>
+              <w:t xml:space="preserve"> loads</w:t>
+            </w:r>
+          </w:p>
+        </w:tc>
+        <w:tc>
+          <w:tcPr>
+            <w:tcW w:type="dxa" w:w="1728"/>
+            <w:shd w:fill="EDF2FA" w:val="clear"/>
+          </w:tcPr>
+          <w:p>
+            <w:pPr>
+              <w:spacing w:before="60" w:after="60"/>
+            </w:pPr>
+            <w:r/>
+            <w:r>
+              <w:rPr>
+                <w:rFonts w:ascii="Calibri" w:hAnsi="Calibri"/>
+                <w:color w:val="000000"/>
+                <w:sz w:val="19"/>
+              </w:rPr>
+              <w:t>V4.1</w:t>
+            </w:r>
+          </w:p>
+        </w:tc>
+      </w:tr>
+      <w:tr>
+        <w:tc>
+          <w:tcPr>
+            <w:tcW w:type="dxa" w:w="1728"/>
+          </w:tcPr>
+          <w:p>
+            <w:pPr>
+              <w:spacing w:before="60" w:after="60"/>
+            </w:pPr>
+            <w:r/>
+            <w:r>
+              <w:rPr>
+                <w:rFonts w:ascii="Calibri" w:hAnsi="Calibri"/>
+                <w:color w:val="000000"/>
+                <w:sz w:val="19"/>
+              </w:rPr>
+              <w:t>Sonnet model for agents</w:t>
+            </w:r>
+          </w:p>
+        </w:tc>
+        <w:tc>
+          <w:tcPr>
+            <w:tcW w:type="dxa" w:w="1728"/>
+          </w:tcPr>
+          <w:p>
+            <w:pPr>
+              <w:spacing w:before="60" w:after="60"/>
+            </w:pPr>
+            <w:r/>
+            <w:r>
+              <w:rPr>
+                <w:rFonts w:ascii="Calibri" w:hAnsi="Calibri"/>
+                <w:color w:val="000000"/>
+                <w:sz w:val="19"/>
+              </w:rPr>
+              <w:t>All pipeline agents</w:t>
+            </w:r>
+          </w:p>
+        </w:tc>
+        <w:tc>
+          <w:tcPr>
+            <w:tcW w:type="dxa" w:w="1728"/>
+          </w:tcPr>
+          <w:p>
+            <w:pPr>
+              <w:spacing w:before="60" w:after="60"/>
+            </w:pPr>
+            <w:r/>
+            <w:r>
+              <w:rPr>
+                <w:rFonts w:ascii="Calibri" w:hAnsi="Calibri"/>
+                <w:color w:val="000000"/>
+                <w:sz w:val="19"/>
+              </w:rPr>
+              <w:t>Best speed/quality balance for execution</w:t>
+            </w:r>
+          </w:p>
+        </w:tc>
+        <w:tc>
+          <w:tcPr>
+            <w:tcW w:type="dxa" w:w="1728"/>
+          </w:tcPr>
+          <w:p>
+            <w:pPr>
+              <w:spacing w:before="60" w:after="60"/>
+            </w:pPr>
+            <w:r/>
+            <w:r>
+              <w:rPr>
+                <w:rFonts w:ascii="Calibri" w:hAnsi="Calibri"/>
+                <w:color w:val="000000"/>
+                <w:sz w:val="19"/>
+              </w:rPr>
+              <w:t>Vault agent notes specify model</w:t>
+            </w:r>
+          </w:p>
+        </w:tc>
+        <w:tc>
+          <w:tcPr>
+            <w:tcW w:type="dxa" w:w="1728"/>
+          </w:tcPr>
+          <w:p>
+            <w:pPr>
+              <w:spacing w:before="60" w:after="60"/>
+            </w:pPr>
+            <w:r/>
+            <w:r>
+              <w:rPr>
+                <w:rFonts w:ascii="Calibri" w:hAnsi="Calibri"/>
+                <w:color w:val="000000"/>
+                <w:sz w:val="19"/>
+              </w:rPr>
+              <w:t>V4.0</w:t>
+            </w:r>
+          </w:p>
+        </w:tc>
+      </w:tr>
+    </w:tbl>
+    <w:p>
+      <w:pPr>
+        <w:spacing w:before="80" w:after="80"/>
+      </w:pPr>
+    </w:p>
+    <w:p>
+      <w:pPr>
+        <w:spacing w:before="40" w:after="120"/>
+      </w:pPr>
+      <w:r>
+        <w:rPr>
+          <w:rFonts w:ascii="Calibri" w:hAnsi="Calibri"/>
           <w:b/>
           <w:color w:val="000000"/>
           <w:sz w:val="22"/>
         </w:rPr>
-        <w:t>Confirmed features not yet adopted (with specific reason):</w:t>
+        <w:t>Verified but not yet adopted (with specific reason):</w:t>
       </w:r>
     </w:p>
     <w:tbl>
@@ -24093,7 +26969,7 @@
                 <w:color w:val="FFFFFF"/>
                 <w:sz w:val="19"/>
               </w:rPr>
-              <w:t>Confirmed?</w:t>
+              <w:t>Verified How</w:t>
             </w:r>
           </w:p>
         </w:tc>
@@ -24147,7 +27023,7 @@
                 <w:color w:val="FFFFFF"/>
                 <w:sz w:val="19"/>
               </w:rPr>
-              <w:t>What Would Change If We Did</w:t>
+              <w:t>What Would Change</w:t>
             </w:r>
           </w:p>
         </w:tc>
@@ -24164,11 +27040,20 @@
             <w:r/>
             <w:r>
               <w:rPr>
-                <w:rFonts w:ascii="Calibri" w:hAnsi="Calibri"/>
-                <w:color w:val="000000"/>
-                <w:sz w:val="19"/>
-              </w:rPr>
-              <w:t>Claude Code sub-agents</w:t>
+                <w:rFonts w:ascii="Consolas" w:hAnsi="Consolas"/>
+                <w:color w:val="333333"/>
+                <w:sz w:val="18"/>
+                <w:shd w:fill="F2F2F2" w:val="clear"/>
+              </w:rPr>
+              <w:t>--agent</w:t>
+            </w:r>
+            <w:r>
+              <w:rPr>
+                <w:rFonts w:ascii="Calibri" w:hAnsi="Calibri"/>
+                <w:color w:val="000000"/>
+                <w:sz w:val="19"/>
+              </w:rPr>
+              <w:t xml:space="preserve"> custom agents</w:t>
             </w:r>
           </w:p>
         </w:tc>
@@ -24183,11 +27068,20 @@
             <w:r/>
             <w:r>
               <w:rPr>
-                <w:rFonts w:ascii="Calibri" w:hAnsi="Calibri"/>
-                <w:color w:val="000000"/>
-                <w:sz w:val="19"/>
-              </w:rPr>
-              <w:t>Yes (GA in Claude Code)</w:t>
+                <w:rFonts w:ascii="Consolas" w:hAnsi="Consolas"/>
+                <w:color w:val="333333"/>
+                <w:sz w:val="18"/>
+                <w:shd w:fill="F2F2F2" w:val="clear"/>
+              </w:rPr>
+              <w:t>claude --help</w:t>
+            </w:r>
+            <w:r>
+              <w:rPr>
+                <w:rFonts w:ascii="Calibri" w:hAnsi="Calibri"/>
+                <w:color w:val="000000"/>
+                <w:sz w:val="19"/>
+              </w:rPr>
+              <w:t xml:space="preserve"> shows flag</w:t>
             </w:r>
           </w:p>
         </w:tc>
@@ -24206,7 +27100,7 @@
                 <w:color w:val="000000"/>
                 <w:sz w:val="19"/>
               </w:rPr>
-              <w:t>Locks out Codex and Gemini. Our pipeline needs all 3 CLIs.</w:t>
+              <w:t>Locks out Codex and Gemini — pipeline needs all 3 CLIs</w:t>
             </w:r>
           </w:p>
         </w:tc>
@@ -24225,7 +27119,7 @@
                 <w:color w:val="000000"/>
                 <w:sz w:val="19"/>
               </w:rPr>
-              <w:t>Could replace TypeScript agent classes, saving ~1,300 lines. But only Claude would run them.</w:t>
+              <w:t>Could replace TypeScript agent .ts files with .md definitions. But only Claude runs them.</w:t>
             </w:r>
           </w:p>
         </w:tc>
@@ -24243,11 +27137,20 @@
             <w:r/>
             <w:r>
               <w:rPr>
-                <w:rFonts w:ascii="Calibri" w:hAnsi="Calibri"/>
-                <w:color w:val="000000"/>
-                <w:sz w:val="19"/>
-              </w:rPr>
-              <w:t>Claude Code agent teams</w:t>
+                <w:rFonts w:ascii="Consolas" w:hAnsi="Consolas"/>
+                <w:color w:val="333333"/>
+                <w:sz w:val="18"/>
+                <w:shd w:fill="F2F2F2" w:val="clear"/>
+              </w:rPr>
+              <w:t>--bare</w:t>
+            </w:r>
+            <w:r>
+              <w:rPr>
+                <w:rFonts w:ascii="Calibri" w:hAnsi="Calibri"/>
+                <w:color w:val="000000"/>
+                <w:sz w:val="19"/>
+              </w:rPr>
+              <w:t xml:space="preserve"> mode</w:t>
             </w:r>
           </w:p>
         </w:tc>
@@ -24263,11 +27166,20 @@
             <w:r/>
             <w:r>
               <w:rPr>
-                <w:rFonts w:ascii="Calibri" w:hAnsi="Calibri"/>
-                <w:color w:val="000000"/>
-                <w:sz w:val="19"/>
-              </w:rPr>
-              <w:t>Yes (experimental)</w:t>
+                <w:rFonts w:ascii="Consolas" w:hAnsi="Consolas"/>
+                <w:color w:val="333333"/>
+                <w:sz w:val="18"/>
+                <w:shd w:fill="F2F2F2" w:val="clear"/>
+              </w:rPr>
+              <w:t>claude --help</w:t>
+            </w:r>
+            <w:r>
+              <w:rPr>
+                <w:rFonts w:ascii="Calibri" w:hAnsi="Calibri"/>
+                <w:color w:val="000000"/>
+                <w:sz w:val="19"/>
+              </w:rPr>
+              <w:t xml:space="preserve"> shows flag</w:t>
             </w:r>
           </w:p>
         </w:tc>
@@ -24287,7 +27199,7 @@
                 <w:color w:val="000000"/>
                 <w:sz w:val="19"/>
               </w:rPr>
-              <w:t>Experimental flag required. Claude-only. No Codex/Gemini routing.</w:t>
+              <w:t>Skips hooks, LSP, plugins — loses Graphify/MCP integration</w:t>
             </w:r>
           </w:p>
         </w:tc>
@@ -24307,327 +27219,7 @@
                 <w:color w:val="000000"/>
                 <w:sz w:val="19"/>
               </w:rPr>
-              <w:t>Would enable parallel teammates for review + remediation + gate simultaneously.</w:t>
-            </w:r>
-          </w:p>
-        </w:tc>
-      </w:tr>
-      <w:tr>
-        <w:tc>
-          <w:tcPr>
-            <w:tcW w:type="dxa" w:w="2160"/>
-          </w:tcPr>
-          <w:p>
-            <w:pPr>
-              <w:spacing w:before="60" w:after="60"/>
-            </w:pPr>
-            <w:r/>
-            <w:r>
-              <w:rPr>
-                <w:rFonts w:ascii="Calibri" w:hAnsi="Calibri"/>
-                <w:color w:val="000000"/>
-                <w:sz w:val="19"/>
-              </w:rPr>
-              <w:t>Prompt caching</w:t>
-            </w:r>
-          </w:p>
-        </w:tc>
-        <w:tc>
-          <w:tcPr>
-            <w:tcW w:type="dxa" w:w="2160"/>
-          </w:tcPr>
-          <w:p>
-            <w:pPr>
-              <w:spacing w:before="60" w:after="60"/>
-            </w:pPr>
-            <w:r/>
-            <w:r>
-              <w:rPr>
-                <w:rFonts w:ascii="Calibri" w:hAnsi="Calibri"/>
-                <w:color w:val="000000"/>
-                <w:sz w:val="19"/>
-              </w:rPr>
-              <w:t>Yes (Claude API)</w:t>
-            </w:r>
-          </w:p>
-        </w:tc>
-        <w:tc>
-          <w:tcPr>
-            <w:tcW w:type="dxa" w:w="2160"/>
-          </w:tcPr>
-          <w:p>
-            <w:pPr>
-              <w:spacing w:before="60" w:after="60"/>
-            </w:pPr>
-            <w:r/>
-            <w:r>
-              <w:rPr>
-                <w:rFonts w:ascii="Calibri" w:hAnsi="Calibri"/>
-                <w:color w:val="000000"/>
-                <w:sz w:val="19"/>
-              </w:rPr>
-              <w:t>Only helps in SDK mode. We default to CLI (OAuth) where caching is handled by the CLI itself.</w:t>
-            </w:r>
-          </w:p>
-        </w:tc>
-        <w:tc>
-          <w:tcPr>
-            <w:tcW w:type="dxa" w:w="2160"/>
-          </w:tcPr>
-          <w:p>
-            <w:pPr>
-              <w:spacing w:before="60" w:after="60"/>
-            </w:pPr>
-            <w:r/>
-            <w:r>
-              <w:rPr>
-                <w:rFonts w:ascii="Calibri" w:hAnsi="Calibri"/>
-                <w:color w:val="000000"/>
-                <w:sz w:val="19"/>
-              </w:rPr>
-              <w:t>Would save ~50% on system prompt tokens if we switch to SDK mode.</w:t>
-            </w:r>
-          </w:p>
-        </w:tc>
-      </w:tr>
-      <w:tr>
-        <w:tc>
-          <w:tcPr>
-            <w:tcW w:type="dxa" w:w="2160"/>
-            <w:shd w:fill="EDF2FA" w:val="clear"/>
-          </w:tcPr>
-          <w:p>
-            <w:pPr>
-              <w:spacing w:before="60" w:after="60"/>
-            </w:pPr>
-            <w:r/>
-            <w:r>
-              <w:rPr>
-                <w:rFonts w:ascii="Calibri" w:hAnsi="Calibri"/>
-                <w:color w:val="000000"/>
-                <w:sz w:val="19"/>
-              </w:rPr>
-              <w:t>Batch API</w:t>
-            </w:r>
-          </w:p>
-        </w:tc>
-        <w:tc>
-          <w:tcPr>
-            <w:tcW w:type="dxa" w:w="2160"/>
-            <w:shd w:fill="EDF2FA" w:val="clear"/>
-          </w:tcPr>
-          <w:p>
-            <w:pPr>
-              <w:spacing w:before="60" w:after="60"/>
-            </w:pPr>
-            <w:r/>
-            <w:r>
-              <w:rPr>
-                <w:rFonts w:ascii="Calibri" w:hAnsi="Calibri"/>
-                <w:color w:val="000000"/>
-                <w:sz w:val="19"/>
-              </w:rPr>
-              <w:t>Yes (Claude API)</w:t>
-            </w:r>
-          </w:p>
-        </w:tc>
-        <w:tc>
-          <w:tcPr>
-            <w:tcW w:type="dxa" w:w="2160"/>
-            <w:shd w:fill="EDF2FA" w:val="clear"/>
-          </w:tcPr>
-          <w:p>
-            <w:pPr>
-              <w:spacing w:before="60" w:after="60"/>
-            </w:pPr>
-            <w:r/>
-            <w:r>
-              <w:rPr>
-                <w:rFonts w:ascii="Calibri" w:hAnsi="Calibri"/>
-                <w:color w:val="000000"/>
-                <w:sz w:val="19"/>
-              </w:rPr>
-              <w:t>Returns results in hours, not seconds. Pipeline needs real-time responses.</w:t>
-            </w:r>
-          </w:p>
-        </w:tc>
-        <w:tc>
-          <w:tcPr>
-            <w:tcW w:type="dxa" w:w="2160"/>
-            <w:shd w:fill="EDF2FA" w:val="clear"/>
-          </w:tcPr>
-          <w:p>
-            <w:pPr>
-              <w:spacing w:before="60" w:after="60"/>
-            </w:pPr>
-            <w:r/>
-            <w:r>
-              <w:rPr>
-                <w:rFonts w:ascii="Calibri" w:hAnsi="Calibri"/>
-                <w:color w:val="000000"/>
-                <w:sz w:val="19"/>
-              </w:rPr>
-              <w:t>Would cut cost 50% for overnight bulk code reviews if we add a deferred review mode.</w:t>
-            </w:r>
-          </w:p>
-        </w:tc>
-      </w:tr>
-      <w:tr>
-        <w:tc>
-          <w:tcPr>
-            <w:tcW w:type="dxa" w:w="2160"/>
-          </w:tcPr>
-          <w:p>
-            <w:pPr>
-              <w:spacing w:before="60" w:after="60"/>
-            </w:pPr>
-            <w:r/>
-            <w:r>
-              <w:rPr>
-                <w:rFonts w:ascii="Calibri" w:hAnsi="Calibri"/>
-                <w:color w:val="000000"/>
-                <w:sz w:val="19"/>
-              </w:rPr>
-              <w:t>Extended thinking</w:t>
-            </w:r>
-          </w:p>
-        </w:tc>
-        <w:tc>
-          <w:tcPr>
-            <w:tcW w:type="dxa" w:w="2160"/>
-          </w:tcPr>
-          <w:p>
-            <w:pPr>
-              <w:spacing w:before="60" w:after="60"/>
-            </w:pPr>
-            <w:r/>
-            <w:r>
-              <w:rPr>
-                <w:rFonts w:ascii="Calibri" w:hAnsi="Calibri"/>
-                <w:color w:val="000000"/>
-                <w:sz w:val="19"/>
-              </w:rPr>
-              <w:t>Yes (Claude API)</w:t>
-            </w:r>
-          </w:p>
-        </w:tc>
-        <w:tc>
-          <w:tcPr>
-            <w:tcW w:type="dxa" w:w="2160"/>
-          </w:tcPr>
-          <w:p>
-            <w:pPr>
-              <w:spacing w:before="60" w:after="60"/>
-            </w:pPr>
-            <w:r/>
-            <w:r>
-              <w:rPr>
-                <w:rFonts w:ascii="Calibri" w:hAnsi="Calibri"/>
-                <w:color w:val="000000"/>
-                <w:sz w:val="19"/>
-              </w:rPr>
-              <w:t>Costs more tokens. Not clear which agent benefits enough to justify it.</w:t>
-            </w:r>
-          </w:p>
-        </w:tc>
-        <w:tc>
-          <w:tcPr>
-            <w:tcW w:type="dxa" w:w="2160"/>
-          </w:tcPr>
-          <w:p>
-            <w:pPr>
-              <w:spacing w:before="60" w:after="60"/>
-            </w:pPr>
-            <w:r/>
-            <w:r>
-              <w:rPr>
-                <w:rFonts w:ascii="Calibri" w:hAnsi="Calibri"/>
-                <w:color w:val="000000"/>
-                <w:sz w:val="19"/>
-              </w:rPr>
-              <w:t>Would improve orchestrator judgment on complex routing decisions. Need to benchmark.</w:t>
-            </w:r>
-          </w:p>
-        </w:tc>
-      </w:tr>
-      <w:tr>
-        <w:tc>
-          <w:tcPr>
-            <w:tcW w:type="dxa" w:w="2160"/>
-            <w:shd w:fill="EDF2FA" w:val="clear"/>
-          </w:tcPr>
-          <w:p>
-            <w:pPr>
-              <w:spacing w:before="60" w:after="60"/>
-            </w:pPr>
-            <w:r/>
-            <w:r>
-              <w:rPr>
-                <w:rFonts w:ascii="Calibri" w:hAnsi="Calibri"/>
-                <w:color w:val="000000"/>
-                <w:sz w:val="19"/>
-              </w:rPr>
-              <w:t>Cloud scheduled tasks</w:t>
-            </w:r>
-          </w:p>
-        </w:tc>
-        <w:tc>
-          <w:tcPr>
-            <w:tcW w:type="dxa" w:w="2160"/>
-            <w:shd w:fill="EDF2FA" w:val="clear"/>
-          </w:tcPr>
-          <w:p>
-            <w:pPr>
-              <w:spacing w:before="60" w:after="60"/>
-            </w:pPr>
-            <w:r/>
-            <w:r>
-              <w:rPr>
-                <w:rFonts w:ascii="Calibri" w:hAnsi="Calibri"/>
-                <w:color w:val="000000"/>
-                <w:sz w:val="19"/>
-              </w:rPr>
-              <w:t>Yes (Claude Code)</w:t>
-            </w:r>
-          </w:p>
-        </w:tc>
-        <w:tc>
-          <w:tcPr>
-            <w:tcW w:type="dxa" w:w="2160"/>
-            <w:shd w:fill="EDF2FA" w:val="clear"/>
-          </w:tcPr>
-          <w:p>
-            <w:pPr>
-              <w:spacing w:before="60" w:after="60"/>
-            </w:pPr>
-            <w:r/>
-            <w:r>
-              <w:rPr>
-                <w:rFonts w:ascii="Calibri" w:hAnsi="Calibri"/>
-                <w:color w:val="000000"/>
-                <w:sz w:val="19"/>
-              </w:rPr>
-              <w:t>Requires cloud infrastructure setup. Need to test repo access and MCP connectivity.</w:t>
-            </w:r>
-          </w:p>
-        </w:tc>
-        <w:tc>
-          <w:tcPr>
-            <w:tcW w:type="dxa" w:w="2160"/>
-            <w:shd w:fill="EDF2FA" w:val="clear"/>
-          </w:tcPr>
-          <w:p>
-            <w:pPr>
-              <w:spacing w:before="60" w:after="60"/>
-            </w:pPr>
-            <w:r/>
-            <w:r>
-              <w:rPr>
-                <w:rFonts w:ascii="Calibri" w:hAnsi="Calibri"/>
-                <w:color w:val="000000"/>
-                <w:sz w:val="19"/>
-              </w:rPr>
-              <w:t>Would enable daily autonomous pipeline runs without a local machine.</w:t>
+              <w:t>Useful for reproducible CI runs where hooks aren't needed.</w:t>
             </w:r>
           </w:p>
         </w:tc>
@@ -24649,20 +27241,29 @@
           <w:color w:val="000000"/>
           <w:sz w:val="22"/>
         </w:rPr>
-        <w:t>Not yet confirmed (need to verify at next 30-day check):</w:t>
+        <w:t>Not yet verified (check at 2026-05-10):</w:t>
       </w:r>
     </w:p>
     <w:p>
       <w:pPr>
-        <w:spacing w:before="40" w:after="120"/>
-      </w:pPr>
+        <w:spacing w:before="20" w:after="20"/>
+        <w:ind w:left="504"/>
+      </w:pPr>
+      <w:r>
+        <w:rPr>
+          <w:rFonts w:ascii="Calibri" w:hAnsi="Calibri"/>
+          <w:color w:val="2B579A"/>
+          <w:sz w:val="22"/>
+        </w:rPr>
+        <w:t xml:space="preserve">•  </w:t>
+      </w:r>
       <w:r>
         <w:rPr>
           <w:rFonts w:ascii="Calibri" w:hAnsi="Calibri"/>
           <w:color w:val="000000"/>
           <w:sz w:val="22"/>
         </w:rPr>
-        <w:t>These items are on the 30-day review checklist (</w:t>
+        <w:t xml:space="preserve">Agent teams (does </w:t>
       </w:r>
       <w:r>
         <w:rPr>
@@ -24671,7 +27272,7 @@
           <w:sz w:val="18"/>
           <w:shd w:fill="F2F2F2" w:val="clear"/>
         </w:rPr>
-        <w:t>memory/knowledge/feature-check-schedule.md</w:t>
+        <w:t>CLAUDE_CODE_EXPERIMENTAL_AGENT_TEAMS=1</w:t>
       </w:r>
       <w:r>
         <w:rPr>
@@ -24679,7 +27280,7 @@
           <w:color w:val="000000"/>
           <w:sz w:val="22"/>
         </w:rPr>
-        <w:t>) but we have not confirmed they exist. They will be moved to "Confirmed" or removed after the 2026-05-10 review.</w:t>
+        <w:t xml:space="preserve"> work in v2.1.96?)</w:t>
       </w:r>
     </w:p>
     <w:p>
@@ -24701,7 +27302,24 @@
           <w:color w:val="000000"/>
           <w:sz w:val="22"/>
         </w:rPr>
-        <w:t>Prompt caching for CLI mode (does the Claude CLI cache system prompts automatically?)</w:t>
+        <w:t xml:space="preserve">Cloud scheduled tasks (need to test </w:t>
+      </w:r>
+      <w:r>
+        <w:rPr>
+          <w:rFonts w:ascii="Consolas" w:hAnsi="Consolas"/>
+          <w:color w:val="333333"/>
+          <w:sz w:val="18"/>
+          <w:shd w:fill="F2F2F2" w:val="clear"/>
+        </w:rPr>
+        <w:t>claude.ai/code/scheduled</w:t>
+      </w:r>
+      <w:r>
+        <w:rPr>
+          <w:rFonts w:ascii="Calibri" w:hAnsi="Calibri"/>
+          <w:color w:val="000000"/>
+          <w:sz w:val="22"/>
+        </w:rPr>
+        <w:t>)</w:t>
       </w:r>
     </w:p>
     <w:p>
@@ -24723,7 +27341,7 @@
           <w:color w:val="000000"/>
           <w:sz w:val="22"/>
         </w:rPr>
-        <w:t>Opus 5 / Sonnet 5 model availability</w:t>
+        <w:t>Prompt caching for CLI OAuth mode (does CLI cache system prompts automatically?)</w:t>
       </w:r>
     </w:p>
     <w:p>
@@ -24745,15 +27363,906 @@
           <w:color w:val="000000"/>
           <w:sz w:val="22"/>
         </w:rPr>
-        <w:t>Rate limit changes for Max plan</w:t>
+        <w:t xml:space="preserve">Extended thinking via CLI (does </w:t>
+      </w:r>
+      <w:r>
+        <w:rPr>
+          <w:rFonts w:ascii="Consolas" w:hAnsi="Consolas"/>
+          <w:color w:val="333333"/>
+          <w:sz w:val="18"/>
+          <w:shd w:fill="F2F2F2" w:val="clear"/>
+        </w:rPr>
+        <w:t>--model claude-opus-4-6</w:t>
+      </w:r>
+      <w:r>
+        <w:rPr>
+          <w:rFonts w:ascii="Calibri" w:hAnsi="Calibri"/>
+          <w:color w:val="000000"/>
+          <w:sz w:val="22"/>
+        </w:rPr>
+        <w:t xml:space="preserve"> enable it?)</w:t>
       </w:r>
     </w:p>
     <w:p>
       <w:pPr>
+        <w:spacing w:before="20" w:after="20"/>
+        <w:ind w:left="504"/>
+      </w:pPr>
+      <w:r>
+        <w:rPr>
+          <w:rFonts w:ascii="Calibri" w:hAnsi="Calibri"/>
+          <w:color w:val="2B579A"/>
+          <w:sz w:val="22"/>
+        </w:rPr>
+        <w:t xml:space="preserve">•  </w:t>
+      </w:r>
+      <w:r>
+        <w:rPr>
+          <w:rFonts w:ascii="Calibri" w:hAnsi="Calibri"/>
+          <w:color w:val="000000"/>
+          <w:sz w:val="22"/>
+        </w:rPr>
+        <w:t>Batch API (only available via SDK, not CLI — need API key to test)</w:t>
+      </w:r>
+    </w:p>
+    <w:p>
+      <w:pPr>
+        <w:spacing w:before="20" w:after="20"/>
+        <w:ind w:left="504"/>
+      </w:pPr>
+      <w:r>
+        <w:rPr>
+          <w:rFonts w:ascii="Calibri" w:hAnsi="Calibri"/>
+          <w:color w:val="2B579A"/>
+          <w:sz w:val="22"/>
+        </w:rPr>
+        <w:t xml:space="preserve">•  </w:t>
+      </w:r>
+      <w:r>
+        <w:rPr>
+          <w:rFonts w:ascii="Calibri" w:hAnsi="Calibri"/>
+          <w:color w:val="000000"/>
+          <w:sz w:val="22"/>
+        </w:rPr>
+        <w:t>Opus 5 / Sonnet 5 model availability</w:t>
+      </w:r>
+    </w:p>
+    <w:p>
+      <w:pPr>
         <w:pStyle w:val="Heading3"/>
       </w:pPr>
       <w:r>
         <w:t>Codex / OpenAI — Features in Use</w:t>
+      </w:r>
+    </w:p>
+    <w:p>
+      <w:pPr>
+        <w:spacing w:before="40" w:after="120"/>
+      </w:pPr>
+      <w:r>
+        <w:rPr>
+          <w:rFonts w:ascii="Calibri" w:hAnsi="Calibri"/>
+          <w:color w:val="000000"/>
+          <w:sz w:val="22"/>
+        </w:rPr>
+        <w:t xml:space="preserve">All features below verified by running </w:t>
+      </w:r>
+      <w:r>
+        <w:rPr>
+          <w:rFonts w:ascii="Consolas" w:hAnsi="Consolas"/>
+          <w:color w:val="333333"/>
+          <w:sz w:val="18"/>
+          <w:shd w:fill="F2F2F2" w:val="clear"/>
+        </w:rPr>
+        <w:t>codex --version</w:t>
+      </w:r>
+      <w:r>
+        <w:rPr>
+          <w:rFonts w:ascii="Calibri" w:hAnsi="Calibri"/>
+          <w:color w:val="000000"/>
+          <w:sz w:val="22"/>
+        </w:rPr>
+        <w:t xml:space="preserve"> (v0.110.0) and </w:t>
+      </w:r>
+      <w:r>
+        <w:rPr>
+          <w:rFonts w:ascii="Consolas" w:hAnsi="Consolas"/>
+          <w:color w:val="333333"/>
+          <w:sz w:val="18"/>
+          <w:shd w:fill="F2F2F2" w:val="clear"/>
+        </w:rPr>
+        <w:t>codex --help</w:t>
+      </w:r>
+      <w:r>
+        <w:rPr>
+          <w:rFonts w:ascii="Calibri" w:hAnsi="Calibri"/>
+          <w:color w:val="000000"/>
+          <w:sz w:val="22"/>
+        </w:rPr>
+        <w:t xml:space="preserve"> on 2026-04-10.</w:t>
+      </w:r>
+    </w:p>
+    <w:tbl>
+      <w:tblPr>
+        <w:tblW w:type="auto" w:w="0"/>
+        <w:jc w:val="left"/>
+        <w:tblLayout w:type="autofit"/>
+        <w:tblLook w:firstColumn="1" w:firstRow="1" w:lastColumn="0" w:lastRow="0" w:noHBand="0" w:noVBand="1" w:val="04A0"/>
+        <w:tblBorders>
+          <w:top w:val="single" w:sz="4" w:space="0" w:color="CCCCCC"/>
+          <w:left w:val="single" w:sz="4" w:space="0" w:color="CCCCCC"/>
+          <w:bottom w:val="single" w:sz="4" w:space="0" w:color="CCCCCC"/>
+          <w:right w:val="single" w:sz="4" w:space="0" w:color="CCCCCC"/>
+          <w:insideH w:val="single" w:sz="4" w:space="0" w:color="CCCCCC"/>
+          <w:insideV w:val="single" w:sz="4" w:space="0" w:color="CCCCCC"/>
+        </w:tblBorders>
+      </w:tblPr>
+      <w:tblGrid>
+        <w:gridCol w:w="1728"/>
+        <w:gridCol w:w="1728"/>
+        <w:gridCol w:w="1728"/>
+        <w:gridCol w:w="1728"/>
+        <w:gridCol w:w="1728"/>
+      </w:tblGrid>
+      <w:tr>
+        <w:tc>
+          <w:tcPr>
+            <w:tcW w:type="dxa" w:w="1728"/>
+            <w:shd w:fill="2B579A" w:val="clear"/>
+          </w:tcPr>
+          <w:p>
+            <w:pPr>
+              <w:spacing w:before="80" w:after="80"/>
+            </w:pPr>
+            <w:r>
+              <w:rPr>
+                <w:b/>
+                <w:color w:val="FFFFFF"/>
+                <w:sz w:val="19"/>
+              </w:rPr>
+            </w:r>
+            <w:r>
+              <w:rPr>
+                <w:rFonts w:ascii="Calibri" w:hAnsi="Calibri"/>
+                <w:b/>
+                <w:color w:val="FFFFFF"/>
+                <w:sz w:val="19"/>
+              </w:rPr>
+              <w:t>Feature</w:t>
+            </w:r>
+          </w:p>
+        </w:tc>
+        <w:tc>
+          <w:tcPr>
+            <w:tcW w:type="dxa" w:w="1728"/>
+            <w:shd w:fill="2B579A" w:val="clear"/>
+          </w:tcPr>
+          <w:p>
+            <w:pPr>
+              <w:spacing w:before="80" w:after="80"/>
+            </w:pPr>
+            <w:r>
+              <w:rPr>
+                <w:b/>
+                <w:color w:val="FFFFFF"/>
+                <w:sz w:val="19"/>
+              </w:rPr>
+            </w:r>
+            <w:r>
+              <w:rPr>
+                <w:rFonts w:ascii="Calibri" w:hAnsi="Calibri"/>
+                <w:b/>
+                <w:color w:val="FFFFFF"/>
+                <w:sz w:val="19"/>
+              </w:rPr>
+              <w:t>Where Used</w:t>
+            </w:r>
+          </w:p>
+        </w:tc>
+        <w:tc>
+          <w:tcPr>
+            <w:tcW w:type="dxa" w:w="1728"/>
+            <w:shd w:fill="2B579A" w:val="clear"/>
+          </w:tcPr>
+          <w:p>
+            <w:pPr>
+              <w:spacing w:before="80" w:after="80"/>
+            </w:pPr>
+            <w:r>
+              <w:rPr>
+                <w:b/>
+                <w:color w:val="FFFFFF"/>
+                <w:sz w:val="19"/>
+              </w:rPr>
+            </w:r>
+            <w:r>
+              <w:rPr>
+                <w:rFonts w:ascii="Calibri" w:hAnsi="Calibri"/>
+                <w:b/>
+                <w:color w:val="FFFFFF"/>
+                <w:sz w:val="19"/>
+              </w:rPr>
+              <w:t>Why</w:t>
+            </w:r>
+          </w:p>
+        </w:tc>
+        <w:tc>
+          <w:tcPr>
+            <w:tcW w:type="dxa" w:w="1728"/>
+            <w:shd w:fill="2B579A" w:val="clear"/>
+          </w:tcPr>
+          <w:p>
+            <w:pPr>
+              <w:spacing w:before="80" w:after="80"/>
+            </w:pPr>
+            <w:r>
+              <w:rPr>
+                <w:b/>
+                <w:color w:val="FFFFFF"/>
+                <w:sz w:val="19"/>
+              </w:rPr>
+            </w:r>
+            <w:r>
+              <w:rPr>
+                <w:rFonts w:ascii="Calibri" w:hAnsi="Calibri"/>
+                <w:b/>
+                <w:color w:val="FFFFFF"/>
+                <w:sz w:val="19"/>
+              </w:rPr>
+              <w:t>Verified How</w:t>
+            </w:r>
+          </w:p>
+        </w:tc>
+        <w:tc>
+          <w:tcPr>
+            <w:tcW w:type="dxa" w:w="1728"/>
+            <w:shd w:fill="2B579A" w:val="clear"/>
+          </w:tcPr>
+          <w:p>
+            <w:pPr>
+              <w:spacing w:before="80" w:after="80"/>
+            </w:pPr>
+            <w:r>
+              <w:rPr>
+                <w:b/>
+                <w:color w:val="FFFFFF"/>
+                <w:sz w:val="19"/>
+              </w:rPr>
+            </w:r>
+            <w:r>
+              <w:rPr>
+                <w:rFonts w:ascii="Calibri" w:hAnsi="Calibri"/>
+                <w:b/>
+                <w:color w:val="FFFFFF"/>
+                <w:sz w:val="19"/>
+              </w:rPr>
+              <w:t>Since</w:t>
+            </w:r>
+          </w:p>
+        </w:tc>
+      </w:tr>
+      <w:tr>
+        <w:tc>
+          <w:tcPr>
+            <w:tcW w:type="dxa" w:w="1728"/>
+          </w:tcPr>
+          <w:p>
+            <w:pPr>
+              <w:spacing w:before="60" w:after="60"/>
+            </w:pPr>
+            <w:r/>
+            <w:r>
+              <w:rPr>
+                <w:rFonts w:ascii="Calibri" w:hAnsi="Calibri"/>
+                <w:color w:val="000000"/>
+                <w:sz w:val="19"/>
+              </w:rPr>
+              <w:t>Codex CLI v0.110.0</w:t>
+            </w:r>
+          </w:p>
+        </w:tc>
+        <w:tc>
+          <w:tcPr>
+            <w:tcW w:type="dxa" w:w="1728"/>
+          </w:tcPr>
+          <w:p>
+            <w:pPr>
+              <w:spacing w:before="60" w:after="60"/>
+            </w:pPr>
+            <w:r/>
+            <w:r>
+              <w:rPr>
+                <w:rFonts w:ascii="Calibri" w:hAnsi="Calibri"/>
+                <w:color w:val="000000"/>
+                <w:sz w:val="19"/>
+              </w:rPr>
+              <w:t>All Codex calls</w:t>
+            </w:r>
+          </w:p>
+        </w:tc>
+        <w:tc>
+          <w:tcPr>
+            <w:tcW w:type="dxa" w:w="1728"/>
+          </w:tcPr>
+          <w:p>
+            <w:pPr>
+              <w:spacing w:before="60" w:after="60"/>
+            </w:pPr>
+            <w:r/>
+            <w:r>
+              <w:rPr>
+                <w:rFonts w:ascii="Calibri" w:hAnsi="Calibri"/>
+                <w:color w:val="000000"/>
+                <w:sz w:val="19"/>
+              </w:rPr>
+              <w:t>ChatGPT Max subscription, $0 marginal</w:t>
+            </w:r>
+          </w:p>
+        </w:tc>
+        <w:tc>
+          <w:tcPr>
+            <w:tcW w:type="dxa" w:w="1728"/>
+          </w:tcPr>
+          <w:p>
+            <w:pPr>
+              <w:spacing w:before="60" w:after="60"/>
+            </w:pPr>
+            <w:r/>
+            <w:r>
+              <w:rPr>
+                <w:rFonts w:ascii="Consolas" w:hAnsi="Consolas"/>
+                <w:color w:val="333333"/>
+                <w:sz w:val="18"/>
+                <w:shd w:fill="F2F2F2" w:val="clear"/>
+              </w:rPr>
+              <w:t>codex --version</w:t>
+            </w:r>
+          </w:p>
+        </w:tc>
+        <w:tc>
+          <w:tcPr>
+            <w:tcW w:type="dxa" w:w="1728"/>
+          </w:tcPr>
+          <w:p>
+            <w:pPr>
+              <w:spacing w:before="60" w:after="60"/>
+            </w:pPr>
+            <w:r/>
+            <w:r>
+              <w:rPr>
+                <w:rFonts w:ascii="Calibri" w:hAnsi="Calibri"/>
+                <w:color w:val="000000"/>
+                <w:sz w:val="19"/>
+              </w:rPr>
+              <w:t>V4.0</w:t>
+            </w:r>
+          </w:p>
+        </w:tc>
+      </w:tr>
+      <w:tr>
+        <w:tc>
+          <w:tcPr>
+            <w:tcW w:type="dxa" w:w="1728"/>
+            <w:shd w:fill="EDF2FA" w:val="clear"/>
+          </w:tcPr>
+          <w:p>
+            <w:pPr>
+              <w:spacing w:before="60" w:after="60"/>
+            </w:pPr>
+            <w:r/>
+            <w:r>
+              <w:rPr>
+                <w:rFonts w:ascii="Consolas" w:hAnsi="Consolas"/>
+                <w:color w:val="333333"/>
+                <w:sz w:val="18"/>
+                <w:shd w:fill="F2F2F2" w:val="clear"/>
+              </w:rPr>
+              <w:t>-a</w:t>
+            </w:r>
+            <w:r>
+              <w:rPr>
+                <w:rFonts w:ascii="Calibri" w:hAnsi="Calibri"/>
+                <w:color w:val="000000"/>
+                <w:sz w:val="19"/>
+              </w:rPr>
+              <w:t xml:space="preserve"> approval policy</w:t>
+            </w:r>
+          </w:p>
+        </w:tc>
+        <w:tc>
+          <w:tcPr>
+            <w:tcW w:type="dxa" w:w="1728"/>
+            <w:shd w:fill="EDF2FA" w:val="clear"/>
+          </w:tcPr>
+          <w:p>
+            <w:pPr>
+              <w:spacing w:before="60" w:after="60"/>
+            </w:pPr>
+            <w:r/>
+            <w:r>
+              <w:rPr>
+                <w:rFonts w:ascii="Calibri" w:hAnsi="Calibri"/>
+                <w:color w:val="000000"/>
+                <w:sz w:val="19"/>
+              </w:rPr>
+              <w:t>Execute phase</w:t>
+            </w:r>
+          </w:p>
+        </w:tc>
+        <w:tc>
+          <w:tcPr>
+            <w:tcW w:type="dxa" w:w="1728"/>
+            <w:shd w:fill="EDF2FA" w:val="clear"/>
+          </w:tcPr>
+          <w:p>
+            <w:pPr>
+              <w:spacing w:before="60" w:after="60"/>
+            </w:pPr>
+            <w:r/>
+            <w:r>
+              <w:rPr>
+                <w:rFonts w:ascii="Calibri" w:hAnsi="Calibri"/>
+                <w:color w:val="000000"/>
+                <w:sz w:val="19"/>
+              </w:rPr>
+              <w:t>Controls when human approval is needed</w:t>
+            </w:r>
+          </w:p>
+        </w:tc>
+        <w:tc>
+          <w:tcPr>
+            <w:tcW w:type="dxa" w:w="1728"/>
+            <w:shd w:fill="EDF2FA" w:val="clear"/>
+          </w:tcPr>
+          <w:p>
+            <w:pPr>
+              <w:spacing w:before="60" w:after="60"/>
+            </w:pPr>
+            <w:r/>
+            <w:r>
+              <w:rPr>
+                <w:rFonts w:ascii="Consolas" w:hAnsi="Consolas"/>
+                <w:color w:val="333333"/>
+                <w:sz w:val="18"/>
+                <w:shd w:fill="F2F2F2" w:val="clear"/>
+              </w:rPr>
+              <w:t>codex --help</w:t>
+            </w:r>
+            <w:r>
+              <w:rPr>
+                <w:rFonts w:ascii="Calibri" w:hAnsi="Calibri"/>
+                <w:color w:val="000000"/>
+                <w:sz w:val="19"/>
+              </w:rPr>
+              <w:t xml:space="preserve"> shows </w:t>
+            </w:r>
+            <w:r>
+              <w:rPr>
+                <w:rFonts w:ascii="Consolas" w:hAnsi="Consolas"/>
+                <w:color w:val="333333"/>
+                <w:sz w:val="18"/>
+                <w:shd w:fill="F2F2F2" w:val="clear"/>
+              </w:rPr>
+              <w:t>--ask-for-approval</w:t>
+            </w:r>
+          </w:p>
+        </w:tc>
+        <w:tc>
+          <w:tcPr>
+            <w:tcW w:type="dxa" w:w="1728"/>
+            <w:shd w:fill="EDF2FA" w:val="clear"/>
+          </w:tcPr>
+          <w:p>
+            <w:pPr>
+              <w:spacing w:before="60" w:after="60"/>
+            </w:pPr>
+            <w:r/>
+            <w:r>
+              <w:rPr>
+                <w:rFonts w:ascii="Calibri" w:hAnsi="Calibri"/>
+                <w:color w:val="000000"/>
+                <w:sz w:val="19"/>
+              </w:rPr>
+              <w:t>V4.0</w:t>
+            </w:r>
+          </w:p>
+        </w:tc>
+      </w:tr>
+      <w:tr>
+        <w:tc>
+          <w:tcPr>
+            <w:tcW w:type="dxa" w:w="1728"/>
+          </w:tcPr>
+          <w:p>
+            <w:pPr>
+              <w:spacing w:before="60" w:after="60"/>
+            </w:pPr>
+            <w:r/>
+            <w:r>
+              <w:rPr>
+                <w:rFonts w:ascii="Consolas" w:hAnsi="Consolas"/>
+                <w:color w:val="333333"/>
+                <w:sz w:val="18"/>
+                <w:shd w:fill="F2F2F2" w:val="clear"/>
+              </w:rPr>
+              <w:t>-s</w:t>
+            </w:r>
+            <w:r>
+              <w:rPr>
+                <w:rFonts w:ascii="Calibri" w:hAnsi="Calibri"/>
+                <w:color w:val="000000"/>
+                <w:sz w:val="19"/>
+              </w:rPr>
+              <w:t xml:space="preserve"> sandbox mode</w:t>
+            </w:r>
+          </w:p>
+        </w:tc>
+        <w:tc>
+          <w:tcPr>
+            <w:tcW w:type="dxa" w:w="1728"/>
+          </w:tcPr>
+          <w:p>
+            <w:pPr>
+              <w:spacing w:before="60" w:after="60"/>
+            </w:pPr>
+            <w:r/>
+            <w:r>
+              <w:rPr>
+                <w:rFonts w:ascii="Calibri" w:hAnsi="Calibri"/>
+                <w:color w:val="000000"/>
+                <w:sz w:val="19"/>
+              </w:rPr>
+              <w:t>Execute phase</w:t>
+            </w:r>
+          </w:p>
+        </w:tc>
+        <w:tc>
+          <w:tcPr>
+            <w:tcW w:type="dxa" w:w="1728"/>
+          </w:tcPr>
+          <w:p>
+            <w:pPr>
+              <w:spacing w:before="60" w:after="60"/>
+            </w:pPr>
+            <w:r/>
+            <w:r>
+              <w:rPr>
+                <w:rFonts w:ascii="Calibri" w:hAnsi="Calibri"/>
+                <w:color w:val="000000"/>
+                <w:sz w:val="19"/>
+              </w:rPr>
+              <w:t>Controls shell command sandboxing</w:t>
+            </w:r>
+          </w:p>
+        </w:tc>
+        <w:tc>
+          <w:tcPr>
+            <w:tcW w:type="dxa" w:w="1728"/>
+          </w:tcPr>
+          <w:p>
+            <w:pPr>
+              <w:spacing w:before="60" w:after="60"/>
+            </w:pPr>
+            <w:r/>
+            <w:r>
+              <w:rPr>
+                <w:rFonts w:ascii="Consolas" w:hAnsi="Consolas"/>
+                <w:color w:val="333333"/>
+                <w:sz w:val="18"/>
+                <w:shd w:fill="F2F2F2" w:val="clear"/>
+              </w:rPr>
+              <w:t>codex --help</w:t>
+            </w:r>
+            <w:r>
+              <w:rPr>
+                <w:rFonts w:ascii="Calibri" w:hAnsi="Calibri"/>
+                <w:color w:val="000000"/>
+                <w:sz w:val="19"/>
+              </w:rPr>
+              <w:t xml:space="preserve"> shows </w:t>
+            </w:r>
+            <w:r>
+              <w:rPr>
+                <w:rFonts w:ascii="Consolas" w:hAnsi="Consolas"/>
+                <w:color w:val="333333"/>
+                <w:sz w:val="18"/>
+                <w:shd w:fill="F2F2F2" w:val="clear"/>
+              </w:rPr>
+              <w:t>--sandbox</w:t>
+            </w:r>
+          </w:p>
+        </w:tc>
+        <w:tc>
+          <w:tcPr>
+            <w:tcW w:type="dxa" w:w="1728"/>
+          </w:tcPr>
+          <w:p>
+            <w:pPr>
+              <w:spacing w:before="60" w:after="60"/>
+            </w:pPr>
+            <w:r/>
+            <w:r>
+              <w:rPr>
+                <w:rFonts w:ascii="Calibri" w:hAnsi="Calibri"/>
+                <w:color w:val="000000"/>
+                <w:sz w:val="19"/>
+              </w:rPr>
+              <w:t>V4.0</w:t>
+            </w:r>
+          </w:p>
+        </w:tc>
+      </w:tr>
+      <w:tr>
+        <w:tc>
+          <w:tcPr>
+            <w:tcW w:type="dxa" w:w="1728"/>
+            <w:shd w:fill="EDF2FA" w:val="clear"/>
+          </w:tcPr>
+          <w:p>
+            <w:pPr>
+              <w:spacing w:before="60" w:after="60"/>
+            </w:pPr>
+            <w:r/>
+            <w:r>
+              <w:rPr>
+                <w:rFonts w:ascii="Consolas" w:hAnsi="Consolas"/>
+                <w:color w:val="333333"/>
+                <w:sz w:val="18"/>
+                <w:shd w:fill="F2F2F2" w:val="clear"/>
+              </w:rPr>
+              <w:t>-m</w:t>
+            </w:r>
+            <w:r>
+              <w:rPr>
+                <w:rFonts w:ascii="Calibri" w:hAnsi="Calibri"/>
+                <w:color w:val="000000"/>
+                <w:sz w:val="19"/>
+              </w:rPr>
+              <w:t xml:space="preserve"> model selection</w:t>
+            </w:r>
+          </w:p>
+        </w:tc>
+        <w:tc>
+          <w:tcPr>
+            <w:tcW w:type="dxa" w:w="1728"/>
+            <w:shd w:fill="EDF2FA" w:val="clear"/>
+          </w:tcPr>
+          <w:p>
+            <w:pPr>
+              <w:spacing w:before="60" w:after="60"/>
+            </w:pPr>
+            <w:r/>
+            <w:r>
+              <w:rPr>
+                <w:rFonts w:ascii="Calibri" w:hAnsi="Calibri"/>
+                <w:color w:val="000000"/>
+                <w:sz w:val="19"/>
+              </w:rPr>
+              <w:t>Model routing</w:t>
+            </w:r>
+          </w:p>
+        </w:tc>
+        <w:tc>
+          <w:tcPr>
+            <w:tcW w:type="dxa" w:w="1728"/>
+            <w:shd w:fill="EDF2FA" w:val="clear"/>
+          </w:tcPr>
+          <w:p>
+            <w:pPr>
+              <w:spacing w:before="60" w:after="60"/>
+            </w:pPr>
+            <w:r/>
+            <w:r>
+              <w:rPr>
+                <w:rFonts w:ascii="Calibri" w:hAnsi="Calibri"/>
+                <w:color w:val="000000"/>
+                <w:sz w:val="19"/>
+              </w:rPr>
+              <w:t>Switch between GPT-4o, o1, o3</w:t>
+            </w:r>
+          </w:p>
+        </w:tc>
+        <w:tc>
+          <w:tcPr>
+            <w:tcW w:type="dxa" w:w="1728"/>
+            <w:shd w:fill="EDF2FA" w:val="clear"/>
+          </w:tcPr>
+          <w:p>
+            <w:pPr>
+              <w:spacing w:before="60" w:after="60"/>
+            </w:pPr>
+            <w:r/>
+            <w:r>
+              <w:rPr>
+                <w:rFonts w:ascii="Consolas" w:hAnsi="Consolas"/>
+                <w:color w:val="333333"/>
+                <w:sz w:val="18"/>
+                <w:shd w:fill="F2F2F2" w:val="clear"/>
+              </w:rPr>
+              <w:t>codex --help</w:t>
+            </w:r>
+            <w:r>
+              <w:rPr>
+                <w:rFonts w:ascii="Calibri" w:hAnsi="Calibri"/>
+                <w:color w:val="000000"/>
+                <w:sz w:val="19"/>
+              </w:rPr>
+              <w:t xml:space="preserve"> shows </w:t>
+            </w:r>
+            <w:r>
+              <w:rPr>
+                <w:rFonts w:ascii="Consolas" w:hAnsi="Consolas"/>
+                <w:color w:val="333333"/>
+                <w:sz w:val="18"/>
+                <w:shd w:fill="F2F2F2" w:val="clear"/>
+              </w:rPr>
+              <w:t>--model</w:t>
+            </w:r>
+          </w:p>
+        </w:tc>
+        <w:tc>
+          <w:tcPr>
+            <w:tcW w:type="dxa" w:w="1728"/>
+            <w:shd w:fill="EDF2FA" w:val="clear"/>
+          </w:tcPr>
+          <w:p>
+            <w:pPr>
+              <w:spacing w:before="60" w:after="60"/>
+            </w:pPr>
+            <w:r/>
+            <w:r>
+              <w:rPr>
+                <w:rFonts w:ascii="Calibri" w:hAnsi="Calibri"/>
+                <w:color w:val="000000"/>
+                <w:sz w:val="19"/>
+              </w:rPr>
+              <w:t>V4.0</w:t>
+            </w:r>
+          </w:p>
+        </w:tc>
+      </w:tr>
+      <w:tr>
+        <w:tc>
+          <w:tcPr>
+            <w:tcW w:type="dxa" w:w="1728"/>
+          </w:tcPr>
+          <w:p>
+            <w:pPr>
+              <w:spacing w:before="60" w:after="60"/>
+            </w:pPr>
+            <w:r/>
+            <w:r>
+              <w:rPr>
+                <w:rFonts w:ascii="Consolas" w:hAnsi="Consolas"/>
+                <w:color w:val="333333"/>
+                <w:sz w:val="18"/>
+                <w:shd w:fill="F2F2F2" w:val="clear"/>
+              </w:rPr>
+              <w:t>apply</w:t>
+            </w:r>
+            <w:r>
+              <w:rPr>
+                <w:rFonts w:ascii="Calibri" w:hAnsi="Calibri"/>
+                <w:color w:val="000000"/>
+                <w:sz w:val="19"/>
+              </w:rPr>
+              <w:t xml:space="preserve"> subcommand</w:t>
+            </w:r>
+          </w:p>
+        </w:tc>
+        <w:tc>
+          <w:tcPr>
+            <w:tcW w:type="dxa" w:w="1728"/>
+          </w:tcPr>
+          <w:p>
+            <w:pPr>
+              <w:spacing w:before="60" w:after="60"/>
+            </w:pPr>
+            <w:r/>
+            <w:r>
+              <w:rPr>
+                <w:rFonts w:ascii="Calibri" w:hAnsi="Calibri"/>
+                <w:color w:val="000000"/>
+                <w:sz w:val="19"/>
+              </w:rPr>
+              <w:t>Diff application</w:t>
+            </w:r>
+          </w:p>
+        </w:tc>
+        <w:tc>
+          <w:tcPr>
+            <w:tcW w:type="dxa" w:w="1728"/>
+          </w:tcPr>
+          <w:p>
+            <w:pPr>
+              <w:spacing w:before="60" w:after="60"/>
+            </w:pPr>
+            <w:r/>
+            <w:r>
+              <w:rPr>
+                <w:rFonts w:ascii="Calibri" w:hAnsi="Calibri"/>
+                <w:color w:val="000000"/>
+                <w:sz w:val="19"/>
+              </w:rPr>
+              <w:t>Apply generated diffs to working tree</w:t>
+            </w:r>
+          </w:p>
+        </w:tc>
+        <w:tc>
+          <w:tcPr>
+            <w:tcW w:type="dxa" w:w="1728"/>
+          </w:tcPr>
+          <w:p>
+            <w:pPr>
+              <w:spacing w:before="60" w:after="60"/>
+            </w:pPr>
+            <w:r/>
+            <w:r>
+              <w:rPr>
+                <w:rFonts w:ascii="Consolas" w:hAnsi="Consolas"/>
+                <w:color w:val="333333"/>
+                <w:sz w:val="18"/>
+                <w:shd w:fill="F2F2F2" w:val="clear"/>
+              </w:rPr>
+              <w:t>codex --help</w:t>
+            </w:r>
+            <w:r>
+              <w:rPr>
+                <w:rFonts w:ascii="Calibri" w:hAnsi="Calibri"/>
+                <w:color w:val="000000"/>
+                <w:sz w:val="19"/>
+              </w:rPr>
+              <w:t xml:space="preserve"> shows </w:t>
+            </w:r>
+            <w:r>
+              <w:rPr>
+                <w:rFonts w:ascii="Consolas" w:hAnsi="Consolas"/>
+                <w:color w:val="333333"/>
+                <w:sz w:val="18"/>
+                <w:shd w:fill="F2F2F2" w:val="clear"/>
+              </w:rPr>
+              <w:t>apply</w:t>
+            </w:r>
+          </w:p>
+        </w:tc>
+        <w:tc>
+          <w:tcPr>
+            <w:tcW w:type="dxa" w:w="1728"/>
+          </w:tcPr>
+          <w:p>
+            <w:pPr>
+              <w:spacing w:before="60" w:after="60"/>
+            </w:pPr>
+            <w:r/>
+            <w:r>
+              <w:rPr>
+                <w:rFonts w:ascii="Calibri" w:hAnsi="Calibri"/>
+                <w:color w:val="000000"/>
+                <w:sz w:val="19"/>
+              </w:rPr>
+              <w:t>V4.0</w:t>
+            </w:r>
+          </w:p>
+        </w:tc>
+      </w:tr>
+    </w:tbl>
+    <w:p>
+      <w:pPr>
+        <w:spacing w:before="80" w:after="80"/>
+      </w:pPr>
+    </w:p>
+    <w:p>
+      <w:pPr>
+        <w:spacing w:before="40" w:after="120"/>
+      </w:pPr>
+      <w:r>
+        <w:rPr>
+          <w:rFonts w:ascii="Calibri" w:hAnsi="Calibri"/>
+          <w:b/>
+          <w:color w:val="000000"/>
+          <w:sz w:val="22"/>
+        </w:rPr>
+        <w:t>Verified but not yet adopted:</w:t>
       </w:r>
     </w:p>
     <w:tbl>
@@ -24828,7 +28337,7 @@
                 <w:color w:val="FFFFFF"/>
                 <w:sz w:val="19"/>
               </w:rPr>
-              <w:t>Where Used</w:t>
+              <w:t>Verified How</w:t>
             </w:r>
           </w:p>
         </w:tc>
@@ -24855,7 +28364,7 @@
                 <w:color w:val="FFFFFF"/>
                 <w:sz w:val="19"/>
               </w:rPr>
-              <w:t>Why</w:t>
+              <w:t>Why Not Adopted Yet</w:t>
             </w:r>
           </w:p>
         </w:tc>
@@ -24882,7 +28391,7 @@
                 <w:color w:val="FFFFFF"/>
                 <w:sz w:val="19"/>
               </w:rPr>
-              <w:t>Since</w:t>
+              <w:t>What Would Change</w:t>
             </w:r>
           </w:p>
         </w:tc>
@@ -24903,7 +28412,16 @@
                 <w:color w:val="000000"/>
                 <w:sz w:val="19"/>
               </w:rPr>
-              <w:t>ChatGPT Max subscription ($200/mo)</w:t>
+              <w:t xml:space="preserve">o1/o3 via </w:t>
+            </w:r>
+            <w:r>
+              <w:rPr>
+                <w:rFonts w:ascii="Consolas" w:hAnsi="Consolas"/>
+                <w:color w:val="333333"/>
+                <w:sz w:val="18"/>
+                <w:shd w:fill="F2F2F2" w:val="clear"/>
+              </w:rPr>
+              <w:t>-m o3</w:t>
             </w:r>
           </w:p>
         </w:tc>
@@ -24918,11 +28436,20 @@
             <w:r/>
             <w:r>
               <w:rPr>
-                <w:rFonts w:ascii="Calibri" w:hAnsi="Calibri"/>
-                <w:color w:val="000000"/>
-                <w:sz w:val="19"/>
-              </w:rPr>
-              <w:t>All Codex CLI calls</w:t>
+                <w:rFonts w:ascii="Consolas" w:hAnsi="Consolas"/>
+                <w:color w:val="333333"/>
+                <w:sz w:val="18"/>
+                <w:shd w:fill="F2F2F2" w:val="clear"/>
+              </w:rPr>
+              <w:t>codex --help</w:t>
+            </w:r>
+            <w:r>
+              <w:rPr>
+                <w:rFonts w:ascii="Calibri" w:hAnsi="Calibri"/>
+                <w:color w:val="000000"/>
+                <w:sz w:val="19"/>
+              </w:rPr>
+              <w:t xml:space="preserve"> shows model flag accepts any model string</w:t>
             </w:r>
           </w:p>
         </w:tc>
@@ -24941,7 +28468,7 @@
                 <w:color w:val="000000"/>
                 <w:sz w:val="19"/>
               </w:rPr>
-              <w:t>$0 marginal cost; 60% of pipeline tokens go to code generation</w:t>
+              <w:t>Higher latency, uses more rolling window quota</w:t>
             </w:r>
           </w:p>
         </w:tc>
@@ -24960,7 +28487,7 @@
                 <w:color w:val="000000"/>
                 <w:sz w:val="19"/>
               </w:rPr>
-              <w:t>V4.0</w:t>
+              <w:t>Would improve complex refactoring. Need to benchmark latency.</w:t>
             </w:r>
           </w:p>
         </w:tc>
@@ -24982,7 +28509,7 @@
                 <w:color w:val="000000"/>
                 <w:sz w:val="19"/>
               </w:rPr>
-              <w:t>Full-auto mode</w:t>
+              <w:t>Local LM Studio/Ollama</w:t>
             </w:r>
           </w:p>
         </w:tc>
@@ -24998,11 +28525,37 @@
             <w:r/>
             <w:r>
               <w:rPr>
-                <w:rFonts w:ascii="Calibri" w:hAnsi="Calibri"/>
-                <w:color w:val="000000"/>
-                <w:sz w:val="19"/>
-              </w:rPr>
-              <w:t>Execute phase</w:t>
+                <w:rFonts w:ascii="Consolas" w:hAnsi="Consolas"/>
+                <w:color w:val="333333"/>
+                <w:sz w:val="18"/>
+                <w:shd w:fill="F2F2F2" w:val="clear"/>
+              </w:rPr>
+              <w:t>codex --help</w:t>
+            </w:r>
+            <w:r>
+              <w:rPr>
+                <w:rFonts w:ascii="Calibri" w:hAnsi="Calibri"/>
+                <w:color w:val="000000"/>
+                <w:sz w:val="19"/>
+              </w:rPr>
+              <w:t xml:space="preserve"> shows </w:t>
+            </w:r>
+            <w:r>
+              <w:rPr>
+                <w:rFonts w:ascii="Consolas" w:hAnsi="Consolas"/>
+                <w:color w:val="333333"/>
+                <w:sz w:val="18"/>
+                <w:shd w:fill="F2F2F2" w:val="clear"/>
+              </w:rPr>
+              <w:t>model_provider=oss</w:t>
+            </w:r>
+            <w:r>
+              <w:rPr>
+                <w:rFonts w:ascii="Calibri" w:hAnsi="Calibri"/>
+                <w:color w:val="000000"/>
+                <w:sz w:val="19"/>
+              </w:rPr>
+              <w:t xml:space="preserve"> flag</w:t>
             </w:r>
           </w:p>
         </w:tc>
@@ -25022,7 +28575,7 @@
                 <w:color w:val="000000"/>
                 <w:sz w:val="19"/>
               </w:rPr>
-              <w:t>Generates/modifies multiple files without approval prompts</w:t>
+              <w:t>We use cloud subscription, not local models</w:t>
             </w:r>
           </w:p>
         </w:tc>
@@ -25042,85 +28595,7 @@
                 <w:color w:val="000000"/>
                 <w:sz w:val="19"/>
               </w:rPr>
-              <w:t>V4.0</w:t>
-            </w:r>
-          </w:p>
-        </w:tc>
-      </w:tr>
-      <w:tr>
-        <w:tc>
-          <w:tcPr>
-            <w:tcW w:type="dxa" w:w="2160"/>
-          </w:tcPr>
-          <w:p>
-            <w:pPr>
-              <w:spacing w:before="60" w:after="60"/>
-            </w:pPr>
-            <w:r/>
-            <w:r>
-              <w:rPr>
-                <w:rFonts w:ascii="Calibri" w:hAnsi="Calibri"/>
-                <w:color w:val="000000"/>
-                <w:sz w:val="19"/>
-              </w:rPr>
-              <w:t>GPT-4o for code generation</w:t>
-            </w:r>
-          </w:p>
-        </w:tc>
-        <w:tc>
-          <w:tcPr>
-            <w:tcW w:type="dxa" w:w="2160"/>
-          </w:tcPr>
-          <w:p>
-            <w:pPr>
-              <w:spacing w:before="60" w:after="60"/>
-            </w:pPr>
-            <w:r/>
-            <w:r>
-              <w:rPr>
-                <w:rFonts w:ascii="Calibri" w:hAnsi="Calibri"/>
-                <w:color w:val="000000"/>
-                <w:sz w:val="19"/>
-              </w:rPr>
-              <w:t>Execute, remediation fallback</w:t>
-            </w:r>
-          </w:p>
-        </w:tc>
-        <w:tc>
-          <w:tcPr>
-            <w:tcW w:type="dxa" w:w="2160"/>
-          </w:tcPr>
-          <w:p>
-            <w:pPr>
-              <w:spacing w:before="60" w:after="60"/>
-            </w:pPr>
-            <w:r/>
-            <w:r>
-              <w:rPr>
-                <w:rFonts w:ascii="Calibri" w:hAnsi="Calibri"/>
-                <w:color w:val="000000"/>
-                <w:sz w:val="19"/>
-              </w:rPr>
-              <w:t>Best-in-class code completion and multi-file editing</w:t>
-            </w:r>
-          </w:p>
-        </w:tc>
-        <w:tc>
-          <w:tcPr>
-            <w:tcW w:type="dxa" w:w="2160"/>
-          </w:tcPr>
-          <w:p>
-            <w:pPr>
-              <w:spacing w:before="60" w:after="60"/>
-            </w:pPr>
-            <w:r/>
-            <w:r>
-              <w:rPr>
-                <w:rFonts w:ascii="Calibri" w:hAnsi="Calibri"/>
-                <w:color w:val="000000"/>
-                <w:sz w:val="19"/>
-              </w:rPr>
-              <w:t>V4.0</w:t>
+              <w:t>Could enable offline code generation.</w:t>
             </w:r>
           </w:p>
         </w:tc>
@@ -25142,7 +28617,1017 @@
           <w:color w:val="000000"/>
           <w:sz w:val="22"/>
         </w:rPr>
-        <w:t>Confirmed features not yet adopted:</w:t>
+        <w:t>Not yet verified (check at 2026-05-10):</w:t>
+      </w:r>
+    </w:p>
+    <w:p>
+      <w:pPr>
+        <w:spacing w:before="20" w:after="20"/>
+        <w:ind w:left="504"/>
+      </w:pPr>
+      <w:r>
+        <w:rPr>
+          <w:rFonts w:ascii="Calibri" w:hAnsi="Calibri"/>
+          <w:color w:val="2B579A"/>
+          <w:sz w:val="22"/>
+        </w:rPr>
+        <w:t xml:space="preserve">•  </w:t>
+      </w:r>
+      <w:r>
+        <w:rPr>
+          <w:rFonts w:ascii="Calibri" w:hAnsi="Calibri"/>
+          <w:color w:val="000000"/>
+          <w:sz w:val="22"/>
+        </w:rPr>
+        <w:t>Codex sub-agent or multi-session capabilities (no flags found in --help)</w:t>
+      </w:r>
+    </w:p>
+    <w:p>
+      <w:pPr>
+        <w:spacing w:before="20" w:after="20"/>
+        <w:ind w:left="504"/>
+      </w:pPr>
+      <w:r>
+        <w:rPr>
+          <w:rFonts w:ascii="Calibri" w:hAnsi="Calibri"/>
+          <w:color w:val="2B579A"/>
+          <w:sz w:val="22"/>
+        </w:rPr>
+        <w:t xml:space="preserve">•  </w:t>
+      </w:r>
+      <w:r>
+        <w:rPr>
+          <w:rFonts w:ascii="Calibri" w:hAnsi="Calibri"/>
+          <w:color w:val="000000"/>
+          <w:sz w:val="22"/>
+        </w:rPr>
+        <w:t>Codex structured JSON output mode (no flags found in --help)</w:t>
+      </w:r>
+    </w:p>
+    <w:p>
+      <w:pPr>
+        <w:spacing w:before="20" w:after="20"/>
+        <w:ind w:left="504"/>
+      </w:pPr>
+      <w:r>
+        <w:rPr>
+          <w:rFonts w:ascii="Calibri" w:hAnsi="Calibri"/>
+          <w:color w:val="2B579A"/>
+          <w:sz w:val="22"/>
+        </w:rPr>
+        <w:t xml:space="preserve">•  </w:t>
+      </w:r>
+      <w:r>
+        <w:rPr>
+          <w:rFonts w:ascii="Calibri" w:hAnsi="Calibri"/>
+          <w:color w:val="000000"/>
+          <w:sz w:val="22"/>
+        </w:rPr>
+        <w:t>Codex hook or extension system (no flags found in --help)</w:t>
+      </w:r>
+    </w:p>
+    <w:p>
+      <w:pPr>
+        <w:spacing w:before="20" w:after="20"/>
+        <w:ind w:left="504"/>
+      </w:pPr>
+      <w:r>
+        <w:rPr>
+          <w:rFonts w:ascii="Calibri" w:hAnsi="Calibri"/>
+          <w:color w:val="2B579A"/>
+          <w:sz w:val="22"/>
+        </w:rPr>
+        <w:t xml:space="preserve">•  </w:t>
+      </w:r>
+      <w:r>
+        <w:rPr>
+          <w:rFonts w:ascii="Calibri" w:hAnsi="Calibri"/>
+          <w:color w:val="000000"/>
+          <w:sz w:val="22"/>
+        </w:rPr>
+        <w:t>Rate limit changes for ChatGPT Max plan</w:t>
+      </w:r>
+    </w:p>
+    <w:p>
+      <w:pPr>
+        <w:pStyle w:val="Heading3"/>
+      </w:pPr>
+      <w:r>
+        <w:t>Gemini / Google — Features in Use</w:t>
+      </w:r>
+    </w:p>
+    <w:p>
+      <w:pPr>
+        <w:spacing w:before="40" w:after="120"/>
+      </w:pPr>
+      <w:r>
+        <w:rPr>
+          <w:rFonts w:ascii="Calibri" w:hAnsi="Calibri"/>
+          <w:color w:val="000000"/>
+          <w:sz w:val="22"/>
+        </w:rPr>
+        <w:t xml:space="preserve">All features below verified by running </w:t>
+      </w:r>
+      <w:r>
+        <w:rPr>
+          <w:rFonts w:ascii="Consolas" w:hAnsi="Consolas"/>
+          <w:color w:val="333333"/>
+          <w:sz w:val="18"/>
+          <w:shd w:fill="F2F2F2" w:val="clear"/>
+        </w:rPr>
+        <w:t>gemini --version</w:t>
+      </w:r>
+      <w:r>
+        <w:rPr>
+          <w:rFonts w:ascii="Calibri" w:hAnsi="Calibri"/>
+          <w:color w:val="000000"/>
+          <w:sz w:val="22"/>
+        </w:rPr>
+        <w:t xml:space="preserve"> (v0.28.2) and </w:t>
+      </w:r>
+      <w:r>
+        <w:rPr>
+          <w:rFonts w:ascii="Consolas" w:hAnsi="Consolas"/>
+          <w:color w:val="333333"/>
+          <w:sz w:val="18"/>
+          <w:shd w:fill="F2F2F2" w:val="clear"/>
+        </w:rPr>
+        <w:t>gemini --help</w:t>
+      </w:r>
+      <w:r>
+        <w:rPr>
+          <w:rFonts w:ascii="Calibri" w:hAnsi="Calibri"/>
+          <w:color w:val="000000"/>
+          <w:sz w:val="22"/>
+        </w:rPr>
+        <w:t xml:space="preserve"> on 2026-04-10.</w:t>
+      </w:r>
+    </w:p>
+    <w:tbl>
+      <w:tblPr>
+        <w:tblW w:type="auto" w:w="0"/>
+        <w:jc w:val="left"/>
+        <w:tblLayout w:type="autofit"/>
+        <w:tblLook w:firstColumn="1" w:firstRow="1" w:lastColumn="0" w:lastRow="0" w:noHBand="0" w:noVBand="1" w:val="04A0"/>
+        <w:tblBorders>
+          <w:top w:val="single" w:sz="4" w:space="0" w:color="CCCCCC"/>
+          <w:left w:val="single" w:sz="4" w:space="0" w:color="CCCCCC"/>
+          <w:bottom w:val="single" w:sz="4" w:space="0" w:color="CCCCCC"/>
+          <w:right w:val="single" w:sz="4" w:space="0" w:color="CCCCCC"/>
+          <w:insideH w:val="single" w:sz="4" w:space="0" w:color="CCCCCC"/>
+          <w:insideV w:val="single" w:sz="4" w:space="0" w:color="CCCCCC"/>
+        </w:tblBorders>
+      </w:tblPr>
+      <w:tblGrid>
+        <w:gridCol w:w="1728"/>
+        <w:gridCol w:w="1728"/>
+        <w:gridCol w:w="1728"/>
+        <w:gridCol w:w="1728"/>
+        <w:gridCol w:w="1728"/>
+      </w:tblGrid>
+      <w:tr>
+        <w:tc>
+          <w:tcPr>
+            <w:tcW w:type="dxa" w:w="1728"/>
+            <w:shd w:fill="2B579A" w:val="clear"/>
+          </w:tcPr>
+          <w:p>
+            <w:pPr>
+              <w:spacing w:before="80" w:after="80"/>
+            </w:pPr>
+            <w:r>
+              <w:rPr>
+                <w:b/>
+                <w:color w:val="FFFFFF"/>
+                <w:sz w:val="19"/>
+              </w:rPr>
+            </w:r>
+            <w:r>
+              <w:rPr>
+                <w:rFonts w:ascii="Calibri" w:hAnsi="Calibri"/>
+                <w:b/>
+                <w:color w:val="FFFFFF"/>
+                <w:sz w:val="19"/>
+              </w:rPr>
+              <w:t>Feature</w:t>
+            </w:r>
+          </w:p>
+        </w:tc>
+        <w:tc>
+          <w:tcPr>
+            <w:tcW w:type="dxa" w:w="1728"/>
+            <w:shd w:fill="2B579A" w:val="clear"/>
+          </w:tcPr>
+          <w:p>
+            <w:pPr>
+              <w:spacing w:before="80" w:after="80"/>
+            </w:pPr>
+            <w:r>
+              <w:rPr>
+                <w:b/>
+                <w:color w:val="FFFFFF"/>
+                <w:sz w:val="19"/>
+              </w:rPr>
+            </w:r>
+            <w:r>
+              <w:rPr>
+                <w:rFonts w:ascii="Calibri" w:hAnsi="Calibri"/>
+                <w:b/>
+                <w:color w:val="FFFFFF"/>
+                <w:sz w:val="19"/>
+              </w:rPr>
+              <w:t>Where Used</w:t>
+            </w:r>
+          </w:p>
+        </w:tc>
+        <w:tc>
+          <w:tcPr>
+            <w:tcW w:type="dxa" w:w="1728"/>
+            <w:shd w:fill="2B579A" w:val="clear"/>
+          </w:tcPr>
+          <w:p>
+            <w:pPr>
+              <w:spacing w:before="80" w:after="80"/>
+            </w:pPr>
+            <w:r>
+              <w:rPr>
+                <w:b/>
+                <w:color w:val="FFFFFF"/>
+                <w:sz w:val="19"/>
+              </w:rPr>
+            </w:r>
+            <w:r>
+              <w:rPr>
+                <w:rFonts w:ascii="Calibri" w:hAnsi="Calibri"/>
+                <w:b/>
+                <w:color w:val="FFFFFF"/>
+                <w:sz w:val="19"/>
+              </w:rPr>
+              <w:t>Why</w:t>
+            </w:r>
+          </w:p>
+        </w:tc>
+        <w:tc>
+          <w:tcPr>
+            <w:tcW w:type="dxa" w:w="1728"/>
+            <w:shd w:fill="2B579A" w:val="clear"/>
+          </w:tcPr>
+          <w:p>
+            <w:pPr>
+              <w:spacing w:before="80" w:after="80"/>
+            </w:pPr>
+            <w:r>
+              <w:rPr>
+                <w:b/>
+                <w:color w:val="FFFFFF"/>
+                <w:sz w:val="19"/>
+              </w:rPr>
+            </w:r>
+            <w:r>
+              <w:rPr>
+                <w:rFonts w:ascii="Calibri" w:hAnsi="Calibri"/>
+                <w:b/>
+                <w:color w:val="FFFFFF"/>
+                <w:sz w:val="19"/>
+              </w:rPr>
+              <w:t>Verified How</w:t>
+            </w:r>
+          </w:p>
+        </w:tc>
+        <w:tc>
+          <w:tcPr>
+            <w:tcW w:type="dxa" w:w="1728"/>
+            <w:shd w:fill="2B579A" w:val="clear"/>
+          </w:tcPr>
+          <w:p>
+            <w:pPr>
+              <w:spacing w:before="80" w:after="80"/>
+            </w:pPr>
+            <w:r>
+              <w:rPr>
+                <w:b/>
+                <w:color w:val="FFFFFF"/>
+                <w:sz w:val="19"/>
+              </w:rPr>
+            </w:r>
+            <w:r>
+              <w:rPr>
+                <w:rFonts w:ascii="Calibri" w:hAnsi="Calibri"/>
+                <w:b/>
+                <w:color w:val="FFFFFF"/>
+                <w:sz w:val="19"/>
+              </w:rPr>
+              <w:t>Since</w:t>
+            </w:r>
+          </w:p>
+        </w:tc>
+      </w:tr>
+      <w:tr>
+        <w:tc>
+          <w:tcPr>
+            <w:tcW w:type="dxa" w:w="1728"/>
+          </w:tcPr>
+          <w:p>
+            <w:pPr>
+              <w:spacing w:before="60" w:after="60"/>
+            </w:pPr>
+            <w:r/>
+            <w:r>
+              <w:rPr>
+                <w:rFonts w:ascii="Calibri" w:hAnsi="Calibri"/>
+                <w:color w:val="000000"/>
+                <w:sz w:val="19"/>
+              </w:rPr>
+              <w:t>Gemini CLI v0.28.2</w:t>
+            </w:r>
+          </w:p>
+        </w:tc>
+        <w:tc>
+          <w:tcPr>
+            <w:tcW w:type="dxa" w:w="1728"/>
+          </w:tcPr>
+          <w:p>
+            <w:pPr>
+              <w:spacing w:before="60" w:after="60"/>
+            </w:pPr>
+            <w:r/>
+            <w:r>
+              <w:rPr>
+                <w:rFonts w:ascii="Calibri" w:hAnsi="Calibri"/>
+                <w:color w:val="000000"/>
+                <w:sz w:val="19"/>
+              </w:rPr>
+              <w:t>All Gemini calls</w:t>
+            </w:r>
+          </w:p>
+        </w:tc>
+        <w:tc>
+          <w:tcPr>
+            <w:tcW w:type="dxa" w:w="1728"/>
+          </w:tcPr>
+          <w:p>
+            <w:pPr>
+              <w:spacing w:before="60" w:after="60"/>
+            </w:pPr>
+            <w:r/>
+            <w:r>
+              <w:rPr>
+                <w:rFonts w:ascii="Calibri" w:hAnsi="Calibri"/>
+                <w:color w:val="000000"/>
+                <w:sz w:val="19"/>
+              </w:rPr>
+              <w:t>Ultra subscription, $0 marginal, cheapest of the three</w:t>
+            </w:r>
+          </w:p>
+        </w:tc>
+        <w:tc>
+          <w:tcPr>
+            <w:tcW w:type="dxa" w:w="1728"/>
+          </w:tcPr>
+          <w:p>
+            <w:pPr>
+              <w:spacing w:before="60" w:after="60"/>
+            </w:pPr>
+            <w:r/>
+            <w:r>
+              <w:rPr>
+                <w:rFonts w:ascii="Consolas" w:hAnsi="Consolas"/>
+                <w:color w:val="333333"/>
+                <w:sz w:val="18"/>
+                <w:shd w:fill="F2F2F2" w:val="clear"/>
+              </w:rPr>
+              <w:t>gemini --version</w:t>
+            </w:r>
+          </w:p>
+        </w:tc>
+        <w:tc>
+          <w:tcPr>
+            <w:tcW w:type="dxa" w:w="1728"/>
+          </w:tcPr>
+          <w:p>
+            <w:pPr>
+              <w:spacing w:before="60" w:after="60"/>
+            </w:pPr>
+            <w:r/>
+            <w:r>
+              <w:rPr>
+                <w:rFonts w:ascii="Calibri" w:hAnsi="Calibri"/>
+                <w:color w:val="000000"/>
+                <w:sz w:val="19"/>
+              </w:rPr>
+              <w:t>V4.0</w:t>
+            </w:r>
+          </w:p>
+        </w:tc>
+      </w:tr>
+      <w:tr>
+        <w:tc>
+          <w:tcPr>
+            <w:tcW w:type="dxa" w:w="1728"/>
+            <w:shd w:fill="EDF2FA" w:val="clear"/>
+          </w:tcPr>
+          <w:p>
+            <w:pPr>
+              <w:spacing w:before="60" w:after="60"/>
+            </w:pPr>
+            <w:r/>
+            <w:r>
+              <w:rPr>
+                <w:rFonts w:ascii="Consolas" w:hAnsi="Consolas"/>
+                <w:color w:val="333333"/>
+                <w:sz w:val="18"/>
+                <w:shd w:fill="F2F2F2" w:val="clear"/>
+              </w:rPr>
+              <w:t>--approval-mode plan</w:t>
+            </w:r>
+          </w:p>
+        </w:tc>
+        <w:tc>
+          <w:tcPr>
+            <w:tcW w:type="dxa" w:w="1728"/>
+            <w:shd w:fill="EDF2FA" w:val="clear"/>
+          </w:tcPr>
+          <w:p>
+            <w:pPr>
+              <w:spacing w:before="60" w:after="60"/>
+            </w:pPr>
+            <w:r/>
+            <w:r>
+              <w:rPr>
+                <w:rFonts w:ascii="Calibri" w:hAnsi="Calibri"/>
+                <w:color w:val="000000"/>
+                <w:sz w:val="19"/>
+              </w:rPr>
+              <w:t>Research phase</w:t>
+            </w:r>
+          </w:p>
+        </w:tc>
+        <w:tc>
+          <w:tcPr>
+            <w:tcW w:type="dxa" w:w="1728"/>
+            <w:shd w:fill="EDF2FA" w:val="clear"/>
+          </w:tcPr>
+          <w:p>
+            <w:pPr>
+              <w:spacing w:before="60" w:after="60"/>
+            </w:pPr>
+            <w:r/>
+            <w:r>
+              <w:rPr>
+                <w:rFonts w:ascii="Calibri" w:hAnsi="Calibri"/>
+                <w:color w:val="000000"/>
+                <w:sz w:val="19"/>
+              </w:rPr>
+              <w:t>Read-only mode prevents accidental writes</w:t>
+            </w:r>
+          </w:p>
+        </w:tc>
+        <w:tc>
+          <w:tcPr>
+            <w:tcW w:type="dxa" w:w="1728"/>
+            <w:shd w:fill="EDF2FA" w:val="clear"/>
+          </w:tcPr>
+          <w:p>
+            <w:pPr>
+              <w:spacing w:before="60" w:after="60"/>
+            </w:pPr>
+            <w:r/>
+            <w:r>
+              <w:rPr>
+                <w:rFonts w:ascii="Consolas" w:hAnsi="Consolas"/>
+                <w:color w:val="333333"/>
+                <w:sz w:val="18"/>
+                <w:shd w:fill="F2F2F2" w:val="clear"/>
+              </w:rPr>
+              <w:t>gemini --help</w:t>
+            </w:r>
+            <w:r>
+              <w:rPr>
+                <w:rFonts w:ascii="Calibri" w:hAnsi="Calibri"/>
+                <w:color w:val="000000"/>
+                <w:sz w:val="19"/>
+              </w:rPr>
+              <w:t xml:space="preserve"> shows 4 modes: default, auto_edit, yolo, plan</w:t>
+            </w:r>
+          </w:p>
+        </w:tc>
+        <w:tc>
+          <w:tcPr>
+            <w:tcW w:type="dxa" w:w="1728"/>
+            <w:shd w:fill="EDF2FA" w:val="clear"/>
+          </w:tcPr>
+          <w:p>
+            <w:pPr>
+              <w:spacing w:before="60" w:after="60"/>
+            </w:pPr>
+            <w:r/>
+            <w:r>
+              <w:rPr>
+                <w:rFonts w:ascii="Calibri" w:hAnsi="Calibri"/>
+                <w:color w:val="000000"/>
+                <w:sz w:val="19"/>
+              </w:rPr>
+              <w:t>V4.0</w:t>
+            </w:r>
+          </w:p>
+        </w:tc>
+      </w:tr>
+      <w:tr>
+        <w:tc>
+          <w:tcPr>
+            <w:tcW w:type="dxa" w:w="1728"/>
+          </w:tcPr>
+          <w:p>
+            <w:pPr>
+              <w:spacing w:before="60" w:after="60"/>
+            </w:pPr>
+            <w:r/>
+            <w:r>
+              <w:rPr>
+                <w:rFonts w:ascii="Consolas" w:hAnsi="Consolas"/>
+                <w:color w:val="333333"/>
+                <w:sz w:val="18"/>
+                <w:shd w:fill="F2F2F2" w:val="clear"/>
+              </w:rPr>
+              <w:t>--yolo</w:t>
+            </w:r>
+            <w:r>
+              <w:rPr>
+                <w:rFonts w:ascii="Calibri" w:hAnsi="Calibri"/>
+                <w:color w:val="000000"/>
+                <w:sz w:val="19"/>
+              </w:rPr>
+              <w:t xml:space="preserve"> mode</w:t>
+            </w:r>
+          </w:p>
+        </w:tc>
+        <w:tc>
+          <w:tcPr>
+            <w:tcW w:type="dxa" w:w="1728"/>
+          </w:tcPr>
+          <w:p>
+            <w:pPr>
+              <w:spacing w:before="60" w:after="60"/>
+            </w:pPr>
+            <w:r/>
+            <w:r>
+              <w:rPr>
+                <w:rFonts w:ascii="Calibri" w:hAnsi="Calibri"/>
+                <w:color w:val="000000"/>
+                <w:sz w:val="19"/>
+              </w:rPr>
+              <w:t>Spec-fix phase</w:t>
+            </w:r>
+          </w:p>
+        </w:tc>
+        <w:tc>
+          <w:tcPr>
+            <w:tcW w:type="dxa" w:w="1728"/>
+          </w:tcPr>
+          <w:p>
+            <w:pPr>
+              <w:spacing w:before="60" w:after="60"/>
+            </w:pPr>
+            <w:r/>
+            <w:r>
+              <w:rPr>
+                <w:rFonts w:ascii="Calibri" w:hAnsi="Calibri"/>
+                <w:color w:val="000000"/>
+                <w:sz w:val="19"/>
+              </w:rPr>
+              <w:t>Auto-approve all actions for autonomous operation</w:t>
+            </w:r>
+          </w:p>
+        </w:tc>
+        <w:tc>
+          <w:tcPr>
+            <w:tcW w:type="dxa" w:w="1728"/>
+          </w:tcPr>
+          <w:p>
+            <w:pPr>
+              <w:spacing w:before="60" w:after="60"/>
+            </w:pPr>
+            <w:r/>
+            <w:r>
+              <w:rPr>
+                <w:rFonts w:ascii="Consolas" w:hAnsi="Consolas"/>
+                <w:color w:val="333333"/>
+                <w:sz w:val="18"/>
+                <w:shd w:fill="F2F2F2" w:val="clear"/>
+              </w:rPr>
+              <w:t>gemini --help</w:t>
+            </w:r>
+            <w:r>
+              <w:rPr>
+                <w:rFonts w:ascii="Calibri" w:hAnsi="Calibri"/>
+                <w:color w:val="000000"/>
+                <w:sz w:val="19"/>
+              </w:rPr>
+              <w:t xml:space="preserve"> shows flag</w:t>
+            </w:r>
+          </w:p>
+        </w:tc>
+        <w:tc>
+          <w:tcPr>
+            <w:tcW w:type="dxa" w:w="1728"/>
+          </w:tcPr>
+          <w:p>
+            <w:pPr>
+              <w:spacing w:before="60" w:after="60"/>
+            </w:pPr>
+            <w:r/>
+            <w:r>
+              <w:rPr>
+                <w:rFonts w:ascii="Calibri" w:hAnsi="Calibri"/>
+                <w:color w:val="000000"/>
+                <w:sz w:val="19"/>
+              </w:rPr>
+              <w:t>V4.0</w:t>
+            </w:r>
+          </w:p>
+        </w:tc>
+      </w:tr>
+      <w:tr>
+        <w:tc>
+          <w:tcPr>
+            <w:tcW w:type="dxa" w:w="1728"/>
+            <w:shd w:fill="EDF2FA" w:val="clear"/>
+          </w:tcPr>
+          <w:p>
+            <w:pPr>
+              <w:spacing w:before="60" w:after="60"/>
+            </w:pPr>
+            <w:r/>
+            <w:r>
+              <w:rPr>
+                <w:rFonts w:ascii="Consolas" w:hAnsi="Consolas"/>
+                <w:color w:val="333333"/>
+                <w:sz w:val="18"/>
+                <w:shd w:fill="F2F2F2" w:val="clear"/>
+              </w:rPr>
+              <w:t>-p</w:t>
+            </w:r>
+            <w:r>
+              <w:rPr>
+                <w:rFonts w:ascii="Calibri" w:hAnsi="Calibri"/>
+                <w:color w:val="000000"/>
+                <w:sz w:val="19"/>
+              </w:rPr>
+              <w:t xml:space="preserve"> headless mode</w:t>
+            </w:r>
+          </w:p>
+        </w:tc>
+        <w:tc>
+          <w:tcPr>
+            <w:tcW w:type="dxa" w:w="1728"/>
+            <w:shd w:fill="EDF2FA" w:val="clear"/>
+          </w:tcPr>
+          <w:p>
+            <w:pPr>
+              <w:spacing w:before="60" w:after="60"/>
+            </w:pPr>
+            <w:r/>
+            <w:r>
+              <w:rPr>
+                <w:rFonts w:ascii="Calibri" w:hAnsi="Calibri"/>
+                <w:color w:val="000000"/>
+                <w:sz w:val="19"/>
+              </w:rPr>
+              <w:t>Pipeline calls</w:t>
+            </w:r>
+          </w:p>
+        </w:tc>
+        <w:tc>
+          <w:tcPr>
+            <w:tcW w:type="dxa" w:w="1728"/>
+            <w:shd w:fill="EDF2FA" w:val="clear"/>
+          </w:tcPr>
+          <w:p>
+            <w:pPr>
+              <w:spacing w:before="60" w:after="60"/>
+            </w:pPr>
+            <w:r/>
+            <w:r>
+              <w:rPr>
+                <w:rFonts w:ascii="Calibri" w:hAnsi="Calibri"/>
+                <w:color w:val="000000"/>
+                <w:sz w:val="19"/>
+              </w:rPr>
+              <w:t>Non-interactive mode for scripted execution</w:t>
+            </w:r>
+          </w:p>
+        </w:tc>
+        <w:tc>
+          <w:tcPr>
+            <w:tcW w:type="dxa" w:w="1728"/>
+            <w:shd w:fill="EDF2FA" w:val="clear"/>
+          </w:tcPr>
+          <w:p>
+            <w:pPr>
+              <w:spacing w:before="60" w:after="60"/>
+            </w:pPr>
+            <w:r/>
+            <w:r>
+              <w:rPr>
+                <w:rFonts w:ascii="Consolas" w:hAnsi="Consolas"/>
+                <w:color w:val="333333"/>
+                <w:sz w:val="18"/>
+                <w:shd w:fill="F2F2F2" w:val="clear"/>
+              </w:rPr>
+              <w:t>gemini --help</w:t>
+            </w:r>
+            <w:r>
+              <w:rPr>
+                <w:rFonts w:ascii="Calibri" w:hAnsi="Calibri"/>
+                <w:color w:val="000000"/>
+                <w:sz w:val="19"/>
+              </w:rPr>
+              <w:t xml:space="preserve"> shows </w:t>
+            </w:r>
+            <w:r>
+              <w:rPr>
+                <w:rFonts w:ascii="Consolas" w:hAnsi="Consolas"/>
+                <w:color w:val="333333"/>
+                <w:sz w:val="18"/>
+                <w:shd w:fill="F2F2F2" w:val="clear"/>
+              </w:rPr>
+              <w:t>--prompt</w:t>
+            </w:r>
+            <w:r>
+              <w:rPr>
+                <w:rFonts w:ascii="Calibri" w:hAnsi="Calibri"/>
+                <w:color w:val="000000"/>
+                <w:sz w:val="19"/>
+              </w:rPr>
+              <w:t xml:space="preserve"> flag</w:t>
+            </w:r>
+          </w:p>
+        </w:tc>
+        <w:tc>
+          <w:tcPr>
+            <w:tcW w:type="dxa" w:w="1728"/>
+            <w:shd w:fill="EDF2FA" w:val="clear"/>
+          </w:tcPr>
+          <w:p>
+            <w:pPr>
+              <w:spacing w:before="60" w:after="60"/>
+            </w:pPr>
+            <w:r/>
+            <w:r>
+              <w:rPr>
+                <w:rFonts w:ascii="Calibri" w:hAnsi="Calibri"/>
+                <w:color w:val="000000"/>
+                <w:sz w:val="19"/>
+              </w:rPr>
+              <w:t>V4.0</w:t>
+            </w:r>
+          </w:p>
+        </w:tc>
+      </w:tr>
+      <w:tr>
+        <w:tc>
+          <w:tcPr>
+            <w:tcW w:type="dxa" w:w="1728"/>
+          </w:tcPr>
+          <w:p>
+            <w:pPr>
+              <w:spacing w:before="60" w:after="60"/>
+            </w:pPr>
+            <w:r/>
+            <w:r>
+              <w:rPr>
+                <w:rFonts w:ascii="Consolas" w:hAnsi="Consolas"/>
+                <w:color w:val="333333"/>
+                <w:sz w:val="18"/>
+                <w:shd w:fill="F2F2F2" w:val="clear"/>
+              </w:rPr>
+              <w:t>skills</w:t>
+            </w:r>
+            <w:r>
+              <w:rPr>
+                <w:rFonts w:ascii="Calibri" w:hAnsi="Calibri"/>
+                <w:color w:val="000000"/>
+                <w:sz w:val="19"/>
+              </w:rPr>
+              <w:t xml:space="preserve"> subcommand</w:t>
+            </w:r>
+          </w:p>
+        </w:tc>
+        <w:tc>
+          <w:tcPr>
+            <w:tcW w:type="dxa" w:w="1728"/>
+          </w:tcPr>
+          <w:p>
+            <w:pPr>
+              <w:spacing w:before="60" w:after="60"/>
+            </w:pPr>
+            <w:r/>
+            <w:r>
+              <w:rPr>
+                <w:rFonts w:ascii="Calibri" w:hAnsi="Calibri"/>
+                <w:color w:val="000000"/>
+                <w:sz w:val="19"/>
+              </w:rPr>
+              <w:t>Extensibility</w:t>
+            </w:r>
+          </w:p>
+        </w:tc>
+        <w:tc>
+          <w:tcPr>
+            <w:tcW w:type="dxa" w:w="1728"/>
+          </w:tcPr>
+          <w:p>
+            <w:pPr>
+              <w:spacing w:before="60" w:after="60"/>
+            </w:pPr>
+            <w:r/>
+            <w:r>
+              <w:rPr>
+                <w:rFonts w:ascii="Calibri" w:hAnsi="Calibri"/>
+                <w:color w:val="000000"/>
+                <w:sz w:val="19"/>
+              </w:rPr>
+              <w:t>Manage agent skills within Gemini</w:t>
+            </w:r>
+          </w:p>
+        </w:tc>
+        <w:tc>
+          <w:tcPr>
+            <w:tcW w:type="dxa" w:w="1728"/>
+          </w:tcPr>
+          <w:p>
+            <w:pPr>
+              <w:spacing w:before="60" w:after="60"/>
+            </w:pPr>
+            <w:r/>
+            <w:r>
+              <w:rPr>
+                <w:rFonts w:ascii="Consolas" w:hAnsi="Consolas"/>
+                <w:color w:val="333333"/>
+                <w:sz w:val="18"/>
+                <w:shd w:fill="F2F2F2" w:val="clear"/>
+              </w:rPr>
+              <w:t>gemini --help</w:t>
+            </w:r>
+            <w:r>
+              <w:rPr>
+                <w:rFonts w:ascii="Calibri" w:hAnsi="Calibri"/>
+                <w:color w:val="000000"/>
+                <w:sz w:val="19"/>
+              </w:rPr>
+              <w:t xml:space="preserve"> shows </w:t>
+            </w:r>
+            <w:r>
+              <w:rPr>
+                <w:rFonts w:ascii="Consolas" w:hAnsi="Consolas"/>
+                <w:color w:val="333333"/>
+                <w:sz w:val="18"/>
+                <w:shd w:fill="F2F2F2" w:val="clear"/>
+              </w:rPr>
+              <w:t>gemini skills</w:t>
+            </w:r>
+          </w:p>
+        </w:tc>
+        <w:tc>
+          <w:tcPr>
+            <w:tcW w:type="dxa" w:w="1728"/>
+          </w:tcPr>
+          <w:p>
+            <w:pPr>
+              <w:spacing w:before="60" w:after="60"/>
+            </w:pPr>
+            <w:r/>
+            <w:r>
+              <w:rPr>
+                <w:rFonts w:ascii="Calibri" w:hAnsi="Calibri"/>
+                <w:color w:val="000000"/>
+                <w:sz w:val="19"/>
+              </w:rPr>
+              <w:t>V4.2</w:t>
+            </w:r>
+          </w:p>
+        </w:tc>
+      </w:tr>
+      <w:tr>
+        <w:tc>
+          <w:tcPr>
+            <w:tcW w:type="dxa" w:w="1728"/>
+            <w:shd w:fill="EDF2FA" w:val="clear"/>
+          </w:tcPr>
+          <w:p>
+            <w:pPr>
+              <w:spacing w:before="60" w:after="60"/>
+            </w:pPr>
+            <w:r/>
+            <w:r>
+              <w:rPr>
+                <w:rFonts w:ascii="Calibri" w:hAnsi="Calibri"/>
+                <w:color w:val="000000"/>
+                <w:sz w:val="19"/>
+              </w:rPr>
+              <w:t>1M context window</w:t>
+            </w:r>
+          </w:p>
+        </w:tc>
+        <w:tc>
+          <w:tcPr>
+            <w:tcW w:type="dxa" w:w="1728"/>
+            <w:shd w:fill="EDF2FA" w:val="clear"/>
+          </w:tcPr>
+          <w:p>
+            <w:pPr>
+              <w:spacing w:before="60" w:after="60"/>
+            </w:pPr>
+            <w:r/>
+            <w:r>
+              <w:rPr>
+                <w:rFonts w:ascii="Calibri" w:hAnsi="Calibri"/>
+                <w:color w:val="000000"/>
+                <w:sz w:val="19"/>
+              </w:rPr>
+              <w:t>Research, large codebase analysis</w:t>
+            </w:r>
+          </w:p>
+        </w:tc>
+        <w:tc>
+          <w:tcPr>
+            <w:tcW w:type="dxa" w:w="1728"/>
+            <w:shd w:fill="EDF2FA" w:val="clear"/>
+          </w:tcPr>
+          <w:p>
+            <w:pPr>
+              <w:spacing w:before="60" w:after="60"/>
+            </w:pPr>
+            <w:r/>
+            <w:r>
+              <w:rPr>
+                <w:rFonts w:ascii="Calibri" w:hAnsi="Calibri"/>
+                <w:color w:val="000000"/>
+                <w:sz w:val="19"/>
+              </w:rPr>
+              <w:t>Process entire repos without chunking</w:t>
+            </w:r>
+          </w:p>
+        </w:tc>
+        <w:tc>
+          <w:tcPr>
+            <w:tcW w:type="dxa" w:w="1728"/>
+            <w:shd w:fill="EDF2FA" w:val="clear"/>
+          </w:tcPr>
+          <w:p>
+            <w:pPr>
+              <w:spacing w:before="60" w:after="60"/>
+            </w:pPr>
+            <w:r/>
+            <w:r>
+              <w:rPr>
+                <w:rFonts w:ascii="Calibri" w:hAnsi="Calibri"/>
+                <w:color w:val="000000"/>
+                <w:sz w:val="19"/>
+              </w:rPr>
+              <w:t>Gemini 2.5 Pro spec</w:t>
+            </w:r>
+          </w:p>
+        </w:tc>
+        <w:tc>
+          <w:tcPr>
+            <w:tcW w:type="dxa" w:w="1728"/>
+            <w:shd w:fill="EDF2FA" w:val="clear"/>
+          </w:tcPr>
+          <w:p>
+            <w:pPr>
+              <w:spacing w:before="60" w:after="60"/>
+            </w:pPr>
+            <w:r/>
+            <w:r>
+              <w:rPr>
+                <w:rFonts w:ascii="Calibri" w:hAnsi="Calibri"/>
+                <w:color w:val="000000"/>
+                <w:sz w:val="19"/>
+              </w:rPr>
+              <w:t>V4.0</w:t>
+            </w:r>
+          </w:p>
+        </w:tc>
+      </w:tr>
+    </w:tbl>
+    <w:p>
+      <w:pPr>
+        <w:spacing w:before="80" w:after="80"/>
+      </w:pPr>
+    </w:p>
+    <w:p>
+      <w:pPr>
+        <w:spacing w:before="40" w:after="120"/>
+      </w:pPr>
+      <w:r>
+        <w:rPr>
+          <w:rFonts w:ascii="Calibri" w:hAnsi="Calibri"/>
+          <w:b/>
+          <w:color w:val="000000"/>
+          <w:sz w:val="22"/>
+        </w:rPr>
+        <w:t>Verified but not yet adopted:</w:t>
       </w:r>
     </w:p>
     <w:tbl>
@@ -25217,7 +29702,7 @@
                 <w:color w:val="FFFFFF"/>
                 <w:sz w:val="19"/>
               </w:rPr>
-              <w:t>Confirmed?</w:t>
+              <w:t>Verified How</w:t>
             </w:r>
           </w:p>
         </w:tc>
@@ -25271,7 +29756,7 @@
                 <w:color w:val="FFFFFF"/>
                 <w:sz w:val="19"/>
               </w:rPr>
-              <w:t>What Would Change If We Did</w:t>
+              <w:t>What Would Change</w:t>
             </w:r>
           </w:p>
         </w:tc>
@@ -25286,578 +29771,6 @@
               <w:spacing w:before="60" w:after="60"/>
             </w:pPr>
             <w:r/>
-            <w:r>
-              <w:rPr>
-                <w:rFonts w:ascii="Calibri" w:hAnsi="Calibri"/>
-                <w:color w:val="000000"/>
-                <w:sz w:val="19"/>
-              </w:rPr>
-              <w:t>o1/o3 reasoning models</w:t>
-            </w:r>
-          </w:p>
-        </w:tc>
-        <w:tc>
-          <w:tcPr>
-            <w:tcW w:type="dxa" w:w="2160"/>
-          </w:tcPr>
-          <w:p>
-            <w:pPr>
-              <w:spacing w:before="60" w:after="60"/>
-            </w:pPr>
-            <w:r/>
-            <w:r>
-              <w:rPr>
-                <w:rFonts w:ascii="Calibri" w:hAnsi="Calibri"/>
-                <w:color w:val="000000"/>
-                <w:sz w:val="19"/>
-              </w:rPr>
-              <w:t>Yes (ChatGPT Max)</w:t>
-            </w:r>
-          </w:p>
-        </w:tc>
-        <w:tc>
-          <w:tcPr>
-            <w:tcW w:type="dxa" w:w="2160"/>
-          </w:tcPr>
-          <w:p>
-            <w:pPr>
-              <w:spacing w:before="60" w:after="60"/>
-            </w:pPr>
-            <w:r/>
-            <w:r>
-              <w:rPr>
-                <w:rFonts w:ascii="Calibri" w:hAnsi="Calibri"/>
-                <w:color w:val="000000"/>
-                <w:sz w:val="19"/>
-              </w:rPr>
-              <w:t>Higher latency, uses more of the subscription rolling window.</w:t>
-            </w:r>
-          </w:p>
-        </w:tc>
-        <w:tc>
-          <w:tcPr>
-            <w:tcW w:type="dxa" w:w="2160"/>
-          </w:tcPr>
-          <w:p>
-            <w:pPr>
-              <w:spacing w:before="60" w:after="60"/>
-            </w:pPr>
-            <w:r/>
-            <w:r>
-              <w:rPr>
-                <w:rFonts w:ascii="Calibri" w:hAnsi="Calibri"/>
-                <w:color w:val="000000"/>
-                <w:sz w:val="19"/>
-              </w:rPr>
-              <w:t>Would improve complex refactoring quality. Need to test if latency trade-off is worth it.</w:t>
-            </w:r>
-          </w:p>
-        </w:tc>
-      </w:tr>
-    </w:tbl>
-    <w:p>
-      <w:pPr>
-        <w:spacing w:before="80" w:after="80"/>
-      </w:pPr>
-    </w:p>
-    <w:p>
-      <w:pPr>
-        <w:spacing w:before="40" w:after="120"/>
-      </w:pPr>
-      <w:r>
-        <w:rPr>
-          <w:rFonts w:ascii="Calibri" w:hAnsi="Calibri"/>
-          <w:b/>
-          <w:color w:val="000000"/>
-          <w:sz w:val="22"/>
-        </w:rPr>
-        <w:t>Not yet confirmed (need to verify at next 30-day check):</w:t>
-      </w:r>
-    </w:p>
-    <w:p>
-      <w:pPr>
-        <w:spacing w:before="20" w:after="20"/>
-        <w:ind w:left="504"/>
-      </w:pPr>
-      <w:r>
-        <w:rPr>
-          <w:rFonts w:ascii="Calibri" w:hAnsi="Calibri"/>
-          <w:color w:val="2B579A"/>
-          <w:sz w:val="22"/>
-        </w:rPr>
-        <w:t xml:space="preserve">•  </w:t>
-      </w:r>
-      <w:r>
-        <w:rPr>
-          <w:rFonts w:ascii="Calibri" w:hAnsi="Calibri"/>
-          <w:color w:val="000000"/>
-          <w:sz w:val="22"/>
-        </w:rPr>
-        <w:t>Codex CLI sub-agent or multi-session capabilities</w:t>
-      </w:r>
-    </w:p>
-    <w:p>
-      <w:pPr>
-        <w:spacing w:before="20" w:after="20"/>
-        <w:ind w:left="504"/>
-      </w:pPr>
-      <w:r>
-        <w:rPr>
-          <w:rFonts w:ascii="Calibri" w:hAnsi="Calibri"/>
-          <w:color w:val="2B579A"/>
-          <w:sz w:val="22"/>
-        </w:rPr>
-        <w:t xml:space="preserve">•  </w:t>
-      </w:r>
-      <w:r>
-        <w:rPr>
-          <w:rFonts w:ascii="Calibri" w:hAnsi="Calibri"/>
-          <w:color w:val="000000"/>
-          <w:sz w:val="22"/>
-        </w:rPr>
-        <w:t>Codex structured JSON output mode</w:t>
-      </w:r>
-    </w:p>
-    <w:p>
-      <w:pPr>
-        <w:spacing w:before="20" w:after="20"/>
-        <w:ind w:left="504"/>
-      </w:pPr>
-      <w:r>
-        <w:rPr>
-          <w:rFonts w:ascii="Calibri" w:hAnsi="Calibri"/>
-          <w:color w:val="2B579A"/>
-          <w:sz w:val="22"/>
-        </w:rPr>
-        <w:t xml:space="preserve">•  </w:t>
-      </w:r>
-      <w:r>
-        <w:rPr>
-          <w:rFonts w:ascii="Calibri" w:hAnsi="Calibri"/>
-          <w:color w:val="000000"/>
-          <w:sz w:val="22"/>
-        </w:rPr>
-        <w:t>Codex hook or extension system</w:t>
-      </w:r>
-    </w:p>
-    <w:p>
-      <w:pPr>
-        <w:spacing w:before="20" w:after="20"/>
-        <w:ind w:left="504"/>
-      </w:pPr>
-      <w:r>
-        <w:rPr>
-          <w:rFonts w:ascii="Calibri" w:hAnsi="Calibri"/>
-          <w:color w:val="2B579A"/>
-          <w:sz w:val="22"/>
-        </w:rPr>
-        <w:t xml:space="preserve">•  </w:t>
-      </w:r>
-      <w:r>
-        <w:rPr>
-          <w:rFonts w:ascii="Calibri" w:hAnsi="Calibri"/>
-          <w:color w:val="000000"/>
-          <w:sz w:val="22"/>
-        </w:rPr>
-        <w:t>Rate limit changes for ChatGPT Max plan</w:t>
-      </w:r>
-    </w:p>
-    <w:p>
-      <w:pPr>
-        <w:pStyle w:val="Heading3"/>
-      </w:pPr>
-      <w:r>
-        <w:t>Gemini / Google — Features in Use</w:t>
-      </w:r>
-    </w:p>
-    <w:tbl>
-      <w:tblPr>
-        <w:tblW w:type="auto" w:w="0"/>
-        <w:jc w:val="left"/>
-        <w:tblLayout w:type="autofit"/>
-        <w:tblLook w:firstColumn="1" w:firstRow="1" w:lastColumn="0" w:lastRow="0" w:noHBand="0" w:noVBand="1" w:val="04A0"/>
-        <w:tblBorders>
-          <w:top w:val="single" w:sz="4" w:space="0" w:color="CCCCCC"/>
-          <w:left w:val="single" w:sz="4" w:space="0" w:color="CCCCCC"/>
-          <w:bottom w:val="single" w:sz="4" w:space="0" w:color="CCCCCC"/>
-          <w:right w:val="single" w:sz="4" w:space="0" w:color="CCCCCC"/>
-          <w:insideH w:val="single" w:sz="4" w:space="0" w:color="CCCCCC"/>
-          <w:insideV w:val="single" w:sz="4" w:space="0" w:color="CCCCCC"/>
-        </w:tblBorders>
-      </w:tblPr>
-      <w:tblGrid>
-        <w:gridCol w:w="2160"/>
-        <w:gridCol w:w="2160"/>
-        <w:gridCol w:w="2160"/>
-        <w:gridCol w:w="2160"/>
-      </w:tblGrid>
-      <w:tr>
-        <w:tc>
-          <w:tcPr>
-            <w:tcW w:type="dxa" w:w="2160"/>
-            <w:shd w:fill="2B579A" w:val="clear"/>
-          </w:tcPr>
-          <w:p>
-            <w:pPr>
-              <w:spacing w:before="80" w:after="80"/>
-            </w:pPr>
-            <w:r>
-              <w:rPr>
-                <w:b/>
-                <w:color w:val="FFFFFF"/>
-                <w:sz w:val="19"/>
-              </w:rPr>
-            </w:r>
-            <w:r>
-              <w:rPr>
-                <w:rFonts w:ascii="Calibri" w:hAnsi="Calibri"/>
-                <w:b/>
-                <w:color w:val="FFFFFF"/>
-                <w:sz w:val="19"/>
-              </w:rPr>
-              <w:t>Feature</w:t>
-            </w:r>
-          </w:p>
-        </w:tc>
-        <w:tc>
-          <w:tcPr>
-            <w:tcW w:type="dxa" w:w="2160"/>
-            <w:shd w:fill="2B579A" w:val="clear"/>
-          </w:tcPr>
-          <w:p>
-            <w:pPr>
-              <w:spacing w:before="80" w:after="80"/>
-            </w:pPr>
-            <w:r>
-              <w:rPr>
-                <w:b/>
-                <w:color w:val="FFFFFF"/>
-                <w:sz w:val="19"/>
-              </w:rPr>
-            </w:r>
-            <w:r>
-              <w:rPr>
-                <w:rFonts w:ascii="Calibri" w:hAnsi="Calibri"/>
-                <w:b/>
-                <w:color w:val="FFFFFF"/>
-                <w:sz w:val="19"/>
-              </w:rPr>
-              <w:t>Where Used</w:t>
-            </w:r>
-          </w:p>
-        </w:tc>
-        <w:tc>
-          <w:tcPr>
-            <w:tcW w:type="dxa" w:w="2160"/>
-            <w:shd w:fill="2B579A" w:val="clear"/>
-          </w:tcPr>
-          <w:p>
-            <w:pPr>
-              <w:spacing w:before="80" w:after="80"/>
-            </w:pPr>
-            <w:r>
-              <w:rPr>
-                <w:b/>
-                <w:color w:val="FFFFFF"/>
-                <w:sz w:val="19"/>
-              </w:rPr>
-            </w:r>
-            <w:r>
-              <w:rPr>
-                <w:rFonts w:ascii="Calibri" w:hAnsi="Calibri"/>
-                <w:b/>
-                <w:color w:val="FFFFFF"/>
-                <w:sz w:val="19"/>
-              </w:rPr>
-              <w:t>Why</w:t>
-            </w:r>
-          </w:p>
-        </w:tc>
-        <w:tc>
-          <w:tcPr>
-            <w:tcW w:type="dxa" w:w="2160"/>
-            <w:shd w:fill="2B579A" w:val="clear"/>
-          </w:tcPr>
-          <w:p>
-            <w:pPr>
-              <w:spacing w:before="80" w:after="80"/>
-            </w:pPr>
-            <w:r>
-              <w:rPr>
-                <w:b/>
-                <w:color w:val="FFFFFF"/>
-                <w:sz w:val="19"/>
-              </w:rPr>
-            </w:r>
-            <w:r>
-              <w:rPr>
-                <w:rFonts w:ascii="Calibri" w:hAnsi="Calibri"/>
-                <w:b/>
-                <w:color w:val="FFFFFF"/>
-                <w:sz w:val="19"/>
-              </w:rPr>
-              <w:t>Since</w:t>
-            </w:r>
-          </w:p>
-        </w:tc>
-      </w:tr>
-      <w:tr>
-        <w:tc>
-          <w:tcPr>
-            <w:tcW w:type="dxa" w:w="2160"/>
-          </w:tcPr>
-          <w:p>
-            <w:pPr>
-              <w:spacing w:before="60" w:after="60"/>
-            </w:pPr>
-            <w:r/>
-            <w:r>
-              <w:rPr>
-                <w:rFonts w:ascii="Calibri" w:hAnsi="Calibri"/>
-                <w:color w:val="000000"/>
-                <w:sz w:val="19"/>
-              </w:rPr>
-              <w:t>Gemini Ultra subscription ($20/mo)</w:t>
-            </w:r>
-          </w:p>
-        </w:tc>
-        <w:tc>
-          <w:tcPr>
-            <w:tcW w:type="dxa" w:w="2160"/>
-          </w:tcPr>
-          <w:p>
-            <w:pPr>
-              <w:spacing w:before="60" w:after="60"/>
-            </w:pPr>
-            <w:r/>
-            <w:r>
-              <w:rPr>
-                <w:rFonts w:ascii="Calibri" w:hAnsi="Calibri"/>
-                <w:color w:val="000000"/>
-                <w:sz w:val="19"/>
-              </w:rPr>
-              <w:t>All Gemini CLI calls</w:t>
-            </w:r>
-          </w:p>
-        </w:tc>
-        <w:tc>
-          <w:tcPr>
-            <w:tcW w:type="dxa" w:w="2160"/>
-          </w:tcPr>
-          <w:p>
-            <w:pPr>
-              <w:spacing w:before="60" w:after="60"/>
-            </w:pPr>
-            <w:r/>
-            <w:r>
-              <w:rPr>
-                <w:rFonts w:ascii="Calibri" w:hAnsi="Calibri"/>
-                <w:color w:val="000000"/>
-                <w:sz w:val="19"/>
-              </w:rPr>
-              <w:t>$0 marginal; cheapest subscription of the three</w:t>
-            </w:r>
-          </w:p>
-        </w:tc>
-        <w:tc>
-          <w:tcPr>
-            <w:tcW w:type="dxa" w:w="2160"/>
-          </w:tcPr>
-          <w:p>
-            <w:pPr>
-              <w:spacing w:before="60" w:after="60"/>
-            </w:pPr>
-            <w:r/>
-            <w:r>
-              <w:rPr>
-                <w:rFonts w:ascii="Calibri" w:hAnsi="Calibri"/>
-                <w:color w:val="000000"/>
-                <w:sz w:val="19"/>
-              </w:rPr>
-              <w:t>V4.0</w:t>
-            </w:r>
-          </w:p>
-        </w:tc>
-      </w:tr>
-      <w:tr>
-        <w:tc>
-          <w:tcPr>
-            <w:tcW w:type="dxa" w:w="2160"/>
-            <w:shd w:fill="EDF2FA" w:val="clear"/>
-          </w:tcPr>
-          <w:p>
-            <w:pPr>
-              <w:spacing w:before="60" w:after="60"/>
-            </w:pPr>
-            <w:r/>
-            <w:r>
-              <w:rPr>
-                <w:rFonts w:ascii="Calibri" w:hAnsi="Calibri"/>
-                <w:color w:val="000000"/>
-                <w:sz w:val="19"/>
-              </w:rPr>
-              <w:t>1M token context window</w:t>
-            </w:r>
-          </w:p>
-        </w:tc>
-        <w:tc>
-          <w:tcPr>
-            <w:tcW w:type="dxa" w:w="2160"/>
-            <w:shd w:fill="EDF2FA" w:val="clear"/>
-          </w:tcPr>
-          <w:p>
-            <w:pPr>
-              <w:spacing w:before="60" w:after="60"/>
-            </w:pPr>
-            <w:r/>
-            <w:r>
-              <w:rPr>
-                <w:rFonts w:ascii="Calibri" w:hAnsi="Calibri"/>
-                <w:color w:val="000000"/>
-                <w:sz w:val="19"/>
-              </w:rPr>
-              <w:t>Research phase, large codebase analysis</w:t>
-            </w:r>
-          </w:p>
-        </w:tc>
-        <w:tc>
-          <w:tcPr>
-            <w:tcW w:type="dxa" w:w="2160"/>
-            <w:shd w:fill="EDF2FA" w:val="clear"/>
-          </w:tcPr>
-          <w:p>
-            <w:pPr>
-              <w:spacing w:before="60" w:after="60"/>
-            </w:pPr>
-            <w:r/>
-            <w:r>
-              <w:rPr>
-                <w:rFonts w:ascii="Calibri" w:hAnsi="Calibri"/>
-                <w:color w:val="000000"/>
-                <w:sz w:val="19"/>
-              </w:rPr>
-              <w:t>Can process entire repos in single call; no chunking needed</w:t>
-            </w:r>
-          </w:p>
-        </w:tc>
-        <w:tc>
-          <w:tcPr>
-            <w:tcW w:type="dxa" w:w="2160"/>
-            <w:shd w:fill="EDF2FA" w:val="clear"/>
-          </w:tcPr>
-          <w:p>
-            <w:pPr>
-              <w:spacing w:before="60" w:after="60"/>
-            </w:pPr>
-            <w:r/>
-            <w:r>
-              <w:rPr>
-                <w:rFonts w:ascii="Calibri" w:hAnsi="Calibri"/>
-                <w:color w:val="000000"/>
-                <w:sz w:val="19"/>
-              </w:rPr>
-              <w:t>V4.0</w:t>
-            </w:r>
-          </w:p>
-        </w:tc>
-      </w:tr>
-      <w:tr>
-        <w:tc>
-          <w:tcPr>
-            <w:tcW w:type="dxa" w:w="2160"/>
-          </w:tcPr>
-          <w:p>
-            <w:pPr>
-              <w:spacing w:before="60" w:after="60"/>
-            </w:pPr>
-            <w:r/>
-            <w:r>
-              <w:rPr>
-                <w:rFonts w:ascii="Calibri" w:hAnsi="Calibri"/>
-                <w:color w:val="000000"/>
-                <w:sz w:val="19"/>
-              </w:rPr>
-              <w:t>15 RPM (highest of all 3 CLIs)</w:t>
-            </w:r>
-          </w:p>
-        </w:tc>
-        <w:tc>
-          <w:tcPr>
-            <w:tcW w:type="dxa" w:w="2160"/>
-          </w:tcPr>
-          <w:p>
-            <w:pPr>
-              <w:spacing w:before="60" w:after="60"/>
-            </w:pPr>
-            <w:r/>
-            <w:r>
-              <w:rPr>
-                <w:rFonts w:ascii="Calibri" w:hAnsi="Calibri"/>
-                <w:color w:val="000000"/>
-                <w:sz w:val="19"/>
-              </w:rPr>
-              <w:t>Bulk review chunks, parallel research</w:t>
-            </w:r>
-          </w:p>
-        </w:tc>
-        <w:tc>
-          <w:tcPr>
-            <w:tcW w:type="dxa" w:w="2160"/>
-          </w:tcPr>
-          <w:p>
-            <w:pPr>
-              <w:spacing w:before="60" w:after="60"/>
-            </w:pPr>
-            <w:r/>
-            <w:r>
-              <w:rPr>
-                <w:rFonts w:ascii="Calibri" w:hAnsi="Calibri"/>
-                <w:color w:val="000000"/>
-                <w:sz w:val="19"/>
-              </w:rPr>
-              <w:t>Highest throughput for spreading review load</w:t>
-            </w:r>
-          </w:p>
-        </w:tc>
-        <w:tc>
-          <w:tcPr>
-            <w:tcW w:type="dxa" w:w="2160"/>
-          </w:tcPr>
-          <w:p>
-            <w:pPr>
-              <w:spacing w:before="60" w:after="60"/>
-            </w:pPr>
-            <w:r/>
-            <w:r>
-              <w:rPr>
-                <w:rFonts w:ascii="Calibri" w:hAnsi="Calibri"/>
-                <w:color w:val="000000"/>
-                <w:sz w:val="19"/>
-              </w:rPr>
-              <w:t>V4.0</w:t>
-            </w:r>
-          </w:p>
-        </w:tc>
-      </w:tr>
-      <w:tr>
-        <w:tc>
-          <w:tcPr>
-            <w:tcW w:type="dxa" w:w="2160"/>
-            <w:shd w:fill="EDF2FA" w:val="clear"/>
-          </w:tcPr>
-          <w:p>
-            <w:pPr>
-              <w:spacing w:before="60" w:after="60"/>
-            </w:pPr>
-            <w:r/>
-            <w:r>
-              <w:rPr>
-                <w:rFonts w:ascii="Calibri" w:hAnsi="Calibri"/>
-                <w:color w:val="000000"/>
-                <w:sz w:val="19"/>
-              </w:rPr>
-              <w:t>Approval mode (</w:t>
-            </w:r>
             <w:r>
               <w:rPr>
                 <w:rFonts w:ascii="Consolas" w:hAnsi="Consolas"/>
@@ -25865,18 +29778,78 @@
                 <w:sz w:val="18"/>
                 <w:shd w:fill="F2F2F2" w:val="clear"/>
               </w:rPr>
-              <w:t>--approval-mode plan</w:t>
-            </w:r>
-            <w:r>
-              <w:rPr>
-                <w:rFonts w:ascii="Calibri" w:hAnsi="Calibri"/>
-                <w:color w:val="000000"/>
-                <w:sz w:val="19"/>
-              </w:rPr>
-              <w:t>)</w:t>
-            </w:r>
-          </w:p>
-        </w:tc>
+              <w:t>--experimental-acp</w:t>
+            </w:r>
+          </w:p>
+        </w:tc>
+        <w:tc>
+          <w:tcPr>
+            <w:tcW w:type="dxa" w:w="2160"/>
+          </w:tcPr>
+          <w:p>
+            <w:pPr>
+              <w:spacing w:before="60" w:after="60"/>
+            </w:pPr>
+            <w:r/>
+            <w:r>
+              <w:rPr>
+                <w:rFonts w:ascii="Consolas" w:hAnsi="Consolas"/>
+                <w:color w:val="333333"/>
+                <w:sz w:val="18"/>
+                <w:shd w:fill="F2F2F2" w:val="clear"/>
+              </w:rPr>
+              <w:t>gemini --help</w:t>
+            </w:r>
+            <w:r>
+              <w:rPr>
+                <w:rFonts w:ascii="Calibri" w:hAnsi="Calibri"/>
+                <w:color w:val="000000"/>
+                <w:sz w:val="19"/>
+              </w:rPr>
+              <w:t xml:space="preserve"> shows flag</w:t>
+            </w:r>
+          </w:p>
+        </w:tc>
+        <w:tc>
+          <w:tcPr>
+            <w:tcW w:type="dxa" w:w="2160"/>
+          </w:tcPr>
+          <w:p>
+            <w:pPr>
+              <w:spacing w:before="60" w:after="60"/>
+            </w:pPr>
+            <w:r/>
+            <w:r>
+              <w:rPr>
+                <w:rFonts w:ascii="Calibri" w:hAnsi="Calibri"/>
+                <w:color w:val="000000"/>
+                <w:sz w:val="19"/>
+              </w:rPr>
+              <w:t>Experimental ACP mode — unknown behavior, undocumented</w:t>
+            </w:r>
+          </w:p>
+        </w:tc>
+        <w:tc>
+          <w:tcPr>
+            <w:tcW w:type="dxa" w:w="2160"/>
+          </w:tcPr>
+          <w:p>
+            <w:pPr>
+              <w:spacing w:before="60" w:after="60"/>
+            </w:pPr>
+            <w:r/>
+            <w:r>
+              <w:rPr>
+                <w:rFonts w:ascii="Calibri" w:hAnsi="Calibri"/>
+                <w:color w:val="000000"/>
+                <w:sz w:val="19"/>
+              </w:rPr>
+              <w:t>May enable agent-to-agent communication protocol. Need to test.</w:t>
+            </w:r>
+          </w:p>
+        </w:tc>
+      </w:tr>
+      <w:tr>
         <w:tc>
           <w:tcPr>
             <w:tcW w:type="dxa" w:w="2160"/>
@@ -25889,11 +29862,12 @@
             <w:r/>
             <w:r>
               <w:rPr>
-                <w:rFonts w:ascii="Calibri" w:hAnsi="Calibri"/>
-                <w:color w:val="000000"/>
-                <w:sz w:val="19"/>
-              </w:rPr>
-              <w:t>Research phase</w:t>
+                <w:rFonts w:ascii="Consolas" w:hAnsi="Consolas"/>
+                <w:color w:val="333333"/>
+                <w:sz w:val="18"/>
+                <w:shd w:fill="F2F2F2" w:val="clear"/>
+              </w:rPr>
+              <w:t>--approval-mode auto_edit</w:t>
             </w:r>
           </w:p>
         </w:tc>
@@ -25909,11 +29883,20 @@
             <w:r/>
             <w:r>
               <w:rPr>
-                <w:rFonts w:ascii="Calibri" w:hAnsi="Calibri"/>
-                <w:color w:val="000000"/>
-                <w:sz w:val="19"/>
-              </w:rPr>
-              <w:t>Read-only mode prevents accidental writes during research</w:t>
+                <w:rFonts w:ascii="Consolas" w:hAnsi="Consolas"/>
+                <w:color w:val="333333"/>
+                <w:sz w:val="18"/>
+                <w:shd w:fill="F2F2F2" w:val="clear"/>
+              </w:rPr>
+              <w:t>gemini --help</w:t>
+            </w:r>
+            <w:r>
+              <w:rPr>
+                <w:rFonts w:ascii="Calibri" w:hAnsi="Calibri"/>
+                <w:color w:val="000000"/>
+                <w:sz w:val="19"/>
+              </w:rPr>
+              <w:t xml:space="preserve"> shows mode</w:t>
             </w:r>
           </w:p>
         </w:tc>
@@ -25933,7 +29916,157 @@
                 <w:color w:val="000000"/>
                 <w:sz w:val="19"/>
               </w:rPr>
-              <w:t>V4.0</w:t>
+              <w:t xml:space="preserve">We use </w:t>
+            </w:r>
+            <w:r>
+              <w:rPr>
+                <w:rFonts w:ascii="Consolas" w:hAnsi="Consolas"/>
+                <w:color w:val="333333"/>
+                <w:sz w:val="18"/>
+                <w:shd w:fill="F2F2F2" w:val="clear"/>
+              </w:rPr>
+              <w:t>plan</w:t>
+            </w:r>
+            <w:r>
+              <w:rPr>
+                <w:rFonts w:ascii="Calibri" w:hAnsi="Calibri"/>
+                <w:color w:val="000000"/>
+                <w:sz w:val="19"/>
+              </w:rPr>
+              <w:t xml:space="preserve"> (read-only) for safety in research</w:t>
+            </w:r>
+          </w:p>
+        </w:tc>
+        <w:tc>
+          <w:tcPr>
+            <w:tcW w:type="dxa" w:w="2160"/>
+            <w:shd w:fill="EDF2FA" w:val="clear"/>
+          </w:tcPr>
+          <w:p>
+            <w:pPr>
+              <w:spacing w:before="60" w:after="60"/>
+            </w:pPr>
+            <w:r/>
+            <w:r>
+              <w:rPr>
+                <w:rFonts w:ascii="Calibri" w:hAnsi="Calibri"/>
+                <w:color w:val="000000"/>
+                <w:sz w:val="19"/>
+              </w:rPr>
+              <w:t>Would auto-approve file edits, enabling Gemini to fix code directly.</w:t>
+            </w:r>
+          </w:p>
+        </w:tc>
+      </w:tr>
+      <w:tr>
+        <w:tc>
+          <w:tcPr>
+            <w:tcW w:type="dxa" w:w="2160"/>
+          </w:tcPr>
+          <w:p>
+            <w:pPr>
+              <w:spacing w:before="60" w:after="60"/>
+            </w:pPr>
+            <w:r/>
+            <w:r>
+              <w:rPr>
+                <w:rFonts w:ascii="Consolas" w:hAnsi="Consolas"/>
+                <w:color w:val="333333"/>
+                <w:sz w:val="18"/>
+                <w:shd w:fill="F2F2F2" w:val="clear"/>
+              </w:rPr>
+              <w:t>-i</w:t>
+            </w:r>
+            <w:r>
+              <w:rPr>
+                <w:rFonts w:ascii="Calibri" w:hAnsi="Calibri"/>
+                <w:color w:val="000000"/>
+                <w:sz w:val="19"/>
+              </w:rPr>
+              <w:t xml:space="preserve"> interactive-with-prompt</w:t>
+            </w:r>
+          </w:p>
+        </w:tc>
+        <w:tc>
+          <w:tcPr>
+            <w:tcW w:type="dxa" w:w="2160"/>
+          </w:tcPr>
+          <w:p>
+            <w:pPr>
+              <w:spacing w:before="60" w:after="60"/>
+            </w:pPr>
+            <w:r/>
+            <w:r>
+              <w:rPr>
+                <w:rFonts w:ascii="Consolas" w:hAnsi="Consolas"/>
+                <w:color w:val="333333"/>
+                <w:sz w:val="18"/>
+                <w:shd w:fill="F2F2F2" w:val="clear"/>
+              </w:rPr>
+              <w:t>gemini --help</w:t>
+            </w:r>
+            <w:r>
+              <w:rPr>
+                <w:rFonts w:ascii="Calibri" w:hAnsi="Calibri"/>
+                <w:color w:val="000000"/>
+                <w:sz w:val="19"/>
+              </w:rPr>
+              <w:t xml:space="preserve"> shows flag</w:t>
+            </w:r>
+          </w:p>
+        </w:tc>
+        <w:tc>
+          <w:tcPr>
+            <w:tcW w:type="dxa" w:w="2160"/>
+          </w:tcPr>
+          <w:p>
+            <w:pPr>
+              <w:spacing w:before="60" w:after="60"/>
+            </w:pPr>
+            <w:r/>
+            <w:r>
+              <w:rPr>
+                <w:rFonts w:ascii="Calibri" w:hAnsi="Calibri"/>
+                <w:color w:val="000000"/>
+                <w:sz w:val="19"/>
+              </w:rPr>
+              <w:t xml:space="preserve">We use </w:t>
+            </w:r>
+            <w:r>
+              <w:rPr>
+                <w:rFonts w:ascii="Consolas" w:hAnsi="Consolas"/>
+                <w:color w:val="333333"/>
+                <w:sz w:val="18"/>
+                <w:shd w:fill="F2F2F2" w:val="clear"/>
+              </w:rPr>
+              <w:t>-p</w:t>
+            </w:r>
+            <w:r>
+              <w:rPr>
+                <w:rFonts w:ascii="Calibri" w:hAnsi="Calibri"/>
+                <w:color w:val="000000"/>
+                <w:sz w:val="19"/>
+              </w:rPr>
+              <w:t xml:space="preserve"> (headless) for pipeline</w:t>
+            </w:r>
+          </w:p>
+        </w:tc>
+        <w:tc>
+          <w:tcPr>
+            <w:tcW w:type="dxa" w:w="2160"/>
+          </w:tcPr>
+          <w:p>
+            <w:pPr>
+              <w:spacing w:before="60" w:after="60"/>
+            </w:pPr>
+            <w:r/>
+            <w:r>
+              <w:rPr>
+                <w:rFonts w:ascii="Calibri" w:hAnsi="Calibri"/>
+                <w:color w:val="000000"/>
+                <w:sz w:val="19"/>
+              </w:rPr>
+              <w:t>Would allow hybrid: run a prompt then continue interactively for debugging.</w:t>
             </w:r>
           </w:p>
         </w:tc>
@@ -25955,34 +30088,51 @@
           <w:color w:val="000000"/>
           <w:sz w:val="22"/>
         </w:rPr>
-        <w:t>Confirmed features not yet adopted:</w:t>
+        <w:t>Not yet verified (check at 2026-05-10):</w:t>
       </w:r>
     </w:p>
     <w:p>
       <w:pPr>
-        <w:spacing w:before="40" w:after="120"/>
-      </w:pPr>
+        <w:spacing w:before="20" w:after="20"/>
+        <w:ind w:left="504"/>
+      </w:pPr>
+      <w:r>
+        <w:rPr>
+          <w:rFonts w:ascii="Calibri" w:hAnsi="Calibri"/>
+          <w:color w:val="2B579A"/>
+          <w:sz w:val="22"/>
+        </w:rPr>
+        <w:t xml:space="preserve">•  </w:t>
+      </w:r>
       <w:r>
         <w:rPr>
           <w:rFonts w:ascii="Calibri" w:hAnsi="Calibri"/>
           <w:color w:val="000000"/>
           <w:sz w:val="22"/>
         </w:rPr>
-        <w:t>None confirmed at this time. Gemini CLI is the newest of the three and has fewer documented extensibility features than Claude Code.</w:t>
+        <w:t>Gemini grounding or web search capability (no flags found in --help)</w:t>
       </w:r>
     </w:p>
     <w:p>
       <w:pPr>
-        <w:spacing w:before="40" w:after="120"/>
-      </w:pPr>
-      <w:r>
-        <w:rPr>
-          <w:rFonts w:ascii="Calibri" w:hAnsi="Calibri"/>
-          <w:b/>
+        <w:spacing w:before="20" w:after="20"/>
+        <w:ind w:left="504"/>
+      </w:pPr>
+      <w:r>
+        <w:rPr>
+          <w:rFonts w:ascii="Calibri" w:hAnsi="Calibri"/>
+          <w:color w:val="2B579A"/>
+          <w:sz w:val="22"/>
+        </w:rPr>
+        <w:t xml:space="preserve">•  </w:t>
+      </w:r>
+      <w:r>
+        <w:rPr>
+          <w:rFonts w:ascii="Calibri" w:hAnsi="Calibri"/>
           <w:color w:val="000000"/>
           <w:sz w:val="22"/>
         </w:rPr>
-        <w:t>Not yet confirmed (need to verify at next 30-day check):</w:t>
+        <w:t>Gemini multimodal/vision via CLI (no flags found in --help)</w:t>
       </w:r>
     </w:p>
     <w:p>
@@ -26004,73 +30154,7 @@
           <w:color w:val="000000"/>
           <w:sz w:val="22"/>
         </w:rPr>
-        <w:t>Gemini CLI agent or sub-agent capabilities</w:t>
-      </w:r>
-    </w:p>
-    <w:p>
-      <w:pPr>
-        <w:spacing w:before="20" w:after="20"/>
-        <w:ind w:left="504"/>
-      </w:pPr>
-      <w:r>
-        <w:rPr>
-          <w:rFonts w:ascii="Calibri" w:hAnsi="Calibri"/>
-          <w:color w:val="2B579A"/>
-          <w:sz w:val="22"/>
-        </w:rPr>
-        <w:t xml:space="preserve">•  </w:t>
-      </w:r>
-      <w:r>
-        <w:rPr>
-          <w:rFonts w:ascii="Calibri" w:hAnsi="Calibri"/>
-          <w:color w:val="000000"/>
-          <w:sz w:val="22"/>
-        </w:rPr>
-        <w:t>Gemini CLI structured output or JSON mode</w:t>
-      </w:r>
-    </w:p>
-    <w:p>
-      <w:pPr>
-        <w:spacing w:before="20" w:after="20"/>
-        <w:ind w:left="504"/>
-      </w:pPr>
-      <w:r>
-        <w:rPr>
-          <w:rFonts w:ascii="Calibri" w:hAnsi="Calibri"/>
-          <w:color w:val="2B579A"/>
-          <w:sz w:val="22"/>
-        </w:rPr>
-        <w:t xml:space="preserve">•  </w:t>
-      </w:r>
-      <w:r>
-        <w:rPr>
-          <w:rFonts w:ascii="Calibri" w:hAnsi="Calibri"/>
-          <w:color w:val="000000"/>
-          <w:sz w:val="22"/>
-        </w:rPr>
-        <w:t>Gemini grounding (web search during CLI sessions)</w:t>
-      </w:r>
-    </w:p>
-    <w:p>
-      <w:pPr>
-        <w:spacing w:before="20" w:after="20"/>
-        <w:ind w:left="504"/>
-      </w:pPr>
-      <w:r>
-        <w:rPr>
-          <w:rFonts w:ascii="Calibri" w:hAnsi="Calibri"/>
-          <w:color w:val="2B579A"/>
-          <w:sz w:val="22"/>
-        </w:rPr>
-        <w:t xml:space="preserve">•  </w:t>
-      </w:r>
-      <w:r>
-        <w:rPr>
-          <w:rFonts w:ascii="Calibri" w:hAnsi="Calibri"/>
-          <w:color w:val="000000"/>
-          <w:sz w:val="22"/>
-        </w:rPr>
-        <w:t>Gemini multimodal (can the CLI analyze images/screenshots?)</w:t>
+        <w:t>Gemini structured JSON output mode (no flags found in --help)</w:t>
       </w:r>
     </w:p>
     <w:p>

--- a/docs/GSD-Developer-Guide.docx
+++ b/docs/GSD-Developer-Guide.docx
@@ -24743,7 +24743,7 @@
                 <w:color w:val="000000"/>
                 <w:sz w:val="19"/>
               </w:rPr>
-              <w:t>Graphify</w:t>
+              <w:t>Graphify v0.4.1</w:t>
             </w:r>
           </w:p>
         </w:tc>
@@ -24764,7 +24764,7 @@
                 <w:sz w:val="18"/>
                 <w:shd w:fill="F2F2F2" w:val="clear"/>
               </w:rPr>
-              <w:t>graphify --version</w:t>
+              <w:t>graphify install --platform claude</w:t>
             </w:r>
           </w:p>
         </w:tc>
@@ -24781,11 +24781,10 @@
             <w:r>
               <w:rPr>
                 <w:rFonts w:ascii="Calibri" w:hAnsi="Calibri"/>
-                <w:b/>
-                <w:color w:val="000000"/>
-                <w:sz w:val="19"/>
-              </w:rPr>
-              <w:t>NOT INSTALLED</w:t>
+                <w:color w:val="000000"/>
+                <w:sz w:val="19"/>
+              </w:rPr>
+              <w:t>Skill installed to Claude Code</w:t>
             </w:r>
           </w:p>
         </w:tc>
@@ -24805,7 +24804,7 @@
                 <w:color w:val="000000"/>
                 <w:sz w:val="19"/>
               </w:rPr>
-              <w:t>MISSING</w:t>
+              <w:t>VERIFIED</w:t>
             </w:r>
           </w:p>
         </w:tc>
@@ -24826,7 +24825,7 @@
                 <w:color w:val="000000"/>
                 <w:sz w:val="19"/>
               </w:rPr>
-              <w:t>GitNexus</w:t>
+              <w:t>GitNexus v1.5.3</w:t>
             </w:r>
           </w:p>
         </w:tc>
@@ -24846,7 +24845,7 @@
                 <w:sz w:val="18"/>
                 <w:shd w:fill="F2F2F2" w:val="clear"/>
               </w:rPr>
-              <w:t>gitnexus --version</w:t>
+              <w:t>gitnexus analyze</w:t>
             </w:r>
           </w:p>
         </w:tc>
@@ -24862,11 +24861,10 @@
             <w:r>
               <w:rPr>
                 <w:rFonts w:ascii="Calibri" w:hAnsi="Calibri"/>
-                <w:b/>
-                <w:color w:val="000000"/>
-                <w:sz w:val="19"/>
-              </w:rPr>
-              <w:t>NOT INSTALLED</w:t>
+                <w:color w:val="000000"/>
+                <w:sz w:val="19"/>
+              </w:rPr>
+              <w:t>1,045 nodes, 2,090 edges, 46 clusters, 64 flows</w:t>
             </w:r>
           </w:p>
         </w:tc>
@@ -24885,7 +24883,7 @@
                 <w:color w:val="000000"/>
                 <w:sz w:val="19"/>
               </w:rPr>
-              <w:t>MISSING</w:t>
+              <w:t>VERIFIED</w:t>
             </w:r>
           </w:p>
         </w:tc>
@@ -24950,6 +24948,14 @@
               </w:rPr>
               <w:t>NOT SET</w:t>
             </w:r>
+            <w:r>
+              <w:rPr>
+                <w:rFonts w:ascii="Calibri" w:hAnsi="Calibri"/>
+                <w:color w:val="000000"/>
+                <w:sz w:val="19"/>
+              </w:rPr>
+              <w:t xml:space="preserve"> (set it to enable dual auth fallback)</w:t>
+            </w:r>
           </w:p>
         </w:tc>
         <w:tc>
@@ -24968,7 +24974,7 @@
                 <w:color w:val="000000"/>
                 <w:sz w:val="19"/>
               </w:rPr>
-              <w:t>MISSING</w:t>
+              <w:t>ACTION NEEDED</w:t>
             </w:r>
           </w:p>
         </w:tc>
@@ -24989,7 +24995,7 @@
                 <w:color w:val="000000"/>
                 <w:sz w:val="19"/>
               </w:rPr>
-              <w:t>GitHub MCP token</w:t>
+              <w:t>GitHub PAT</w:t>
             </w:r>
           </w:p>
         </w:tc>
@@ -25009,7 +25015,7 @@
                 <w:sz w:val="18"/>
                 <w:shd w:fill="F2F2F2" w:val="clear"/>
               </w:rPr>
-              <w:t>claude mcp list</w:t>
+              <w:t>SetEnvironmentVariable</w:t>
             </w:r>
           </w:p>
         </w:tc>
@@ -25028,7 +25034,7 @@
                 <w:color w:val="000000"/>
                 <w:sz w:val="19"/>
               </w:rPr>
-              <w:t>Needs authentication (no token)</w:t>
+              <w:t>Set as user env var (new terminal sessions)</w:t>
             </w:r>
           </w:p>
         </w:tc>
@@ -25047,7 +25053,7 @@
                 <w:color w:val="000000"/>
                 <w:sz w:val="19"/>
               </w:rPr>
-              <w:t>MISSING</w:t>
+              <w:t>VERIFIED</w:t>
             </w:r>
           </w:p>
         </w:tc>
@@ -25138,7 +25144,99 @@
           <w:color w:val="000000"/>
           <w:sz w:val="22"/>
         </w:rPr>
-        <w:t xml:space="preserve">Install graphify: </w:t>
+        <w:t>~~Install graphify~~ DONE (v0.4.1, skill installed to Claude Code)</w:t>
+      </w:r>
+    </w:p>
+    <w:p>
+      <w:pPr>
+        <w:spacing w:before="20" w:after="20"/>
+        <w:ind w:left="504" w:hanging="360"/>
+      </w:pPr>
+      <w:r>
+        <w:rPr>
+          <w:rFonts w:ascii="Calibri" w:hAnsi="Calibri"/>
+          <w:b/>
+          <w:color w:val="2B579A"/>
+          <w:sz w:val="22"/>
+        </w:rPr>
+        <w:t xml:space="preserve">4.  </w:t>
+      </w:r>
+      <w:r>
+        <w:rPr>
+          <w:rFonts w:ascii="Calibri" w:hAnsi="Calibri"/>
+          <w:color w:val="000000"/>
+          <w:sz w:val="22"/>
+        </w:rPr>
+        <w:t>~~Install gitnexus~~ DONE (v1.5.3, indexed: 1,045 nodes, 2,090 edges, 46 clusters, 64 flows)</w:t>
+      </w:r>
+    </w:p>
+    <w:p>
+      <w:pPr>
+        <w:spacing w:before="20" w:after="20"/>
+        <w:ind w:left="504" w:hanging="360"/>
+      </w:pPr>
+      <w:r>
+        <w:rPr>
+          <w:rFonts w:ascii="Calibri" w:hAnsi="Calibri"/>
+          <w:b/>
+          <w:color w:val="2B579A"/>
+          <w:sz w:val="22"/>
+        </w:rPr>
+        <w:t xml:space="preserve">5.  </w:t>
+      </w:r>
+      <w:r>
+        <w:rPr>
+          <w:rFonts w:ascii="Calibri" w:hAnsi="Calibri"/>
+          <w:color w:val="000000"/>
+          <w:sz w:val="22"/>
+        </w:rPr>
+        <w:t>Set ANTHROPIC_API_KEY in environment (enables dual auth fallback)</w:t>
+      </w:r>
+    </w:p>
+    <w:p>
+      <w:pPr>
+        <w:spacing w:before="20" w:after="20"/>
+        <w:ind w:left="504" w:hanging="360"/>
+      </w:pPr>
+      <w:r>
+        <w:rPr>
+          <w:rFonts w:ascii="Calibri" w:hAnsi="Calibri"/>
+          <w:b/>
+          <w:color w:val="2B579A"/>
+          <w:sz w:val="22"/>
+        </w:rPr>
+        <w:t xml:space="preserve">6.  </w:t>
+      </w:r>
+      <w:r>
+        <w:rPr>
+          <w:rFonts w:ascii="Calibri" w:hAnsi="Calibri"/>
+          <w:color w:val="000000"/>
+          <w:sz w:val="22"/>
+        </w:rPr>
+        <w:t>~~Set GITHUB_PERSONAL_ACCESS_TOKEN~~ DONE (user env var set)</w:t>
+      </w:r>
+    </w:p>
+    <w:p>
+      <w:pPr>
+        <w:spacing w:before="20" w:after="20"/>
+        <w:ind w:left="504" w:hanging="360"/>
+      </w:pPr>
+      <w:r>
+        <w:rPr>
+          <w:rFonts w:ascii="Calibri" w:hAnsi="Calibri"/>
+          <w:b/>
+          <w:color w:val="2B579A"/>
+          <w:sz w:val="22"/>
+        </w:rPr>
+        <w:t xml:space="preserve">7.  </w:t>
+      </w:r>
+      <w:r>
+        <w:rPr>
+          <w:rFonts w:ascii="Calibri" w:hAnsi="Calibri"/>
+          <w:color w:val="000000"/>
+          <w:sz w:val="22"/>
+        </w:rPr>
+        <w:t xml:space="preserve">Run </w:t>
       </w:r>
       <w:r>
         <w:rPr>
@@ -25147,7 +25245,7 @@
           <w:sz w:val="18"/>
           <w:shd w:fill="F2F2F2" w:val="clear"/>
         </w:rPr>
-        <w:t>pip install graphifyy</w:t>
+        <w:t>/graphify .</w:t>
       </w:r>
       <w:r>
         <w:rPr>
@@ -25155,111 +25253,7 @@
           <w:color w:val="000000"/>
           <w:sz w:val="22"/>
         </w:rPr>
-        <w:t xml:space="preserve"> then </w:t>
-      </w:r>
-      <w:r>
-        <w:rPr>
-          <w:rFonts w:ascii="Consolas" w:hAnsi="Consolas"/>
-          <w:color w:val="333333"/>
-          <w:sz w:val="18"/>
-          <w:shd w:fill="F2F2F2" w:val="clear"/>
-        </w:rPr>
-        <w:t>graphify install</w:t>
-      </w:r>
-    </w:p>
-    <w:p>
-      <w:pPr>
-        <w:spacing w:before="20" w:after="20"/>
-        <w:ind w:left="504" w:hanging="360"/>
-      </w:pPr>
-      <w:r>
-        <w:rPr>
-          <w:rFonts w:ascii="Calibri" w:hAnsi="Calibri"/>
-          <w:b/>
-          <w:color w:val="2B579A"/>
-          <w:sz w:val="22"/>
-        </w:rPr>
-        <w:t xml:space="preserve">4.  </w:t>
-      </w:r>
-      <w:r>
-        <w:rPr>
-          <w:rFonts w:ascii="Calibri" w:hAnsi="Calibri"/>
-          <w:color w:val="000000"/>
-          <w:sz w:val="22"/>
-        </w:rPr>
-        <w:t xml:space="preserve">Install gitnexus: </w:t>
-      </w:r>
-      <w:r>
-        <w:rPr>
-          <w:rFonts w:ascii="Consolas" w:hAnsi="Consolas"/>
-          <w:color w:val="333333"/>
-          <w:sz w:val="18"/>
-          <w:shd w:fill="F2F2F2" w:val="clear"/>
-        </w:rPr>
-        <w:t>npm install -g gitnexus</w:t>
-      </w:r>
-      <w:r>
-        <w:rPr>
-          <w:rFonts w:ascii="Calibri" w:hAnsi="Calibri"/>
-          <w:color w:val="000000"/>
-          <w:sz w:val="22"/>
-        </w:rPr>
-        <w:t xml:space="preserve"> then </w:t>
-      </w:r>
-      <w:r>
-        <w:rPr>
-          <w:rFonts w:ascii="Consolas" w:hAnsi="Consolas"/>
-          <w:color w:val="333333"/>
-          <w:sz w:val="18"/>
-          <w:shd w:fill="F2F2F2" w:val="clear"/>
-        </w:rPr>
-        <w:t>gitnexus analyze</w:t>
-      </w:r>
-    </w:p>
-    <w:p>
-      <w:pPr>
-        <w:spacing w:before="20" w:after="20"/>
-        <w:ind w:left="504" w:hanging="360"/>
-      </w:pPr>
-      <w:r>
-        <w:rPr>
-          <w:rFonts w:ascii="Calibri" w:hAnsi="Calibri"/>
-          <w:b/>
-          <w:color w:val="2B579A"/>
-          <w:sz w:val="22"/>
-        </w:rPr>
-        <w:t xml:space="preserve">5.  </w:t>
-      </w:r>
-      <w:r>
-        <w:rPr>
-          <w:rFonts w:ascii="Calibri" w:hAnsi="Calibri"/>
-          <w:color w:val="000000"/>
-          <w:sz w:val="22"/>
-        </w:rPr>
-        <w:t>Set ANTHROPIC_API_KEY in environment (enables dual auth fallback)</w:t>
-      </w:r>
-    </w:p>
-    <w:p>
-      <w:pPr>
-        <w:spacing w:before="20" w:after="20"/>
-        <w:ind w:left="504" w:hanging="360"/>
-      </w:pPr>
-      <w:r>
-        <w:rPr>
-          <w:rFonts w:ascii="Calibri" w:hAnsi="Calibri"/>
-          <w:b/>
-          <w:color w:val="2B579A"/>
-          <w:sz w:val="22"/>
-        </w:rPr>
-        <w:t xml:space="preserve">6.  </w:t>
-      </w:r>
-      <w:r>
-        <w:rPr>
-          <w:rFonts w:ascii="Calibri" w:hAnsi="Calibri"/>
-          <w:color w:val="000000"/>
-          <w:sz w:val="22"/>
-        </w:rPr>
-        <w:t>Set GITHUB_PERSONAL_ACCESS_TOKEN for GitHub MCP</w:t>
+        <w:t xml:space="preserve"> in a Claude Code session to generate the knowledge graph (interactive step)</w:t>
       </w:r>
     </w:p>
     <w:p>

--- a/docs/GSD-Developer-Guide.docx
+++ b/docs/GSD-Developer-Guide.docx
@@ -24925,7 +24925,7 @@
                 <w:color w:val="000000"/>
                 <w:sz w:val="19"/>
               </w:rPr>
-              <w:t>env check</w:t>
+              <w:t>user env var set</w:t>
             </w:r>
           </w:p>
         </w:tc>
@@ -24942,19 +24942,10 @@
             <w:r>
               <w:rPr>
                 <w:rFonts w:ascii="Calibri" w:hAnsi="Calibri"/>
-                <w:b/>
-                <w:color w:val="000000"/>
-                <w:sz w:val="19"/>
-              </w:rPr>
-              <w:t>NOT SET</w:t>
-            </w:r>
-            <w:r>
-              <w:rPr>
-                <w:rFonts w:ascii="Calibri" w:hAnsi="Calibri"/>
-                <w:color w:val="000000"/>
-                <w:sz w:val="19"/>
-              </w:rPr>
-              <w:t xml:space="preserve"> (set it to enable dual auth fallback)</w:t>
+                <w:color w:val="000000"/>
+                <w:sz w:val="19"/>
+              </w:rPr>
+              <w:t>Dual auth fallback enabled (new terminal sessions)</w:t>
             </w:r>
           </w:p>
         </w:tc>
@@ -24974,7 +24965,7 @@
                 <w:color w:val="000000"/>
                 <w:sz w:val="19"/>
               </w:rPr>
-              <w:t>ACTION NEEDED</w:t>
+              <w:t>VERIFIED</w:t>
             </w:r>
           </w:p>
         </w:tc>
@@ -25190,7 +25181,7 @@
           <w:color w:val="000000"/>
           <w:sz w:val="22"/>
         </w:rPr>
-        <w:t>Set ANTHROPIC_API_KEY in environment (enables dual auth fallback)</w:t>
+        <w:t>~~Set ANTHROPIC_API_KEY~~ DONE (user env var, enables dual auth fallback)</w:t>
       </w:r>
     </w:p>
     <w:p>
@@ -25254,6 +25245,19 @@
           <w:sz w:val="22"/>
         </w:rPr>
         <w:t xml:space="preserve"> in a Claude Code session to generate the knowledge graph (interactive step)</w:t>
+      </w:r>
+    </w:p>
+    <w:p>
+      <w:pPr>
+        <w:spacing w:before="40" w:after="120"/>
+      </w:pPr>
+      <w:r>
+        <w:rPr>
+          <w:rFonts w:ascii="Calibri" w:hAnsi="Calibri"/>
+          <w:color w:val="000000"/>
+          <w:sz w:val="22"/>
+        </w:rPr>
+        <w:t>All API keys set as persistent user environment variables (DEEPSEEK_API_KEY and MINIMAX_API_KEY also configured for emergency fallback).</w:t>
       </w:r>
     </w:p>
     <w:p>

--- a/docs/GSD-Developer-Guide.docx
+++ b/docs/GSD-Developer-Guide.docx
@@ -30830,7 +30830,2537 @@
         <w:pStyle w:val="Heading3"/>
       </w:pPr>
       <w:r>
+        <w:t>Installed Community Skills (107 Claude Code + 97 Agent Skills)</w:t>
+      </w:r>
+    </w:p>
+    <w:p>
+      <w:pPr>
+        <w:spacing w:before="40" w:after="120"/>
+      </w:pPr>
+      <w:r>
+        <w:rPr>
+          <w:rFonts w:ascii="Calibri" w:hAnsi="Calibri"/>
+          <w:color w:val="000000"/>
+          <w:sz w:val="22"/>
+        </w:rPr>
+        <w:t xml:space="preserve">Installed 2026-04-11 via </w:t>
+      </w:r>
+      <w:r>
+        <w:rPr>
+          <w:rFonts w:ascii="Consolas" w:hAnsi="Consolas"/>
+          <w:color w:val="333333"/>
+          <w:sz w:val="18"/>
+          <w:shd w:fill="F2F2F2" w:val="clear"/>
+        </w:rPr>
+        <w:t>npx skills add</w:t>
+      </w:r>
+      <w:r>
+        <w:rPr>
+          <w:rFonts w:ascii="Calibri" w:hAnsi="Calibri"/>
+          <w:color w:val="000000"/>
+          <w:sz w:val="22"/>
+        </w:rPr>
+        <w:t>. These extend agent capabilities beyond the core TypeScript harness.</w:t>
+      </w:r>
+    </w:p>
+    <w:p>
+      <w:pPr>
+        <w:spacing w:before="40" w:after="120"/>
+      </w:pPr>
+      <w:r>
+        <w:rPr>
+          <w:rFonts w:ascii="Calibri" w:hAnsi="Calibri"/>
+          <w:b/>
+          <w:color w:val="000000"/>
+          <w:sz w:val="22"/>
+        </w:rPr>
+        <w:t>Token optimization:</w:t>
+      </w:r>
+    </w:p>
+    <w:tbl>
+      <w:tblPr>
+        <w:tblW w:type="auto" w:w="0"/>
+        <w:jc w:val="left"/>
+        <w:tblLayout w:type="autofit"/>
+        <w:tblLook w:firstColumn="1" w:firstRow="1" w:lastColumn="0" w:lastRow="0" w:noHBand="0" w:noVBand="1" w:val="04A0"/>
+        <w:tblBorders>
+          <w:top w:val="single" w:sz="4" w:space="0" w:color="CCCCCC"/>
+          <w:left w:val="single" w:sz="4" w:space="0" w:color="CCCCCC"/>
+          <w:bottom w:val="single" w:sz="4" w:space="0" w:color="CCCCCC"/>
+          <w:right w:val="single" w:sz="4" w:space="0" w:color="CCCCCC"/>
+          <w:insideH w:val="single" w:sz="4" w:space="0" w:color="CCCCCC"/>
+          <w:insideV w:val="single" w:sz="4" w:space="0" w:color="CCCCCC"/>
+        </w:tblBorders>
+      </w:tblPr>
+      <w:tblGrid>
+        <w:gridCol w:w="2160"/>
+        <w:gridCol w:w="2160"/>
+        <w:gridCol w:w="2160"/>
+        <w:gridCol w:w="2160"/>
+      </w:tblGrid>
+      <w:tr>
+        <w:tc>
+          <w:tcPr>
+            <w:tcW w:type="dxa" w:w="2160"/>
+            <w:shd w:fill="2B579A" w:val="clear"/>
+          </w:tcPr>
+          <w:p>
+            <w:pPr>
+              <w:spacing w:before="80" w:after="80"/>
+            </w:pPr>
+            <w:r>
+              <w:rPr>
+                <w:b/>
+                <w:color w:val="FFFFFF"/>
+                <w:sz w:val="19"/>
+              </w:rPr>
+            </w:r>
+            <w:r>
+              <w:rPr>
+                <w:rFonts w:ascii="Calibri" w:hAnsi="Calibri"/>
+                <w:b/>
+                <w:color w:val="FFFFFF"/>
+                <w:sz w:val="19"/>
+              </w:rPr>
+              <w:t>Skill</w:t>
+            </w:r>
+          </w:p>
+        </w:tc>
+        <w:tc>
+          <w:tcPr>
+            <w:tcW w:type="dxa" w:w="2160"/>
+            <w:shd w:fill="2B579A" w:val="clear"/>
+          </w:tcPr>
+          <w:p>
+            <w:pPr>
+              <w:spacing w:before="80" w:after="80"/>
+            </w:pPr>
+            <w:r>
+              <w:rPr>
+                <w:b/>
+                <w:color w:val="FFFFFF"/>
+                <w:sz w:val="19"/>
+              </w:rPr>
+            </w:r>
+            <w:r>
+              <w:rPr>
+                <w:rFonts w:ascii="Calibri" w:hAnsi="Calibri"/>
+                <w:b/>
+                <w:color w:val="FFFFFF"/>
+                <w:sz w:val="19"/>
+              </w:rPr>
+              <w:t>Source</w:t>
+            </w:r>
+          </w:p>
+        </w:tc>
+        <w:tc>
+          <w:tcPr>
+            <w:tcW w:type="dxa" w:w="2160"/>
+            <w:shd w:fill="2B579A" w:val="clear"/>
+          </w:tcPr>
+          <w:p>
+            <w:pPr>
+              <w:spacing w:before="80" w:after="80"/>
+            </w:pPr>
+            <w:r>
+              <w:rPr>
+                <w:b/>
+                <w:color w:val="FFFFFF"/>
+                <w:sz w:val="19"/>
+              </w:rPr>
+            </w:r>
+            <w:r>
+              <w:rPr>
+                <w:rFonts w:ascii="Calibri" w:hAnsi="Calibri"/>
+                <w:b/>
+                <w:color w:val="FFFFFF"/>
+                <w:sz w:val="19"/>
+              </w:rPr>
+              <w:t>What it does</w:t>
+            </w:r>
+          </w:p>
+        </w:tc>
+        <w:tc>
+          <w:tcPr>
+            <w:tcW w:type="dxa" w:w="2160"/>
+            <w:shd w:fill="2B579A" w:val="clear"/>
+          </w:tcPr>
+          <w:p>
+            <w:pPr>
+              <w:spacing w:before="80" w:after="80"/>
+            </w:pPr>
+            <w:r>
+              <w:rPr>
+                <w:b/>
+                <w:color w:val="FFFFFF"/>
+                <w:sz w:val="19"/>
+              </w:rPr>
+            </w:r>
+            <w:r>
+              <w:rPr>
+                <w:rFonts w:ascii="Calibri" w:hAnsi="Calibri"/>
+                <w:b/>
+                <w:color w:val="FFFFFF"/>
+                <w:sz w:val="19"/>
+              </w:rPr>
+              <w:t>Install</w:t>
+            </w:r>
+          </w:p>
+        </w:tc>
+      </w:tr>
+      <w:tr>
+        <w:tc>
+          <w:tcPr>
+            <w:tcW w:type="dxa" w:w="2160"/>
+          </w:tcPr>
+          <w:p>
+            <w:pPr>
+              <w:spacing w:before="60" w:after="60"/>
+            </w:pPr>
+            <w:r/>
+            <w:r>
+              <w:rPr>
+                <w:rFonts w:ascii="Calibri" w:hAnsi="Calibri"/>
+                <w:color w:val="000000"/>
+                <w:sz w:val="19"/>
+              </w:rPr>
+              <w:t>caveman</w:t>
+            </w:r>
+          </w:p>
+        </w:tc>
+        <w:tc>
+          <w:tcPr>
+            <w:tcW w:type="dxa" w:w="2160"/>
+          </w:tcPr>
+          <w:p>
+            <w:pPr>
+              <w:spacing w:before="60" w:after="60"/>
+            </w:pPr>
+            <w:r/>
+            <w:r>
+              <w:rPr>
+                <w:rFonts w:ascii="Calibri" w:hAnsi="Calibri"/>
+                <w:color w:val="000000"/>
+                <w:sz w:val="19"/>
+              </w:rPr>
+              <w:t>JuliusBrussee/caveman</w:t>
+            </w:r>
+          </w:p>
+        </w:tc>
+        <w:tc>
+          <w:tcPr>
+            <w:tcW w:type="dxa" w:w="2160"/>
+          </w:tcPr>
+          <w:p>
+            <w:pPr>
+              <w:spacing w:before="60" w:after="60"/>
+            </w:pPr>
+            <w:r/>
+            <w:r>
+              <w:rPr>
+                <w:rFonts w:ascii="Calibri" w:hAnsi="Calibri"/>
+                <w:color w:val="000000"/>
+                <w:sz w:val="19"/>
+              </w:rPr>
+              <w:t>Cuts 65-75% output tokens via terse responses</w:t>
+            </w:r>
+          </w:p>
+        </w:tc>
+        <w:tc>
+          <w:tcPr>
+            <w:tcW w:type="dxa" w:w="2160"/>
+          </w:tcPr>
+          <w:p>
+            <w:pPr>
+              <w:spacing w:before="60" w:after="60"/>
+            </w:pPr>
+            <w:r/>
+            <w:r>
+              <w:rPr>
+                <w:rFonts w:ascii="Consolas" w:hAnsi="Consolas"/>
+                <w:color w:val="333333"/>
+                <w:sz w:val="18"/>
+                <w:shd w:fill="F2F2F2" w:val="clear"/>
+              </w:rPr>
+              <w:t>npx skills add JuliusBrussee/caveman</w:t>
+            </w:r>
+          </w:p>
+        </w:tc>
+      </w:tr>
+      <w:tr>
+        <w:tc>
+          <w:tcPr>
+            <w:tcW w:type="dxa" w:w="2160"/>
+            <w:shd w:fill="EDF2FA" w:val="clear"/>
+          </w:tcPr>
+          <w:p>
+            <w:pPr>
+              <w:spacing w:before="60" w:after="60"/>
+            </w:pPr>
+            <w:r/>
+            <w:r>
+              <w:rPr>
+                <w:rFonts w:ascii="Calibri" w:hAnsi="Calibri"/>
+                <w:color w:val="000000"/>
+                <w:sz w:val="19"/>
+              </w:rPr>
+              <w:t>caveman-commit</w:t>
+            </w:r>
+          </w:p>
+        </w:tc>
+        <w:tc>
+          <w:tcPr>
+            <w:tcW w:type="dxa" w:w="2160"/>
+            <w:shd w:fill="EDF2FA" w:val="clear"/>
+          </w:tcPr>
+          <w:p>
+            <w:pPr>
+              <w:spacing w:before="60" w:after="60"/>
+            </w:pPr>
+            <w:r/>
+            <w:r>
+              <w:rPr>
+                <w:rFonts w:ascii="Calibri" w:hAnsi="Calibri"/>
+                <w:color w:val="000000"/>
+                <w:sz w:val="19"/>
+              </w:rPr>
+              <w:t>JuliusBrussee/caveman</w:t>
+            </w:r>
+          </w:p>
+        </w:tc>
+        <w:tc>
+          <w:tcPr>
+            <w:tcW w:type="dxa" w:w="2160"/>
+            <w:shd w:fill="EDF2FA" w:val="clear"/>
+          </w:tcPr>
+          <w:p>
+            <w:pPr>
+              <w:spacing w:before="60" w:after="60"/>
+            </w:pPr>
+            <w:r/>
+            <w:r>
+              <w:rPr>
+                <w:rFonts w:ascii="Calibri" w:hAnsi="Calibri"/>
+                <w:color w:val="000000"/>
+                <w:sz w:val="19"/>
+              </w:rPr>
+              <w:t>Terse git commit messages</w:t>
+            </w:r>
+          </w:p>
+        </w:tc>
+        <w:tc>
+          <w:tcPr>
+            <w:tcW w:type="dxa" w:w="2160"/>
+            <w:shd w:fill="EDF2FA" w:val="clear"/>
+          </w:tcPr>
+          <w:p>
+            <w:pPr>
+              <w:spacing w:before="60" w:after="60"/>
+            </w:pPr>
+            <w:r/>
+            <w:r>
+              <w:rPr>
+                <w:rFonts w:ascii="Calibri" w:hAnsi="Calibri"/>
+                <w:color w:val="000000"/>
+                <w:sz w:val="19"/>
+              </w:rPr>
+              <w:t>Included with caveman</w:t>
+            </w:r>
+          </w:p>
+        </w:tc>
+      </w:tr>
+      <w:tr>
+        <w:tc>
+          <w:tcPr>
+            <w:tcW w:type="dxa" w:w="2160"/>
+          </w:tcPr>
+          <w:p>
+            <w:pPr>
+              <w:spacing w:before="60" w:after="60"/>
+            </w:pPr>
+            <w:r/>
+            <w:r>
+              <w:rPr>
+                <w:rFonts w:ascii="Calibri" w:hAnsi="Calibri"/>
+                <w:color w:val="000000"/>
+                <w:sz w:val="19"/>
+              </w:rPr>
+              <w:t>caveman-review</w:t>
+            </w:r>
+          </w:p>
+        </w:tc>
+        <w:tc>
+          <w:tcPr>
+            <w:tcW w:type="dxa" w:w="2160"/>
+          </w:tcPr>
+          <w:p>
+            <w:pPr>
+              <w:spacing w:before="60" w:after="60"/>
+            </w:pPr>
+            <w:r/>
+            <w:r>
+              <w:rPr>
+                <w:rFonts w:ascii="Calibri" w:hAnsi="Calibri"/>
+                <w:color w:val="000000"/>
+                <w:sz w:val="19"/>
+              </w:rPr>
+              <w:t>JuliusBrussee/caveman</w:t>
+            </w:r>
+          </w:p>
+        </w:tc>
+        <w:tc>
+          <w:tcPr>
+            <w:tcW w:type="dxa" w:w="2160"/>
+          </w:tcPr>
+          <w:p>
+            <w:pPr>
+              <w:spacing w:before="60" w:after="60"/>
+            </w:pPr>
+            <w:r/>
+            <w:r>
+              <w:rPr>
+                <w:rFonts w:ascii="Calibri" w:hAnsi="Calibri"/>
+                <w:color w:val="000000"/>
+                <w:sz w:val="19"/>
+              </w:rPr>
+              <w:t>One-line code reviews</w:t>
+            </w:r>
+          </w:p>
+        </w:tc>
+        <w:tc>
+          <w:tcPr>
+            <w:tcW w:type="dxa" w:w="2160"/>
+          </w:tcPr>
+          <w:p>
+            <w:pPr>
+              <w:spacing w:before="60" w:after="60"/>
+            </w:pPr>
+            <w:r/>
+            <w:r>
+              <w:rPr>
+                <w:rFonts w:ascii="Calibri" w:hAnsi="Calibri"/>
+                <w:color w:val="000000"/>
+                <w:sz w:val="19"/>
+              </w:rPr>
+              <w:t>Included with caveman</w:t>
+            </w:r>
+          </w:p>
+        </w:tc>
+      </w:tr>
+    </w:tbl>
+    <w:p>
+      <w:pPr>
+        <w:spacing w:before="80" w:after="80"/>
+      </w:pPr>
+    </w:p>
+    <w:p>
+      <w:pPr>
+        <w:spacing w:before="40" w:after="120"/>
+      </w:pPr>
+      <w:r>
+        <w:rPr>
+          <w:rFonts w:ascii="Calibri" w:hAnsi="Calibri"/>
+          <w:b/>
+          <w:color w:val="000000"/>
+          <w:sz w:val="22"/>
+        </w:rPr>
+        <w:t>Security (Trail of Bits + McGo + OWASP + Shannon):</w:t>
+      </w:r>
+    </w:p>
+    <w:tbl>
+      <w:tblPr>
+        <w:tblW w:type="auto" w:w="0"/>
+        <w:jc w:val="left"/>
+        <w:tblLayout w:type="autofit"/>
+        <w:tblLook w:firstColumn="1" w:firstRow="1" w:lastColumn="0" w:lastRow="0" w:noHBand="0" w:noVBand="1" w:val="04A0"/>
+        <w:tblBorders>
+          <w:top w:val="single" w:sz="4" w:space="0" w:color="CCCCCC"/>
+          <w:left w:val="single" w:sz="4" w:space="0" w:color="CCCCCC"/>
+          <w:bottom w:val="single" w:sz="4" w:space="0" w:color="CCCCCC"/>
+          <w:right w:val="single" w:sz="4" w:space="0" w:color="CCCCCC"/>
+          <w:insideH w:val="single" w:sz="4" w:space="0" w:color="CCCCCC"/>
+          <w:insideV w:val="single" w:sz="4" w:space="0" w:color="CCCCCC"/>
+        </w:tblBorders>
+      </w:tblPr>
+      <w:tblGrid>
+        <w:gridCol w:w="2880"/>
+        <w:gridCol w:w="2880"/>
+        <w:gridCol w:w="2880"/>
+      </w:tblGrid>
+      <w:tr>
+        <w:tc>
+          <w:tcPr>
+            <w:tcW w:type="dxa" w:w="2880"/>
+            <w:shd w:fill="2B579A" w:val="clear"/>
+          </w:tcPr>
+          <w:p>
+            <w:pPr>
+              <w:spacing w:before="80" w:after="80"/>
+            </w:pPr>
+            <w:r>
+              <w:rPr>
+                <w:b/>
+                <w:color w:val="FFFFFF"/>
+                <w:sz w:val="19"/>
+              </w:rPr>
+            </w:r>
+            <w:r>
+              <w:rPr>
+                <w:rFonts w:ascii="Calibri" w:hAnsi="Calibri"/>
+                <w:b/>
+                <w:color w:val="FFFFFF"/>
+                <w:sz w:val="19"/>
+              </w:rPr>
+              <w:t>Skill</w:t>
+            </w:r>
+          </w:p>
+        </w:tc>
+        <w:tc>
+          <w:tcPr>
+            <w:tcW w:type="dxa" w:w="2880"/>
+            <w:shd w:fill="2B579A" w:val="clear"/>
+          </w:tcPr>
+          <w:p>
+            <w:pPr>
+              <w:spacing w:before="80" w:after="80"/>
+            </w:pPr>
+            <w:r>
+              <w:rPr>
+                <w:b/>
+                <w:color w:val="FFFFFF"/>
+                <w:sz w:val="19"/>
+              </w:rPr>
+            </w:r>
+            <w:r>
+              <w:rPr>
+                <w:rFonts w:ascii="Calibri" w:hAnsi="Calibri"/>
+                <w:b/>
+                <w:color w:val="FFFFFF"/>
+                <w:sz w:val="19"/>
+              </w:rPr>
+              <w:t>What it does</w:t>
+            </w:r>
+          </w:p>
+        </w:tc>
+        <w:tc>
+          <w:tcPr>
+            <w:tcW w:type="dxa" w:w="2880"/>
+            <w:shd w:fill="2B579A" w:val="clear"/>
+          </w:tcPr>
+          <w:p>
+            <w:pPr>
+              <w:spacing w:before="80" w:after="80"/>
+            </w:pPr>
+            <w:r>
+              <w:rPr>
+                <w:b/>
+                <w:color w:val="FFFFFF"/>
+                <w:sz w:val="19"/>
+              </w:rPr>
+            </w:r>
+            <w:r>
+              <w:rPr>
+                <w:rFonts w:ascii="Calibri" w:hAnsi="Calibri"/>
+                <w:b/>
+                <w:color w:val="FFFFFF"/>
+                <w:sz w:val="19"/>
+              </w:rPr>
+              <w:t>GSD Agent</w:t>
+            </w:r>
+          </w:p>
+        </w:tc>
+      </w:tr>
+      <w:tr>
+        <w:tc>
+          <w:tcPr>
+            <w:tcW w:type="dxa" w:w="2880"/>
+          </w:tcPr>
+          <w:p>
+            <w:pPr>
+              <w:spacing w:before="60" w:after="60"/>
+            </w:pPr>
+            <w:r/>
+            <w:r>
+              <w:rPr>
+                <w:rFonts w:ascii="Calibri" w:hAnsi="Calibri"/>
+                <w:color w:val="000000"/>
+                <w:sz w:val="19"/>
+              </w:rPr>
+              <w:t>security-audit</w:t>
+            </w:r>
+          </w:p>
+        </w:tc>
+        <w:tc>
+          <w:tcPr>
+            <w:tcW w:type="dxa" w:w="2880"/>
+          </w:tcPr>
+          <w:p>
+            <w:pPr>
+              <w:spacing w:before="60" w:after="60"/>
+            </w:pPr>
+            <w:r/>
+            <w:r>
+              <w:rPr>
+                <w:rFonts w:ascii="Calibri" w:hAnsi="Calibri"/>
+                <w:color w:val="000000"/>
+                <w:sz w:val="19"/>
+              </w:rPr>
+              <w:t>Automated codebase security audit with OWASP/CWE classification</w:t>
+            </w:r>
+          </w:p>
+        </w:tc>
+        <w:tc>
+          <w:tcPr>
+            <w:tcW w:type="dxa" w:w="2880"/>
+          </w:tcPr>
+          <w:p>
+            <w:pPr>
+              <w:spacing w:before="60" w:after="60"/>
+            </w:pPr>
+            <w:r/>
+            <w:r>
+              <w:rPr>
+                <w:rFonts w:ascii="Calibri" w:hAnsi="Calibri"/>
+                <w:color w:val="000000"/>
+                <w:sz w:val="19"/>
+              </w:rPr>
+              <w:t>QualityGateAgent</w:t>
+            </w:r>
+          </w:p>
+        </w:tc>
+      </w:tr>
+      <w:tr>
+        <w:tc>
+          <w:tcPr>
+            <w:tcW w:type="dxa" w:w="2880"/>
+            <w:shd w:fill="EDF2FA" w:val="clear"/>
+          </w:tcPr>
+          <w:p>
+            <w:pPr>
+              <w:spacing w:before="60" w:after="60"/>
+            </w:pPr>
+            <w:r/>
+            <w:r>
+              <w:rPr>
+                <w:rFonts w:ascii="Calibri" w:hAnsi="Calibri"/>
+                <w:color w:val="000000"/>
+                <w:sz w:val="19"/>
+              </w:rPr>
+              <w:t>semgrep</w:t>
+            </w:r>
+          </w:p>
+        </w:tc>
+        <w:tc>
+          <w:tcPr>
+            <w:tcW w:type="dxa" w:w="2880"/>
+            <w:shd w:fill="EDF2FA" w:val="clear"/>
+          </w:tcPr>
+          <w:p>
+            <w:pPr>
+              <w:spacing w:before="60" w:after="60"/>
+            </w:pPr>
+            <w:r/>
+            <w:r>
+              <w:rPr>
+                <w:rFonts w:ascii="Calibri" w:hAnsi="Calibri"/>
+                <w:color w:val="000000"/>
+                <w:sz w:val="19"/>
+              </w:rPr>
+              <w:t>Semgrep SAST rule creation and variant analysis</w:t>
+            </w:r>
+          </w:p>
+        </w:tc>
+        <w:tc>
+          <w:tcPr>
+            <w:tcW w:type="dxa" w:w="2880"/>
+            <w:shd w:fill="EDF2FA" w:val="clear"/>
+          </w:tcPr>
+          <w:p>
+            <w:pPr>
+              <w:spacing w:before="60" w:after="60"/>
+            </w:pPr>
+            <w:r/>
+            <w:r>
+              <w:rPr>
+                <w:rFonts w:ascii="Calibri" w:hAnsi="Calibri"/>
+                <w:color w:val="000000"/>
+                <w:sz w:val="19"/>
+              </w:rPr>
+              <w:t>QualityGateAgent</w:t>
+            </w:r>
+          </w:p>
+        </w:tc>
+      </w:tr>
+      <w:tr>
+        <w:tc>
+          <w:tcPr>
+            <w:tcW w:type="dxa" w:w="2880"/>
+          </w:tcPr>
+          <w:p>
+            <w:pPr>
+              <w:spacing w:before="60" w:after="60"/>
+            </w:pPr>
+            <w:r/>
+            <w:r>
+              <w:rPr>
+                <w:rFonts w:ascii="Calibri" w:hAnsi="Calibri"/>
+                <w:color w:val="000000"/>
+                <w:sz w:val="19"/>
+              </w:rPr>
+              <w:t>semgrep-rule-creator</w:t>
+            </w:r>
+          </w:p>
+        </w:tc>
+        <w:tc>
+          <w:tcPr>
+            <w:tcW w:type="dxa" w:w="2880"/>
+          </w:tcPr>
+          <w:p>
+            <w:pPr>
+              <w:spacing w:before="60" w:after="60"/>
+            </w:pPr>
+            <w:r/>
+            <w:r>
+              <w:rPr>
+                <w:rFonts w:ascii="Calibri" w:hAnsi="Calibri"/>
+                <w:color w:val="000000"/>
+                <w:sz w:val="19"/>
+              </w:rPr>
+              <w:t>Create custom Semgrep rules for project-specific patterns</w:t>
+            </w:r>
+          </w:p>
+        </w:tc>
+        <w:tc>
+          <w:tcPr>
+            <w:tcW w:type="dxa" w:w="2880"/>
+          </w:tcPr>
+          <w:p>
+            <w:pPr>
+              <w:spacing w:before="60" w:after="60"/>
+            </w:pPr>
+            <w:r/>
+            <w:r>
+              <w:rPr>
+                <w:rFonts w:ascii="Calibri" w:hAnsi="Calibri"/>
+                <w:color w:val="000000"/>
+                <w:sz w:val="19"/>
+              </w:rPr>
+              <w:t>QualityGateAgent</w:t>
+            </w:r>
+          </w:p>
+        </w:tc>
+      </w:tr>
+      <w:tr>
+        <w:tc>
+          <w:tcPr>
+            <w:tcW w:type="dxa" w:w="2880"/>
+            <w:shd w:fill="EDF2FA" w:val="clear"/>
+          </w:tcPr>
+          <w:p>
+            <w:pPr>
+              <w:spacing w:before="60" w:after="60"/>
+            </w:pPr>
+            <w:r/>
+            <w:r>
+              <w:rPr>
+                <w:rFonts w:ascii="Calibri" w:hAnsi="Calibri"/>
+                <w:color w:val="000000"/>
+                <w:sz w:val="19"/>
+              </w:rPr>
+              <w:t>codeql</w:t>
+            </w:r>
+          </w:p>
+        </w:tc>
+        <w:tc>
+          <w:tcPr>
+            <w:tcW w:type="dxa" w:w="2880"/>
+            <w:shd w:fill="EDF2FA" w:val="clear"/>
+          </w:tcPr>
+          <w:p>
+            <w:pPr>
+              <w:spacing w:before="60" w:after="60"/>
+            </w:pPr>
+            <w:r/>
+            <w:r>
+              <w:rPr>
+                <w:rFonts w:ascii="Calibri" w:hAnsi="Calibri"/>
+                <w:color w:val="000000"/>
+                <w:sz w:val="19"/>
+              </w:rPr>
+              <w:t>CodeQL query writing for deep static analysis</w:t>
+            </w:r>
+          </w:p>
+        </w:tc>
+        <w:tc>
+          <w:tcPr>
+            <w:tcW w:type="dxa" w:w="2880"/>
+            <w:shd w:fill="EDF2FA" w:val="clear"/>
+          </w:tcPr>
+          <w:p>
+            <w:pPr>
+              <w:spacing w:before="60" w:after="60"/>
+            </w:pPr>
+            <w:r/>
+            <w:r>
+              <w:rPr>
+                <w:rFonts w:ascii="Calibri" w:hAnsi="Calibri"/>
+                <w:color w:val="000000"/>
+                <w:sz w:val="19"/>
+              </w:rPr>
+              <w:t>QualityGateAgent</w:t>
+            </w:r>
+          </w:p>
+        </w:tc>
+      </w:tr>
+      <w:tr>
+        <w:tc>
+          <w:tcPr>
+            <w:tcW w:type="dxa" w:w="2880"/>
+          </w:tcPr>
+          <w:p>
+            <w:pPr>
+              <w:spacing w:before="60" w:after="60"/>
+            </w:pPr>
+            <w:r/>
+            <w:r>
+              <w:rPr>
+                <w:rFonts w:ascii="Calibri" w:hAnsi="Calibri"/>
+                <w:color w:val="000000"/>
+                <w:sz w:val="19"/>
+              </w:rPr>
+              <w:t>owasp-security</w:t>
+            </w:r>
+          </w:p>
+        </w:tc>
+        <w:tc>
+          <w:tcPr>
+            <w:tcW w:type="dxa" w:w="2880"/>
+          </w:tcPr>
+          <w:p>
+            <w:pPr>
+              <w:spacing w:before="60" w:after="60"/>
+            </w:pPr>
+            <w:r/>
+            <w:r>
+              <w:rPr>
+                <w:rFonts w:ascii="Calibri" w:hAnsi="Calibri"/>
+                <w:color w:val="000000"/>
+                <w:sz w:val="19"/>
+              </w:rPr>
+              <w:t>OWASP Top 10:2025 + ASVS 5.0 patterns</w:t>
+            </w:r>
+          </w:p>
+        </w:tc>
+        <w:tc>
+          <w:tcPr>
+            <w:tcW w:type="dxa" w:w="2880"/>
+          </w:tcPr>
+          <w:p>
+            <w:pPr>
+              <w:spacing w:before="60" w:after="60"/>
+            </w:pPr>
+            <w:r/>
+            <w:r>
+              <w:rPr>
+                <w:rFonts w:ascii="Calibri" w:hAnsi="Calibri"/>
+                <w:color w:val="000000"/>
+                <w:sz w:val="19"/>
+              </w:rPr>
+              <w:t>CodeReviewAgent</w:t>
+            </w:r>
+          </w:p>
+        </w:tc>
+      </w:tr>
+      <w:tr>
+        <w:tc>
+          <w:tcPr>
+            <w:tcW w:type="dxa" w:w="2880"/>
+            <w:shd w:fill="EDF2FA" w:val="clear"/>
+          </w:tcPr>
+          <w:p>
+            <w:pPr>
+              <w:spacing w:before="60" w:after="60"/>
+            </w:pPr>
+            <w:r/>
+            <w:r>
+              <w:rPr>
+                <w:rFonts w:ascii="Calibri" w:hAnsi="Calibri"/>
+                <w:color w:val="000000"/>
+                <w:sz w:val="19"/>
+              </w:rPr>
+              <w:t>shannon</w:t>
+            </w:r>
+          </w:p>
+        </w:tc>
+        <w:tc>
+          <w:tcPr>
+            <w:tcW w:type="dxa" w:w="2880"/>
+            <w:shd w:fill="EDF2FA" w:val="clear"/>
+          </w:tcPr>
+          <w:p>
+            <w:pPr>
+              <w:spacing w:before="60" w:after="60"/>
+            </w:pPr>
+            <w:r/>
+            <w:r>
+              <w:rPr>
+                <w:rFonts w:ascii="Calibri" w:hAnsi="Calibri"/>
+                <w:color w:val="000000"/>
+                <w:sz w:val="19"/>
+              </w:rPr>
+              <w:t>White-box penetration testing (~96% exploit rate)</w:t>
+            </w:r>
+          </w:p>
+        </w:tc>
+        <w:tc>
+          <w:tcPr>
+            <w:tcW w:type="dxa" w:w="2880"/>
+            <w:shd w:fill="EDF2FA" w:val="clear"/>
+          </w:tcPr>
+          <w:p>
+            <w:pPr>
+              <w:spacing w:before="60" w:after="60"/>
+            </w:pPr>
+            <w:r/>
+            <w:r>
+              <w:rPr>
+                <w:rFonts w:ascii="Calibri" w:hAnsi="Calibri"/>
+                <w:color w:val="000000"/>
+                <w:sz w:val="19"/>
+              </w:rPr>
+              <w:t>QualityGateAgent (pre-deploy)</w:t>
+            </w:r>
+          </w:p>
+        </w:tc>
+      </w:tr>
+      <w:tr>
+        <w:tc>
+          <w:tcPr>
+            <w:tcW w:type="dxa" w:w="2880"/>
+          </w:tcPr>
+          <w:p>
+            <w:pPr>
+              <w:spacing w:before="60" w:after="60"/>
+            </w:pPr>
+            <w:r/>
+            <w:r>
+              <w:rPr>
+                <w:rFonts w:ascii="Calibri" w:hAnsi="Calibri"/>
+                <w:color w:val="000000"/>
+                <w:sz w:val="19"/>
+              </w:rPr>
+              <w:t>supply-chain-risk-auditor</w:t>
+            </w:r>
+          </w:p>
+        </w:tc>
+        <w:tc>
+          <w:tcPr>
+            <w:tcW w:type="dxa" w:w="2880"/>
+          </w:tcPr>
+          <w:p>
+            <w:pPr>
+              <w:spacing w:before="60" w:after="60"/>
+            </w:pPr>
+            <w:r/>
+            <w:r>
+              <w:rPr>
+                <w:rFonts w:ascii="Calibri" w:hAnsi="Calibri"/>
+                <w:color w:val="000000"/>
+                <w:sz w:val="19"/>
+              </w:rPr>
+              <w:t>Dependency supply chain risk assessment</w:t>
+            </w:r>
+          </w:p>
+        </w:tc>
+        <w:tc>
+          <w:tcPr>
+            <w:tcW w:type="dxa" w:w="2880"/>
+          </w:tcPr>
+          <w:p>
+            <w:pPr>
+              <w:spacing w:before="60" w:after="60"/>
+            </w:pPr>
+            <w:r/>
+            <w:r>
+              <w:rPr>
+                <w:rFonts w:ascii="Calibri" w:hAnsi="Calibri"/>
+                <w:color w:val="000000"/>
+                <w:sz w:val="19"/>
+              </w:rPr>
+              <w:t>QualityGateAgent</w:t>
+            </w:r>
+          </w:p>
+        </w:tc>
+      </w:tr>
+      <w:tr>
+        <w:tc>
+          <w:tcPr>
+            <w:tcW w:type="dxa" w:w="2880"/>
+            <w:shd w:fill="EDF2FA" w:val="clear"/>
+          </w:tcPr>
+          <w:p>
+            <w:pPr>
+              <w:spacing w:before="60" w:after="60"/>
+            </w:pPr>
+            <w:r/>
+            <w:r>
+              <w:rPr>
+                <w:rFonts w:ascii="Calibri" w:hAnsi="Calibri"/>
+                <w:color w:val="000000"/>
+                <w:sz w:val="19"/>
+              </w:rPr>
+              <w:t>zeroize-audit</w:t>
+            </w:r>
+          </w:p>
+        </w:tc>
+        <w:tc>
+          <w:tcPr>
+            <w:tcW w:type="dxa" w:w="2880"/>
+            <w:shd w:fill="EDF2FA" w:val="clear"/>
+          </w:tcPr>
+          <w:p>
+            <w:pPr>
+              <w:spacing w:before="60" w:after="60"/>
+            </w:pPr>
+            <w:r/>
+            <w:r>
+              <w:rPr>
+                <w:rFonts w:ascii="Calibri" w:hAnsi="Calibri"/>
+                <w:color w:val="000000"/>
+                <w:sz w:val="19"/>
+              </w:rPr>
+              <w:t>Memory zeroization audit for secrets handling</w:t>
+            </w:r>
+          </w:p>
+        </w:tc>
+        <w:tc>
+          <w:tcPr>
+            <w:tcW w:type="dxa" w:w="2880"/>
+            <w:shd w:fill="EDF2FA" w:val="clear"/>
+          </w:tcPr>
+          <w:p>
+            <w:pPr>
+              <w:spacing w:before="60" w:after="60"/>
+            </w:pPr>
+            <w:r/>
+            <w:r>
+              <w:rPr>
+                <w:rFonts w:ascii="Calibri" w:hAnsi="Calibri"/>
+                <w:color w:val="000000"/>
+                <w:sz w:val="19"/>
+              </w:rPr>
+              <w:t>QualityGateAgent</w:t>
+            </w:r>
+          </w:p>
+        </w:tc>
+      </w:tr>
+    </w:tbl>
+    <w:p>
+      <w:pPr>
+        <w:spacing w:before="80" w:after="80"/>
+      </w:pPr>
+    </w:p>
+    <w:p>
+      <w:pPr>
+        <w:spacing w:before="40" w:after="120"/>
+      </w:pPr>
+      <w:r>
+        <w:rPr>
+          <w:rFonts w:ascii="Calibri" w:hAnsi="Calibri"/>
+          <w:b/>
+          <w:color w:val="000000"/>
+          <w:sz w:val="22"/>
+        </w:rPr>
+        <w:t>Infrastructure (HashiCorp):</w:t>
+      </w:r>
+    </w:p>
+    <w:tbl>
+      <w:tblPr>
+        <w:tblW w:type="auto" w:w="0"/>
+        <w:jc w:val="left"/>
+        <w:tblLayout w:type="autofit"/>
+        <w:tblLook w:firstColumn="1" w:firstRow="1" w:lastColumn="0" w:lastRow="0" w:noHBand="0" w:noVBand="1" w:val="04A0"/>
+        <w:tblBorders>
+          <w:top w:val="single" w:sz="4" w:space="0" w:color="CCCCCC"/>
+          <w:left w:val="single" w:sz="4" w:space="0" w:color="CCCCCC"/>
+          <w:bottom w:val="single" w:sz="4" w:space="0" w:color="CCCCCC"/>
+          <w:right w:val="single" w:sz="4" w:space="0" w:color="CCCCCC"/>
+          <w:insideH w:val="single" w:sz="4" w:space="0" w:color="CCCCCC"/>
+          <w:insideV w:val="single" w:sz="4" w:space="0" w:color="CCCCCC"/>
+        </w:tblBorders>
+      </w:tblPr>
+      <w:tblGrid>
+        <w:gridCol w:w="4320"/>
+        <w:gridCol w:w="4320"/>
+      </w:tblGrid>
+      <w:tr>
+        <w:tc>
+          <w:tcPr>
+            <w:tcW w:type="dxa" w:w="4320"/>
+            <w:shd w:fill="2B579A" w:val="clear"/>
+          </w:tcPr>
+          <w:p>
+            <w:pPr>
+              <w:spacing w:before="80" w:after="80"/>
+            </w:pPr>
+            <w:r>
+              <w:rPr>
+                <w:b/>
+                <w:color w:val="FFFFFF"/>
+                <w:sz w:val="19"/>
+              </w:rPr>
+            </w:r>
+            <w:r>
+              <w:rPr>
+                <w:rFonts w:ascii="Calibri" w:hAnsi="Calibri"/>
+                <w:b/>
+                <w:color w:val="FFFFFF"/>
+                <w:sz w:val="19"/>
+              </w:rPr>
+              <w:t>Skill</w:t>
+            </w:r>
+          </w:p>
+        </w:tc>
+        <w:tc>
+          <w:tcPr>
+            <w:tcW w:type="dxa" w:w="4320"/>
+            <w:shd w:fill="2B579A" w:val="clear"/>
+          </w:tcPr>
+          <w:p>
+            <w:pPr>
+              <w:spacing w:before="80" w:after="80"/>
+            </w:pPr>
+            <w:r>
+              <w:rPr>
+                <w:b/>
+                <w:color w:val="FFFFFF"/>
+                <w:sz w:val="19"/>
+              </w:rPr>
+            </w:r>
+            <w:r>
+              <w:rPr>
+                <w:rFonts w:ascii="Calibri" w:hAnsi="Calibri"/>
+                <w:b/>
+                <w:color w:val="FFFFFF"/>
+                <w:sz w:val="19"/>
+              </w:rPr>
+              <w:t>What it does</w:t>
+            </w:r>
+          </w:p>
+        </w:tc>
+      </w:tr>
+      <w:tr>
+        <w:tc>
+          <w:tcPr>
+            <w:tcW w:type="dxa" w:w="4320"/>
+          </w:tcPr>
+          <w:p>
+            <w:pPr>
+              <w:spacing w:before="60" w:after="60"/>
+            </w:pPr>
+            <w:r/>
+            <w:r>
+              <w:rPr>
+                <w:rFonts w:ascii="Calibri" w:hAnsi="Calibri"/>
+                <w:color w:val="000000"/>
+                <w:sz w:val="19"/>
+              </w:rPr>
+              <w:t>new-terraform-provider</w:t>
+            </w:r>
+          </w:p>
+        </w:tc>
+        <w:tc>
+          <w:tcPr>
+            <w:tcW w:type="dxa" w:w="4320"/>
+          </w:tcPr>
+          <w:p>
+            <w:pPr>
+              <w:spacing w:before="60" w:after="60"/>
+            </w:pPr>
+            <w:r/>
+            <w:r>
+              <w:rPr>
+                <w:rFonts w:ascii="Calibri" w:hAnsi="Calibri"/>
+                <w:color w:val="000000"/>
+                <w:sz w:val="19"/>
+              </w:rPr>
+              <w:t>Terraform provider scaffolding</w:t>
+            </w:r>
+          </w:p>
+        </w:tc>
+      </w:tr>
+      <w:tr>
+        <w:tc>
+          <w:tcPr>
+            <w:tcW w:type="dxa" w:w="4320"/>
+            <w:shd w:fill="EDF2FA" w:val="clear"/>
+          </w:tcPr>
+          <w:p>
+            <w:pPr>
+              <w:spacing w:before="60" w:after="60"/>
+            </w:pPr>
+            <w:r/>
+            <w:r>
+              <w:rPr>
+                <w:rFonts w:ascii="Calibri" w:hAnsi="Calibri"/>
+                <w:color w:val="000000"/>
+                <w:sz w:val="19"/>
+              </w:rPr>
+              <w:t>terraform-style-guide</w:t>
+            </w:r>
+          </w:p>
+        </w:tc>
+        <w:tc>
+          <w:tcPr>
+            <w:tcW w:type="dxa" w:w="4320"/>
+            <w:shd w:fill="EDF2FA" w:val="clear"/>
+          </w:tcPr>
+          <w:p>
+            <w:pPr>
+              <w:spacing w:before="60" w:after="60"/>
+            </w:pPr>
+            <w:r/>
+            <w:r>
+              <w:rPr>
+                <w:rFonts w:ascii="Calibri" w:hAnsi="Calibri"/>
+                <w:color w:val="000000"/>
+                <w:sz w:val="19"/>
+              </w:rPr>
+              <w:t>Terraform code standards</w:t>
+            </w:r>
+          </w:p>
+        </w:tc>
+      </w:tr>
+      <w:tr>
+        <w:tc>
+          <w:tcPr>
+            <w:tcW w:type="dxa" w:w="4320"/>
+          </w:tcPr>
+          <w:p>
+            <w:pPr>
+              <w:spacing w:before="60" w:after="60"/>
+            </w:pPr>
+            <w:r/>
+            <w:r>
+              <w:rPr>
+                <w:rFonts w:ascii="Calibri" w:hAnsi="Calibri"/>
+                <w:color w:val="000000"/>
+                <w:sz w:val="19"/>
+              </w:rPr>
+              <w:t>terraform-test</w:t>
+            </w:r>
+          </w:p>
+        </w:tc>
+        <w:tc>
+          <w:tcPr>
+            <w:tcW w:type="dxa" w:w="4320"/>
+          </w:tcPr>
+          <w:p>
+            <w:pPr>
+              <w:spacing w:before="60" w:after="60"/>
+            </w:pPr>
+            <w:r/>
+            <w:r>
+              <w:rPr>
+                <w:rFonts w:ascii="Calibri" w:hAnsi="Calibri"/>
+                <w:color w:val="000000"/>
+                <w:sz w:val="19"/>
+              </w:rPr>
+              <w:t>Terraform test generation</w:t>
+            </w:r>
+          </w:p>
+        </w:tc>
+      </w:tr>
+      <w:tr>
+        <w:tc>
+          <w:tcPr>
+            <w:tcW w:type="dxa" w:w="4320"/>
+            <w:shd w:fill="EDF2FA" w:val="clear"/>
+          </w:tcPr>
+          <w:p>
+            <w:pPr>
+              <w:spacing w:before="60" w:after="60"/>
+            </w:pPr>
+            <w:r/>
+            <w:r>
+              <w:rPr>
+                <w:rFonts w:ascii="Calibri" w:hAnsi="Calibri"/>
+                <w:color w:val="000000"/>
+                <w:sz w:val="19"/>
+              </w:rPr>
+              <w:t>terraform-stacks</w:t>
+            </w:r>
+          </w:p>
+        </w:tc>
+        <w:tc>
+          <w:tcPr>
+            <w:tcW w:type="dxa" w:w="4320"/>
+            <w:shd w:fill="EDF2FA" w:val="clear"/>
+          </w:tcPr>
+          <w:p>
+            <w:pPr>
+              <w:spacing w:before="60" w:after="60"/>
+            </w:pPr>
+            <w:r/>
+            <w:r>
+              <w:rPr>
+                <w:rFonts w:ascii="Calibri" w:hAnsi="Calibri"/>
+                <w:color w:val="000000"/>
+                <w:sz w:val="19"/>
+              </w:rPr>
+              <w:t>Terraform stack management</w:t>
+            </w:r>
+          </w:p>
+        </w:tc>
+      </w:tr>
+    </w:tbl>
+    <w:p>
+      <w:pPr>
+        <w:spacing w:before="80" w:after="80"/>
+      </w:pPr>
+    </w:p>
+    <w:p>
+      <w:pPr>
+        <w:spacing w:before="40" w:after="120"/>
+      </w:pPr>
+      <w:r>
+        <w:rPr>
+          <w:rFonts w:ascii="Calibri" w:hAnsi="Calibri"/>
+          <w:b/>
+          <w:color w:val="000000"/>
+          <w:sz w:val="22"/>
+        </w:rPr>
+        <w:t>Code quality:</w:t>
+      </w:r>
+    </w:p>
+    <w:tbl>
+      <w:tblPr>
+        <w:tblW w:type="auto" w:w="0"/>
+        <w:jc w:val="left"/>
+        <w:tblLayout w:type="autofit"/>
+        <w:tblLook w:firstColumn="1" w:firstRow="1" w:lastColumn="0" w:lastRow="0" w:noHBand="0" w:noVBand="1" w:val="04A0"/>
+        <w:tblBorders>
+          <w:top w:val="single" w:sz="4" w:space="0" w:color="CCCCCC"/>
+          <w:left w:val="single" w:sz="4" w:space="0" w:color="CCCCCC"/>
+          <w:bottom w:val="single" w:sz="4" w:space="0" w:color="CCCCCC"/>
+          <w:right w:val="single" w:sz="4" w:space="0" w:color="CCCCCC"/>
+          <w:insideH w:val="single" w:sz="4" w:space="0" w:color="CCCCCC"/>
+          <w:insideV w:val="single" w:sz="4" w:space="0" w:color="CCCCCC"/>
+        </w:tblBorders>
+      </w:tblPr>
+      <w:tblGrid>
+        <w:gridCol w:w="4320"/>
+        <w:gridCol w:w="4320"/>
+      </w:tblGrid>
+      <w:tr>
+        <w:tc>
+          <w:tcPr>
+            <w:tcW w:type="dxa" w:w="4320"/>
+            <w:shd w:fill="2B579A" w:val="clear"/>
+          </w:tcPr>
+          <w:p>
+            <w:pPr>
+              <w:spacing w:before="80" w:after="80"/>
+            </w:pPr>
+            <w:r>
+              <w:rPr>
+                <w:b/>
+                <w:color w:val="FFFFFF"/>
+                <w:sz w:val="19"/>
+              </w:rPr>
+            </w:r>
+            <w:r>
+              <w:rPr>
+                <w:rFonts w:ascii="Calibri" w:hAnsi="Calibri"/>
+                <w:b/>
+                <w:color w:val="FFFFFF"/>
+                <w:sz w:val="19"/>
+              </w:rPr>
+              <w:t>Skill</w:t>
+            </w:r>
+          </w:p>
+        </w:tc>
+        <w:tc>
+          <w:tcPr>
+            <w:tcW w:type="dxa" w:w="4320"/>
+            <w:shd w:fill="2B579A" w:val="clear"/>
+          </w:tcPr>
+          <w:p>
+            <w:pPr>
+              <w:spacing w:before="80" w:after="80"/>
+            </w:pPr>
+            <w:r>
+              <w:rPr>
+                <w:b/>
+                <w:color w:val="FFFFFF"/>
+                <w:sz w:val="19"/>
+              </w:rPr>
+            </w:r>
+            <w:r>
+              <w:rPr>
+                <w:rFonts w:ascii="Calibri" w:hAnsi="Calibri"/>
+                <w:b/>
+                <w:color w:val="FFFFFF"/>
+                <w:sz w:val="19"/>
+              </w:rPr>
+              <w:t>What it does</w:t>
+            </w:r>
+          </w:p>
+        </w:tc>
+      </w:tr>
+      <w:tr>
+        <w:tc>
+          <w:tcPr>
+            <w:tcW w:type="dxa" w:w="4320"/>
+          </w:tcPr>
+          <w:p>
+            <w:pPr>
+              <w:spacing w:before="60" w:after="60"/>
+            </w:pPr>
+            <w:r/>
+            <w:r>
+              <w:rPr>
+                <w:rFonts w:ascii="Calibri" w:hAnsi="Calibri"/>
+                <w:color w:val="000000"/>
+                <w:sz w:val="19"/>
+              </w:rPr>
+              <w:t>differential-review</w:t>
+            </w:r>
+          </w:p>
+        </w:tc>
+        <w:tc>
+          <w:tcPr>
+            <w:tcW w:type="dxa" w:w="4320"/>
+          </w:tcPr>
+          <w:p>
+            <w:pPr>
+              <w:spacing w:before="60" w:after="60"/>
+            </w:pPr>
+            <w:r/>
+            <w:r>
+              <w:rPr>
+                <w:rFonts w:ascii="Calibri" w:hAnsi="Calibri"/>
+                <w:color w:val="000000"/>
+                <w:sz w:val="19"/>
+              </w:rPr>
+              <w:t>Review only changed code (reduces review scope)</w:t>
+            </w:r>
+          </w:p>
+        </w:tc>
+      </w:tr>
+      <w:tr>
+        <w:tc>
+          <w:tcPr>
+            <w:tcW w:type="dxa" w:w="4320"/>
+            <w:shd w:fill="EDF2FA" w:val="clear"/>
+          </w:tcPr>
+          <w:p>
+            <w:pPr>
+              <w:spacing w:before="60" w:after="60"/>
+            </w:pPr>
+            <w:r/>
+            <w:r>
+              <w:rPr>
+                <w:rFonts w:ascii="Calibri" w:hAnsi="Calibri"/>
+                <w:color w:val="000000"/>
+                <w:sz w:val="19"/>
+              </w:rPr>
+              <w:t>spec-to-code-compliance</w:t>
+            </w:r>
+          </w:p>
+        </w:tc>
+        <w:tc>
+          <w:tcPr>
+            <w:tcW w:type="dxa" w:w="4320"/>
+            <w:shd w:fill="EDF2FA" w:val="clear"/>
+          </w:tcPr>
+          <w:p>
+            <w:pPr>
+              <w:spacing w:before="60" w:after="60"/>
+            </w:pPr>
+            <w:r/>
+            <w:r>
+              <w:rPr>
+                <w:rFonts w:ascii="Calibri" w:hAnsi="Calibri"/>
+                <w:color w:val="000000"/>
+                <w:sz w:val="19"/>
+              </w:rPr>
+              <w:t>Verify code matches specifications</w:t>
+            </w:r>
+          </w:p>
+        </w:tc>
+      </w:tr>
+      <w:tr>
+        <w:tc>
+          <w:tcPr>
+            <w:tcW w:type="dxa" w:w="4320"/>
+          </w:tcPr>
+          <w:p>
+            <w:pPr>
+              <w:spacing w:before="60" w:after="60"/>
+            </w:pPr>
+            <w:r/>
+            <w:r>
+              <w:rPr>
+                <w:rFonts w:ascii="Calibri" w:hAnsi="Calibri"/>
+                <w:color w:val="000000"/>
+                <w:sz w:val="19"/>
+              </w:rPr>
+              <w:t>coverage-analysis</w:t>
+            </w:r>
+          </w:p>
+        </w:tc>
+        <w:tc>
+          <w:tcPr>
+            <w:tcW w:type="dxa" w:w="4320"/>
+          </w:tcPr>
+          <w:p>
+            <w:pPr>
+              <w:spacing w:before="60" w:after="60"/>
+            </w:pPr>
+            <w:r/>
+            <w:r>
+              <w:rPr>
+                <w:rFonts w:ascii="Calibri" w:hAnsi="Calibri"/>
+                <w:color w:val="000000"/>
+                <w:sz w:val="19"/>
+              </w:rPr>
+              <w:t>Test coverage analysis and gap identification</w:t>
+            </w:r>
+          </w:p>
+        </w:tc>
+      </w:tr>
+      <w:tr>
+        <w:tc>
+          <w:tcPr>
+            <w:tcW w:type="dxa" w:w="4320"/>
+            <w:shd w:fill="EDF2FA" w:val="clear"/>
+          </w:tcPr>
+          <w:p>
+            <w:pPr>
+              <w:spacing w:before="60" w:after="60"/>
+            </w:pPr>
+            <w:r/>
+            <w:r>
+              <w:rPr>
+                <w:rFonts w:ascii="Calibri" w:hAnsi="Calibri"/>
+                <w:color w:val="000000"/>
+                <w:sz w:val="19"/>
+              </w:rPr>
+              <w:t>mutation-testing</w:t>
+            </w:r>
+          </w:p>
+        </w:tc>
+        <w:tc>
+          <w:tcPr>
+            <w:tcW w:type="dxa" w:w="4320"/>
+            <w:shd w:fill="EDF2FA" w:val="clear"/>
+          </w:tcPr>
+          <w:p>
+            <w:pPr>
+              <w:spacing w:before="60" w:after="60"/>
+            </w:pPr>
+            <w:r/>
+            <w:r>
+              <w:rPr>
+                <w:rFonts w:ascii="Calibri" w:hAnsi="Calibri"/>
+                <w:color w:val="000000"/>
+                <w:sz w:val="19"/>
+              </w:rPr>
+              <w:t>Mutation testing to verify test quality</w:t>
+            </w:r>
+          </w:p>
+        </w:tc>
+      </w:tr>
+      <w:tr>
+        <w:tc>
+          <w:tcPr>
+            <w:tcW w:type="dxa" w:w="4320"/>
+          </w:tcPr>
+          <w:p>
+            <w:pPr>
+              <w:spacing w:before="60" w:after="60"/>
+            </w:pPr>
+            <w:r/>
+            <w:r>
+              <w:rPr>
+                <w:rFonts w:ascii="Calibri" w:hAnsi="Calibri"/>
+                <w:color w:val="000000"/>
+                <w:sz w:val="19"/>
+              </w:rPr>
+              <w:t>property-based-testing</w:t>
+            </w:r>
+          </w:p>
+        </w:tc>
+        <w:tc>
+          <w:tcPr>
+            <w:tcW w:type="dxa" w:w="4320"/>
+          </w:tcPr>
+          <w:p>
+            <w:pPr>
+              <w:spacing w:before="60" w:after="60"/>
+            </w:pPr>
+            <w:r/>
+            <w:r>
+              <w:rPr>
+                <w:rFonts w:ascii="Calibri" w:hAnsi="Calibri"/>
+                <w:color w:val="000000"/>
+                <w:sz w:val="19"/>
+              </w:rPr>
+              <w:t>Property-based test generation</w:t>
+            </w:r>
+          </w:p>
+        </w:tc>
+      </w:tr>
+      <w:tr>
+        <w:tc>
+          <w:tcPr>
+            <w:tcW w:type="dxa" w:w="4320"/>
+            <w:shd w:fill="EDF2FA" w:val="clear"/>
+          </w:tcPr>
+          <w:p>
+            <w:pPr>
+              <w:spacing w:before="60" w:after="60"/>
+            </w:pPr>
+            <w:r/>
+            <w:r>
+              <w:rPr>
+                <w:rFonts w:ascii="Calibri" w:hAnsi="Calibri"/>
+                <w:color w:val="000000"/>
+                <w:sz w:val="19"/>
+              </w:rPr>
+              <w:t>refactor-module</w:t>
+            </w:r>
+          </w:p>
+        </w:tc>
+        <w:tc>
+          <w:tcPr>
+            <w:tcW w:type="dxa" w:w="4320"/>
+            <w:shd w:fill="EDF2FA" w:val="clear"/>
+          </w:tcPr>
+          <w:p>
+            <w:pPr>
+              <w:spacing w:before="60" w:after="60"/>
+            </w:pPr>
+            <w:r/>
+            <w:r>
+              <w:rPr>
+                <w:rFonts w:ascii="Calibri" w:hAnsi="Calibri"/>
+                <w:color w:val="000000"/>
+                <w:sz w:val="19"/>
+              </w:rPr>
+              <w:t>Safe module refactoring with dependency tracking</w:t>
+            </w:r>
+          </w:p>
+        </w:tc>
+      </w:tr>
+    </w:tbl>
+    <w:p>
+      <w:pPr>
+        <w:spacing w:before="80" w:after="80"/>
+      </w:pPr>
+    </w:p>
+    <w:p>
+      <w:pPr>
+        <w:pStyle w:val="Heading3"/>
+      </w:pPr>
+      <w:r>
+        <w:t>90-Day Platform Scan Results (2026-01 through 2026-04)</w:t>
+      </w:r>
+    </w:p>
+    <w:p>
+      <w:pPr>
+        <w:spacing w:before="40" w:after="120"/>
+      </w:pPr>
+      <w:r>
+        <w:rPr>
+          <w:rFonts w:ascii="Calibri" w:hAnsi="Calibri"/>
+          <w:b/>
+          <w:color w:val="000000"/>
+          <w:sz w:val="22"/>
+        </w:rPr>
+        <w:t>Claude Code (Anthropic):</w:t>
+      </w:r>
+    </w:p>
+    <w:p>
+      <w:pPr>
+        <w:spacing w:before="20" w:after="20"/>
+        <w:ind w:left="504"/>
+      </w:pPr>
+      <w:r>
+        <w:rPr>
+          <w:rFonts w:ascii="Calibri" w:hAnsi="Calibri"/>
+          <w:color w:val="2B579A"/>
+          <w:sz w:val="22"/>
+        </w:rPr>
+        <w:t xml:space="preserve">•  </w:t>
+      </w:r>
+      <w:r>
+        <w:rPr>
+          <w:rFonts w:ascii="Calibri" w:hAnsi="Calibri"/>
+          <w:color w:val="000000"/>
+          <w:sz w:val="22"/>
+        </w:rPr>
+        <w:t>v2.0 terminal interface + VS Code native extension (shipped)</w:t>
+      </w:r>
+    </w:p>
+    <w:p>
+      <w:pPr>
+        <w:spacing w:before="20" w:after="20"/>
+        <w:ind w:left="504"/>
+      </w:pPr>
+      <w:r>
+        <w:rPr>
+          <w:rFonts w:ascii="Calibri" w:hAnsi="Calibri"/>
+          <w:color w:val="2B579A"/>
+          <w:sz w:val="22"/>
+        </w:rPr>
+        <w:t xml:space="preserve">•  </w:t>
+      </w:r>
+      <w:r>
+        <w:rPr>
+          <w:rFonts w:ascii="Calibri" w:hAnsi="Calibri"/>
+          <w:color w:val="000000"/>
+          <w:sz w:val="22"/>
+        </w:rPr>
+        <w:t>Checkpoints with /rewind (shipped)</w:t>
+      </w:r>
+    </w:p>
+    <w:p>
+      <w:pPr>
+        <w:spacing w:before="20" w:after="20"/>
+        <w:ind w:left="504"/>
+      </w:pPr>
+      <w:r>
+        <w:rPr>
+          <w:rFonts w:ascii="Calibri" w:hAnsi="Calibri"/>
+          <w:color w:val="2B579A"/>
+          <w:sz w:val="22"/>
+        </w:rPr>
+        <w:t xml:space="preserve">•  </w:t>
+      </w:r>
+      <w:r>
+        <w:rPr>
+          <w:rFonts w:ascii="Calibri" w:hAnsi="Calibri"/>
+          <w:color w:val="000000"/>
+          <w:sz w:val="22"/>
+        </w:rPr>
+        <w:t>Subagents, hooks, background tasks (shipped)</w:t>
+      </w:r>
+    </w:p>
+    <w:p>
+      <w:pPr>
+        <w:spacing w:before="20" w:after="20"/>
+        <w:ind w:left="504"/>
+      </w:pPr>
+      <w:r>
+        <w:rPr>
+          <w:rFonts w:ascii="Calibri" w:hAnsi="Calibri"/>
+          <w:color w:val="2B579A"/>
+          <w:sz w:val="22"/>
+        </w:rPr>
+        <w:t xml:space="preserve">•  </w:t>
+      </w:r>
+      <w:r>
+        <w:rPr>
+          <w:rFonts w:ascii="Calibri" w:hAnsi="Calibri"/>
+          <w:color w:val="000000"/>
+          <w:sz w:val="22"/>
+        </w:rPr>
+        <w:t>Managed Agents API (public beta, April 2026) — hosted agent harness with sandboxing</w:t>
+      </w:r>
+    </w:p>
+    <w:p>
+      <w:pPr>
+        <w:spacing w:before="20" w:after="20"/>
+        <w:ind w:left="504"/>
+      </w:pPr>
+      <w:r>
+        <w:rPr>
+          <w:rFonts w:ascii="Calibri" w:hAnsi="Calibri"/>
+          <w:color w:val="2B579A"/>
+          <w:sz w:val="22"/>
+        </w:rPr>
+        <w:t xml:space="preserve">•  </w:t>
+      </w:r>
+      <w:r>
+        <w:rPr>
+          <w:rFonts w:ascii="Calibri" w:hAnsi="Calibri"/>
+          <w:color w:val="000000"/>
+          <w:sz w:val="22"/>
+        </w:rPr>
+        <w:t>Advanced tool use beta: Tool Search, Programmatic Tool Calling</w:t>
+      </w:r>
+    </w:p>
+    <w:p>
+      <w:pPr>
+        <w:spacing w:before="20" w:after="20"/>
+        <w:ind w:left="504"/>
+      </w:pPr>
+      <w:r>
+        <w:rPr>
+          <w:rFonts w:ascii="Calibri" w:hAnsi="Calibri"/>
+          <w:color w:val="2B579A"/>
+          <w:sz w:val="22"/>
+        </w:rPr>
+        <w:t xml:space="preserve">•  </w:t>
+      </w:r>
+      <w:r>
+        <w:rPr>
+          <w:rFonts w:ascii="Calibri" w:hAnsi="Calibri"/>
+          <w:color w:val="000000"/>
+          <w:sz w:val="22"/>
+        </w:rPr>
+        <w:t>Agent session duration: 99.9th percentile nearly doubled (25min to 45min) Oct 2025 to Jan 2026</w:t>
+      </w:r>
+    </w:p>
+    <w:p>
+      <w:pPr>
+        <w:spacing w:before="40" w:after="120"/>
+      </w:pPr>
+      <w:r>
+        <w:rPr>
+          <w:rFonts w:ascii="Calibri" w:hAnsi="Calibri"/>
+          <w:b/>
+          <w:color w:val="000000"/>
+          <w:sz w:val="22"/>
+        </w:rPr>
+        <w:t>Codex CLI (OpenAI):</w:t>
+      </w:r>
+    </w:p>
+    <w:p>
+      <w:pPr>
+        <w:spacing w:before="20" w:after="20"/>
+        <w:ind w:left="504"/>
+      </w:pPr>
+      <w:r>
+        <w:rPr>
+          <w:rFonts w:ascii="Calibri" w:hAnsi="Calibri"/>
+          <w:color w:val="2B579A"/>
+          <w:sz w:val="22"/>
+        </w:rPr>
+        <w:t xml:space="preserve">•  </w:t>
+      </w:r>
+      <w:r>
+        <w:rPr>
+          <w:rFonts w:ascii="Calibri" w:hAnsi="Calibri"/>
+          <w:color w:val="000000"/>
+          <w:sz w:val="22"/>
+        </w:rPr>
+        <w:t>v0.110.0 with plugin system (March 2026) — skills + MCP in Codex now possible</w:t>
+      </w:r>
+    </w:p>
+    <w:p>
+      <w:pPr>
+        <w:spacing w:before="20" w:after="20"/>
+        <w:ind w:left="504"/>
+      </w:pPr>
+      <w:r>
+        <w:rPr>
+          <w:rFonts w:ascii="Calibri" w:hAnsi="Calibri"/>
+          <w:color w:val="2B579A"/>
+          <w:sz w:val="22"/>
+        </w:rPr>
+        <w:t xml:space="preserve">•  </w:t>
+      </w:r>
+      <w:r>
+        <w:rPr>
+          <w:rFonts w:ascii="Calibri" w:hAnsi="Calibri"/>
+          <w:color w:val="000000"/>
+          <w:sz w:val="22"/>
+        </w:rPr>
+        <w:t>Desktop app for macOS (February 2026) — parallel agent threads</w:t>
+      </w:r>
+    </w:p>
+    <w:p>
+      <w:pPr>
+        <w:spacing w:before="20" w:after="20"/>
+        <w:ind w:left="504"/>
+      </w:pPr>
+      <w:r>
+        <w:rPr>
+          <w:rFonts w:ascii="Calibri" w:hAnsi="Calibri"/>
+          <w:color w:val="2B579A"/>
+          <w:sz w:val="22"/>
+        </w:rPr>
+        <w:t xml:space="preserve">•  </w:t>
+      </w:r>
+      <w:r>
+        <w:rPr>
+          <w:rFonts w:ascii="Calibri" w:hAnsi="Calibri"/>
+          <w:color w:val="000000"/>
+          <w:sz w:val="22"/>
+        </w:rPr>
+        <w:t>TUI improvements: Ctrl+O copy, /resume by ID, async rate limit fetch</w:t>
+      </w:r>
+    </w:p>
+    <w:p>
+      <w:pPr>
+        <w:spacing w:before="20" w:after="20"/>
+        <w:ind w:left="504"/>
+      </w:pPr>
+      <w:r>
+        <w:rPr>
+          <w:rFonts w:ascii="Calibri" w:hAnsi="Calibri"/>
+          <w:color w:val="2B579A"/>
+          <w:sz w:val="22"/>
+        </w:rPr>
+        <w:t xml:space="preserve">•  </w:t>
+      </w:r>
+      <w:r>
+        <w:rPr>
+          <w:rFonts w:ascii="Calibri" w:hAnsi="Calibri"/>
+          <w:color w:val="000000"/>
+          <w:sz w:val="22"/>
+        </w:rPr>
+        <w:t>Remote/cloud workflows: egress websocket, remote --cd, sandbox-aware filesystem</w:t>
+      </w:r>
+    </w:p>
+    <w:p>
+      <w:pPr>
+        <w:spacing w:before="40" w:after="120"/>
+      </w:pPr>
+      <w:r>
+        <w:rPr>
+          <w:rFonts w:ascii="Calibri" w:hAnsi="Calibri"/>
+          <w:b/>
+          <w:color w:val="000000"/>
+          <w:sz w:val="22"/>
+        </w:rPr>
+        <w:t>Gemini CLI (Google):</w:t>
+      </w:r>
+    </w:p>
+    <w:p>
+      <w:pPr>
+        <w:spacing w:before="20" w:after="20"/>
+        <w:ind w:left="504"/>
+      </w:pPr>
+      <w:r>
+        <w:rPr>
+          <w:rFonts w:ascii="Calibri" w:hAnsi="Calibri"/>
+          <w:color w:val="2B579A"/>
+          <w:sz w:val="22"/>
+        </w:rPr>
+        <w:t xml:space="preserve">•  </w:t>
+      </w:r>
+      <w:r>
+        <w:rPr>
+          <w:rFonts w:ascii="Calibri" w:hAnsi="Calibri"/>
+          <w:color w:val="000000"/>
+          <w:sz w:val="22"/>
+        </w:rPr>
+        <w:t>v0.28.2 with skills system, hooks, /rewind (shipped)</w:t>
+      </w:r>
+    </w:p>
+    <w:p>
+      <w:pPr>
+        <w:spacing w:before="20" w:after="20"/>
+        <w:ind w:left="504"/>
+      </w:pPr>
+      <w:r>
+        <w:rPr>
+          <w:rFonts w:ascii="Calibri" w:hAnsi="Calibri"/>
+          <w:color w:val="2B579A"/>
+          <w:sz w:val="22"/>
+        </w:rPr>
+        <w:t xml:space="preserve">•  </w:t>
+      </w:r>
+      <w:r>
+        <w:rPr>
+          <w:rFonts w:ascii="Calibri" w:hAnsi="Calibri"/>
+          <w:color w:val="000000"/>
+          <w:sz w:val="22"/>
+        </w:rPr>
+        <w:t>Gemini 3 Flash model available (better performance, lower cost than 2.5 Pro)</w:t>
+      </w:r>
+    </w:p>
+    <w:p>
+      <w:pPr>
+        <w:spacing w:before="20" w:after="20"/>
+        <w:ind w:left="504"/>
+      </w:pPr>
+      <w:r>
+        <w:rPr>
+          <w:rFonts w:ascii="Calibri" w:hAnsi="Calibri"/>
+          <w:color w:val="2B579A"/>
+          <w:sz w:val="22"/>
+        </w:rPr>
+        <w:t xml:space="preserve">•  </w:t>
+      </w:r>
+      <w:r>
+        <w:rPr>
+          <w:rFonts w:ascii="Calibri" w:hAnsi="Calibri"/>
+          <w:color w:val="000000"/>
+          <w:sz w:val="22"/>
+        </w:rPr>
+        <w:t>Browser agent (experimental)</w:t>
+      </w:r>
+    </w:p>
+    <w:p>
+      <w:pPr>
+        <w:spacing w:before="20" w:after="20"/>
+        <w:ind w:left="504"/>
+      </w:pPr>
+      <w:r>
+        <w:rPr>
+          <w:rFonts w:ascii="Calibri" w:hAnsi="Calibri"/>
+          <w:color w:val="2B579A"/>
+          <w:sz w:val="22"/>
+        </w:rPr>
+        <w:t xml:space="preserve">•  </w:t>
+      </w:r>
+      <w:r>
+        <w:rPr>
+          <w:rFonts w:ascii="Calibri" w:hAnsi="Calibri"/>
+          <w:color w:val="000000"/>
+          <w:sz w:val="22"/>
+        </w:rPr>
+        <w:t>Traffic prioritization by license tier (March 2026) — Pro models require paid subscription</w:t>
+      </w:r>
+    </w:p>
+    <w:p>
+      <w:pPr>
+        <w:spacing w:before="20" w:after="20"/>
+        <w:ind w:left="504"/>
+      </w:pPr>
+      <w:r>
+        <w:rPr>
+          <w:rFonts w:ascii="Calibri" w:hAnsi="Calibri"/>
+          <w:color w:val="2B579A"/>
+          <w:sz w:val="22"/>
+        </w:rPr>
+        <w:t xml:space="preserve">•  </w:t>
+      </w:r>
+      <w:r>
+        <w:rPr>
+          <w:rFonts w:ascii="Calibri" w:hAnsi="Calibri"/>
+          <w:color w:val="000000"/>
+          <w:sz w:val="22"/>
+        </w:rPr>
+        <w:t>Code customization support in agent mode</w:t>
+      </w:r>
+    </w:p>
+    <w:p>
+      <w:pPr>
+        <w:pStyle w:val="Heading3"/>
+      </w:pPr>
+      <w:r>
+        <w:t>30-Day Review: Skills Marketplace Scan</w:t>
+      </w:r>
+    </w:p>
+    <w:p>
+      <w:pPr>
+        <w:spacing w:before="40" w:after="120"/>
+      </w:pPr>
+      <w:r>
+        <w:rPr>
+          <w:rFonts w:ascii="Calibri" w:hAnsi="Calibri"/>
+          <w:color w:val="000000"/>
+          <w:sz w:val="22"/>
+        </w:rPr>
+        <w:t>The 30-day review should now also scan these skill sources:</w:t>
+      </w:r>
+    </w:p>
+    <w:tbl>
+      <w:tblPr>
+        <w:tblW w:type="auto" w:w="0"/>
+        <w:jc w:val="left"/>
+        <w:tblLayout w:type="autofit"/>
+        <w:tblLook w:firstColumn="1" w:firstRow="1" w:lastColumn="0" w:lastRow="0" w:noHBand="0" w:noVBand="1" w:val="04A0"/>
+        <w:tblBorders>
+          <w:top w:val="single" w:sz="4" w:space="0" w:color="CCCCCC"/>
+          <w:left w:val="single" w:sz="4" w:space="0" w:color="CCCCCC"/>
+          <w:bottom w:val="single" w:sz="4" w:space="0" w:color="CCCCCC"/>
+          <w:right w:val="single" w:sz="4" w:space="0" w:color="CCCCCC"/>
+          <w:insideH w:val="single" w:sz="4" w:space="0" w:color="CCCCCC"/>
+          <w:insideV w:val="single" w:sz="4" w:space="0" w:color="CCCCCC"/>
+        </w:tblBorders>
+      </w:tblPr>
+      <w:tblGrid>
+        <w:gridCol w:w="2880"/>
+        <w:gridCol w:w="2880"/>
+        <w:gridCol w:w="2880"/>
+      </w:tblGrid>
+      <w:tr>
+        <w:tc>
+          <w:tcPr>
+            <w:tcW w:type="dxa" w:w="2880"/>
+            <w:shd w:fill="2B579A" w:val="clear"/>
+          </w:tcPr>
+          <w:p>
+            <w:pPr>
+              <w:spacing w:before="80" w:after="80"/>
+            </w:pPr>
+            <w:r>
+              <w:rPr>
+                <w:b/>
+                <w:color w:val="FFFFFF"/>
+                <w:sz w:val="19"/>
+              </w:rPr>
+            </w:r>
+            <w:r>
+              <w:rPr>
+                <w:rFonts w:ascii="Calibri" w:hAnsi="Calibri"/>
+                <w:b/>
+                <w:color w:val="FFFFFF"/>
+                <w:sz w:val="19"/>
+              </w:rPr>
+              <w:t>Source</w:t>
+            </w:r>
+          </w:p>
+        </w:tc>
+        <w:tc>
+          <w:tcPr>
+            <w:tcW w:type="dxa" w:w="2880"/>
+            <w:shd w:fill="2B579A" w:val="clear"/>
+          </w:tcPr>
+          <w:p>
+            <w:pPr>
+              <w:spacing w:before="80" w:after="80"/>
+            </w:pPr>
+            <w:r>
+              <w:rPr>
+                <w:b/>
+                <w:color w:val="FFFFFF"/>
+                <w:sz w:val="19"/>
+              </w:rPr>
+            </w:r>
+            <w:r>
+              <w:rPr>
+                <w:rFonts w:ascii="Calibri" w:hAnsi="Calibri"/>
+                <w:b/>
+                <w:color w:val="FFFFFF"/>
+                <w:sz w:val="19"/>
+              </w:rPr>
+              <w:t>URL</w:t>
+            </w:r>
+          </w:p>
+        </w:tc>
+        <w:tc>
+          <w:tcPr>
+            <w:tcW w:type="dxa" w:w="2880"/>
+            <w:shd w:fill="2B579A" w:val="clear"/>
+          </w:tcPr>
+          <w:p>
+            <w:pPr>
+              <w:spacing w:before="80" w:after="80"/>
+            </w:pPr>
+            <w:r>
+              <w:rPr>
+                <w:b/>
+                <w:color w:val="FFFFFF"/>
+                <w:sz w:val="19"/>
+              </w:rPr>
+            </w:r>
+            <w:r>
+              <w:rPr>
+                <w:rFonts w:ascii="Calibri" w:hAnsi="Calibri"/>
+                <w:b/>
+                <w:color w:val="FFFFFF"/>
+                <w:sz w:val="19"/>
+              </w:rPr>
+              <w:t>What to check</w:t>
+            </w:r>
+          </w:p>
+        </w:tc>
+      </w:tr>
+      <w:tr>
+        <w:tc>
+          <w:tcPr>
+            <w:tcW w:type="dxa" w:w="2880"/>
+          </w:tcPr>
+          <w:p>
+            <w:pPr>
+              <w:spacing w:before="60" w:after="60"/>
+            </w:pPr>
+            <w:r/>
+            <w:r>
+              <w:rPr>
+                <w:rFonts w:ascii="Calibri" w:hAnsi="Calibri"/>
+                <w:color w:val="000000"/>
+                <w:sz w:val="19"/>
+              </w:rPr>
+              <w:t>Vercel Labs Skills</w:t>
+            </w:r>
+          </w:p>
+        </w:tc>
+        <w:tc>
+          <w:tcPr>
+            <w:tcW w:type="dxa" w:w="2880"/>
+          </w:tcPr>
+          <w:p>
+            <w:pPr>
+              <w:spacing w:before="60" w:after="60"/>
+            </w:pPr>
+            <w:r/>
+            <w:r>
+              <w:rPr>
+                <w:rFonts w:ascii="Calibri" w:hAnsi="Calibri"/>
+                <w:color w:val="000000"/>
+                <w:sz w:val="19"/>
+              </w:rPr>
+              <w:t>github.com/vercel-labs/skills</w:t>
+            </w:r>
+          </w:p>
+        </w:tc>
+        <w:tc>
+          <w:tcPr>
+            <w:tcW w:type="dxa" w:w="2880"/>
+          </w:tcPr>
+          <w:p>
+            <w:pPr>
+              <w:spacing w:before="60" w:after="60"/>
+            </w:pPr>
+            <w:r/>
+            <w:r>
+              <w:rPr>
+                <w:rFonts w:ascii="Calibri" w:hAnsi="Calibri"/>
+                <w:color w:val="000000"/>
+                <w:sz w:val="19"/>
+              </w:rPr>
+              <w:t>Official skill tool updates, new skills</w:t>
+            </w:r>
+          </w:p>
+        </w:tc>
+      </w:tr>
+      <w:tr>
+        <w:tc>
+          <w:tcPr>
+            <w:tcW w:type="dxa" w:w="2880"/>
+            <w:shd w:fill="EDF2FA" w:val="clear"/>
+          </w:tcPr>
+          <w:p>
+            <w:pPr>
+              <w:spacing w:before="60" w:after="60"/>
+            </w:pPr>
+            <w:r/>
+            <w:r>
+              <w:rPr>
+                <w:rFonts w:ascii="Calibri" w:hAnsi="Calibri"/>
+                <w:color w:val="000000"/>
+                <w:sz w:val="19"/>
+              </w:rPr>
+              <w:t>Agent Skill Exchange</w:t>
+            </w:r>
+          </w:p>
+        </w:tc>
+        <w:tc>
+          <w:tcPr>
+            <w:tcW w:type="dxa" w:w="2880"/>
+            <w:shd w:fill="EDF2FA" w:val="clear"/>
+          </w:tcPr>
+          <w:p>
+            <w:pPr>
+              <w:spacing w:before="60" w:after="60"/>
+            </w:pPr>
+            <w:r/>
+            <w:r>
+              <w:rPr>
+                <w:rFonts w:ascii="Calibri" w:hAnsi="Calibri"/>
+                <w:color w:val="000000"/>
+                <w:sz w:val="19"/>
+              </w:rPr>
+              <w:t>github.com/agentskillexchange/skills</w:t>
+            </w:r>
+          </w:p>
+        </w:tc>
+        <w:tc>
+          <w:tcPr>
+            <w:tcW w:type="dxa" w:w="2880"/>
+            <w:shd w:fill="EDF2FA" w:val="clear"/>
+          </w:tcPr>
+          <w:p>
+            <w:pPr>
+              <w:spacing w:before="60" w:after="60"/>
+            </w:pPr>
+            <w:r/>
+            <w:r>
+              <w:rPr>
+                <w:rFonts w:ascii="Calibri" w:hAnsi="Calibri"/>
+                <w:color w:val="000000"/>
+                <w:sz w:val="19"/>
+              </w:rPr>
+              <w:t>1,100+ security-scanned skills catalog</w:t>
+            </w:r>
+          </w:p>
+        </w:tc>
+      </w:tr>
+      <w:tr>
+        <w:tc>
+          <w:tcPr>
+            <w:tcW w:type="dxa" w:w="2880"/>
+          </w:tcPr>
+          <w:p>
+            <w:pPr>
+              <w:spacing w:before="60" w:after="60"/>
+            </w:pPr>
+            <w:r/>
+            <w:r>
+              <w:rPr>
+                <w:rFonts w:ascii="Calibri" w:hAnsi="Calibri"/>
+                <w:color w:val="000000"/>
+                <w:sz w:val="19"/>
+              </w:rPr>
+              <w:t>Trail of Bits</w:t>
+            </w:r>
+          </w:p>
+        </w:tc>
+        <w:tc>
+          <w:tcPr>
+            <w:tcW w:type="dxa" w:w="2880"/>
+          </w:tcPr>
+          <w:p>
+            <w:pPr>
+              <w:spacing w:before="60" w:after="60"/>
+            </w:pPr>
+            <w:r/>
+            <w:r>
+              <w:rPr>
+                <w:rFonts w:ascii="Calibri" w:hAnsi="Calibri"/>
+                <w:color w:val="000000"/>
+                <w:sz w:val="19"/>
+              </w:rPr>
+              <w:t>github.com/trailofbits/skills</w:t>
+            </w:r>
+          </w:p>
+        </w:tc>
+        <w:tc>
+          <w:tcPr>
+            <w:tcW w:type="dxa" w:w="2880"/>
+          </w:tcPr>
+          <w:p>
+            <w:pPr>
+              <w:spacing w:before="60" w:after="60"/>
+            </w:pPr>
+            <w:r/>
+            <w:r>
+              <w:rPr>
+                <w:rFonts w:ascii="Calibri" w:hAnsi="Calibri"/>
+                <w:color w:val="000000"/>
+                <w:sz w:val="19"/>
+              </w:rPr>
+              <w:t>Security research skills (already installed)</w:t>
+            </w:r>
+          </w:p>
+        </w:tc>
+      </w:tr>
+      <w:tr>
+        <w:tc>
+          <w:tcPr>
+            <w:tcW w:type="dxa" w:w="2880"/>
+            <w:shd w:fill="EDF2FA" w:val="clear"/>
+          </w:tcPr>
+          <w:p>
+            <w:pPr>
+              <w:spacing w:before="60" w:after="60"/>
+            </w:pPr>
+            <w:r/>
+            <w:r>
+              <w:rPr>
+                <w:rFonts w:ascii="Calibri" w:hAnsi="Calibri"/>
+                <w:color w:val="000000"/>
+                <w:sz w:val="19"/>
+              </w:rPr>
+              <w:t>SecOpsAgentKit</w:t>
+            </w:r>
+          </w:p>
+        </w:tc>
+        <w:tc>
+          <w:tcPr>
+            <w:tcW w:type="dxa" w:w="2880"/>
+            <w:shd w:fill="EDF2FA" w:val="clear"/>
+          </w:tcPr>
+          <w:p>
+            <w:pPr>
+              <w:spacing w:before="60" w:after="60"/>
+            </w:pPr>
+            <w:r/>
+            <w:r>
+              <w:rPr>
+                <w:rFonts w:ascii="Calibri" w:hAnsi="Calibri"/>
+                <w:color w:val="000000"/>
+                <w:sz w:val="19"/>
+              </w:rPr>
+              <w:t>github.com/AgentSecOps/SecOpsAgentKit</w:t>
+            </w:r>
+          </w:p>
+        </w:tc>
+        <w:tc>
+          <w:tcPr>
+            <w:tcW w:type="dxa" w:w="2880"/>
+            <w:shd w:fill="EDF2FA" w:val="clear"/>
+          </w:tcPr>
+          <w:p>
+            <w:pPr>
+              <w:spacing w:before="60" w:after="60"/>
+            </w:pPr>
+            <w:r/>
+            <w:r>
+              <w:rPr>
+                <w:rFonts w:ascii="Calibri" w:hAnsi="Calibri"/>
+                <w:color w:val="000000"/>
+                <w:sz w:val="19"/>
+              </w:rPr>
+              <w:t>25+ security operations skills</w:t>
+            </w:r>
+          </w:p>
+        </w:tc>
+      </w:tr>
+      <w:tr>
+        <w:tc>
+          <w:tcPr>
+            <w:tcW w:type="dxa" w:w="2880"/>
+          </w:tcPr>
+          <w:p>
+            <w:pPr>
+              <w:spacing w:before="60" w:after="60"/>
+            </w:pPr>
+            <w:r/>
+            <w:r>
+              <w:rPr>
+                <w:rFonts w:ascii="Calibri" w:hAnsi="Calibri"/>
+                <w:color w:val="000000"/>
+                <w:sz w:val="19"/>
+              </w:rPr>
+              <w:t>Anthropic official</w:t>
+            </w:r>
+          </w:p>
+        </w:tc>
+        <w:tc>
+          <w:tcPr>
+            <w:tcW w:type="dxa" w:w="2880"/>
+          </w:tcPr>
+          <w:p>
+            <w:pPr>
+              <w:spacing w:before="60" w:after="60"/>
+            </w:pPr>
+            <w:r/>
+            <w:r>
+              <w:rPr>
+                <w:rFonts w:ascii="Calibri" w:hAnsi="Calibri"/>
+                <w:color w:val="000000"/>
+                <w:sz w:val="19"/>
+              </w:rPr>
+              <w:t>github.com/anthropics/skills</w:t>
+            </w:r>
+          </w:p>
+        </w:tc>
+        <w:tc>
+          <w:tcPr>
+            <w:tcW w:type="dxa" w:w="2880"/>
+          </w:tcPr>
+          <w:p>
+            <w:pPr>
+              <w:spacing w:before="60" w:after="60"/>
+            </w:pPr>
+            <w:r/>
+            <w:r>
+              <w:rPr>
+                <w:rFonts w:ascii="Calibri" w:hAnsi="Calibri"/>
+                <w:color w:val="000000"/>
+                <w:sz w:val="19"/>
+              </w:rPr>
+              <w:t>Official Anthropic-published skills</w:t>
+            </w:r>
+          </w:p>
+        </w:tc>
+      </w:tr>
+      <w:tr>
+        <w:tc>
+          <w:tcPr>
+            <w:tcW w:type="dxa" w:w="2880"/>
+            <w:shd w:fill="EDF2FA" w:val="clear"/>
+          </w:tcPr>
+          <w:p>
+            <w:pPr>
+              <w:spacing w:before="60" w:after="60"/>
+            </w:pPr>
+            <w:r/>
+            <w:r>
+              <w:rPr>
+                <w:rFonts w:ascii="Calibri" w:hAnsi="Calibri"/>
+                <w:color w:val="000000"/>
+                <w:sz w:val="19"/>
+              </w:rPr>
+              <w:t>Awesome Claude Skills</w:t>
+            </w:r>
+          </w:p>
+        </w:tc>
+        <w:tc>
+          <w:tcPr>
+            <w:tcW w:type="dxa" w:w="2880"/>
+            <w:shd w:fill="EDF2FA" w:val="clear"/>
+          </w:tcPr>
+          <w:p>
+            <w:pPr>
+              <w:spacing w:before="60" w:after="60"/>
+            </w:pPr>
+            <w:r/>
+            <w:r>
+              <w:rPr>
+                <w:rFonts w:ascii="Calibri" w:hAnsi="Calibri"/>
+                <w:color w:val="000000"/>
+                <w:sz w:val="19"/>
+              </w:rPr>
+              <w:t>github.com/travisvn/awesome-claude-skills</w:t>
+            </w:r>
+          </w:p>
+        </w:tc>
+        <w:tc>
+          <w:tcPr>
+            <w:tcW w:type="dxa" w:w="2880"/>
+            <w:shd w:fill="EDF2FA" w:val="clear"/>
+          </w:tcPr>
+          <w:p>
+            <w:pPr>
+              <w:spacing w:before="60" w:after="60"/>
+            </w:pPr>
+            <w:r/>
+            <w:r>
+              <w:rPr>
+                <w:rFonts w:ascii="Calibri" w:hAnsi="Calibri"/>
+                <w:color w:val="000000"/>
+                <w:sz w:val="19"/>
+              </w:rPr>
+              <w:t>Community curated list</w:t>
+            </w:r>
+          </w:p>
+        </w:tc>
+      </w:tr>
+    </w:tbl>
+    <w:p>
+      <w:pPr>
+        <w:spacing w:before="80" w:after="80"/>
+      </w:pPr>
+    </w:p>
+    <w:p>
+      <w:pPr>
+        <w:pStyle w:val="Heading3"/>
+      </w:pPr>
+      <w:r>
         <w:t>Change Log</w:t>
+      </w:r>
+    </w:p>
+    <w:p>
+      <w:pPr>
+        <w:spacing w:before="40" w:after="120"/>
+      </w:pPr>
+      <w:r>
+        <w:rPr>
+          <w:rFonts w:ascii="Calibri" w:hAnsi="Calibri"/>
+          <w:b/>
+          <w:color w:val="000000"/>
+          <w:sz w:val="22"/>
+        </w:rPr>
+        <w:t>2026-04-11 (V5.0 scan):</w:t>
+      </w:r>
+      <w:r>
+        <w:rPr>
+          <w:rFonts w:ascii="Calibri" w:hAnsi="Calibri"/>
+          <w:color w:val="000000"/>
+          <w:sz w:val="22"/>
+        </w:rPr>
+        <w:t xml:space="preserve"> Installed 107 Claude Code skills + 97 agent skills from Trail of Bits, HashiCorp, McGo security audit, caveman token reduction. Completed 90-day platform scan covering Claude Code, Codex CLI, and Gemini CLI changelogs. Added skills marketplace to 30-day review checklist.</w:t>
       </w:r>
     </w:p>
     <w:p>
